--- a/交付成果/第三轮修订版/第三轮4周版/读书会02_慈心禅修习_4周资料包（第三版修订）/Word版/第2周_对亲爱者、中性者与怨敌散播慈爱_学员版.docx
+++ b/交付成果/第三轮修订版/第三轮4周版/读书会02_慈心禅修习_4周资料包（第三版修订）/Word版/第2周_对亲爱者、中性者与怨敌散播慈爱_学员版.docx
@@ -4,18 +4,14 @@
   <w:body>
     <w:p>
       <w:pPr>
-        <w:spacing w:after="200"/>
-        <w:jc w:val="center"/>
+        <w:jc w:val="right"/>
       </w:pPr>
       <w:r>
         <w:rPr>
-          <w:rFonts w:ascii="微软雅黑" w:hAnsi="微软雅黑" w:eastAsia="微软雅黑"/>
-          <w:b w:val="0"/>
-          <w:i w:val="0"/>
-          <w:color w:val="1E5631"/>
-          <w:sz w:val="36"/>
+          <w:color w:val="808080"/>
+          <w:sz w:val="16"/>
         </w:rPr>
-        <w:t>第2周：对亲爱者、中性者与怨敌散播慈爱（学员版）</w:t>
+        <w:t>📅 最近更新：2026-09-22 17:16　|　学员版（第三版修订 · 4周版）</w:t>
       </w:r>
     </w:p>
     <w:p>
@@ -24,11 +20,19 @@
       </w:pPr>
       <w:r>
         <w:rPr>
-          <w:rFonts w:ascii="微软雅黑" w:hAnsi="微软雅黑" w:eastAsia="微软雅黑"/>
-          <w:b w:val="0"/>
-          <w:i w:val="0"/>
-          <w:color w:val="1E5631"/>
-          <w:sz w:val="28"/>
+          <w:b/>
+          <w:color w:val="1E4620"/>
+          <w:sz w:val="30"/>
+        </w:rPr>
+        <w:t>第2周：对亲爱者、中性者与怨敌散播慈爱（学员版）</w:t>
+      </w:r>
+    </w:p>
+    <w:p>
+      <w:r>
+        <w:rPr>
+          <w:b/>
+          <w:color w:val="1E4620"/>
+          <w:sz w:val="26"/>
         </w:rPr>
         <w:t>📋 本周信息卡</w:t>
       </w:r>
@@ -37,7 +41,6 @@
       <w:tblPr>
         <w:tblStyle w:val="TableGrid"/>
         <w:tblW w:type="auto" w:w="0"/>
-        <w:jc w:val="center"/>
         <w:tblLook w:firstColumn="1" w:firstRow="1" w:lastColumn="0" w:lastRow="0" w:noHBand="0" w:noVBand="1" w:val="04A0"/>
       </w:tblPr>
       <w:tblGrid>
@@ -48,17 +51,19 @@
         <w:tc>
           <w:tcPr>
             <w:tcW w:type="dxa" w:w="4819"/>
-            <w:shd w:val="clear" w:color="auto" w:fill="1E5631"/>
+            <w:shd w:val="clear" w:fill="1E4620"/>
           </w:tcPr>
           <w:p>
-            <w:r/>
             <w:r>
               <w:rPr>
-                <w:rFonts w:ascii="微软雅黑" w:hAnsi="微软雅黑" w:eastAsia="微软雅黑"/>
+                <w:sz w:val="18"/>
+              </w:rPr>
+            </w:r>
+            <w:r>
+              <w:rPr>
                 <w:b w:val="0"/>
-                <w:i w:val="0"/>
                 <w:color w:val="FFFFFF"/>
-                <w:sz w:val="20"/>
+                <w:sz w:val="18"/>
               </w:rPr>
               <w:t>项目</w:t>
             </w:r>
@@ -67,17 +72,19 @@
         <w:tc>
           <w:tcPr>
             <w:tcW w:type="dxa" w:w="4819"/>
-            <w:shd w:val="clear" w:color="auto" w:fill="1E5631"/>
+            <w:shd w:val="clear" w:fill="1E4620"/>
           </w:tcPr>
           <w:p>
-            <w:r/>
             <w:r>
               <w:rPr>
-                <w:rFonts w:ascii="微软雅黑" w:hAnsi="微软雅黑" w:eastAsia="微软雅黑"/>
+                <w:sz w:val="18"/>
+              </w:rPr>
+            </w:r>
+            <w:r>
+              <w:rPr>
                 <w:b w:val="0"/>
-                <w:i w:val="0"/>
                 <w:color w:val="FFFFFF"/>
-                <w:sz w:val="20"/>
+                <w:sz w:val="18"/>
               </w:rPr>
               <w:t>内容</w:t>
             </w:r>
@@ -90,13 +97,15 @@
             <w:tcW w:type="dxa" w:w="4819"/>
           </w:tcPr>
           <w:p>
-            <w:r/>
             <w:r>
               <w:rPr>
-                <w:rFonts w:ascii="宋体" w:hAnsi="宋体" w:eastAsia="宋体"/>
+                <w:sz w:val="18"/>
+              </w:rPr>
+            </w:r>
+            <w:r>
+              <w:rPr>
                 <w:b w:val="0"/>
-                <w:i w:val="0"/>
-                <w:sz w:val="20"/>
+                <w:sz w:val="18"/>
               </w:rPr>
               <w:t>时长</w:t>
             </w:r>
@@ -107,13 +116,15 @@
             <w:tcW w:type="dxa" w:w="4819"/>
           </w:tcPr>
           <w:p>
-            <w:r/>
             <w:r>
               <w:rPr>
-                <w:rFonts w:ascii="宋体" w:hAnsi="宋体" w:eastAsia="宋体"/>
+                <w:sz w:val="18"/>
+              </w:rPr>
+            </w:r>
+            <w:r>
+              <w:rPr>
                 <w:b w:val="0"/>
-                <w:i w:val="0"/>
-                <w:sz w:val="20"/>
+                <w:sz w:val="18"/>
               </w:rPr>
               <w:t>120分钟（4周版 · 9环节）</w:t>
             </w:r>
@@ -124,16 +135,18 @@
         <w:tc>
           <w:tcPr>
             <w:tcW w:type="dxa" w:w="4819"/>
-            <w:shd w:val="clear" w:color="auto" w:fill="F8FAFC"/>
+            <w:shd w:val="clear" w:fill="F2F5FA"/>
           </w:tcPr>
           <w:p>
-            <w:r/>
             <w:r>
               <w:rPr>
-                <w:rFonts w:ascii="宋体" w:hAnsi="宋体" w:eastAsia="宋体"/>
+                <w:sz w:val="18"/>
+              </w:rPr>
+            </w:r>
+            <w:r>
+              <w:rPr>
                 <w:b w:val="0"/>
-                <w:i w:val="0"/>
-                <w:sz w:val="20"/>
+                <w:sz w:val="18"/>
               </w:rPr>
               <w:t>核心问题</w:t>
             </w:r>
@@ -142,18 +155,20 @@
         <w:tc>
           <w:tcPr>
             <w:tcW w:type="dxa" w:w="4819"/>
-            <w:shd w:val="clear" w:color="auto" w:fill="F8FAFC"/>
+            <w:shd w:val="clear" w:fill="F2F5FA"/>
           </w:tcPr>
           <w:p>
-            <w:r/>
             <w:r>
               <w:rPr>
-                <w:rFonts w:ascii="宋体" w:hAnsi="宋体" w:eastAsia="宋体"/>
+                <w:sz w:val="18"/>
+              </w:rPr>
+            </w:r>
+            <w:r>
+              <w:rPr>
                 <w:b w:val="0"/>
-                <w:i w:val="0"/>
-                <w:sz w:val="20"/>
+                <w:sz w:val="18"/>
               </w:rPr>
-              <w:t>为什么先选"喜爱的同性"而不是异性？哪些对象不适合作为刚开始修慈心的所缘？；为什么必须对讨厌的人修慈心？嗔恚是怎么生起的？如何对治？</w:t>
+              <w:t>；</w:t>
             </w:r>
           </w:p>
         </w:tc>
@@ -164,13 +179,15 @@
             <w:tcW w:type="dxa" w:w="4819"/>
           </w:tcPr>
           <w:p>
-            <w:r/>
             <w:r>
               <w:rPr>
-                <w:rFonts w:ascii="宋体" w:hAnsi="宋体" w:eastAsia="宋体"/>
+                <w:sz w:val="18"/>
+              </w:rPr>
+            </w:r>
+            <w:r>
+              <w:rPr>
                 <w:b w:val="0"/>
-                <w:i w:val="0"/>
-                <w:sz w:val="20"/>
+                <w:sz w:val="18"/>
               </w:rPr>
               <w:t>共读原文</w:t>
             </w:r>
@@ -181,15 +198,17 @@
             <w:tcW w:type="dxa" w:w="4819"/>
           </w:tcPr>
           <w:p>
-            <w:r/>
             <w:r>
               <w:rPr>
-                <w:rFonts w:ascii="宋体" w:hAnsi="宋体" w:eastAsia="宋体"/>
+                <w:sz w:val="18"/>
+              </w:rPr>
+            </w:r>
+            <w:r>
+              <w:rPr>
                 <w:b w:val="0"/>
-                <w:i w:val="0"/>
-                <w:sz w:val="20"/>
+                <w:sz w:val="18"/>
               </w:rPr>
-              <w:t>共读原文1：① 第188讲·五盖(二)（PDF课件：修习次第）② 慈心所缘禁忌（第188讲＋《智慧之光》）③ 如来禅修学体系81（PDF课件：散播慈爱文）　｜　共读原文2：① 第188讲·五盖(二)（PDF课件：嗔恚的成因与对治）② 第189讲·五盖(三)（PDF课件：灭除嗔恚六法）</w:t>
+              <w:t>共读原文1：　｜　共读原文2：</w:t>
             </w:r>
           </w:p>
         </w:tc>
@@ -198,16 +217,18 @@
         <w:tc>
           <w:tcPr>
             <w:tcW w:type="dxa" w:w="4819"/>
-            <w:shd w:val="clear" w:color="auto" w:fill="F8FAFC"/>
+            <w:shd w:val="clear" w:fill="F2F5FA"/>
           </w:tcPr>
           <w:p>
-            <w:r/>
             <w:r>
               <w:rPr>
-                <w:rFonts w:ascii="宋体" w:hAnsi="宋体" w:eastAsia="宋体"/>
+                <w:sz w:val="18"/>
+              </w:rPr>
+            </w:r>
+            <w:r>
+              <w:rPr>
                 <w:b w:val="0"/>
-                <w:i w:val="0"/>
-                <w:sz w:val="20"/>
+                <w:sz w:val="18"/>
               </w:rPr>
               <w:t>本周作业</w:t>
             </w:r>
@@ -216,30 +237,31 @@
         <w:tc>
           <w:tcPr>
             <w:tcW w:type="dxa" w:w="4819"/>
-            <w:shd w:val="clear" w:color="auto" w:fill="F8FAFC"/>
+            <w:shd w:val="clear" w:fill="F2F5FA"/>
           </w:tcPr>
           <w:p>
-            <w:r/>
+            <w:r>
+              <w:rPr>
+                <w:sz w:val="18"/>
+              </w:rPr>
+            </w:r>
+            <w:r>
+              <w:rPr>
+                <w:b w:val="0"/>
+                <w:sz w:val="18"/>
+              </w:rPr>
+              <w:t>；</w:t>
+            </w:r>
           </w:p>
         </w:tc>
       </w:tr>
     </w:tbl>
     <w:p>
-      <w:pPr>
-        <w:spacing w:after="40"/>
-      </w:pPr>
-    </w:p>
-    <w:p>
-      <w:pPr>
-        <w:spacing w:before="200"/>
-      </w:pPr>
       <w:r>
         <w:rPr>
-          <w:rFonts w:ascii="微软雅黑" w:hAnsi="微软雅黑" w:eastAsia="微软雅黑"/>
-          <w:b w:val="0"/>
-          <w:i w:val="0"/>
-          <w:color w:val="1E5631"/>
-          <w:sz w:val="28"/>
+          <w:b/>
+          <w:color w:val="1E4620"/>
+          <w:sz w:val="26"/>
         </w:rPr>
         <w:t>🧘 静心开场（10 min）</w:t>
       </w:r>
@@ -247,376 +269,180 @@
     <w:p>
       <w:r>
         <w:rPr>
-          <w:rFonts w:ascii="宋体" w:hAnsi="宋体" w:eastAsia="宋体"/>
           <w:b/>
-          <w:i w:val="0"/>
-          <w:sz w:val="22"/>
         </w:rPr>
         <w:t>请跟随引导静心</w:t>
       </w:r>
       <w:r>
         <w:rPr>
-          <w:rFonts w:ascii="宋体" w:hAnsi="宋体" w:eastAsia="宋体"/>
           <w:b w:val="0"/>
-          <w:i w:val="0"/>
-          <w:sz w:val="22"/>
         </w:rPr>
         <w:t>：</w:t>
       </w:r>
     </w:p>
-    <w:tbl>
-      <w:tblPr>
-        <w:tblW w:type="auto" w:w="0"/>
-        <w:jc w:val="center"/>
-        <w:tblLook w:firstColumn="1" w:firstRow="1" w:lastColumn="0" w:lastRow="0" w:noHBand="0" w:noVBand="1" w:val="04A0"/>
-      </w:tblPr>
-      <w:tblGrid>
-        <w:gridCol w:w="9638"/>
-      </w:tblGrid>
-      <w:tr>
-        <w:tc>
-          <w:tcPr>
-            <w:tcW w:type="dxa" w:w="9638"/>
-            <w:shd w:val="clear" w:color="auto" w:fill="F2F8F4"/>
-            <w:tcBorders>
-              <w:start w:val="single" w:sz="24" w:color="2E7D4F"/>
-            </w:tcBorders>
-            <w:tcMar>
-              <w:top w:w="40" w:type="dxa"/>
-              <w:bottom w:w="40" w:type="dxa"/>
-              <w:start w:w="120" w:type="dxa"/>
-              <w:end w:w="120" w:type="dxa"/>
-            </w:tcMar>
-          </w:tcPr>
-          <w:p>
-            <w:pPr>
-              <w:spacing w:line="324" w:lineRule="auto" w:after="60"/>
-            </w:pPr>
-            <w:r/>
-            <w:r>
-              <w:rPr>
-                <w:rFonts w:ascii="宋体" w:hAnsi="宋体" w:eastAsia="宋体"/>
-                <w:b w:val="0"/>
-                <w:i w:val="0"/>
-                <w:color w:val="333333"/>
-                <w:sz w:val="22"/>
-              </w:rPr>
-              <w:t>先静坐一分钟。（停顿）</w:t>
-            </w:r>
-          </w:p>
-          <w:p>
-            <w:pPr>
-              <w:spacing w:line="324" w:lineRule="auto" w:after="60"/>
-            </w:pPr>
-            <w:r>
-              <w:rPr>
-                <w:rFonts w:ascii="宋体" w:hAnsi="宋体" w:eastAsia="宋体"/>
-                <w:b w:val="0"/>
-                <w:i w:val="0"/>
-                <w:color w:val="333333"/>
-                <w:sz w:val="22"/>
-              </w:rPr>
-              <w:t>上周我们学习了对自己散播慈爱。有人可能觉得"愿我快乐"说出口有点别扭，没关系，那是正常的。今天我们往前迈一步：把这份善意送给身边的亲人朋友。先复习一下对自己的祝福——愿我没有危难，愿我没有内心的痛苦，愿我没有身体的痛苦，愿我保有快乐。</w:t>
-            </w:r>
-          </w:p>
-        </w:tc>
-      </w:tr>
-    </w:tbl>
     <w:p>
       <w:pPr>
-        <w:spacing w:after="40"/>
+        <w:ind w:left="170"/>
+        <w:pBdr>
+          <w:left w:val="single" w:sz="18" w:space="4" w:color="1E4620"/>
+        </w:pBdr>
+        <w:shd w:val="clear" w:fill="F2F5FA"/>
       </w:pPr>
-    </w:p>
-    <w:tbl>
-      <w:tblPr>
-        <w:tblW w:type="auto" w:w="0"/>
-        <w:jc w:val="center"/>
-        <w:tblLook w:firstColumn="1" w:firstRow="1" w:lastColumn="0" w:lastRow="0" w:noHBand="0" w:noVBand="1" w:val="04A0"/>
-      </w:tblPr>
-      <w:tblGrid>
-        <w:gridCol w:w="9638"/>
-      </w:tblGrid>
-      <w:tr>
-        <w:tc>
-          <w:tcPr>
-            <w:tcW w:type="dxa" w:w="9638"/>
-            <w:shd w:val="clear" w:color="auto" w:fill="F2F8F4"/>
-            <w:tcBorders>
-              <w:start w:val="single" w:sz="24" w:color="2E7D4F"/>
-            </w:tcBorders>
-            <w:tcMar>
-              <w:top w:w="40" w:type="dxa"/>
-              <w:bottom w:w="40" w:type="dxa"/>
-              <w:start w:w="120" w:type="dxa"/>
-              <w:end w:w="120" w:type="dxa"/>
-            </w:tcMar>
-          </w:tcPr>
-          <w:p>
-            <w:pPr>
-              <w:spacing w:line="324" w:lineRule="auto" w:after="60"/>
-            </w:pPr>
-            <w:r/>
-            <w:r>
-              <w:rPr>
-                <w:rFonts w:ascii="宋体" w:hAnsi="宋体" w:eastAsia="宋体"/>
-                <w:b w:val="0"/>
-                <w:i w:val="0"/>
-                <w:color w:val="333333"/>
-                <w:sz w:val="22"/>
-              </w:rPr>
-              <w:t xml:space="preserve">💬 </w:t>
-            </w:r>
-            <w:r>
-              <w:rPr>
-                <w:rFonts w:ascii="宋体" w:hAnsi="宋体" w:eastAsia="宋体"/>
-                <w:b/>
-                <w:i w:val="0"/>
-                <w:color w:val="333333"/>
-                <w:sz w:val="22"/>
-              </w:rPr>
-              <w:t>破冰｜3–5分钟</w:t>
-            </w:r>
-            <w:r>
-              <w:rPr>
-                <w:rFonts w:ascii="宋体" w:hAnsi="宋体" w:eastAsia="宋体"/>
-                <w:b w:val="0"/>
-                <w:i w:val="0"/>
-                <w:color w:val="333333"/>
-                <w:sz w:val="22"/>
-              </w:rPr>
-              <w:t>：这周，你想起谁的时候心里是暖的？或者：最近为谁真心高兴过？</w:t>
-            </w:r>
-          </w:p>
-        </w:tc>
-      </w:tr>
-    </w:tbl>
-    <w:p>
-      <w:pPr>
-        <w:spacing w:after="40"/>
-      </w:pPr>
-    </w:p>
-    <w:tbl>
-      <w:tblPr>
-        <w:tblW w:type="auto" w:w="0"/>
-        <w:jc w:val="center"/>
-        <w:tblLook w:firstColumn="1" w:firstRow="1" w:lastColumn="0" w:lastRow="0" w:noHBand="0" w:noVBand="1" w:val="04A0"/>
-      </w:tblPr>
-      <w:tblGrid>
-        <w:gridCol w:w="9638"/>
-      </w:tblGrid>
-      <w:tr>
-        <w:tc>
-          <w:tcPr>
-            <w:tcW w:type="dxa" w:w="9638"/>
-            <w:shd w:val="clear" w:color="auto" w:fill="F2F8F4"/>
-            <w:tcBorders>
-              <w:start w:val="single" w:sz="24" w:color="2E7D4F"/>
-            </w:tcBorders>
-            <w:tcMar>
-              <w:top w:w="40" w:type="dxa"/>
-              <w:bottom w:w="40" w:type="dxa"/>
-              <w:start w:w="120" w:type="dxa"/>
-              <w:end w:w="120" w:type="dxa"/>
-            </w:tcMar>
-          </w:tcPr>
-          <w:p>
-            <w:pPr>
-              <w:spacing w:line="324" w:lineRule="auto" w:after="60"/>
-            </w:pPr>
-            <w:r/>
-            <w:r>
-              <w:rPr>
-                <w:rFonts w:ascii="宋体" w:hAnsi="宋体" w:eastAsia="宋体"/>
-                <w:b w:val="0"/>
-                <w:i w:val="0"/>
-                <w:color w:val="333333"/>
-                <w:sz w:val="22"/>
-              </w:rPr>
-              <w:t xml:space="preserve">🛡️ </w:t>
-            </w:r>
-            <w:r>
-              <w:rPr>
-                <w:rFonts w:ascii="宋体" w:hAnsi="宋体" w:eastAsia="宋体"/>
-                <w:b/>
-                <w:i w:val="0"/>
-                <w:color w:val="333333"/>
-                <w:sz w:val="22"/>
-              </w:rPr>
-              <w:t>心理安全三约定</w:t>
-            </w:r>
-            <w:r>
-              <w:rPr>
-                <w:rFonts w:ascii="宋体" w:hAnsi="宋体" w:eastAsia="宋体"/>
-                <w:b w:val="0"/>
-                <w:i w:val="0"/>
-                <w:color w:val="333333"/>
-                <w:sz w:val="22"/>
-              </w:rPr>
-              <w:t xml:space="preserve">（每次开场在心里过一遍）：① </w:t>
-            </w:r>
-            <w:r>
-              <w:rPr>
-                <w:rFonts w:ascii="宋体" w:hAnsi="宋体" w:eastAsia="宋体"/>
-                <w:b/>
-                <w:i w:val="0"/>
-                <w:color w:val="333333"/>
-                <w:sz w:val="22"/>
-              </w:rPr>
-              <w:t>保密</w:t>
-            </w:r>
-            <w:r>
-              <w:rPr>
-                <w:rFonts w:ascii="宋体" w:hAnsi="宋体" w:eastAsia="宋体"/>
-                <w:b w:val="0"/>
-                <w:i w:val="0"/>
-                <w:color w:val="333333"/>
-                <w:sz w:val="22"/>
-              </w:rPr>
-              <w:t xml:space="preserve">——这里说的话不出这间屋子；② </w:t>
-            </w:r>
-            <w:r>
-              <w:rPr>
-                <w:rFonts w:ascii="宋体" w:hAnsi="宋体" w:eastAsia="宋体"/>
-                <w:b/>
-                <w:i w:val="0"/>
-                <w:color w:val="333333"/>
-                <w:sz w:val="22"/>
-              </w:rPr>
-              <w:t>不评判</w:t>
-            </w:r>
-            <w:r>
-              <w:rPr>
-                <w:rFonts w:ascii="宋体" w:hAnsi="宋体" w:eastAsia="宋体"/>
-                <w:b w:val="0"/>
-                <w:i w:val="0"/>
-                <w:color w:val="333333"/>
-                <w:sz w:val="22"/>
-              </w:rPr>
-              <w:t xml:space="preserve">——不评价任何人的分享，也不急着评价自己；③ </w:t>
-            </w:r>
-            <w:r>
-              <w:rPr>
-                <w:rFonts w:ascii="宋体" w:hAnsi="宋体" w:eastAsia="宋体"/>
-                <w:b/>
-                <w:i w:val="0"/>
-                <w:color w:val="333333"/>
-                <w:sz w:val="22"/>
-              </w:rPr>
-              <w:t>可随时暂停</w:t>
-            </w:r>
-            <w:r>
-              <w:rPr>
-                <w:rFonts w:ascii="宋体" w:hAnsi="宋体" w:eastAsia="宋体"/>
-                <w:b w:val="0"/>
-                <w:i w:val="0"/>
-                <w:color w:val="333333"/>
-                <w:sz w:val="22"/>
-              </w:rPr>
-              <w:t>——任何时候觉得不舒服，都可以停下来休息、喝水或离开，不需要解释。</w:t>
-            </w:r>
-          </w:p>
-        </w:tc>
-      </w:tr>
-    </w:tbl>
-    <w:p>
-      <w:pPr>
-        <w:spacing w:after="40"/>
-      </w:pPr>
+      <w:r>
+        <w:rPr>
+          <w:b w:val="0"/>
+        </w:rPr>
+        <w:t>先静坐一分钟。（停顿）</w:t>
+      </w:r>
     </w:p>
     <w:p>
       <w:pPr>
-        <w:spacing w:before="200"/>
+        <w:ind w:left="170"/>
+        <w:pBdr>
+          <w:left w:val="single" w:sz="18" w:space="4" w:color="1E4620"/>
+        </w:pBdr>
+        <w:shd w:val="clear" w:fill="F2F5FA"/>
       </w:pPr>
       <w:r>
         <w:rPr>
-          <w:rFonts w:ascii="微软雅黑" w:hAnsi="微软雅黑" w:eastAsia="微软雅黑"/>
           <w:b w:val="0"/>
-          <w:i w:val="0"/>
-          <w:color w:val="1E5631"/>
-          <w:sz w:val="28"/>
+        </w:rPr>
+        <w:t>上周我们学习了对自己散播慈爱。有人可能觉得"愿我快乐"说出口有点别扭，没关系，那是正常的。今天我们往前迈一步：把这份善意送给身边的亲人朋友。先复习一下对自己的祝福——愿我没有危难，愿我没有内心的痛苦，愿我没有身体的痛苦，愿我保有快乐。</w:t>
+      </w:r>
+    </w:p>
+    <w:p>
+      <w:pPr>
+        <w:ind w:left="170"/>
+        <w:pBdr>
+          <w:left w:val="single" w:sz="18" w:space="4" w:color="1E4620"/>
+        </w:pBdr>
+        <w:shd w:val="clear" w:fill="F2F5FA"/>
+      </w:pPr>
+      <w:r>
+        <w:rPr>
+          <w:b w:val="0"/>
+        </w:rPr>
+        <w:t xml:space="preserve">💬 </w:t>
+      </w:r>
+      <w:r>
+        <w:rPr>
+          <w:b/>
+        </w:rPr>
+        <w:t>破冰｜3–5分钟</w:t>
+      </w:r>
+      <w:r>
+        <w:rPr>
+          <w:b w:val="0"/>
+        </w:rPr>
+        <w:t>：这周，你想起谁的时候心里是暖的？或者：最近为谁真心高兴过？</w:t>
+      </w:r>
+    </w:p>
+    <w:p>
+      <w:pPr>
+        <w:ind w:left="170"/>
+        <w:pBdr>
+          <w:left w:val="single" w:sz="18" w:space="4" w:color="1E4620"/>
+        </w:pBdr>
+        <w:shd w:val="clear" w:fill="F2F5FA"/>
+      </w:pPr>
+      <w:r>
+        <w:rPr>
+          <w:b w:val="0"/>
+        </w:rPr>
+        <w:t xml:space="preserve">🛡️ </w:t>
+      </w:r>
+      <w:r>
+        <w:rPr>
+          <w:b/>
+        </w:rPr>
+        <w:t>心理安全三约定</w:t>
+      </w:r>
+      <w:r>
+        <w:rPr>
+          <w:b w:val="0"/>
+        </w:rPr>
+        <w:t xml:space="preserve">（每次开场在心里过一遍）：① </w:t>
+      </w:r>
+      <w:r>
+        <w:rPr>
+          <w:b/>
+        </w:rPr>
+        <w:t>保密</w:t>
+      </w:r>
+      <w:r>
+        <w:rPr>
+          <w:b w:val="0"/>
+        </w:rPr>
+        <w:t xml:space="preserve">——这里说的话不出这间屋子；② </w:t>
+      </w:r>
+      <w:r>
+        <w:rPr>
+          <w:b/>
+        </w:rPr>
+        <w:t>不评判</w:t>
+      </w:r>
+      <w:r>
+        <w:rPr>
+          <w:b w:val="0"/>
+        </w:rPr>
+        <w:t xml:space="preserve">——不评价任何人的分享，也不急着评价自己；③ </w:t>
+      </w:r>
+      <w:r>
+        <w:rPr>
+          <w:b/>
+        </w:rPr>
+        <w:t>可随时暂停</w:t>
+      </w:r>
+      <w:r>
+        <w:rPr>
+          <w:b w:val="0"/>
+        </w:rPr>
+        <w:t>——任何时候觉得不舒服，都可以停下来休息、喝水或离开，不需要解释。</w:t>
+      </w:r>
+    </w:p>
+    <w:p>
+      <w:r>
+        <w:rPr>
+          <w:b/>
+          <w:color w:val="1E4620"/>
+          <w:sz w:val="26"/>
         </w:rPr>
         <w:t>📖 共读原文1（20 min）</w:t>
       </w:r>
     </w:p>
-    <w:tbl>
-      <w:tblPr>
-        <w:tblW w:type="auto" w:w="0"/>
-        <w:jc w:val="center"/>
-        <w:tblLook w:firstColumn="1" w:firstRow="1" w:lastColumn="0" w:lastRow="0" w:noHBand="0" w:noVBand="1" w:val="04A0"/>
-      </w:tblPr>
-      <w:tblGrid>
-        <w:gridCol w:w="9638"/>
-      </w:tblGrid>
-      <w:tr>
-        <w:tc>
-          <w:tcPr>
-            <w:tcW w:type="dxa" w:w="9638"/>
-            <w:shd w:val="clear" w:color="auto" w:fill="F2F8F4"/>
-            <w:tcBorders>
-              <w:start w:val="single" w:sz="24" w:color="2E7D4F"/>
-            </w:tcBorders>
-            <w:tcMar>
-              <w:top w:w="40" w:type="dxa"/>
-              <w:bottom w:w="40" w:type="dxa"/>
-              <w:start w:w="120" w:type="dxa"/>
-              <w:end w:w="120" w:type="dxa"/>
-            </w:tcMar>
-          </w:tcPr>
-          <w:p>
-            <w:pPr>
-              <w:spacing w:line="324" w:lineRule="auto" w:after="60"/>
-            </w:pPr>
-            <w:r/>
-            <w:r>
-              <w:rPr>
-                <w:rFonts w:ascii="宋体" w:hAnsi="宋体" w:eastAsia="宋体"/>
-                <w:b w:val="0"/>
-                <w:i w:val="0"/>
-                <w:color w:val="333333"/>
-                <w:sz w:val="22"/>
-              </w:rPr>
-              <w:t xml:space="preserve">🎤 </w:t>
-            </w:r>
-            <w:r>
-              <w:rPr>
-                <w:rFonts w:ascii="宋体" w:hAnsi="宋体" w:eastAsia="宋体"/>
-                <w:b/>
-                <w:i w:val="0"/>
-                <w:color w:val="333333"/>
-                <w:sz w:val="22"/>
-              </w:rPr>
-              <w:t>本周朗读段</w:t>
-            </w:r>
-            <w:r>
-              <w:rPr>
-                <w:rFonts w:ascii="宋体" w:hAnsi="宋体" w:eastAsia="宋体"/>
-                <w:b w:val="0"/>
-                <w:i w:val="0"/>
-                <w:color w:val="333333"/>
-                <w:sz w:val="22"/>
-              </w:rPr>
-              <w:t>（★核心段落｜约 1343 字｜中等稍慢约 8 分钟；本讲共读原文正文合计约 1749 字）：先朗读全部★核心段落；◈扩展段落及补充原文作默读／选读／延伸。</w:t>
-            </w:r>
-          </w:p>
-        </w:tc>
-      </w:tr>
-    </w:tbl>
     <w:p>
       <w:pPr>
-        <w:spacing w:after="40"/>
-      </w:pPr>
-    </w:p>
-    <w:p>
-      <w:pPr>
-        <w:spacing w:before="120"/>
+        <w:ind w:left="170"/>
+        <w:pBdr>
+          <w:left w:val="single" w:sz="18" w:space="4" w:color="1E4620"/>
+        </w:pBdr>
+        <w:shd w:val="clear" w:fill="F2F5FA"/>
       </w:pPr>
       <w:r>
         <w:rPr>
-          <w:rFonts w:ascii="微软雅黑" w:hAnsi="微软雅黑" w:eastAsia="微软雅黑"/>
           <w:b w:val="0"/>
-          <w:i w:val="0"/>
-          <w:color w:val="1E5631"/>
-          <w:sz w:val="24"/>
+        </w:rPr>
+        <w:t xml:space="preserve">🎤 </w:t>
+      </w:r>
+      <w:r>
+        <w:rPr>
+          <w:b/>
+        </w:rPr>
+        <w:t>本周朗读段</w:t>
+      </w:r>
+      <w:r>
+        <w:rPr>
+          <w:b w:val="0"/>
+        </w:rPr>
+        <w:t>（★核心段落｜约 1343 字｜中等稍慢约 8 分钟；本讲共读原文正文合计约 1749 字）：先朗读全部★核心段落；◈扩展段落及补充原文作默读／选读／延伸。</w:t>
+      </w:r>
+    </w:p>
+    <w:p>
+      <w:r>
+        <w:rPr>
+          <w:b/>
+          <w:color w:val="1E4620"/>
+          <w:sz w:val="23"/>
         </w:rPr>
         <w:t>原文材料①：修习慈心的次第</w:t>
       </w:r>
@@ -624,19 +450,13 @@
     <w:p>
       <w:r>
         <w:rPr>
-          <w:rFonts w:ascii="宋体" w:hAnsi="宋体" w:eastAsia="宋体"/>
           <w:b/>
-          <w:i w:val="0"/>
-          <w:sz w:val="22"/>
         </w:rPr>
         <w:t>★核心段落</w:t>
       </w:r>
       <w:r>
         <w:rPr>
-          <w:rFonts w:ascii="宋体" w:hAnsi="宋体" w:eastAsia="宋体"/>
           <w:b w:val="0"/>
-          <w:i w:val="0"/>
-          <w:sz w:val="22"/>
         </w:rPr>
         <w:t>（必读）【本周朗读段】</w:t>
       </w:r>
@@ -644,10 +464,7 @@
     <w:p>
       <w:r>
         <w:rPr>
-          <w:rFonts w:ascii="宋体" w:hAnsi="宋体" w:eastAsia="宋体"/>
           <w:b/>
-          <w:i w:val="0"/>
-          <w:sz w:val="22"/>
         </w:rPr>
         <w:t>（三）修习慈心的次第</w:t>
       </w:r>
@@ -655,10 +472,7 @@
     <w:p>
       <w:r>
         <w:rPr>
-          <w:rFonts w:ascii="宋体" w:hAnsi="宋体" w:eastAsia="宋体"/>
           <w:b w:val="0"/>
-          <w:i w:val="0"/>
-          <w:sz w:val="22"/>
         </w:rPr>
         <w:t>"学习慈爱修习"是指激起以善愿涵摄一切众生的慈爱。"个别地散播慈爱"是指按照以下次第散播慈爱：</w:t>
       </w:r>
@@ -666,10 +480,7 @@
     <w:p>
       <w:r>
         <w:rPr>
-          <w:rFonts w:ascii="宋体" w:hAnsi="宋体" w:eastAsia="宋体"/>
           <w:b w:val="0"/>
-          <w:i w:val="0"/>
-          <w:sz w:val="22"/>
         </w:rPr>
         <w:t>第一、对自己修慈心。不爱自己的人不会爱别人。如果你对自己没有慈心，对别人散播慈心是假的。对自己散播慈爱要做到：觉得自己真的快乐。祝福自己快乐，祝福自己没有痛苦，真的内心觉得很柔软，自己觉得有点快乐的感觉，才可以往下一步。</w:t>
       </w:r>
@@ -677,10 +488,7 @@
     <w:p>
       <w:r>
         <w:rPr>
-          <w:rFonts w:ascii="宋体" w:hAnsi="宋体" w:eastAsia="宋体"/>
           <w:b w:val="0"/>
-          <w:i w:val="0"/>
-          <w:sz w:val="22"/>
         </w:rPr>
         <w:t>第二、对自己尊敬的人，实在没有尊敬的人就对自己亲爱的人修慈心，但都必须同性，不能够对单个异性修慈心。</w:t>
       </w:r>
@@ -688,10 +496,7 @@
     <w:p>
       <w:r>
         <w:rPr>
-          <w:rFonts w:ascii="宋体" w:hAnsi="宋体" w:eastAsia="宋体"/>
           <w:b w:val="0"/>
-          <w:i w:val="0"/>
-          <w:sz w:val="22"/>
         </w:rPr>
         <w:t>第三、对一般的人，没有好恶感的人修慈心。</w:t>
       </w:r>
@@ -699,25 +504,17 @@
     <w:p>
       <w:r>
         <w:rPr>
-          <w:rFonts w:ascii="宋体" w:hAnsi="宋体" w:eastAsia="宋体"/>
           <w:b w:val="0"/>
-          <w:i w:val="0"/>
-          <w:sz w:val="22"/>
         </w:rPr>
         <w:t>第四、对你不喜欢的人、讨厌的人修慈心。要对以上四种人都修慈心，个别地散播慈爱。</w:t>
       </w:r>
     </w:p>
     <w:p>
-      <w:pPr>
-        <w:spacing w:before="120"/>
-      </w:pPr>
       <w:r>
         <w:rPr>
-          <w:rFonts w:ascii="微软雅黑" w:hAnsi="微软雅黑" w:eastAsia="微软雅黑"/>
-          <w:b w:val="0"/>
-          <w:i w:val="0"/>
-          <w:color w:val="1E5631"/>
-          <w:sz w:val="24"/>
+          <w:b/>
+          <w:color w:val="1E4620"/>
+          <w:sz w:val="23"/>
         </w:rPr>
         <w:t>原文材料②：慈心所缘禁忌——哪些人不适合作为刚开始修慈心的对象</w:t>
       </w:r>
@@ -725,19 +522,13 @@
     <w:p>
       <w:r>
         <w:rPr>
-          <w:rFonts w:ascii="宋体" w:hAnsi="宋体" w:eastAsia="宋体"/>
           <w:b/>
-          <w:i w:val="0"/>
-          <w:sz w:val="22"/>
         </w:rPr>
         <w:t>★核心段落</w:t>
       </w:r>
       <w:r>
         <w:rPr>
-          <w:rFonts w:ascii="宋体" w:hAnsi="宋体" w:eastAsia="宋体"/>
           <w:b w:val="0"/>
-          <w:i w:val="0"/>
-          <w:sz w:val="22"/>
         </w:rPr>
         <w:t>（必读）【本周朗读段】</w:t>
       </w:r>
@@ -745,10 +536,7 @@
     <w:p>
       <w:r>
         <w:rPr>
-          <w:rFonts w:ascii="宋体" w:hAnsi="宋体" w:eastAsia="宋体"/>
           <w:b/>
-          <w:i w:val="0"/>
-          <w:sz w:val="22"/>
         </w:rPr>
         <w:t>（二）修习慈心的注意事项</w:t>
       </w:r>
@@ -756,10 +544,7 @@
     <w:p>
       <w:r>
         <w:rPr>
-          <w:rFonts w:ascii="宋体" w:hAnsi="宋体" w:eastAsia="宋体"/>
           <w:b w:val="0"/>
-          <w:i w:val="0"/>
-          <w:sz w:val="22"/>
         </w:rPr>
         <w:t>初学慈心修习者开始时不应对以下几类人修习慈心：</w:t>
       </w:r>
@@ -767,10 +552,7 @@
     <w:p>
       <w:r>
         <w:rPr>
-          <w:rFonts w:ascii="宋体" w:hAnsi="宋体" w:eastAsia="宋体"/>
           <w:b w:val="0"/>
-          <w:i w:val="0"/>
-          <w:sz w:val="22"/>
         </w:rPr>
         <w:t>第一类、讨厌的人。因为慈心还没有培养到一定程度，对着讨厌的人修慈心，可能会越修越愤怒。</w:t>
       </w:r>
@@ -778,10 +560,7 @@
     <w:p>
       <w:r>
         <w:rPr>
-          <w:rFonts w:ascii="宋体" w:hAnsi="宋体" w:eastAsia="宋体"/>
           <w:b w:val="0"/>
-          <w:i w:val="0"/>
-          <w:sz w:val="22"/>
         </w:rPr>
         <w:t>第二类、平淡的人（你对他没有好感也没有恶感的人）。对这样的人修慈心，会很累，"他跟我没什么关系"，初修习慈心者给这类对象散播慈心，心会没有力量。</w:t>
       </w:r>
@@ -789,10 +568,7 @@
     <w:p>
       <w:r>
         <w:rPr>
-          <w:rFonts w:ascii="宋体" w:hAnsi="宋体" w:eastAsia="宋体"/>
           <w:b w:val="0"/>
-          <w:i w:val="0"/>
-          <w:sz w:val="22"/>
         </w:rPr>
         <w:t>第三类、非常亲爱的人。因为很难对这样的人生起没有执著的慈爱，会自然地生起对亲爱的人的贪爱。经常对亲爱的人修慈心，生起贪爱后，只要这个人稍微（你觉得他可能）碰到困难，就会很担心，像父母对子女，孩子在外面读书，听说下雪了，着急，"多穿衣服！不穿衣服会着凉！"一天打好几个电话，这是世俗的贪爱。</w:t>
       </w:r>
@@ -800,10 +576,7 @@
     <w:p>
       <w:r>
         <w:rPr>
-          <w:rFonts w:ascii="宋体" w:hAnsi="宋体" w:eastAsia="宋体"/>
           <w:b w:val="0"/>
-          <w:i w:val="0"/>
-          <w:sz w:val="22"/>
         </w:rPr>
         <w:t>第四类、修习慈心时，不可以用死人作为对象，因为对死人修习慈心，不可能获得成功。</w:t>
       </w:r>
@@ -811,10 +584,7 @@
     <w:p>
       <w:r>
         <w:rPr>
-          <w:rFonts w:ascii="宋体" w:hAnsi="宋体" w:eastAsia="宋体"/>
           <w:b w:val="0"/>
-          <w:i w:val="0"/>
-          <w:sz w:val="22"/>
         </w:rPr>
         <w:t>第五类、对单独一人散播慈爱时，不可以采用异性作为对象，因为可能会引发对异性的贪爱。</w:t>
       </w:r>
@@ -822,19 +592,13 @@
     <w:p>
       <w:r>
         <w:rPr>
-          <w:rFonts w:ascii="宋体" w:hAnsi="宋体" w:eastAsia="宋体"/>
           <w:b/>
-          <w:i w:val="0"/>
-          <w:sz w:val="22"/>
         </w:rPr>
         <w:t>◈扩展段落</w:t>
       </w:r>
       <w:r>
         <w:rPr>
-          <w:rFonts w:ascii="宋体" w:hAnsi="宋体" w:eastAsia="宋体"/>
           <w:b w:val="0"/>
-          <w:i w:val="0"/>
-          <w:sz w:val="22"/>
         </w:rPr>
         <w:t>（可选）【默读／选读／延伸】</w:t>
       </w:r>
@@ -842,19 +606,13 @@
     <w:p>
       <w:r>
         <w:rPr>
-          <w:rFonts w:ascii="宋体" w:hAnsi="宋体" w:eastAsia="宋体"/>
           <w:b/>
-          <w:i w:val="0"/>
-          <w:sz w:val="22"/>
         </w:rPr>
         <w:t>为什么禁忌这么规定（《智慧之光》第六章的印证）</w:t>
       </w:r>
       <w:r>
         <w:rPr>
-          <w:rFonts w:ascii="宋体" w:hAnsi="宋体" w:eastAsia="宋体"/>
           <w:b w:val="0"/>
-          <w:i w:val="0"/>
-          <w:sz w:val="22"/>
         </w:rPr>
         <w:t>：</w:t>
       </w:r>
@@ -862,10 +620,7 @@
     <w:p>
       <w:r>
         <w:rPr>
-          <w:rFonts w:ascii="宋体" w:hAnsi="宋体" w:eastAsia="宋体"/>
           <w:b w:val="0"/>
-          <w:i w:val="0"/>
-          <w:sz w:val="22"/>
         </w:rPr>
         <w:t>欲修习慈心时，首先必须知道那一类人是适合作为禅修对象，以及那一类人是不适合作为禅修对象。当只取一人作为禅修对象时，是绝对不可以采用异性的。所以，女性禅修者不可只取一位男性作为修习慈心的对象，同样地，男性禅修者亦不可单取一位女性作为修习慈心的对象。倘若单取一位异性来修习，贪欲（rāga）就可能会生起而障碍禅修。此外，死人亦不可作为修习慈心对象，因为这是不可能证得禅那的。</w:t>
       </w:r>
@@ -873,10 +628,7 @@
     <w:p>
       <w:r>
         <w:rPr>
-          <w:rFonts w:ascii="宋体" w:hAnsi="宋体" w:eastAsia="宋体"/>
           <w:b w:val="0"/>
-          <w:i w:val="0"/>
-          <w:sz w:val="22"/>
         </w:rPr>
         <w:t>然而，在修遍满慈心时，譬如散播慈爱给一切有情、一切有息者、一切男人、一切女人等时，则可以把异性包括在内。</w:t>
       </w:r>
@@ -884,19 +636,13 @@
     <w:p>
       <w:r>
         <w:rPr>
-          <w:rFonts w:ascii="宋体" w:hAnsi="宋体" w:eastAsia="宋体"/>
           <w:b/>
-          <w:i w:val="0"/>
-          <w:sz w:val="22"/>
         </w:rPr>
         <w:t>◈扩展段落</w:t>
       </w:r>
       <w:r>
         <w:rPr>
-          <w:rFonts w:ascii="宋体" w:hAnsi="宋体" w:eastAsia="宋体"/>
           <w:b w:val="0"/>
-          <w:i w:val="0"/>
-          <w:sz w:val="22"/>
         </w:rPr>
         <w:t>（可选）【默读／选读／延伸】</w:t>
       </w:r>
@@ -904,10 +650,7 @@
     <w:p>
       <w:r>
         <w:rPr>
-          <w:rFonts w:ascii="宋体" w:hAnsi="宋体" w:eastAsia="宋体"/>
           <w:b/>
-          <w:i w:val="0"/>
-          <w:sz w:val="22"/>
         </w:rPr>
         <w:t>（一）什么是慈心（节选）</w:t>
       </w:r>
@@ -915,25 +658,17 @@
     <w:p>
       <w:r>
         <w:rPr>
-          <w:rFonts w:ascii="宋体" w:hAnsi="宋体" w:eastAsia="宋体"/>
           <w:b w:val="0"/>
-          <w:i w:val="0"/>
-          <w:sz w:val="22"/>
         </w:rPr>
         <w:t>慈心是一种梵住，四梵住（慈、悲、喜、捨），排第一位的是慈梵住。修习慈心是为了去除瞋恚盖。……慈爱是基于愿一切众生得到安乐的善愿，而不是想要拥有所爱的目标，它不是想要独自占有的心。修习慈爱的目的是要达到平等无差别地将一切众生包含在自己的善愿当中。</w:t>
       </w:r>
     </w:p>
     <w:p>
-      <w:pPr>
-        <w:spacing w:before="120"/>
-      </w:pPr>
       <w:r>
         <w:rPr>
-          <w:rFonts w:ascii="微软雅黑" w:hAnsi="微软雅黑" w:eastAsia="微软雅黑"/>
-          <w:b w:val="0"/>
-          <w:i w:val="0"/>
-          <w:color w:val="1E5631"/>
-          <w:sz w:val="24"/>
+          <w:b/>
+          <w:color w:val="1E4620"/>
+          <w:sz w:val="23"/>
         </w:rPr>
         <w:t>原文材料③：散播慈爱的念诵文</w:t>
       </w:r>
@@ -941,19 +676,13 @@
     <w:p>
       <w:r>
         <w:rPr>
-          <w:rFonts w:ascii="宋体" w:hAnsi="宋体" w:eastAsia="宋体"/>
           <w:b/>
-          <w:i w:val="0"/>
-          <w:sz w:val="22"/>
         </w:rPr>
         <w:t>★核心段落</w:t>
       </w:r>
       <w:r>
         <w:rPr>
-          <w:rFonts w:ascii="宋体" w:hAnsi="宋体" w:eastAsia="宋体"/>
           <w:b w:val="0"/>
-          <w:i w:val="0"/>
-          <w:sz w:val="22"/>
         </w:rPr>
         <w:t>（必读）【本周朗读段】</w:t>
       </w:r>
@@ -961,10 +690,7 @@
     <w:p>
       <w:r>
         <w:rPr>
-          <w:rFonts w:ascii="宋体" w:hAnsi="宋体" w:eastAsia="宋体"/>
           <w:b/>
-          <w:i w:val="0"/>
-          <w:sz w:val="22"/>
         </w:rPr>
         <w:t>（三）散播慈爱与发愿（Mettābhāvanā ca Patthanā ca，每晚在结束一天的修行生活前念诵）</w:t>
       </w:r>
@@ -972,10 +698,7 @@
     <w:p>
       <w:r>
         <w:rPr>
-          <w:rFonts w:ascii="宋体" w:hAnsi="宋体" w:eastAsia="宋体"/>
           <w:b w:val="0"/>
-          <w:i w:val="0"/>
-          <w:sz w:val="22"/>
         </w:rPr>
         <w:t>Sabbe sattā, sabbe pāṇā, sabbe bhūtā, sabbe puggalā,</w:t>
       </w:r>
@@ -983,10 +706,7 @@
     <w:p>
       <w:r>
         <w:rPr>
-          <w:rFonts w:ascii="宋体" w:hAnsi="宋体" w:eastAsia="宋体"/>
           <w:b w:val="0"/>
-          <w:i w:val="0"/>
-          <w:sz w:val="22"/>
         </w:rPr>
         <w:t>愿一切有情、一切众生、一切生类、一切个体、</w:t>
       </w:r>
@@ -994,10 +714,7 @@
     <w:p>
       <w:r>
         <w:rPr>
-          <w:rFonts w:ascii="宋体" w:hAnsi="宋体" w:eastAsia="宋体"/>
           <w:b w:val="0"/>
-          <w:i w:val="0"/>
-          <w:sz w:val="22"/>
         </w:rPr>
         <w:t>sabbe attabhāvapariyāpannā, sabbā itthiyo, sabbe purisā,</w:t>
       </w:r>
@@ -1005,10 +722,7 @@
     <w:p>
       <w:r>
         <w:rPr>
-          <w:rFonts w:ascii="宋体" w:hAnsi="宋体" w:eastAsia="宋体"/>
           <w:b w:val="0"/>
-          <w:i w:val="0"/>
-          <w:sz w:val="22"/>
         </w:rPr>
         <w:t>一切拥有自体者；一切女性、一切男性、</w:t>
       </w:r>
@@ -1016,10 +730,7 @@
     <w:p>
       <w:r>
         <w:rPr>
-          <w:rFonts w:ascii="宋体" w:hAnsi="宋体" w:eastAsia="宋体"/>
           <w:b w:val="0"/>
-          <w:i w:val="0"/>
-          <w:sz w:val="22"/>
         </w:rPr>
         <w:t>sabbe ariyā, sabbe anariyā, sabbe devā, sabbe manussā, sabbe vinipātikā.</w:t>
       </w:r>
@@ -1027,10 +738,7 @@
     <w:p>
       <w:r>
         <w:rPr>
-          <w:rFonts w:ascii="宋体" w:hAnsi="宋体" w:eastAsia="宋体"/>
           <w:b w:val="0"/>
-          <w:i w:val="0"/>
-          <w:sz w:val="22"/>
         </w:rPr>
         <w:t>一切圣者、一切非圣者、一切诸天、一切人类、一切堕苦处者。</w:t>
       </w:r>
@@ -1038,10 +746,7 @@
     <w:p>
       <w:r>
         <w:rPr>
-          <w:rFonts w:ascii="宋体" w:hAnsi="宋体" w:eastAsia="宋体"/>
           <w:b w:val="0"/>
-          <w:i w:val="0"/>
-          <w:sz w:val="22"/>
         </w:rPr>
         <w:t>Averā hontu, abyāpajjā hontu, anīghā hontu, sukhī attānaṃ pariharantu.</w:t>
       </w:r>
@@ -1049,10 +754,7 @@
     <w:p>
       <w:r>
         <w:rPr>
-          <w:rFonts w:ascii="宋体" w:hAnsi="宋体" w:eastAsia="宋体"/>
           <w:b w:val="0"/>
-          <w:i w:val="0"/>
-          <w:sz w:val="22"/>
         </w:rPr>
         <w:t>无怨敌，无瞋害，无恼乱，保持自己的快乐！</w:t>
       </w:r>
@@ -1060,10 +762,7 @@
     <w:p>
       <w:r>
         <w:rPr>
-          <w:rFonts w:ascii="宋体" w:hAnsi="宋体" w:eastAsia="宋体"/>
           <w:b w:val="0"/>
-          <w:i w:val="0"/>
-          <w:sz w:val="22"/>
         </w:rPr>
         <w:t>Dukkhā muccantu, yathāladdhasampattito māvigacchantu, kammassakā.</w:t>
       </w:r>
@@ -1071,78 +770,36 @@
     <w:p>
       <w:r>
         <w:rPr>
-          <w:rFonts w:ascii="宋体" w:hAnsi="宋体" w:eastAsia="宋体"/>
           <w:b w:val="0"/>
-          <w:i w:val="0"/>
-          <w:sz w:val="22"/>
         </w:rPr>
         <w:t>脱离诸苦，不失去所得的成就。［他们］是业的所有者！</w:t>
       </w:r>
     </w:p>
-    <w:tbl>
-      <w:tblPr>
-        <w:tblW w:type="auto" w:w="0"/>
-        <w:jc w:val="center"/>
-        <w:tblLook w:firstColumn="1" w:firstRow="1" w:lastColumn="0" w:lastRow="0" w:noHBand="0" w:noVBand="1" w:val="04A0"/>
-      </w:tblPr>
-      <w:tblGrid>
-        <w:gridCol w:w="9638"/>
-      </w:tblGrid>
-      <w:tr>
-        <w:tc>
-          <w:tcPr>
-            <w:tcW w:type="dxa" w:w="9638"/>
-            <w:shd w:val="clear" w:color="auto" w:fill="F2F8F4"/>
-            <w:tcBorders>
-              <w:start w:val="single" w:sz="24" w:color="2E7D4F"/>
-            </w:tcBorders>
-            <w:tcMar>
-              <w:top w:w="40" w:type="dxa"/>
-              <w:bottom w:w="40" w:type="dxa"/>
-              <w:start w:w="120" w:type="dxa"/>
-              <w:end w:w="120" w:type="dxa"/>
-            </w:tcMar>
-          </w:tcPr>
-          <w:p>
-            <w:pPr>
-              <w:spacing w:line="324" w:lineRule="auto" w:after="60"/>
-            </w:pPr>
-            <w:r/>
-            <w:r>
-              <w:rPr>
-                <w:rFonts w:ascii="宋体" w:hAnsi="宋体" w:eastAsia="宋体"/>
-                <w:b w:val="0"/>
-                <w:i w:val="0"/>
-                <w:color w:val="333333"/>
-                <w:sz w:val="22"/>
-              </w:rPr>
-              <w:t>注：十方散播部分见第5周（慈心的扩展——突破亲疏界限），此处不再重复。</w:t>
-            </w:r>
-          </w:p>
-        </w:tc>
-      </w:tr>
-    </w:tbl>
     <w:p>
       <w:pPr>
-        <w:spacing w:after="40"/>
+        <w:ind w:left="170"/>
+        <w:pBdr>
+          <w:left w:val="single" w:sz="18" w:space="4" w:color="1E4620"/>
+        </w:pBdr>
+        <w:shd w:val="clear" w:fill="F2F5FA"/>
       </w:pPr>
+      <w:r>
+        <w:rPr>
+          <w:b w:val="0"/>
+        </w:rPr>
+        <w:t>注：十方散播部分见第5周（慈心的扩展——突破亲疏界限），此处不再重复。</w:t>
+      </w:r>
     </w:p>
     <w:p>
       <w:r>
         <w:rPr>
-          <w:rFonts w:ascii="宋体" w:hAnsi="宋体" w:eastAsia="宋体"/>
           <w:b/>
-          <w:i w:val="0"/>
-          <w:sz w:val="22"/>
         </w:rPr>
         <w:t>★核心段落</w:t>
       </w:r>
       <w:r>
         <w:rPr>
-          <w:rFonts w:ascii="宋体" w:hAnsi="宋体" w:eastAsia="宋体"/>
           <w:b w:val="0"/>
-          <w:i w:val="0"/>
-          <w:sz w:val="22"/>
         </w:rPr>
         <w:t>（必读）【本周朗读段】</w:t>
       </w:r>
@@ -1150,19 +807,13 @@
     <w:p>
       <w:r>
         <w:rPr>
-          <w:rFonts w:ascii="宋体" w:hAnsi="宋体" w:eastAsia="宋体"/>
           <w:b/>
-          <w:i w:val="0"/>
-          <w:sz w:val="22"/>
         </w:rPr>
         <w:t>四句祝福语对照（巴利语+中文）</w:t>
       </w:r>
       <w:r>
         <w:rPr>
-          <w:rFonts w:ascii="宋体" w:hAnsi="宋体" w:eastAsia="宋体"/>
           <w:b w:val="0"/>
-          <w:i w:val="0"/>
-          <w:sz w:val="22"/>
         </w:rPr>
         <w:t>：</w:t>
       </w:r>
@@ -1171,7 +822,6 @@
       <w:tblPr>
         <w:tblStyle w:val="TableGrid"/>
         <w:tblW w:type="auto" w:w="0"/>
-        <w:jc w:val="center"/>
         <w:tblLook w:firstColumn="1" w:firstRow="1" w:lastColumn="0" w:lastRow="0" w:noHBand="0" w:noVBand="1" w:val="04A0"/>
       </w:tblPr>
       <w:tblGrid>
@@ -1182,17 +832,19 @@
         <w:tc>
           <w:tcPr>
             <w:tcW w:type="dxa" w:w="4819"/>
-            <w:shd w:val="clear" w:color="auto" w:fill="1E5631"/>
+            <w:shd w:val="clear" w:fill="1E4620"/>
           </w:tcPr>
           <w:p>
-            <w:r/>
             <w:r>
               <w:rPr>
-                <w:rFonts w:ascii="微软雅黑" w:hAnsi="微软雅黑" w:eastAsia="微软雅黑"/>
+                <w:sz w:val="18"/>
+              </w:rPr>
+            </w:r>
+            <w:r>
+              <w:rPr>
                 <w:b w:val="0"/>
-                <w:i w:val="0"/>
                 <w:color w:val="FFFFFF"/>
-                <w:sz w:val="20"/>
+                <w:sz w:val="18"/>
               </w:rPr>
               <w:t>巴利语</w:t>
             </w:r>
@@ -1201,17 +853,19 @@
         <w:tc>
           <w:tcPr>
             <w:tcW w:type="dxa" w:w="4819"/>
-            <w:shd w:val="clear" w:color="auto" w:fill="1E5631"/>
+            <w:shd w:val="clear" w:fill="1E4620"/>
           </w:tcPr>
           <w:p>
-            <w:r/>
             <w:r>
               <w:rPr>
-                <w:rFonts w:ascii="微软雅黑" w:hAnsi="微软雅黑" w:eastAsia="微软雅黑"/>
+                <w:sz w:val="18"/>
+              </w:rPr>
+            </w:r>
+            <w:r>
+              <w:rPr>
                 <w:b w:val="0"/>
-                <w:i w:val="0"/>
                 <w:color w:val="FFFFFF"/>
-                <w:sz w:val="20"/>
+                <w:sz w:val="18"/>
               </w:rPr>
               <w:t>中文</w:t>
             </w:r>
@@ -1224,13 +878,15 @@
             <w:tcW w:type="dxa" w:w="4819"/>
           </w:tcPr>
           <w:p>
-            <w:r/>
             <w:r>
               <w:rPr>
-                <w:rFonts w:ascii="宋体" w:hAnsi="宋体" w:eastAsia="宋体"/>
+                <w:sz w:val="18"/>
+              </w:rPr>
+            </w:r>
+            <w:r>
+              <w:rPr>
                 <w:b w:val="0"/>
-                <w:i w:val="0"/>
-                <w:sz w:val="20"/>
+                <w:sz w:val="18"/>
               </w:rPr>
               <w:t>Avera hontu（阿威拉）</w:t>
             </w:r>
@@ -1241,13 +897,15 @@
             <w:tcW w:type="dxa" w:w="4819"/>
           </w:tcPr>
           <w:p>
-            <w:r/>
             <w:r>
               <w:rPr>
-                <w:rFonts w:ascii="宋体" w:hAnsi="宋体" w:eastAsia="宋体"/>
+                <w:sz w:val="18"/>
+              </w:rPr>
+            </w:r>
+            <w:r>
+              <w:rPr>
                 <w:b w:val="0"/>
-                <w:i w:val="0"/>
-                <w:sz w:val="20"/>
+                <w:sz w:val="18"/>
               </w:rPr>
               <w:t>愿无怨敌、无危难</w:t>
             </w:r>
@@ -1258,16 +916,18 @@
         <w:tc>
           <w:tcPr>
             <w:tcW w:type="dxa" w:w="4819"/>
-            <w:shd w:val="clear" w:color="auto" w:fill="F8FAFC"/>
+            <w:shd w:val="clear" w:fill="F2F5FA"/>
           </w:tcPr>
           <w:p>
-            <w:r/>
             <w:r>
               <w:rPr>
-                <w:rFonts w:ascii="宋体" w:hAnsi="宋体" w:eastAsia="宋体"/>
+                <w:sz w:val="18"/>
+              </w:rPr>
+            </w:r>
+            <w:r>
+              <w:rPr>
                 <w:b w:val="0"/>
-                <w:i w:val="0"/>
-                <w:sz w:val="20"/>
+                <w:sz w:val="18"/>
               </w:rPr>
               <w:t>Abyāpajjā hontu（阿比阿巴差）</w:t>
             </w:r>
@@ -1276,16 +936,18 @@
         <w:tc>
           <w:tcPr>
             <w:tcW w:type="dxa" w:w="4819"/>
-            <w:shd w:val="clear" w:color="auto" w:fill="F8FAFC"/>
+            <w:shd w:val="clear" w:fill="F2F5FA"/>
           </w:tcPr>
           <w:p>
-            <w:r/>
             <w:r>
               <w:rPr>
-                <w:rFonts w:ascii="宋体" w:hAnsi="宋体" w:eastAsia="宋体"/>
+                <w:sz w:val="18"/>
+              </w:rPr>
+            </w:r>
+            <w:r>
+              <w:rPr>
                 <w:b w:val="0"/>
-                <w:i w:val="0"/>
-                <w:sz w:val="20"/>
+                <w:sz w:val="18"/>
               </w:rPr>
               <w:t>愿无内心的痛苦</w:t>
             </w:r>
@@ -1298,13 +960,15 @@
             <w:tcW w:type="dxa" w:w="4819"/>
           </w:tcPr>
           <w:p>
-            <w:r/>
             <w:r>
               <w:rPr>
-                <w:rFonts w:ascii="宋体" w:hAnsi="宋体" w:eastAsia="宋体"/>
+                <w:sz w:val="18"/>
+              </w:rPr>
+            </w:r>
+            <w:r>
+              <w:rPr>
                 <w:b w:val="0"/>
-                <w:i w:val="0"/>
-                <w:sz w:val="20"/>
+                <w:sz w:val="18"/>
               </w:rPr>
               <w:t>Anīghā hontu（阿尼卡）</w:t>
             </w:r>
@@ -1315,13 +979,15 @@
             <w:tcW w:type="dxa" w:w="4819"/>
           </w:tcPr>
           <w:p>
-            <w:r/>
             <w:r>
               <w:rPr>
-                <w:rFonts w:ascii="宋体" w:hAnsi="宋体" w:eastAsia="宋体"/>
+                <w:sz w:val="18"/>
+              </w:rPr>
+            </w:r>
+            <w:r>
+              <w:rPr>
                 <w:b w:val="0"/>
-                <w:i w:val="0"/>
-                <w:sz w:val="20"/>
+                <w:sz w:val="18"/>
               </w:rPr>
               <w:t>愿无身体的痛苦（身体健康）</w:t>
             </w:r>
@@ -1332,16 +998,18 @@
         <w:tc>
           <w:tcPr>
             <w:tcW w:type="dxa" w:w="4819"/>
-            <w:shd w:val="clear" w:color="auto" w:fill="F8FAFC"/>
+            <w:shd w:val="clear" w:fill="F2F5FA"/>
           </w:tcPr>
           <w:p>
-            <w:r/>
             <w:r>
               <w:rPr>
-                <w:rFonts w:ascii="宋体" w:hAnsi="宋体" w:eastAsia="宋体"/>
+                <w:sz w:val="18"/>
+              </w:rPr>
+            </w:r>
+            <w:r>
+              <w:rPr>
                 <w:b w:val="0"/>
-                <w:i w:val="0"/>
-                <w:sz w:val="20"/>
+                <w:sz w:val="18"/>
               </w:rPr>
               <w:t>Sukhī attānaṃ pariharantu（苏奇阿达）</w:t>
             </w:r>
@@ -1350,16 +1018,18 @@
         <w:tc>
           <w:tcPr>
             <w:tcW w:type="dxa" w:w="4819"/>
-            <w:shd w:val="clear" w:color="auto" w:fill="F8FAFC"/>
+            <w:shd w:val="clear" w:fill="F2F5FA"/>
           </w:tcPr>
           <w:p>
-            <w:r/>
             <w:r>
               <w:rPr>
-                <w:rFonts w:ascii="宋体" w:hAnsi="宋体" w:eastAsia="宋体"/>
+                <w:sz w:val="18"/>
+              </w:rPr>
+            </w:r>
+            <w:r>
+              <w:rPr>
                 <w:b w:val="0"/>
-                <w:i w:val="0"/>
-                <w:sz w:val="20"/>
+                <w:sz w:val="18"/>
               </w:rPr>
               <w:t>愿保有快乐</w:t>
             </w:r>
@@ -1368,84 +1038,36 @@
       </w:tr>
     </w:tbl>
     <w:p>
-      <w:pPr>
-        <w:spacing w:after="40"/>
-      </w:pPr>
-    </w:p>
-    <w:p>
-      <w:pPr>
-        <w:spacing w:before="200"/>
-      </w:pPr>
       <w:r>
         <w:rPr>
-          <w:rFonts w:ascii="微软雅黑" w:hAnsi="微软雅黑" w:eastAsia="微软雅黑"/>
-          <w:b w:val="0"/>
-          <w:i w:val="0"/>
-          <w:color w:val="1E5631"/>
-          <w:sz w:val="28"/>
+          <w:b/>
+          <w:color w:val="1E4620"/>
+          <w:sz w:val="26"/>
         </w:rPr>
         <w:t>💬 第一轮分享（10 min）</w:t>
       </w:r>
     </w:p>
-    <w:tbl>
-      <w:tblPr>
-        <w:tblW w:type="auto" w:w="0"/>
-        <w:jc w:val="center"/>
-        <w:tblLook w:firstColumn="1" w:firstRow="1" w:lastColumn="0" w:lastRow="0" w:noHBand="0" w:noVBand="1" w:val="04A0"/>
-      </w:tblPr>
-      <w:tblGrid>
-        <w:gridCol w:w="9638"/>
-      </w:tblGrid>
-      <w:tr>
-        <w:tc>
-          <w:tcPr>
-            <w:tcW w:type="dxa" w:w="9638"/>
-            <w:shd w:val="clear" w:color="auto" w:fill="F2F8F4"/>
-            <w:tcBorders>
-              <w:start w:val="single" w:sz="24" w:color="2E7D4F"/>
-            </w:tcBorders>
-            <w:tcMar>
-              <w:top w:w="40" w:type="dxa"/>
-              <w:bottom w:w="40" w:type="dxa"/>
-              <w:start w:w="120" w:type="dxa"/>
-              <w:end w:w="120" w:type="dxa"/>
-            </w:tcMar>
-          </w:tcPr>
-          <w:p>
-            <w:pPr>
-              <w:spacing w:line="324" w:lineRule="auto" w:after="60"/>
-            </w:pPr>
-            <w:r/>
-            <w:r>
-              <w:rPr>
-                <w:rFonts w:ascii="宋体" w:hAnsi="宋体" w:eastAsia="宋体"/>
-                <w:b w:val="0"/>
-                <w:i w:val="0"/>
-                <w:color w:val="333333"/>
-                <w:sz w:val="22"/>
-              </w:rPr>
-              <w:t>请大家轮流分享：你平时有没有"祝福过"别人？比如祝福朋友健康、祝福家人平安。读了原文，你觉得慈心的祝福和平时的祝福有什么不一样？</w:t>
-            </w:r>
-          </w:p>
-        </w:tc>
-      </w:tr>
-    </w:tbl>
     <w:p>
       <w:pPr>
-        <w:spacing w:after="40"/>
-      </w:pPr>
-    </w:p>
-    <w:p>
-      <w:pPr>
-        <w:spacing w:before="200"/>
+        <w:ind w:left="170"/>
+        <w:pBdr>
+          <w:left w:val="single" w:sz="18" w:space="4" w:color="1E4620"/>
+        </w:pBdr>
+        <w:shd w:val="clear" w:fill="F2F5FA"/>
       </w:pPr>
       <w:r>
         <w:rPr>
-          <w:rFonts w:ascii="微软雅黑" w:hAnsi="微软雅黑" w:eastAsia="微软雅黑"/>
           <w:b w:val="0"/>
-          <w:i w:val="0"/>
-          <w:color w:val="1E5631"/>
-          <w:sz w:val="28"/>
+        </w:rPr>
+        <w:t>请大家轮流分享：你平时有没有"祝福过"别人？比如祝福朋友健康、祝福家人平安。读了原文，你觉得慈心的祝福和平时的祝福有什么不一样？</w:t>
+      </w:r>
+    </w:p>
+    <w:p>
+      <w:r>
+        <w:rPr>
+          <w:b/>
+          <w:color w:val="1E4620"/>
+          <w:sz w:val="26"/>
         </w:rPr>
         <w:t>🎯 第一轮主题讨论（10 min）</w:t>
       </w:r>
@@ -1453,19 +1075,13 @@
     <w:p>
       <w:r>
         <w:rPr>
-          <w:rFonts w:ascii="宋体" w:hAnsi="宋体" w:eastAsia="宋体"/>
           <w:b/>
-          <w:i w:val="0"/>
-          <w:sz w:val="22"/>
         </w:rPr>
         <w:t>讨论问题（按优先级）</w:t>
       </w:r>
       <w:r>
         <w:rPr>
-          <w:rFonts w:ascii="宋体" w:hAnsi="宋体" w:eastAsia="宋体"/>
           <w:b w:val="0"/>
-          <w:i w:val="0"/>
-          <w:sz w:val="22"/>
         </w:rPr>
         <w:t>：</w:t>
       </w:r>
@@ -1476,19 +1092,13 @@
       </w:pPr>
       <w:r>
         <w:rPr>
-          <w:rFonts w:ascii="宋体" w:hAnsi="宋体" w:eastAsia="宋体"/>
           <w:b/>
-          <w:i w:val="0"/>
-          <w:sz w:val="22"/>
         </w:rPr>
         <w:t>问题①（★必答，时间不够时只讨论这个）</w:t>
       </w:r>
       <w:r>
         <w:rPr>
-          <w:rFonts w:ascii="宋体" w:hAnsi="宋体" w:eastAsia="宋体"/>
           <w:b w:val="0"/>
-          <w:i w:val="0"/>
-          <w:sz w:val="22"/>
         </w:rPr>
         <w:t>：第188讲说修习次第是：自己→尊敬的亲人→普通朋友→讨厌的人→仇敌。你觉得为什么"亲人"排在"自己"后面、"仇敌"放在最后？</w:t>
       </w:r>
@@ -1499,19 +1109,13 @@
       </w:pPr>
       <w:r>
         <w:rPr>
-          <w:rFonts w:ascii="宋体" w:hAnsi="宋体" w:eastAsia="宋体"/>
           <w:b/>
-          <w:i w:val="0"/>
-          <w:sz w:val="22"/>
         </w:rPr>
         <w:t>问题②（◈选答）</w:t>
       </w:r>
       <w:r>
         <w:rPr>
-          <w:rFonts w:ascii="宋体" w:hAnsi="宋体" w:eastAsia="宋体"/>
           <w:b w:val="0"/>
-          <w:i w:val="0"/>
-          <w:sz w:val="22"/>
         </w:rPr>
         <w:t>：五类禁忌对象里——讨厌的人、平淡的人、非常亲爱的人、死人、单个异性——哪一类最出乎你的意料？"非常亲爱的人"为什么也在禁忌里？</w:t>
       </w:r>
@@ -1522,19 +1126,13 @@
       </w:pPr>
       <w:r>
         <w:rPr>
-          <w:rFonts w:ascii="宋体" w:hAnsi="宋体" w:eastAsia="宋体"/>
           <w:b/>
-          <w:i w:val="0"/>
-          <w:sz w:val="22"/>
         </w:rPr>
         <w:t>问题③（◈选答）</w:t>
       </w:r>
       <w:r>
         <w:rPr>
-          <w:rFonts w:ascii="宋体" w:hAnsi="宋体" w:eastAsia="宋体"/>
           <w:b w:val="0"/>
-          <w:i w:val="0"/>
-          <w:sz w:val="22"/>
         </w:rPr>
         <w:t>："中性人"——那些你既不特别喜欢也不讨厌的人（比如路过的同事、楼下的保安、常去的便利店店员），你上一次真心祝福他们是多久以前？</w:t>
       </w:r>
@@ -1545,852 +1143,566 @@
       </w:pPr>
       <w:r>
         <w:rPr>
-          <w:rFonts w:ascii="宋体" w:hAnsi="宋体" w:eastAsia="宋体"/>
           <w:b/>
-          <w:i w:val="0"/>
-          <w:sz w:val="22"/>
         </w:rPr>
         <w:t>问题④（◈选答，时间富余或大家感兴趣时讨论）</w:t>
       </w:r>
       <w:r>
         <w:rPr>
-          <w:rFonts w:ascii="宋体" w:hAnsi="宋体" w:eastAsia="宋体"/>
           <w:b w:val="0"/>
-          <w:i w:val="0"/>
-          <w:sz w:val="22"/>
         </w:rPr>
         <w:t>：散播慈爱文里说"无怨敌，无瞋害，无恼乱，保持自己的快乐"——如果一个人总被情绪困扰，你觉得这四句祝福哪一句对他最重要？</w:t>
       </w:r>
     </w:p>
-    <w:tbl>
-      <w:tblPr>
-        <w:tblW w:type="auto" w:w="0"/>
-        <w:jc w:val="center"/>
-        <w:tblLook w:firstColumn="1" w:firstRow="1" w:lastColumn="0" w:lastRow="0" w:noHBand="0" w:noVBand="1" w:val="04A0"/>
-      </w:tblPr>
-      <w:tblGrid>
-        <w:gridCol w:w="9638"/>
-      </w:tblGrid>
-      <w:tr>
-        <w:tc>
-          <w:tcPr>
-            <w:tcW w:type="dxa" w:w="9638"/>
-            <w:shd w:val="clear" w:color="auto" w:fill="F2F8F4"/>
-            <w:tcBorders>
-              <w:start w:val="single" w:sz="24" w:color="2E7D4F"/>
-            </w:tcBorders>
-            <w:tcMar>
-              <w:top w:w="40" w:type="dxa"/>
-              <w:bottom w:w="40" w:type="dxa"/>
-              <w:start w:w="120" w:type="dxa"/>
-              <w:end w:w="120" w:type="dxa"/>
-            </w:tcMar>
-          </w:tcPr>
-          <w:p>
-            <w:pPr>
-              <w:spacing w:line="324" w:lineRule="auto" w:after="60"/>
-            </w:pPr>
-            <w:r/>
-            <w:r>
-              <w:rPr>
-                <w:rFonts w:ascii="宋体" w:hAnsi="宋体" w:eastAsia="宋体"/>
-                <w:b/>
-                <w:i w:val="0"/>
-                <w:color w:val="333333"/>
-                <w:sz w:val="22"/>
-              </w:rPr>
-              <w:t>分层追问</w:t>
-            </w:r>
-            <w:r>
-              <w:rPr>
-                <w:rFonts w:ascii="宋体" w:hAnsi="宋体" w:eastAsia="宋体"/>
-                <w:b w:val="0"/>
-                <w:i w:val="0"/>
-                <w:color w:val="333333"/>
-                <w:sz w:val="22"/>
-              </w:rPr>
-              <w:t>（可视时间取用，由浅入深）：</w:t>
-            </w:r>
-          </w:p>
-          <w:p>
-            <w:pPr>
-              <w:spacing w:line="324" w:lineRule="auto" w:after="60"/>
-            </w:pPr>
-            <w:r>
-              <w:rPr>
-                <w:rFonts w:ascii="宋体" w:hAnsi="宋体" w:eastAsia="宋体"/>
-                <w:b w:val="0"/>
-                <w:i w:val="0"/>
-                <w:color w:val="333333"/>
-                <w:sz w:val="22"/>
-              </w:rPr>
-              <w:t>- 【现象】你身边「不亲不疏」的中性人，大概有谁？</w:t>
-            </w:r>
-          </w:p>
-          <w:p>
-            <w:pPr>
-              <w:spacing w:line="324" w:lineRule="auto" w:after="60"/>
-            </w:pPr>
-            <w:r>
-              <w:rPr>
-                <w:rFonts w:ascii="宋体" w:hAnsi="宋体" w:eastAsia="宋体"/>
-                <w:b w:val="0"/>
-                <w:i w:val="0"/>
-                <w:color w:val="333333"/>
-                <w:sz w:val="22"/>
-              </w:rPr>
-              <w:t>- 【影响】如果对所有人都一样地祝福，你的心会更松，还是更累？</w:t>
-            </w:r>
-          </w:p>
-          <w:p>
-            <w:pPr>
-              <w:spacing w:line="324" w:lineRule="auto" w:after="60"/>
-            </w:pPr>
-            <w:r>
-              <w:rPr>
-                <w:rFonts w:ascii="宋体" w:hAnsi="宋体" w:eastAsia="宋体"/>
-                <w:b w:val="0"/>
-                <w:i w:val="0"/>
-                <w:color w:val="333333"/>
-                <w:sz w:val="22"/>
-              </w:rPr>
-              <w:t>- 【应对】这周你可以先挑哪一位「中性人」，在心里默默祝福一次？</w:t>
-            </w:r>
-          </w:p>
-        </w:tc>
-      </w:tr>
-    </w:tbl>
     <w:p>
       <w:pPr>
-        <w:spacing w:after="40"/>
+        <w:ind w:left="170"/>
+        <w:pBdr>
+          <w:left w:val="single" w:sz="18" w:space="4" w:color="1E4620"/>
+        </w:pBdr>
+        <w:shd w:val="clear" w:fill="F2F5FA"/>
       </w:pPr>
+      <w:r>
+        <w:rPr>
+          <w:b/>
+        </w:rPr>
+        <w:t>分层追问</w:t>
+      </w:r>
+      <w:r>
+        <w:rPr>
+          <w:b w:val="0"/>
+        </w:rPr>
+        <w:t>（可视时间取用，由浅入深）：</w:t>
+      </w:r>
     </w:p>
     <w:p>
       <w:pPr>
-        <w:spacing w:before="200"/>
+        <w:ind w:left="170"/>
+        <w:pBdr>
+          <w:left w:val="single" w:sz="18" w:space="4" w:color="1E4620"/>
+        </w:pBdr>
+        <w:shd w:val="clear" w:fill="F2F5FA"/>
       </w:pPr>
       <w:r>
         <w:rPr>
-          <w:rFonts w:ascii="微软雅黑" w:hAnsi="微软雅黑" w:eastAsia="微软雅黑"/>
           <w:b w:val="0"/>
-          <w:i w:val="0"/>
-          <w:color w:val="1E5631"/>
-          <w:sz w:val="28"/>
+        </w:rPr>
+        <w:t>- 【现象】你身边「不亲不疏」的中性人，大概有谁？</w:t>
+      </w:r>
+    </w:p>
+    <w:p>
+      <w:pPr>
+        <w:ind w:left="170"/>
+        <w:pBdr>
+          <w:left w:val="single" w:sz="18" w:space="4" w:color="1E4620"/>
+        </w:pBdr>
+        <w:shd w:val="clear" w:fill="F2F5FA"/>
+      </w:pPr>
+      <w:r>
+        <w:rPr>
+          <w:b w:val="0"/>
+        </w:rPr>
+        <w:t>- 【影响】如果对所有人都一样地祝福，你的心会更松，还是更累？</w:t>
+      </w:r>
+    </w:p>
+    <w:p>
+      <w:pPr>
+        <w:ind w:left="170"/>
+        <w:pBdr>
+          <w:left w:val="single" w:sz="18" w:space="4" w:color="1E4620"/>
+        </w:pBdr>
+        <w:shd w:val="clear" w:fill="F2F5FA"/>
+      </w:pPr>
+      <w:r>
+        <w:rPr>
+          <w:b w:val="0"/>
+        </w:rPr>
+        <w:t>- 【应对】这周你可以先挑哪一位「中性人」，在心里默默祝福一次？</w:t>
+      </w:r>
+    </w:p>
+    <w:p>
+      <w:r>
+        <w:rPr>
+          <w:b/>
+          <w:color w:val="1E4620"/>
+          <w:sz w:val="26"/>
         </w:rPr>
         <w:t>🧘 禅修练习（15 min）</w:t>
       </w:r>
     </w:p>
-    <w:tbl>
-      <w:tblPr>
-        <w:tblW w:type="auto" w:w="0"/>
-        <w:jc w:val="center"/>
-        <w:tblLook w:firstColumn="1" w:firstRow="1" w:lastColumn="0" w:lastRow="0" w:noHBand="0" w:noVBand="1" w:val="04A0"/>
-      </w:tblPr>
-      <w:tblGrid>
-        <w:gridCol w:w="9638"/>
-      </w:tblGrid>
-      <w:tr>
-        <w:tc>
-          <w:tcPr>
-            <w:tcW w:type="dxa" w:w="9638"/>
-            <w:shd w:val="clear" w:color="auto" w:fill="F2F8F4"/>
-            <w:tcBorders>
-              <w:start w:val="single" w:sz="24" w:color="2E7D4F"/>
-            </w:tcBorders>
-            <w:tcMar>
-              <w:top w:w="40" w:type="dxa"/>
-              <w:bottom w:w="40" w:type="dxa"/>
-              <w:start w:w="120" w:type="dxa"/>
-              <w:end w:w="120" w:type="dxa"/>
-            </w:tcMar>
-          </w:tcPr>
-          <w:p>
-            <w:pPr>
-              <w:spacing w:line="324" w:lineRule="auto" w:after="60"/>
-            </w:pPr>
-            <w:r/>
-            <w:r>
-              <w:rPr>
-                <w:rFonts w:ascii="宋体" w:hAnsi="宋体" w:eastAsia="宋体"/>
-                <w:b w:val="0"/>
-                <w:i w:val="0"/>
-                <w:color w:val="333333"/>
-                <w:sz w:val="22"/>
-              </w:rPr>
-              <w:t>💡 本周由连续两周合并，含两段禅修练习引导词；时间紧可读其一，或各取前半段（合计约15分钟）。</w:t>
-            </w:r>
-          </w:p>
-        </w:tc>
-      </w:tr>
-    </w:tbl>
     <w:p>
       <w:pPr>
-        <w:spacing w:after="40"/>
+        <w:ind w:left="170"/>
+        <w:pBdr>
+          <w:left w:val="single" w:sz="18" w:space="4" w:color="1E4620"/>
+        </w:pBdr>
+        <w:shd w:val="clear" w:fill="F2F5FA"/>
       </w:pPr>
+      <w:r>
+        <w:rPr>
+          <w:b w:val="0"/>
+        </w:rPr>
+        <w:t>💡 本周由连续两周合并，含两段禅修练习引导词；时间紧可读其一，或各取前半段（合计约15分钟）。</w:t>
+      </w:r>
     </w:p>
-    <w:tbl>
-      <w:tblPr>
-        <w:tblW w:type="auto" w:w="0"/>
-        <w:jc w:val="center"/>
-        <w:tblLook w:firstColumn="1" w:firstRow="1" w:lastColumn="0" w:lastRow="0" w:noHBand="0" w:noVBand="1" w:val="04A0"/>
-      </w:tblPr>
-      <w:tblGrid>
-        <w:gridCol w:w="9638"/>
-      </w:tblGrid>
-      <w:tr>
-        <w:tc>
-          <w:tcPr>
-            <w:tcW w:type="dxa" w:w="9638"/>
-            <w:shd w:val="clear" w:color="auto" w:fill="F2F8F4"/>
-            <w:tcBorders>
-              <w:start w:val="single" w:sz="24" w:color="2E7D4F"/>
-            </w:tcBorders>
-            <w:tcMar>
-              <w:top w:w="40" w:type="dxa"/>
-              <w:bottom w:w="40" w:type="dxa"/>
-              <w:start w:w="120" w:type="dxa"/>
-              <w:end w:w="120" w:type="dxa"/>
-            </w:tcMar>
-          </w:tcPr>
-          <w:p>
-            <w:pPr>
-              <w:spacing w:line="324" w:lineRule="auto" w:after="60"/>
-            </w:pPr>
-            <w:r/>
-            <w:r>
-              <w:rPr>
-                <w:rFonts w:ascii="宋体" w:hAnsi="宋体" w:eastAsia="宋体"/>
-                <w:b w:val="0"/>
-                <w:i w:val="0"/>
-                <w:color w:val="333333"/>
-                <w:sz w:val="22"/>
-              </w:rPr>
-              <w:t xml:space="preserve">⚠️ </w:t>
-            </w:r>
-            <w:r>
-              <w:rPr>
-                <w:rFonts w:ascii="宋体" w:hAnsi="宋体" w:eastAsia="宋体"/>
-                <w:b/>
-                <w:i w:val="0"/>
-                <w:color w:val="333333"/>
-                <w:sz w:val="22"/>
-              </w:rPr>
-              <w:t>禅修禁忌提示</w:t>
-            </w:r>
-            <w:r>
-              <w:rPr>
-                <w:rFonts w:ascii="宋体" w:hAnsi="宋体" w:eastAsia="宋体"/>
-                <w:b w:val="0"/>
-                <w:i w:val="0"/>
-                <w:color w:val="333333"/>
-                <w:sz w:val="22"/>
-              </w:rPr>
-              <w:t>：若你正处在严重抑郁、焦虑、创伤后应激，或精神类疾病的发作／用药期，或正经历强烈的情绪危机，请先咨询医生或心理师，再决定是否练习；练习中若出现明显不适（如心悸、胸闷、情绪失控），请立即停止，睁开眼睛，把注意力放回呼吸与身体，必要时离场休息。</w:t>
-            </w:r>
-          </w:p>
-        </w:tc>
-      </w:tr>
-    </w:tbl>
     <w:p>
       <w:pPr>
-        <w:spacing w:after="40"/>
+        <w:ind w:left="170"/>
+        <w:pBdr>
+          <w:left w:val="single" w:sz="18" w:space="4" w:color="1E4620"/>
+        </w:pBdr>
+        <w:shd w:val="clear" w:fill="F2F5FA"/>
       </w:pPr>
+      <w:r>
+        <w:rPr>
+          <w:b w:val="0"/>
+        </w:rPr>
+        <w:t xml:space="preserve">⚠️ </w:t>
+      </w:r>
+      <w:r>
+        <w:rPr>
+          <w:b/>
+        </w:rPr>
+        <w:t>禅修禁忌提示</w:t>
+      </w:r>
+      <w:r>
+        <w:rPr>
+          <w:b w:val="0"/>
+        </w:rPr>
+        <w:t>：若你正处在严重抑郁、焦虑、创伤后应激，或精神类疾病的发作／用药期，或正经历强烈的情绪危机，请先咨询医生或心理师，再决定是否练习；练习中若出现明显不适（如心悸、胸闷、情绪失控），请立即停止，睁开眼睛，把注意力放回呼吸与身体，必要时离场休息。</w:t>
+      </w:r>
     </w:p>
     <w:p>
       <w:r>
         <w:rPr>
-          <w:rFonts w:ascii="宋体" w:hAnsi="宋体" w:eastAsia="宋体"/>
           <w:b/>
-          <w:i w:val="0"/>
-          <w:sz w:val="22"/>
         </w:rPr>
         <w:t>引导词</w:t>
       </w:r>
       <w:r>
         <w:rPr>
-          <w:rFonts w:ascii="宋体" w:hAnsi="宋体" w:eastAsia="宋体"/>
           <w:b w:val="0"/>
-          <w:i w:val="0"/>
-          <w:sz w:val="22"/>
         </w:rPr>
         <w:t>：</w:t>
       </w:r>
     </w:p>
-    <w:tbl>
-      <w:tblPr>
-        <w:tblW w:type="auto" w:w="0"/>
-        <w:jc w:val="center"/>
-        <w:tblLook w:firstColumn="1" w:firstRow="1" w:lastColumn="0" w:lastRow="0" w:noHBand="0" w:noVBand="1" w:val="04A0"/>
-      </w:tblPr>
-      <w:tblGrid>
-        <w:gridCol w:w="9638"/>
-      </w:tblGrid>
-      <w:tr>
-        <w:tc>
-          <w:tcPr>
-            <w:tcW w:type="dxa" w:w="9638"/>
-            <w:shd w:val="clear" w:color="auto" w:fill="F2F8F4"/>
-            <w:tcBorders>
-              <w:start w:val="single" w:sz="24" w:color="2E7D4F"/>
-            </w:tcBorders>
-            <w:tcMar>
-              <w:top w:w="40" w:type="dxa"/>
-              <w:bottom w:w="40" w:type="dxa"/>
-              <w:start w:w="120" w:type="dxa"/>
-              <w:end w:w="120" w:type="dxa"/>
-            </w:tcMar>
-          </w:tcPr>
-          <w:p>
-            <w:pPr>
-              <w:spacing w:line="324" w:lineRule="auto" w:after="60"/>
-            </w:pPr>
-            <w:r/>
-            <w:r>
-              <w:rPr>
-                <w:rFonts w:ascii="宋体" w:hAnsi="宋体" w:eastAsia="宋体"/>
-                <w:b w:val="0"/>
-                <w:i w:val="0"/>
-                <w:color w:val="333333"/>
-                <w:sz w:val="22"/>
-              </w:rPr>
-              <w:t>调整好坐姿，闭上眼睛。先对自己散播慈爱：</w:t>
-            </w:r>
-          </w:p>
-          <w:p>
-            <w:pPr>
-              <w:spacing w:line="324" w:lineRule="auto" w:after="60"/>
-            </w:pPr>
-            <w:r>
-              <w:rPr>
-                <w:rFonts w:ascii="宋体" w:hAnsi="宋体" w:eastAsia="宋体"/>
-                <w:b w:val="0"/>
-                <w:i w:val="0"/>
-                <w:color w:val="333333"/>
-                <w:sz w:val="22"/>
-              </w:rPr>
-              <w:t>愿我没有怨敌，愿我没有内心的痛苦，愿我没有身体的痛苦，愿我保有快乐。（停顿）</w:t>
-            </w:r>
-          </w:p>
-          <w:p>
-            <w:pPr>
-              <w:spacing w:line="324" w:lineRule="auto" w:after="60"/>
-            </w:pPr>
-          </w:p>
-          <w:p>
-            <w:pPr>
-              <w:spacing w:line="324" w:lineRule="auto" w:after="60"/>
-            </w:pPr>
-            <w:r>
-              <w:rPr>
-                <w:rFonts w:ascii="宋体" w:hAnsi="宋体" w:eastAsia="宋体"/>
-                <w:b w:val="0"/>
-                <w:i w:val="0"/>
-                <w:color w:val="333333"/>
-                <w:sz w:val="22"/>
-              </w:rPr>
-              <w:t>现在，在心里请出一位你尊敬的、喜爱的同性——老师、长辈或亲近的朋友。想象他/她快乐的样子，露出笑容的样子。</w:t>
-            </w:r>
-          </w:p>
-          <w:p>
-            <w:pPr>
-              <w:spacing w:line="324" w:lineRule="auto" w:after="60"/>
-            </w:pPr>
-            <w:r>
-              <w:rPr>
-                <w:rFonts w:ascii="宋体" w:hAnsi="宋体" w:eastAsia="宋体"/>
-                <w:b w:val="0"/>
-                <w:i w:val="0"/>
-                <w:color w:val="333333"/>
-                <w:sz w:val="22"/>
-              </w:rPr>
-              <w:t>愿这位善人没有敌意，远离危难。</w:t>
-            </w:r>
-          </w:p>
-          <w:p>
-            <w:pPr>
-              <w:spacing w:line="324" w:lineRule="auto" w:after="60"/>
-            </w:pPr>
-            <w:r>
-              <w:rPr>
-                <w:rFonts w:ascii="宋体" w:hAnsi="宋体" w:eastAsia="宋体"/>
-                <w:b w:val="0"/>
-                <w:i w:val="0"/>
-                <w:color w:val="333333"/>
-                <w:sz w:val="22"/>
-              </w:rPr>
-              <w:t>愿这位善人内心愉悦，没有痛苦。</w:t>
-            </w:r>
-          </w:p>
-          <w:p>
-            <w:pPr>
-              <w:spacing w:line="324" w:lineRule="auto" w:after="60"/>
-            </w:pPr>
-            <w:r>
-              <w:rPr>
-                <w:rFonts w:ascii="宋体" w:hAnsi="宋体" w:eastAsia="宋体"/>
-                <w:b w:val="0"/>
-                <w:i w:val="0"/>
-                <w:color w:val="333333"/>
-                <w:sz w:val="22"/>
-              </w:rPr>
-              <w:t>愿这位善人身体健康，远离疾病。</w:t>
-            </w:r>
-          </w:p>
-          <w:p>
-            <w:pPr>
-              <w:spacing w:line="324" w:lineRule="auto" w:after="60"/>
-            </w:pPr>
-            <w:r>
-              <w:rPr>
-                <w:rFonts w:ascii="宋体" w:hAnsi="宋体" w:eastAsia="宋体"/>
-                <w:b w:val="0"/>
-                <w:i w:val="0"/>
-                <w:color w:val="333333"/>
-                <w:sz w:val="22"/>
-              </w:rPr>
-              <w:t>愿这位善人善业成就，保有快乐。（停顿）</w:t>
-            </w:r>
-          </w:p>
-          <w:p>
-            <w:pPr>
-              <w:spacing w:line="324" w:lineRule="auto" w:after="60"/>
-            </w:pPr>
-          </w:p>
-          <w:p>
-            <w:pPr>
-              <w:spacing w:line="324" w:lineRule="auto" w:after="60"/>
-            </w:pPr>
-            <w:r>
-              <w:rPr>
-                <w:rFonts w:ascii="宋体" w:hAnsi="宋体" w:eastAsia="宋体"/>
-                <w:b w:val="0"/>
-                <w:i w:val="0"/>
-                <w:color w:val="333333"/>
-                <w:sz w:val="22"/>
-              </w:rPr>
-              <w:t>然后，请出一位"中性"的人——你不特别亲近也不讨厌的同事、邻居。</w:t>
-            </w:r>
-          </w:p>
-          <w:p>
-            <w:pPr>
-              <w:spacing w:line="324" w:lineRule="auto" w:after="60"/>
-            </w:pPr>
-            <w:r>
-              <w:rPr>
-                <w:rFonts w:ascii="宋体" w:hAnsi="宋体" w:eastAsia="宋体"/>
-                <w:b w:val="0"/>
-                <w:i w:val="0"/>
-                <w:color w:val="333333"/>
-                <w:sz w:val="22"/>
-              </w:rPr>
-              <w:t>想象他/她轻松的样子。</w:t>
-            </w:r>
-          </w:p>
-          <w:p>
-            <w:pPr>
-              <w:spacing w:line="324" w:lineRule="auto" w:after="60"/>
-            </w:pPr>
-            <w:r>
-              <w:rPr>
-                <w:rFonts w:ascii="宋体" w:hAnsi="宋体" w:eastAsia="宋体"/>
-                <w:b w:val="0"/>
-                <w:i w:val="0"/>
-                <w:color w:val="333333"/>
-                <w:sz w:val="22"/>
-              </w:rPr>
-              <w:t>愿这位朋友没有敌意，远离危难。</w:t>
-            </w:r>
-          </w:p>
-          <w:p>
-            <w:pPr>
-              <w:spacing w:line="324" w:lineRule="auto" w:after="60"/>
-            </w:pPr>
-            <w:r>
-              <w:rPr>
-                <w:rFonts w:ascii="宋体" w:hAnsi="宋体" w:eastAsia="宋体"/>
-                <w:b w:val="0"/>
-                <w:i w:val="0"/>
-                <w:color w:val="333333"/>
-                <w:sz w:val="22"/>
-              </w:rPr>
-              <w:t>愿这位朋友内心愉悦，没有痛苦。</w:t>
-            </w:r>
-          </w:p>
-          <w:p>
-            <w:pPr>
-              <w:spacing w:line="324" w:lineRule="auto" w:after="60"/>
-            </w:pPr>
-            <w:r>
-              <w:rPr>
-                <w:rFonts w:ascii="宋体" w:hAnsi="宋体" w:eastAsia="宋体"/>
-                <w:b w:val="0"/>
-                <w:i w:val="0"/>
-                <w:color w:val="333333"/>
-                <w:sz w:val="22"/>
-              </w:rPr>
-              <w:t>愿这位朋友身体健康，远离疾病。</w:t>
-            </w:r>
-          </w:p>
-          <w:p>
-            <w:pPr>
-              <w:spacing w:line="324" w:lineRule="auto" w:after="60"/>
-            </w:pPr>
-            <w:r>
-              <w:rPr>
-                <w:rFonts w:ascii="宋体" w:hAnsi="宋体" w:eastAsia="宋体"/>
-                <w:b w:val="0"/>
-                <w:i w:val="0"/>
-                <w:color w:val="333333"/>
-                <w:sz w:val="22"/>
-              </w:rPr>
-              <w:t>愿这位朋友保有快乐。（停顿）</w:t>
-            </w:r>
-          </w:p>
-          <w:p>
-            <w:pPr>
-              <w:spacing w:line="324" w:lineRule="auto" w:after="60"/>
-            </w:pPr>
-          </w:p>
-          <w:p>
-            <w:pPr>
-              <w:spacing w:line="324" w:lineRule="auto" w:after="60"/>
-            </w:pPr>
-            <w:r>
-              <w:rPr>
-                <w:rFonts w:ascii="宋体" w:hAnsi="宋体" w:eastAsia="宋体"/>
-                <w:b w:val="0"/>
-                <w:i w:val="0"/>
-                <w:color w:val="333333"/>
-                <w:sz w:val="22"/>
-              </w:rPr>
-              <w:t>最后回到自己：愿我快乐，愿我平安，愿我健康。</w:t>
-            </w:r>
-          </w:p>
-          <w:p>
-            <w:pPr>
-              <w:spacing w:line="324" w:lineRule="auto" w:after="60"/>
-            </w:pPr>
-            <w:r>
-              <w:rPr>
-                <w:rFonts w:ascii="宋体" w:hAnsi="宋体" w:eastAsia="宋体"/>
-                <w:b w:val="0"/>
-                <w:i w:val="0"/>
-                <w:color w:val="333333"/>
-                <w:sz w:val="22"/>
-              </w:rPr>
-              <w:t>好，慢慢睁开眼睛。</w:t>
-            </w:r>
-          </w:p>
-        </w:tc>
-      </w:tr>
-    </w:tbl>
     <w:p>
       <w:pPr>
-        <w:spacing w:after="40"/>
+        <w:ind w:left="170"/>
+        <w:pBdr>
+          <w:left w:val="single" w:sz="18" w:space="4" w:color="1E4620"/>
+        </w:pBdr>
+        <w:shd w:val="clear" w:fill="F2F5FA"/>
       </w:pPr>
+      <w:r>
+        <w:rPr>
+          <w:b w:val="0"/>
+        </w:rPr>
+        <w:t>调整好坐姿，闭上眼睛。先对自己散播慈爱：</w:t>
+      </w:r>
+    </w:p>
+    <w:p>
+      <w:pPr>
+        <w:ind w:left="170"/>
+        <w:pBdr>
+          <w:left w:val="single" w:sz="18" w:space="4" w:color="1E4620"/>
+        </w:pBdr>
+        <w:shd w:val="clear" w:fill="F2F5FA"/>
+      </w:pPr>
+      <w:r>
+        <w:rPr>
+          <w:b w:val="0"/>
+        </w:rPr>
+        <w:t>愿我没有怨敌，愿我没有内心的痛苦，愿我没有身体的痛苦，愿我保有快乐。（停顿）</w:t>
+      </w:r>
+    </w:p>
+    <w:p>
+      <w:pPr>
+        <w:ind w:left="170"/>
+        <w:pBdr>
+          <w:left w:val="single" w:sz="18" w:space="4" w:color="1E4620"/>
+        </w:pBdr>
+        <w:shd w:val="clear" w:fill="F2F5FA"/>
+      </w:pPr>
+      <w:r>
+        <w:rPr>
+          <w:b w:val="0"/>
+        </w:rPr>
+        <w:t>现在，在心里请出一位你尊敬的、喜爱的同性——老师、长辈或亲近的朋友。想象他/她快乐的样子，露出笑容的样子。</w:t>
+      </w:r>
+    </w:p>
+    <w:p>
+      <w:pPr>
+        <w:ind w:left="170"/>
+        <w:pBdr>
+          <w:left w:val="single" w:sz="18" w:space="4" w:color="1E4620"/>
+        </w:pBdr>
+        <w:shd w:val="clear" w:fill="F2F5FA"/>
+      </w:pPr>
+      <w:r>
+        <w:rPr>
+          <w:b w:val="0"/>
+        </w:rPr>
+        <w:t>愿这位善人没有敌意，远离危难。</w:t>
+      </w:r>
+    </w:p>
+    <w:p>
+      <w:pPr>
+        <w:ind w:left="170"/>
+        <w:pBdr>
+          <w:left w:val="single" w:sz="18" w:space="4" w:color="1E4620"/>
+        </w:pBdr>
+        <w:shd w:val="clear" w:fill="F2F5FA"/>
+      </w:pPr>
+      <w:r>
+        <w:rPr>
+          <w:b w:val="0"/>
+        </w:rPr>
+        <w:t>愿这位善人内心愉悦，没有痛苦。</w:t>
+      </w:r>
+    </w:p>
+    <w:p>
+      <w:pPr>
+        <w:ind w:left="170"/>
+        <w:pBdr>
+          <w:left w:val="single" w:sz="18" w:space="4" w:color="1E4620"/>
+        </w:pBdr>
+        <w:shd w:val="clear" w:fill="F2F5FA"/>
+      </w:pPr>
+      <w:r>
+        <w:rPr>
+          <w:b w:val="0"/>
+        </w:rPr>
+        <w:t>愿这位善人身体健康，远离疾病。</w:t>
+      </w:r>
+    </w:p>
+    <w:p>
+      <w:pPr>
+        <w:ind w:left="170"/>
+        <w:pBdr>
+          <w:left w:val="single" w:sz="18" w:space="4" w:color="1E4620"/>
+        </w:pBdr>
+        <w:shd w:val="clear" w:fill="F2F5FA"/>
+      </w:pPr>
+      <w:r>
+        <w:rPr>
+          <w:b w:val="0"/>
+        </w:rPr>
+        <w:t>愿这位善人善业成就，保有快乐。（停顿）</w:t>
+      </w:r>
+    </w:p>
+    <w:p>
+      <w:pPr>
+        <w:ind w:left="170"/>
+        <w:pBdr>
+          <w:left w:val="single" w:sz="18" w:space="4" w:color="1E4620"/>
+        </w:pBdr>
+        <w:shd w:val="clear" w:fill="F2F5FA"/>
+      </w:pPr>
+      <w:r>
+        <w:rPr>
+          <w:b w:val="0"/>
+        </w:rPr>
+        <w:t>然后，请出一位"中性"的人——你不特别亲近也不讨厌的同事、邻居。</w:t>
+      </w:r>
+    </w:p>
+    <w:p>
+      <w:pPr>
+        <w:ind w:left="170"/>
+        <w:pBdr>
+          <w:left w:val="single" w:sz="18" w:space="4" w:color="1E4620"/>
+        </w:pBdr>
+        <w:shd w:val="clear" w:fill="F2F5FA"/>
+      </w:pPr>
+      <w:r>
+        <w:rPr>
+          <w:b w:val="0"/>
+        </w:rPr>
+        <w:t>想象他/她轻松的样子。</w:t>
+      </w:r>
+    </w:p>
+    <w:p>
+      <w:pPr>
+        <w:ind w:left="170"/>
+        <w:pBdr>
+          <w:left w:val="single" w:sz="18" w:space="4" w:color="1E4620"/>
+        </w:pBdr>
+        <w:shd w:val="clear" w:fill="F2F5FA"/>
+      </w:pPr>
+      <w:r>
+        <w:rPr>
+          <w:b w:val="0"/>
+        </w:rPr>
+        <w:t>愿这位朋友没有敌意，远离危难。</w:t>
+      </w:r>
+    </w:p>
+    <w:p>
+      <w:pPr>
+        <w:ind w:left="170"/>
+        <w:pBdr>
+          <w:left w:val="single" w:sz="18" w:space="4" w:color="1E4620"/>
+        </w:pBdr>
+        <w:shd w:val="clear" w:fill="F2F5FA"/>
+      </w:pPr>
+      <w:r>
+        <w:rPr>
+          <w:b w:val="0"/>
+        </w:rPr>
+        <w:t>愿这位朋友内心愉悦，没有痛苦。</w:t>
+      </w:r>
+    </w:p>
+    <w:p>
+      <w:pPr>
+        <w:ind w:left="170"/>
+        <w:pBdr>
+          <w:left w:val="single" w:sz="18" w:space="4" w:color="1E4620"/>
+        </w:pBdr>
+        <w:shd w:val="clear" w:fill="F2F5FA"/>
+      </w:pPr>
+      <w:r>
+        <w:rPr>
+          <w:b w:val="0"/>
+        </w:rPr>
+        <w:t>愿这位朋友身体健康，远离疾病。</w:t>
+      </w:r>
+    </w:p>
+    <w:p>
+      <w:pPr>
+        <w:ind w:left="170"/>
+        <w:pBdr>
+          <w:left w:val="single" w:sz="18" w:space="4" w:color="1E4620"/>
+        </w:pBdr>
+        <w:shd w:val="clear" w:fill="F2F5FA"/>
+      </w:pPr>
+      <w:r>
+        <w:rPr>
+          <w:b w:val="0"/>
+        </w:rPr>
+        <w:t>愿这位朋友保有快乐。（停顿）</w:t>
+      </w:r>
+    </w:p>
+    <w:p>
+      <w:pPr>
+        <w:ind w:left="170"/>
+        <w:pBdr>
+          <w:left w:val="single" w:sz="18" w:space="4" w:color="1E4620"/>
+        </w:pBdr>
+        <w:shd w:val="clear" w:fill="F2F5FA"/>
+      </w:pPr>
+      <w:r>
+        <w:rPr>
+          <w:b w:val="0"/>
+        </w:rPr>
+        <w:t>最后回到自己：愿我快乐，愿我平安，愿我健康。</w:t>
+      </w:r>
+    </w:p>
+    <w:p>
+      <w:pPr>
+        <w:ind w:left="170"/>
+        <w:pBdr>
+          <w:left w:val="single" w:sz="18" w:space="4" w:color="1E4620"/>
+        </w:pBdr>
+        <w:shd w:val="clear" w:fill="F2F5FA"/>
+      </w:pPr>
+      <w:r>
+        <w:rPr>
+          <w:b w:val="0"/>
+        </w:rPr>
+        <w:t>好，慢慢睁开眼睛。</w:t>
+      </w:r>
     </w:p>
     <w:p>
       <w:r>
         <w:rPr>
-          <w:rFonts w:ascii="宋体" w:hAnsi="宋体" w:eastAsia="宋体"/>
           <w:b/>
-          <w:i w:val="0"/>
-          <w:sz w:val="22"/>
         </w:rPr>
         <w:t>引导词</w:t>
       </w:r>
       <w:r>
         <w:rPr>
-          <w:rFonts w:ascii="宋体" w:hAnsi="宋体" w:eastAsia="宋体"/>
           <w:b w:val="0"/>
-          <w:i w:val="0"/>
-          <w:sz w:val="22"/>
         </w:rPr>
         <w:t>：</w:t>
       </w:r>
     </w:p>
-    <w:tbl>
-      <w:tblPr>
-        <w:tblW w:type="auto" w:w="0"/>
-        <w:jc w:val="center"/>
-        <w:tblLook w:firstColumn="1" w:firstRow="1" w:lastColumn="0" w:lastRow="0" w:noHBand="0" w:noVBand="1" w:val="04A0"/>
-      </w:tblPr>
-      <w:tblGrid>
-        <w:gridCol w:w="9638"/>
-      </w:tblGrid>
-      <w:tr>
-        <w:tc>
-          <w:tcPr>
-            <w:tcW w:type="dxa" w:w="9638"/>
-            <w:shd w:val="clear" w:color="auto" w:fill="F2F8F4"/>
-            <w:tcBorders>
-              <w:start w:val="single" w:sz="24" w:color="2E7D4F"/>
-            </w:tcBorders>
-            <w:tcMar>
-              <w:top w:w="40" w:type="dxa"/>
-              <w:bottom w:w="40" w:type="dxa"/>
-              <w:start w:w="120" w:type="dxa"/>
-              <w:end w:w="120" w:type="dxa"/>
-            </w:tcMar>
-          </w:tcPr>
-          <w:p>
-            <w:pPr>
-              <w:spacing w:line="324" w:lineRule="auto" w:after="60"/>
-            </w:pPr>
-            <w:r/>
-            <w:r>
-              <w:rPr>
-                <w:rFonts w:ascii="宋体" w:hAnsi="宋体" w:eastAsia="宋体"/>
-                <w:b w:val="0"/>
-                <w:i w:val="0"/>
-                <w:color w:val="333333"/>
-                <w:sz w:val="22"/>
-              </w:rPr>
-              <w:t>坐好，闭上眼睛。先对自己散播慈爱：愿我快乐，愿我平安，愿我健康。（停顿）</w:t>
-            </w:r>
-          </w:p>
-          <w:p>
-            <w:pPr>
-              <w:spacing w:line="324" w:lineRule="auto" w:after="60"/>
-            </w:pPr>
-          </w:p>
-          <w:p>
-            <w:pPr>
-              <w:spacing w:line="324" w:lineRule="auto" w:after="60"/>
-            </w:pPr>
-            <w:r>
-              <w:rPr>
-                <w:rFonts w:ascii="宋体" w:hAnsi="宋体" w:eastAsia="宋体"/>
-                <w:b w:val="0"/>
-                <w:i w:val="0"/>
-                <w:color w:val="333333"/>
-                <w:sz w:val="22"/>
-              </w:rPr>
-              <w:t>现在，在心里请出一位让你不太舒服的人。如果你做不到祝福他，我们换一种方式——看他痛苦的样子：他生气的时候，脸部狰狞的表情。其实那就是苦。</w:t>
-            </w:r>
-          </w:p>
-          <w:p>
-            <w:pPr>
-              <w:spacing w:line="324" w:lineRule="auto" w:after="60"/>
-            </w:pPr>
-          </w:p>
-          <w:p>
-            <w:pPr>
-              <w:spacing w:line="324" w:lineRule="auto" w:after="60"/>
-            </w:pPr>
-            <w:r>
-              <w:rPr>
-                <w:rFonts w:ascii="宋体" w:hAnsi="宋体" w:eastAsia="宋体"/>
-                <w:b w:val="0"/>
-                <w:i w:val="0"/>
-                <w:color w:val="333333"/>
-                <w:sz w:val="22"/>
-              </w:rPr>
-              <w:t>愿他早日脱离这种痛苦。</w:t>
-            </w:r>
-          </w:p>
-          <w:p>
-            <w:pPr>
-              <w:spacing w:line="324" w:lineRule="auto" w:after="60"/>
-            </w:pPr>
-            <w:r>
-              <w:rPr>
-                <w:rFonts w:ascii="宋体" w:hAnsi="宋体" w:eastAsia="宋体"/>
-                <w:b w:val="0"/>
-                <w:i w:val="0"/>
-                <w:color w:val="333333"/>
-                <w:sz w:val="22"/>
-              </w:rPr>
-              <w:t>愿他不再被愤怒和烦恼折磨。</w:t>
-            </w:r>
-          </w:p>
-          <w:p>
-            <w:pPr>
-              <w:spacing w:line="324" w:lineRule="auto" w:after="60"/>
-            </w:pPr>
-            <w:r>
-              <w:rPr>
-                <w:rFonts w:ascii="宋体" w:hAnsi="宋体" w:eastAsia="宋体"/>
-                <w:b w:val="0"/>
-                <w:i w:val="0"/>
-                <w:color w:val="333333"/>
-                <w:sz w:val="22"/>
-              </w:rPr>
-              <w:t>愿他早日从负面情绪中解脱出来。（停顿）</w:t>
-            </w:r>
-          </w:p>
-          <w:p>
-            <w:pPr>
-              <w:spacing w:line="324" w:lineRule="auto" w:after="60"/>
-            </w:pPr>
-          </w:p>
-          <w:p>
-            <w:pPr>
-              <w:spacing w:line="324" w:lineRule="auto" w:after="60"/>
-            </w:pPr>
-            <w:r>
-              <w:rPr>
-                <w:rFonts w:ascii="宋体" w:hAnsi="宋体" w:eastAsia="宋体"/>
-                <w:b w:val="0"/>
-                <w:i w:val="0"/>
-                <w:color w:val="333333"/>
-                <w:sz w:val="22"/>
-              </w:rPr>
-              <w:t>如果你可以做到祝福他，就这样说：</w:t>
-            </w:r>
-          </w:p>
-          <w:p>
-            <w:pPr>
-              <w:spacing w:line="324" w:lineRule="auto" w:after="60"/>
-            </w:pPr>
-            <w:r>
-              <w:rPr>
-                <w:rFonts w:ascii="宋体" w:hAnsi="宋体" w:eastAsia="宋体"/>
-                <w:b w:val="0"/>
-                <w:i w:val="0"/>
-                <w:color w:val="333333"/>
-                <w:sz w:val="22"/>
-              </w:rPr>
-              <w:t>愿他远离危难，愿他没有内心的痛苦，愿他没有身体的痛苦，愿他保有快乐。</w:t>
-            </w:r>
-          </w:p>
-          <w:p>
-            <w:pPr>
-              <w:spacing w:line="324" w:lineRule="auto" w:after="60"/>
-            </w:pPr>
-          </w:p>
-          <w:p>
-            <w:pPr>
-              <w:spacing w:line="324" w:lineRule="auto" w:after="60"/>
-            </w:pPr>
-            <w:r>
-              <w:rPr>
-                <w:rFonts w:ascii="宋体" w:hAnsi="宋体" w:eastAsia="宋体"/>
-                <w:b w:val="0"/>
-                <w:i w:val="0"/>
-                <w:color w:val="333333"/>
-                <w:sz w:val="22"/>
-              </w:rPr>
-              <w:t>无论做到哪一种，都很好。最后回到自己：愿我快乐，愿我平安。</w:t>
-            </w:r>
-          </w:p>
-          <w:p>
-            <w:pPr>
-              <w:spacing w:line="324" w:lineRule="auto" w:after="60"/>
-            </w:pPr>
-            <w:r>
-              <w:rPr>
-                <w:rFonts w:ascii="宋体" w:hAnsi="宋体" w:eastAsia="宋体"/>
-                <w:b w:val="0"/>
-                <w:i w:val="0"/>
-                <w:color w:val="333333"/>
-                <w:sz w:val="22"/>
-              </w:rPr>
-              <w:t>好，慢慢睁开眼睛。</w:t>
-            </w:r>
-          </w:p>
-        </w:tc>
-      </w:tr>
-    </w:tbl>
     <w:p>
       <w:pPr>
-        <w:spacing w:after="40"/>
+        <w:ind w:left="170"/>
+        <w:pBdr>
+          <w:left w:val="single" w:sz="18" w:space="4" w:color="1E4620"/>
+        </w:pBdr>
+        <w:shd w:val="clear" w:fill="F2F5FA"/>
       </w:pPr>
+      <w:r>
+        <w:rPr>
+          <w:b w:val="0"/>
+        </w:rPr>
+        <w:t>坐好，闭上眼睛。先对自己散播慈爱：愿我快乐，愿我平安，愿我健康。（停顿）</w:t>
+      </w:r>
     </w:p>
     <w:p>
       <w:pPr>
-        <w:spacing w:before="200"/>
+        <w:ind w:left="170"/>
+        <w:pBdr>
+          <w:left w:val="single" w:sz="18" w:space="4" w:color="1E4620"/>
+        </w:pBdr>
+        <w:shd w:val="clear" w:fill="F2F5FA"/>
       </w:pPr>
       <w:r>
         <w:rPr>
-          <w:rFonts w:ascii="微软雅黑" w:hAnsi="微软雅黑" w:eastAsia="微软雅黑"/>
           <w:b w:val="0"/>
-          <w:i w:val="0"/>
-          <w:color w:val="1E5631"/>
-          <w:sz w:val="28"/>
+        </w:rPr>
+        <w:t>现在，在心里请出一位让你不太舒服的人。如果你做不到祝福他，我们换一种方式——看他痛苦的样子：他生气的时候，脸部狰狞的表情。其实那就是苦。</w:t>
+      </w:r>
+    </w:p>
+    <w:p>
+      <w:pPr>
+        <w:ind w:left="170"/>
+        <w:pBdr>
+          <w:left w:val="single" w:sz="18" w:space="4" w:color="1E4620"/>
+        </w:pBdr>
+        <w:shd w:val="clear" w:fill="F2F5FA"/>
+      </w:pPr>
+      <w:r>
+        <w:rPr>
+          <w:b w:val="0"/>
+        </w:rPr>
+        <w:t>愿他早日脱离这种痛苦。</w:t>
+      </w:r>
+    </w:p>
+    <w:p>
+      <w:pPr>
+        <w:ind w:left="170"/>
+        <w:pBdr>
+          <w:left w:val="single" w:sz="18" w:space="4" w:color="1E4620"/>
+        </w:pBdr>
+        <w:shd w:val="clear" w:fill="F2F5FA"/>
+      </w:pPr>
+      <w:r>
+        <w:rPr>
+          <w:b w:val="0"/>
+        </w:rPr>
+        <w:t>愿他不再被愤怒和烦恼折磨。</w:t>
+      </w:r>
+    </w:p>
+    <w:p>
+      <w:pPr>
+        <w:ind w:left="170"/>
+        <w:pBdr>
+          <w:left w:val="single" w:sz="18" w:space="4" w:color="1E4620"/>
+        </w:pBdr>
+        <w:shd w:val="clear" w:fill="F2F5FA"/>
+      </w:pPr>
+      <w:r>
+        <w:rPr>
+          <w:b w:val="0"/>
+        </w:rPr>
+        <w:t>愿他早日从负面情绪中解脱出来。（停顿）</w:t>
+      </w:r>
+    </w:p>
+    <w:p>
+      <w:pPr>
+        <w:ind w:left="170"/>
+        <w:pBdr>
+          <w:left w:val="single" w:sz="18" w:space="4" w:color="1E4620"/>
+        </w:pBdr>
+        <w:shd w:val="clear" w:fill="F2F5FA"/>
+      </w:pPr>
+      <w:r>
+        <w:rPr>
+          <w:b w:val="0"/>
+        </w:rPr>
+        <w:t>如果你可以做到祝福他，就这样说：</w:t>
+      </w:r>
+    </w:p>
+    <w:p>
+      <w:pPr>
+        <w:ind w:left="170"/>
+        <w:pBdr>
+          <w:left w:val="single" w:sz="18" w:space="4" w:color="1E4620"/>
+        </w:pBdr>
+        <w:shd w:val="clear" w:fill="F2F5FA"/>
+      </w:pPr>
+      <w:r>
+        <w:rPr>
+          <w:b w:val="0"/>
+        </w:rPr>
+        <w:t>愿他远离危难，愿他没有内心的痛苦，愿他没有身体的痛苦，愿他保有快乐。</w:t>
+      </w:r>
+    </w:p>
+    <w:p>
+      <w:pPr>
+        <w:ind w:left="170"/>
+        <w:pBdr>
+          <w:left w:val="single" w:sz="18" w:space="4" w:color="1E4620"/>
+        </w:pBdr>
+        <w:shd w:val="clear" w:fill="F2F5FA"/>
+      </w:pPr>
+      <w:r>
+        <w:rPr>
+          <w:b w:val="0"/>
+        </w:rPr>
+        <w:t>无论做到哪一种，都很好。最后回到自己：愿我快乐，愿我平安。</w:t>
+      </w:r>
+    </w:p>
+    <w:p>
+      <w:pPr>
+        <w:ind w:left="170"/>
+        <w:pBdr>
+          <w:left w:val="single" w:sz="18" w:space="4" w:color="1E4620"/>
+        </w:pBdr>
+        <w:shd w:val="clear" w:fill="F2F5FA"/>
+      </w:pPr>
+      <w:r>
+        <w:rPr>
+          <w:b w:val="0"/>
+        </w:rPr>
+        <w:t>好，慢慢睁开眼睛。</w:t>
+      </w:r>
+    </w:p>
+    <w:p>
+      <w:r>
+        <w:rPr>
+          <w:b/>
+          <w:color w:val="1E4620"/>
+          <w:sz w:val="26"/>
         </w:rPr>
         <w:t>📖 共读原文2（20 min）</w:t>
       </w:r>
     </w:p>
-    <w:tbl>
-      <w:tblPr>
-        <w:tblW w:type="auto" w:w="0"/>
-        <w:jc w:val="center"/>
-        <w:tblLook w:firstColumn="1" w:firstRow="1" w:lastColumn="0" w:lastRow="0" w:noHBand="0" w:noVBand="1" w:val="04A0"/>
-      </w:tblPr>
-      <w:tblGrid>
-        <w:gridCol w:w="9638"/>
-      </w:tblGrid>
-      <w:tr>
-        <w:tc>
-          <w:tcPr>
-            <w:tcW w:type="dxa" w:w="9638"/>
-            <w:shd w:val="clear" w:color="auto" w:fill="F2F8F4"/>
-            <w:tcBorders>
-              <w:start w:val="single" w:sz="24" w:color="2E7D4F"/>
-            </w:tcBorders>
-            <w:tcMar>
-              <w:top w:w="40" w:type="dxa"/>
-              <w:bottom w:w="40" w:type="dxa"/>
-              <w:start w:w="120" w:type="dxa"/>
-              <w:end w:w="120" w:type="dxa"/>
-            </w:tcMar>
-          </w:tcPr>
-          <w:p>
-            <w:pPr>
-              <w:spacing w:line="324" w:lineRule="auto" w:after="60"/>
-            </w:pPr>
-            <w:r/>
-            <w:r>
-              <w:rPr>
-                <w:rFonts w:ascii="宋体" w:hAnsi="宋体" w:eastAsia="宋体"/>
-                <w:b w:val="0"/>
-                <w:i w:val="0"/>
-                <w:color w:val="333333"/>
-                <w:sz w:val="22"/>
-              </w:rPr>
-              <w:t xml:space="preserve">🎤 </w:t>
-            </w:r>
-            <w:r>
-              <w:rPr>
-                <w:rFonts w:ascii="宋体" w:hAnsi="宋体" w:eastAsia="宋体"/>
-                <w:b/>
-                <w:i w:val="0"/>
-                <w:color w:val="333333"/>
-                <w:sz w:val="22"/>
-              </w:rPr>
-              <w:t>本周朗读段</w:t>
-            </w:r>
-            <w:r>
-              <w:rPr>
-                <w:rFonts w:ascii="宋体" w:hAnsi="宋体" w:eastAsia="宋体"/>
-                <w:b w:val="0"/>
-                <w:i w:val="0"/>
-                <w:color w:val="333333"/>
-                <w:sz w:val="22"/>
-              </w:rPr>
-              <w:t>（★核心段落｜约 2073 字｜中等稍慢约 12 分钟；本讲共读原文正文合计约 4171 字）：先朗读全部★核心段落；◈扩展段落及补充原文作默读／选读／延伸。</w:t>
-            </w:r>
-          </w:p>
-        </w:tc>
-      </w:tr>
-    </w:tbl>
     <w:p>
       <w:pPr>
-        <w:spacing w:after="40"/>
-      </w:pPr>
-    </w:p>
-    <w:p>
-      <w:pPr>
-        <w:spacing w:before="120"/>
+        <w:ind w:left="170"/>
+        <w:pBdr>
+          <w:left w:val="single" w:sz="18" w:space="4" w:color="1E4620"/>
+        </w:pBdr>
+        <w:shd w:val="clear" w:fill="F2F5FA"/>
       </w:pPr>
       <w:r>
         <w:rPr>
-          <w:rFonts w:ascii="微软雅黑" w:hAnsi="微软雅黑" w:eastAsia="微软雅黑"/>
           <w:b w:val="0"/>
-          <w:i w:val="0"/>
-          <w:color w:val="1E5631"/>
-          <w:sz w:val="24"/>
+        </w:rPr>
+        <w:t xml:space="preserve">🎤 </w:t>
+      </w:r>
+      <w:r>
+        <w:rPr>
+          <w:b/>
+        </w:rPr>
+        <w:t>本周朗读段</w:t>
+      </w:r>
+      <w:r>
+        <w:rPr>
+          <w:b w:val="0"/>
+        </w:rPr>
+        <w:t>（★核心段落｜约 2073 字｜中等稍慢约 12 分钟；本讲共读原文正文合计约 4171 字）：先朗读全部★核心段落；◈扩展段落及补充原文作默读／选读／延伸。</w:t>
+      </w:r>
+    </w:p>
+    <w:p>
+      <w:r>
+        <w:rPr>
+          <w:b/>
+          <w:color w:val="1E4620"/>
+          <w:sz w:val="23"/>
         </w:rPr>
         <w:t>原文材料①：瞋恚盖的观照、成因与过患</w:t>
       </w:r>
@@ -2398,10 +1710,7 @@
     <w:p>
       <w:r>
         <w:rPr>
-          <w:rFonts w:ascii="宋体" w:hAnsi="宋体" w:eastAsia="宋体"/>
           <w:b/>
-          <w:i w:val="0"/>
-          <w:sz w:val="22"/>
         </w:rPr>
         <w:t>一、瞋恚盖的观照和成因</w:t>
       </w:r>
@@ -2409,19 +1718,13 @@
     <w:p>
       <w:r>
         <w:rPr>
-          <w:rFonts w:ascii="宋体" w:hAnsi="宋体" w:eastAsia="宋体"/>
           <w:b/>
-          <w:i w:val="0"/>
-          <w:sz w:val="22"/>
         </w:rPr>
         <w:t>★核心段落</w:t>
       </w:r>
       <w:r>
         <w:rPr>
-          <w:rFonts w:ascii="宋体" w:hAnsi="宋体" w:eastAsia="宋体"/>
           <w:b w:val="0"/>
-          <w:i w:val="0"/>
-          <w:sz w:val="22"/>
         </w:rPr>
         <w:t>（必读）【本周朗读段】</w:t>
       </w:r>
@@ -2429,10 +1732,7 @@
     <w:p>
       <w:r>
         <w:rPr>
-          <w:rFonts w:ascii="宋体" w:hAnsi="宋体" w:eastAsia="宋体"/>
           <w:b/>
-          <w:i w:val="0"/>
-          <w:sz w:val="22"/>
         </w:rPr>
         <w:t>（一）如何观照瞋恚盖</w:t>
       </w:r>
@@ -2440,10 +1740,7 @@
     <w:p>
       <w:r>
         <w:rPr>
-          <w:rFonts w:ascii="宋体" w:hAnsi="宋体" w:eastAsia="宋体"/>
           <w:b w:val="0"/>
-          <w:i w:val="0"/>
-          <w:sz w:val="22"/>
         </w:rPr>
         <w:t>佛陀如此教导：『内心存在瞋恚，他了知：'我内心有瞋恚'；内心不存在瞋恚，他了知：'我内心没有瞋恚'。他了知未生起的瞋恚如何生起，了知已生起的瞋恚如何舍断，也了知已舍断的瞋恚于未来如何不再生起。』</w:t>
       </w:r>
@@ -2451,10 +1748,7 @@
     <w:p>
       <w:r>
         <w:rPr>
-          <w:rFonts w:ascii="宋体" w:hAnsi="宋体" w:eastAsia="宋体"/>
           <w:b w:val="0"/>
-          <w:i w:val="0"/>
-          <w:sz w:val="22"/>
         </w:rPr>
         <w:t>如何理解呢？当你心中有贪欲时，必须了知心中有贪欲；同样地，当你心中有瞋恚时，也必须了知心中有瞋恚。为什么？如果不能先观察自己内心的瞋恚，又怎能观照它乃至于捨断它呢？因此你应该了解为什么自己心中会生起瞋恚。当有瞋恚时，首先懂得停下来，而不是跟着瞋恚心继续造作瞋的不善业。停下来以后，要了知，为什么自己心中会有瞋恚。</w:t>
       </w:r>
@@ -2462,19 +1756,13 @@
     <w:p>
       <w:r>
         <w:rPr>
-          <w:rFonts w:ascii="宋体" w:hAnsi="宋体" w:eastAsia="宋体"/>
           <w:b/>
-          <w:i w:val="0"/>
-          <w:sz w:val="22"/>
         </w:rPr>
         <w:t>◈扩展段落</w:t>
       </w:r>
       <w:r>
         <w:rPr>
-          <w:rFonts w:ascii="宋体" w:hAnsi="宋体" w:eastAsia="宋体"/>
           <w:b w:val="0"/>
-          <w:i w:val="0"/>
-          <w:sz w:val="22"/>
         </w:rPr>
         <w:t>（可选）【默读／选读／延伸】</w:t>
       </w:r>
@@ -2482,10 +1770,7 @@
     <w:p>
       <w:r>
         <w:rPr>
-          <w:rFonts w:ascii="宋体" w:hAnsi="宋体" w:eastAsia="宋体"/>
           <w:b/>
-          <w:i w:val="0"/>
-          <w:sz w:val="22"/>
         </w:rPr>
         <w:t>（二）瞋恚盖的成因</w:t>
       </w:r>
@@ -2493,10 +1778,7 @@
     <w:p>
       <w:r>
         <w:rPr>
-          <w:rFonts w:ascii="宋体" w:hAnsi="宋体" w:eastAsia="宋体"/>
           <w:b w:val="0"/>
-          <w:i w:val="0"/>
-          <w:sz w:val="22"/>
         </w:rPr>
         <w:t>佛陀说，对可恨相(不可喜所缘)起不如理作意会产生瞋恚。在此，瞋恚本身及造成瞋恚的目标称为可恨相。如何理解呢？气（情绪）生起时经常控制不住，有时会越想越气，所以，瞋恚本身也是可恨相。无论在何处，不如理作意都有同样的特征：视无常为常、视苦为乐、视无我为我、视不净为净。例如，女孩子看到比她漂亮的人，觉得"她很美丽"，或者男士看到比他帅的人，觉得"他很英俊"，而感到嫉妒与生气；如果觉得"她/他很令人讨厌"，也会因此而生气。当一个人对可恨相重复地不如理作意时，瞋恚就会生起。因此世尊说：『对可恨相的数数不如理作意是使未生的瞋恚生起之因，也是使已生起的瞋恚增长与增强之因。』</w:t>
       </w:r>
@@ -2504,10 +1786,7 @@
     <w:p>
       <w:r>
         <w:rPr>
-          <w:rFonts w:ascii="宋体" w:hAnsi="宋体" w:eastAsia="宋体"/>
           <w:b w:val="0"/>
-          <w:i w:val="0"/>
-          <w:sz w:val="22"/>
         </w:rPr>
         <w:t>对可恨相数数不如理作意，其背后必定有一个认知在支撑着，应当观察当情绪生起时，是什么样的标记使这种情绪产生。后面会讲到很多种对治法，但是如果没有认识到那个'认知'，对治也只是暂时的，因为根没有去除。</w:t>
       </w:r>
@@ -2515,19 +1794,13 @@
     <w:p>
       <w:r>
         <w:rPr>
-          <w:rFonts w:ascii="宋体" w:hAnsi="宋体" w:eastAsia="宋体"/>
           <w:b/>
-          <w:i w:val="0"/>
-          <w:sz w:val="22"/>
         </w:rPr>
         <w:t>◈扩展段落</w:t>
       </w:r>
       <w:r>
         <w:rPr>
-          <w:rFonts w:ascii="宋体" w:hAnsi="宋体" w:eastAsia="宋体"/>
           <w:b w:val="0"/>
-          <w:i w:val="0"/>
-          <w:sz w:val="22"/>
         </w:rPr>
         <w:t>（可选）【默读／选读／延伸】</w:t>
       </w:r>
@@ -2535,10 +1808,7 @@
     <w:p>
       <w:r>
         <w:rPr>
-          <w:rFonts w:ascii="宋体" w:hAnsi="宋体" w:eastAsia="宋体"/>
           <w:b/>
-          <w:i w:val="0"/>
-          <w:sz w:val="22"/>
         </w:rPr>
         <w:t>（三）易生起瞋恚盖之事</w:t>
       </w:r>
@@ -2546,10 +1816,7 @@
     <w:p>
       <w:r>
         <w:rPr>
-          <w:rFonts w:ascii="宋体" w:hAnsi="宋体" w:eastAsia="宋体"/>
           <w:b w:val="0"/>
-          <w:i w:val="0"/>
-          <w:sz w:val="22"/>
         </w:rPr>
         <w:t>瞋心生起的近因是（九或十种）瞋怒事（āghātavatthu），能激怒我们的瞋怒事有三种针对自己，三种针对亲人，三种针对敌人。</w:t>
       </w:r>
@@ -2557,10 +1824,7 @@
     <w:p>
       <w:r>
         <w:rPr>
-          <w:rFonts w:ascii="宋体" w:hAnsi="宋体" w:eastAsia="宋体"/>
           <w:b w:val="0"/>
-          <w:i w:val="0"/>
-          <w:sz w:val="22"/>
         </w:rPr>
         <w:t>当想到"过去他曾做了对我不好的事"时感到生气；当想到"现在他正在做对我不好的事"时感到生气；当想到"未来他将会对我做不好的事"时也感到生气。</w:t>
       </w:r>
@@ -2568,10 +1832,7 @@
     <w:p>
       <w:r>
         <w:rPr>
-          <w:rFonts w:ascii="宋体" w:hAnsi="宋体" w:eastAsia="宋体"/>
           <w:b w:val="0"/>
-          <w:i w:val="0"/>
-          <w:sz w:val="22"/>
         </w:rPr>
         <w:t>当想到"过去他曾对我亲爱的人做不利的事"时；当想到"现在他正在对我亲爱的人做不利的事"时；或者当想到"未来他将会对我亲爱的人做不利的事"时感到生气。</w:t>
       </w:r>
@@ -2579,10 +1840,7 @@
     <w:p>
       <w:r>
         <w:rPr>
-          <w:rFonts w:ascii="宋体" w:hAnsi="宋体" w:eastAsia="宋体"/>
           <w:b w:val="0"/>
-          <w:i w:val="0"/>
-          <w:sz w:val="22"/>
         </w:rPr>
         <w:t>当他想到"过去他曾帮助过我的敌人"时感到生气；当他想到"现在他正在利益我的敌人"时感到生气；当他想到"未来他可能会利益我的敌人"时感到生气。</w:t>
       </w:r>
@@ -2590,10 +1848,7 @@
     <w:p>
       <w:r>
         <w:rPr>
-          <w:rFonts w:ascii="宋体" w:hAnsi="宋体" w:eastAsia="宋体"/>
           <w:b w:val="0"/>
-          <w:i w:val="0"/>
-          <w:sz w:val="22"/>
         </w:rPr>
         <w:t>另一种是对不应生气之事感到生气，即无理之怒。对于毫无理由的生气，《殊胜义注》列出九种：比如，有人想到"怎么雨下这么多"他感到生气；"没有下雨"他感到生气；"天气太热"他感到生气；"天气不热"他也生气；"刮风了"他也生气；"没刮风"他也生气；由于不想扫地，对掉到地上的落叶感到生气；由于风太大使自己不能整齐地穿衣服感到生气；走在路上不小心踢到树桩或者踢到小石头感到生气。这类生气比较容易理解。</w:t>
       </w:r>
@@ -2601,10 +1856,7 @@
     <w:p>
       <w:r>
         <w:rPr>
-          <w:rFonts w:ascii="宋体" w:hAnsi="宋体" w:eastAsia="宋体"/>
           <w:b w:val="0"/>
-          <w:i w:val="0"/>
-          <w:sz w:val="22"/>
         </w:rPr>
         <w:t>但比如'起床气'，虽然没有刮风下雨，但是起床了就很生气，中医角度解释为肝气不疏，肝淤症状。瞋性行者容易有这样的习惯。这类无来由的生气，很难找到其背后的标准，就是莫名其妙。建议这些人去看病，最好看中医，基本都是肝气郁结导致。当然有人说是过去带来的，即使是过去带来的，他的身体也是这样表现，喜欢生气的人一般肝胆系统都容易有问题。</w:t>
       </w:r>
@@ -2612,10 +1864,7 @@
     <w:p>
       <w:r>
         <w:rPr>
-          <w:rFonts w:ascii="宋体" w:hAnsi="宋体" w:eastAsia="宋体"/>
           <w:b w:val="0"/>
-          <w:i w:val="0"/>
-          <w:sz w:val="22"/>
         </w:rPr>
         <w:t>《根本复注》中提到另外九种无理之怒：</w:t>
       </w:r>
@@ -2623,10 +1872,7 @@
     <w:p>
       <w:r>
         <w:rPr>
-          <w:rFonts w:ascii="宋体" w:hAnsi="宋体" w:eastAsia="宋体"/>
           <w:b w:val="0"/>
-          <w:i w:val="0"/>
-          <w:sz w:val="22"/>
         </w:rPr>
         <w:t>当想到"过去他不曾利益我"时感到生气，即没有帮助过我而生气；当想到"现在他没有帮助我、利益我"时感到生气；当想到"未来他可能不会利益我"时感到生气。</w:t>
       </w:r>
@@ -2634,10 +1880,7 @@
     <w:p>
       <w:r>
         <w:rPr>
-          <w:rFonts w:ascii="宋体" w:hAnsi="宋体" w:eastAsia="宋体"/>
           <w:b w:val="0"/>
-          <w:i w:val="0"/>
-          <w:sz w:val="22"/>
         </w:rPr>
         <w:t>当想到"过去他没有帮助我的亲人"时感到生气；当想到"现在他没有帮助我的亲人"时感到生气；当想到"未来他不会帮助我的亲人"时感到生气；</w:t>
       </w:r>
@@ -2645,10 +1888,7 @@
     <w:p>
       <w:r>
         <w:rPr>
-          <w:rFonts w:ascii="宋体" w:hAnsi="宋体" w:eastAsia="宋体"/>
           <w:b w:val="0"/>
-          <w:i w:val="0"/>
-          <w:sz w:val="22"/>
         </w:rPr>
         <w:t>当想到"过去他没有导致我的敌人遭受损失"时感到生气；当想到"现在他没有令我的敌人遭受损失"时感到生气；当想到"未来他不会令我的敌人遭受损失"时感到生气，这种生气也是没来由的生气。</w:t>
       </w:r>
@@ -2656,19 +1896,13 @@
     <w:p>
       <w:r>
         <w:rPr>
-          <w:rFonts w:ascii="宋体" w:hAnsi="宋体" w:eastAsia="宋体"/>
           <w:b/>
-          <w:i w:val="0"/>
-          <w:sz w:val="22"/>
         </w:rPr>
         <w:t>◈扩展段落</w:t>
       </w:r>
       <w:r>
         <w:rPr>
-          <w:rFonts w:ascii="宋体" w:hAnsi="宋体" w:eastAsia="宋体"/>
           <w:b w:val="0"/>
-          <w:i w:val="0"/>
-          <w:sz w:val="22"/>
         </w:rPr>
         <w:t>（可选）【默读／选读／延伸】</w:t>
       </w:r>
@@ -2676,10 +1910,7 @@
     <w:p>
       <w:r>
         <w:rPr>
-          <w:rFonts w:ascii="宋体" w:hAnsi="宋体" w:eastAsia="宋体"/>
           <w:b/>
-          <w:i w:val="0"/>
-          <w:sz w:val="22"/>
         </w:rPr>
         <w:t>（四）引发瞋心之不如理作意</w:t>
       </w:r>
@@ -2687,10 +1918,7 @@
     <w:p>
       <w:r>
         <w:rPr>
-          <w:rFonts w:ascii="宋体" w:hAnsi="宋体" w:eastAsia="宋体"/>
           <w:b w:val="0"/>
-          <w:i w:val="0"/>
-          <w:sz w:val="22"/>
         </w:rPr>
         <w:t>会引发瞋怒、瞋心的根本原因是不如理作意。不如理作意就是常、乐、我、净引发的三颠倒。</w:t>
       </w:r>
@@ -2698,10 +1926,7 @@
     <w:p>
       <w:r>
         <w:rPr>
-          <w:rFonts w:ascii="宋体" w:hAnsi="宋体" w:eastAsia="宋体"/>
           <w:b w:val="0"/>
-          <w:i w:val="0"/>
-          <w:sz w:val="22"/>
         </w:rPr>
         <w:t>比如：你回家，看到先生坐在沙发上看电视，也不先淘米、做饭，就很生气。你认为，先生回家比较早就应该去做饭，你生气是认知他应该去做饭导致。如果认为先生回来就应该看看电视，就不会生气，先生今天一天工作很辛苦，回家就先看看电视，觉得先生这种情绪得到释放很好，你就不生气了，所以还是错误的认知：认为先生就应该……这是常见；认为先生必须按我的要求，这是我见；先生如果去做饭我就快乐，这是乐见。</w:t>
       </w:r>
@@ -2709,10 +1934,7 @@
     <w:p>
       <w:r>
         <w:rPr>
-          <w:rFonts w:ascii="宋体" w:hAnsi="宋体" w:eastAsia="宋体"/>
           <w:b w:val="0"/>
-          <w:i w:val="0"/>
-          <w:sz w:val="22"/>
         </w:rPr>
         <w:t>我们面对所有人、事、物，不良情绪的生起都与常、乐、我、净有关。我们喜欢一样东西"这个东西我很喜欢！"认为它会一直存在才喜欢，这是常见，哪天它消失了就很生气，这是常见。认为它会一直存在，所以当它消失了就受不了，这也是常见。</w:t>
       </w:r>
@@ -2720,10 +1942,7 @@
     <w:p>
       <w:r>
         <w:rPr>
-          <w:rFonts w:ascii="宋体" w:hAnsi="宋体" w:eastAsia="宋体"/>
           <w:b w:val="0"/>
-          <w:i w:val="0"/>
-          <w:sz w:val="22"/>
         </w:rPr>
         <w:t>由于常、乐、我、净引发三种颠倒：想颠倒、心颠倒和见颠倒。认为'某某事情是不应该的'，不应该一般都是由常见引发，所谓不应该，就是它应该（一定）是怎样的，这是常见。</w:t>
       </w:r>
@@ -2731,10 +1950,7 @@
     <w:p>
       <w:r>
         <w:rPr>
-          <w:rFonts w:ascii="宋体" w:hAnsi="宋体" w:eastAsia="宋体"/>
           <w:b w:val="0"/>
-          <w:i w:val="0"/>
-          <w:sz w:val="22"/>
         </w:rPr>
         <w:t>面对人、事、物的时候觉得很难受，是乐想引发的，认为什么样的事情必须带来快乐。为什么会有难受？因为有乐想而引发；如果觉得'我受到伤害了'，就是我想，有一个'我'，才会觉得我被伤害了，这是我想引发的；如果觉得对方很可恶，这是净想引发，觉得别人一定要很好才对，这是净想引发的。</w:t>
       </w:r>
@@ -2742,10 +1958,7 @@
     <w:p>
       <w:r>
         <w:rPr>
-          <w:rFonts w:ascii="宋体" w:hAnsi="宋体" w:eastAsia="宋体"/>
           <w:b w:val="0"/>
-          <w:i w:val="0"/>
-          <w:sz w:val="22"/>
         </w:rPr>
         <w:t>瞋性行者容易带有前面提及的几种无理由的瞋怒（莫名其妙的瞋心），包括《殊胜义注》和《根本复注》中提及的无理之怒，其实都是瞋寻（很强的一种习惯于瞋性的寻）导致。瞋寻的背后，如佛陀所说，是数数地对可恨相不如理作意而形成的惯性。这些人梳理的时候，往往都能够在他小时候、成长的过程中找到源头，或者找到喜欢生气的依据。由于小时候一直都重复生气，影响到身心，就会肝胆不好，肝胆不好的人就更容易生气，生气之后又伤害肝胆，肝胆受伤后越容易生气，是一种负循环。</w:t>
       </w:r>
@@ -2753,19 +1966,13 @@
     <w:p>
       <w:r>
         <w:rPr>
-          <w:rFonts w:ascii="宋体" w:hAnsi="宋体" w:eastAsia="宋体"/>
           <w:b/>
-          <w:i w:val="0"/>
-          <w:sz w:val="22"/>
         </w:rPr>
         <w:t>★核心段落</w:t>
       </w:r>
       <w:r>
         <w:rPr>
-          <w:rFonts w:ascii="宋体" w:hAnsi="宋体" w:eastAsia="宋体"/>
           <w:b w:val="0"/>
-          <w:i w:val="0"/>
-          <w:sz w:val="22"/>
         </w:rPr>
         <w:t>（必读）【本周朗读段】</w:t>
       </w:r>
@@ -2773,10 +1980,7 @@
     <w:p>
       <w:r>
         <w:rPr>
-          <w:rFonts w:ascii="宋体" w:hAnsi="宋体" w:eastAsia="宋体"/>
           <w:b/>
-          <w:i w:val="0"/>
-          <w:sz w:val="22"/>
         </w:rPr>
         <w:t>（五）瞋心的表现、过患</w:t>
       </w:r>
@@ -2784,10 +1988,7 @@
     <w:p>
       <w:r>
         <w:rPr>
-          <w:rFonts w:ascii="宋体" w:hAnsi="宋体" w:eastAsia="宋体"/>
           <w:b w:val="0"/>
-          <w:i w:val="0"/>
-          <w:sz w:val="22"/>
         </w:rPr>
         <w:t>怎么办呢？当下要去观察，然后去转。对于瞋怒，《义注》中有个比喻：瞋怒就像混合毒药的腐尿药。腐尿药（牛尿泡橄榄果，可以治九十九种病）是佛陀时代，比库（出家人）常用的一种药，是出家人随身带的药。</w:t>
       </w:r>
@@ -2795,10 +1996,7 @@
     <w:p>
       <w:r>
         <w:rPr>
-          <w:rFonts w:ascii="宋体" w:hAnsi="宋体" w:eastAsia="宋体"/>
           <w:b w:val="0"/>
-          <w:i w:val="0"/>
-          <w:sz w:val="22"/>
         </w:rPr>
         <w:t>瞋怒就像随身带着被放进毒药的腐尿药，腐尿药本来是药物，但是由于掺有毒素或者不恰当的成分，使用后会受伤甚至会被毒死。同样地，当瞋心生起时，会导致自己和他人不好、不快乐的结果，应该捨掉。就像原本作为药物的"腐尿药"，由于加入毒药，就必须倒掉不能用。我们的身心本来可以用来修行，但是里面有毒素，如果不把毒素去除，修行就会困难。</w:t>
       </w:r>
@@ -2806,10 +2004,7 @@
     <w:p>
       <w:r>
         <w:rPr>
-          <w:rFonts w:ascii="宋体" w:hAnsi="宋体" w:eastAsia="宋体"/>
           <w:b w:val="0"/>
-          <w:i w:val="0"/>
-          <w:sz w:val="22"/>
         </w:rPr>
         <w:t>瞋恚盖的表现，在生活与禅修中很常见。在生活中的表现如上述提到的各种生气；在禅修中的表现即对禅修目标和所缘各种不满意，各种计较、批判、自我责备。有人说："我这一坐一定要坐两小时……"——听起来好像觉得这个人特别有意志力，其实很可能是瞋心——"坚决不起来！"是逼自己呀！这样很容易导致紧张和强迫。贪、瞋、痴就是不善心，不善心造不善业，不善业就一定是恶果。</w:t>
       </w:r>
@@ -2817,10 +2012,7 @@
     <w:p>
       <w:r>
         <w:rPr>
-          <w:rFonts w:ascii="宋体" w:hAnsi="宋体" w:eastAsia="宋体"/>
           <w:b w:val="0"/>
-          <w:i w:val="0"/>
-          <w:sz w:val="22"/>
         </w:rPr>
         <w:t>禅那是上人法，是除道心之外至上的善，一定不可能由不善法、不善心产生，绝不可能。所以，禅修时要观察，只要对禅修所缘有排斥、不满意，应立即跳出来。</w:t>
       </w:r>
@@ -2828,10 +2020,7 @@
     <w:p>
       <w:r>
         <w:rPr>
-          <w:rFonts w:ascii="宋体" w:hAnsi="宋体" w:eastAsia="宋体"/>
           <w:b w:val="0"/>
-          <w:i w:val="0"/>
-          <w:sz w:val="22"/>
         </w:rPr>
         <w:t>跳出来，简单而言就是接受当下的状态，'现在的呼吸是怎样就怎样，现在我的身心状态是怎么就怎样'，能专注多少就知道多少，慢慢心就会平静下来，身体就会放松，放松之后好状态自然会呈现。如果你有各种要求就有各种失望，有各种失望就有各种瞋心，都成了瞋恚盖，把进步盖住。所以，禅修首先要发现自己的五盖。平常可能没感觉，禅修时那些盖就哗啦啦地冒出来。</w:t>
       </w:r>
@@ -2839,10 +2028,7 @@
     <w:p>
       <w:r>
         <w:rPr>
-          <w:rFonts w:ascii="宋体" w:hAnsi="宋体" w:eastAsia="宋体"/>
           <w:b w:val="0"/>
-          <w:i w:val="0"/>
-          <w:sz w:val="22"/>
         </w:rPr>
         <w:t>瞋心有很多种相貌，比如：残忍、恐惧、绝望、抱怨、讨厌、辱骂、攻击、暴力、打斗、互相伤害、……，都是瞋心的不同面相。</w:t>
       </w:r>
@@ -2850,10 +2036,7 @@
     <w:p>
       <w:r>
         <w:rPr>
-          <w:rFonts w:ascii="宋体" w:hAnsi="宋体" w:eastAsia="宋体"/>
           <w:b w:val="0"/>
-          <w:i w:val="0"/>
-          <w:sz w:val="22"/>
         </w:rPr>
         <w:t>瞋包含两个层面：一个层面是强烈或残忍的。发火了，恶向胆边生，脸肿得跟猪肝色一样，这是很猛烈的瞋，乃至会做出伤害他人的事情。还有一个层面是轻微的，比如愁、悲、苦、忧、恼，它表现为淡淡的排斥，闷闷不乐。很多人在日常生活中一整天都是闷闷不乐，如果以后修观智，观察自己的心路，会发现我们一整天生起来的大部分都是瞋心，不满意。淡淡的、闷闷的不满意。无聊的状态也是瞋，很多无聊后面就是不满意。</w:t>
       </w:r>
@@ -2861,10 +2044,7 @@
     <w:p>
       <w:r>
         <w:rPr>
-          <w:rFonts w:ascii="宋体" w:hAnsi="宋体" w:eastAsia="宋体"/>
           <w:b w:val="0"/>
-          <w:i w:val="0"/>
-          <w:sz w:val="22"/>
         </w:rPr>
         <w:t>瞋是由自我保护（保护机制）发展出来。比如说害怕自己的身心、名利、地位受到影响，害怕民族、国家受到影响，忧国忧民也是瞋心，忧就是瞋，忧俱瞋相应。因为设定了身心、名利、地位、民族、国家，或其他各种概念如：敌人、亲人、气候、动物保护、环境保护等，设定这些概念后，内心对这些概念做很多情感建构、纠缠。</w:t>
       </w:r>
@@ -2872,10 +2052,7 @@
     <w:p>
       <w:r>
         <w:rPr>
-          <w:rFonts w:ascii="宋体" w:hAnsi="宋体" w:eastAsia="宋体"/>
           <w:b w:val="0"/>
-          <w:i w:val="0"/>
-          <w:sz w:val="22"/>
         </w:rPr>
         <w:t>比如觉得"环保很重要"，每天查看空气污染指数，只要有一点点超标，"空气质量这么糟糕，怎么回事呀？"心就在里面绕。</w:t>
       </w:r>
@@ -2883,10 +2060,7 @@
     <w:p>
       <w:r>
         <w:rPr>
-          <w:rFonts w:ascii="宋体" w:hAnsi="宋体" w:eastAsia="宋体"/>
           <w:b w:val="0"/>
-          <w:i w:val="0"/>
-          <w:sz w:val="22"/>
         </w:rPr>
         <w:t>有人收留流浪猫，看到猫流浪就很痛苦。还有人每天都放生，走进菜市场就受不了，说："我要放生，你借我点钱"（没钱了借钱放生）。当你的心缠绕在那些'你认为应该怎样'的概念上，就很容易生出很多瞋恚心。其实这些都只是你的观念、你的认知习惯。这些认知习惯都是真的吗？很难讲。很多我们认为应该恐惧或应该生气的事情，都是假设出来的。</w:t>
       </w:r>
@@ -2894,10 +2068,7 @@
     <w:p>
       <w:r>
         <w:rPr>
-          <w:rFonts w:ascii="宋体" w:hAnsi="宋体" w:eastAsia="宋体"/>
           <w:b w:val="0"/>
-          <w:i w:val="0"/>
-          <w:sz w:val="22"/>
         </w:rPr>
         <w:t>此外，我们总感觉瞋心重的人，乃至于很残暴的人好像很有力量。如果与他深入交流，会发现这样的人往往内心都很脆弱。内心强大不用会生气。"我不害怕任何的失去，我生什么气呢？""我不跟任何人计较，有什么好生气呢？"生气的人往往都是内心脆弱、不足、有缺失的。"不要碰我！我要跟你生气了。"这是一种自我防范的表达，其实是内心缺乏安全感、很脆弱的一种表现。对于内心的某个假设被触犯，他觉得不能忍受。内心不丰满的人，容易有恐惧感。</w:t>
       </w:r>
@@ -2905,10 +2076,7 @@
     <w:p>
       <w:r>
         <w:rPr>
-          <w:rFonts w:ascii="宋体" w:hAnsi="宋体" w:eastAsia="宋体"/>
           <w:b w:val="0"/>
-          <w:i w:val="0"/>
-          <w:sz w:val="22"/>
         </w:rPr>
         <w:t>世界上，各种国家、党派、团体，乃至于企业、机构之间的竞争，无论是政治上、经济上、领土或意识形态等各种争斗，都由瞋心引发。而这瞋心的背后都是有"我"在认为什么应该常、乐、我、净，当"我"觉得现实不常、乐、我、净时，瞋心就生起。</w:t>
       </w:r>
@@ -2916,10 +2084,7 @@
     <w:p>
       <w:r>
         <w:rPr>
-          <w:rFonts w:ascii="宋体" w:hAnsi="宋体" w:eastAsia="宋体"/>
           <w:b w:val="0"/>
-          <w:i w:val="0"/>
-          <w:sz w:val="22"/>
         </w:rPr>
         <w:t>用心观察，可以很具体地看到，生气的当下就伤害了自己、伤害了对方、伤害了家庭、伤害了机构，乃至于伤害了民族、国家。</w:t>
       </w:r>
@@ -2927,25 +2092,17 @@
     <w:p>
       <w:r>
         <w:rPr>
-          <w:rFonts w:ascii="宋体" w:hAnsi="宋体" w:eastAsia="宋体"/>
           <w:b w:val="0"/>
-          <w:i w:val="0"/>
-          <w:sz w:val="22"/>
         </w:rPr>
         <w:t>瞋心的唯一用处就是破坏、毁坏。破坏自己、破坏别人。要认识到瞋恚的过患。</w:t>
       </w:r>
     </w:p>
     <w:p>
-      <w:pPr>
-        <w:spacing w:before="120"/>
-      </w:pPr>
       <w:r>
         <w:rPr>
-          <w:rFonts w:ascii="微软雅黑" w:hAnsi="微软雅黑" w:eastAsia="微软雅黑"/>
-          <w:b w:val="0"/>
-          <w:i w:val="0"/>
-          <w:color w:val="1E5631"/>
-          <w:sz w:val="24"/>
+          <w:b/>
+          <w:color w:val="1E4620"/>
+          <w:sz w:val="23"/>
         </w:rPr>
         <w:t>原文材料②：灭除嗔恚的六种方法</w:t>
       </w:r>
@@ -2953,19 +2110,13 @@
     <w:p>
       <w:r>
         <w:rPr>
-          <w:rFonts w:ascii="宋体" w:hAnsi="宋体" w:eastAsia="宋体"/>
           <w:b/>
-          <w:i w:val="0"/>
-          <w:sz w:val="22"/>
         </w:rPr>
         <w:t>★核心段落</w:t>
       </w:r>
       <w:r>
         <w:rPr>
-          <w:rFonts w:ascii="宋体" w:hAnsi="宋体" w:eastAsia="宋体"/>
           <w:b w:val="0"/>
-          <w:i w:val="0"/>
-          <w:sz w:val="22"/>
         </w:rPr>
         <w:t>（必读）【本周朗读段】</w:t>
       </w:r>
@@ -2973,10 +2124,7 @@
     <w:p>
       <w:r>
         <w:rPr>
-          <w:rFonts w:ascii="宋体" w:hAnsi="宋体" w:eastAsia="宋体"/>
           <w:b/>
-          <w:i w:val="0"/>
-          <w:sz w:val="22"/>
         </w:rPr>
         <w:t>（一）灭除瞋恚的六种方法</w:t>
       </w:r>
@@ -2984,10 +2132,7 @@
     <w:p>
       <w:r>
         <w:rPr>
-          <w:rFonts w:ascii="宋体" w:hAnsi="宋体" w:eastAsia="宋体"/>
           <w:b w:val="0"/>
-          <w:i w:val="0"/>
-          <w:sz w:val="22"/>
         </w:rPr>
         <w:t>上节课学习了灭除瞋恚的六种方法：</w:t>
       </w:r>
@@ -2995,88 +2140,42 @@
     <w:p>
       <w:r>
         <w:rPr>
-          <w:rFonts w:ascii="宋体" w:hAnsi="宋体" w:eastAsia="宋体"/>
           <w:b w:val="0"/>
-          <w:i w:val="0"/>
-          <w:sz w:val="22"/>
         </w:rPr>
         <w:t>1.学习散播慈爱；2.培育慈心禅那；3.思惟自己所造的业是自己的财产；4.数数如理思惟；5.亲近善知识；6.有助于培育慈心和灭除瞋恚的适当言论。</w:t>
       </w:r>
     </w:p>
     <w:p>
-      <w:pPr>
-        <w:spacing w:before="200"/>
-      </w:pPr>
       <w:r>
         <w:rPr>
-          <w:rFonts w:ascii="微软雅黑" w:hAnsi="微软雅黑" w:eastAsia="微软雅黑"/>
-          <w:b w:val="0"/>
-          <w:i w:val="0"/>
-          <w:color w:val="1E5631"/>
-          <w:sz w:val="28"/>
+          <w:b/>
+          <w:color w:val="1E4620"/>
+          <w:sz w:val="26"/>
         </w:rPr>
         <w:t>💬 第二轮分享（10 min）</w:t>
       </w:r>
     </w:p>
-    <w:tbl>
-      <w:tblPr>
-        <w:tblW w:type="auto" w:w="0"/>
-        <w:jc w:val="center"/>
-        <w:tblLook w:firstColumn="1" w:firstRow="1" w:lastColumn="0" w:lastRow="0" w:noHBand="0" w:noVBand="1" w:val="04A0"/>
-      </w:tblPr>
-      <w:tblGrid>
-        <w:gridCol w:w="9638"/>
-      </w:tblGrid>
-      <w:tr>
-        <w:tc>
-          <w:tcPr>
-            <w:tcW w:type="dxa" w:w="9638"/>
-            <w:shd w:val="clear" w:color="auto" w:fill="F2F8F4"/>
-            <w:tcBorders>
-              <w:start w:val="single" w:sz="24" w:color="2E7D4F"/>
-            </w:tcBorders>
-            <w:tcMar>
-              <w:top w:w="40" w:type="dxa"/>
-              <w:bottom w:w="40" w:type="dxa"/>
-              <w:start w:w="120" w:type="dxa"/>
-              <w:end w:w="120" w:type="dxa"/>
-            </w:tcMar>
-          </w:tcPr>
-          <w:p>
-            <w:pPr>
-              <w:spacing w:line="324" w:lineRule="auto" w:after="60"/>
-            </w:pPr>
-            <w:r/>
-            <w:r>
-              <w:rPr>
-                <w:rFonts w:ascii="宋体" w:hAnsi="宋体" w:eastAsia="宋体"/>
-                <w:b w:val="0"/>
-                <w:i w:val="0"/>
-                <w:color w:val="333333"/>
-                <w:sz w:val="22"/>
-              </w:rPr>
-              <w:t>今天的话题比较难，请大家轮流分享（不想说也可以说"我跳过"）：你心里有没有一个"一直过不去的人"？提到他/她时，你身体或心里有什么感觉？</w:t>
-            </w:r>
-          </w:p>
-        </w:tc>
-      </w:tr>
-    </w:tbl>
     <w:p>
       <w:pPr>
-        <w:spacing w:after="40"/>
-      </w:pPr>
-    </w:p>
-    <w:p>
-      <w:pPr>
-        <w:spacing w:before="200"/>
+        <w:ind w:left="170"/>
+        <w:pBdr>
+          <w:left w:val="single" w:sz="18" w:space="4" w:color="1E4620"/>
+        </w:pBdr>
+        <w:shd w:val="clear" w:fill="F2F5FA"/>
       </w:pPr>
       <w:r>
         <w:rPr>
-          <w:rFonts w:ascii="微软雅黑" w:hAnsi="微软雅黑" w:eastAsia="微软雅黑"/>
           <w:b w:val="0"/>
-          <w:i w:val="0"/>
-          <w:color w:val="1E5631"/>
-          <w:sz w:val="28"/>
+        </w:rPr>
+        <w:t>今天的话题比较难，请大家轮流分享（不想说也可以说"我跳过"）：你心里有没有一个"一直过不去的人"？提到他/她时，你身体或心里有什么感觉？</w:t>
+      </w:r>
+    </w:p>
+    <w:p>
+      <w:r>
+        <w:rPr>
+          <w:b/>
+          <w:color w:val="1E4620"/>
+          <w:sz w:val="26"/>
         </w:rPr>
         <w:t>🎯 第二轮主题讨论（10 min）</w:t>
       </w:r>
@@ -3084,19 +2183,13 @@
     <w:p>
       <w:r>
         <w:rPr>
-          <w:rFonts w:ascii="宋体" w:hAnsi="宋体" w:eastAsia="宋体"/>
           <w:b/>
-          <w:i w:val="0"/>
-          <w:sz w:val="22"/>
         </w:rPr>
         <w:t>讨论问题（按优先级）</w:t>
       </w:r>
       <w:r>
         <w:rPr>
-          <w:rFonts w:ascii="宋体" w:hAnsi="宋体" w:eastAsia="宋体"/>
           <w:b w:val="0"/>
-          <w:i w:val="0"/>
-          <w:sz w:val="22"/>
         </w:rPr>
         <w:t>：</w:t>
       </w:r>
@@ -3107,19 +2200,13 @@
       </w:pPr>
       <w:r>
         <w:rPr>
-          <w:rFonts w:ascii="宋体" w:hAnsi="宋体" w:eastAsia="宋体"/>
           <w:b/>
-          <w:i w:val="0"/>
-          <w:sz w:val="22"/>
         </w:rPr>
         <w:t>问题①（★必答，时间不够时只讨论这个）</w:t>
       </w:r>
       <w:r>
         <w:rPr>
-          <w:rFonts w:ascii="宋体" w:hAnsi="宋体" w:eastAsia="宋体"/>
           <w:b w:val="0"/>
-          <w:i w:val="0"/>
-          <w:sz w:val="22"/>
         </w:rPr>
         <w:t>：第188讲说嗔恚"唯一用处是破坏"——你同意吗？回顾你自己生气的经历，生气有没有真的帮你解决过问题？</w:t>
       </w:r>
@@ -3130,19 +2217,13 @@
       </w:pPr>
       <w:r>
         <w:rPr>
-          <w:rFonts w:ascii="宋体" w:hAnsi="宋体" w:eastAsia="宋体"/>
           <w:b/>
-          <w:i w:val="0"/>
-          <w:sz w:val="22"/>
         </w:rPr>
         <w:t>问题②（◈选答）</w:t>
       </w:r>
       <w:r>
         <w:rPr>
-          <w:rFonts w:ascii="宋体" w:hAnsi="宋体" w:eastAsia="宋体"/>
           <w:b w:val="0"/>
-          <w:i w:val="0"/>
-          <w:sz w:val="22"/>
         </w:rPr>
         <w:t>："思惟自己所造的业是自己的财产"——古源尊者说生气就像"赤手握热炭想打人，反伤己脏己"。你理解这句话吗？</w:t>
       </w:r>
@@ -3153,200 +2234,114 @@
       </w:pPr>
       <w:r>
         <w:rPr>
-          <w:rFonts w:ascii="宋体" w:hAnsi="宋体" w:eastAsia="宋体"/>
           <w:b/>
-          <w:i w:val="0"/>
-          <w:sz w:val="22"/>
         </w:rPr>
         <w:t>问题③（◈选答，时间富余或大家感兴趣时讨论）</w:t>
       </w:r>
       <w:r>
         <w:rPr>
-          <w:rFonts w:ascii="宋体" w:hAnsi="宋体" w:eastAsia="宋体"/>
           <w:b w:val="0"/>
-          <w:i w:val="0"/>
-          <w:sz w:val="22"/>
         </w:rPr>
         <w:t>：佛陀教了六种灭嗔方法，第一就是"学习散播慈爱"。你觉得对讨厌的人修慈心，最难的是什么？</w:t>
       </w:r>
     </w:p>
-    <w:tbl>
-      <w:tblPr>
-        <w:tblW w:type="auto" w:w="0"/>
-        <w:jc w:val="center"/>
-        <w:tblLook w:firstColumn="1" w:firstRow="1" w:lastColumn="0" w:lastRow="0" w:noHBand="0" w:noVBand="1" w:val="04A0"/>
-      </w:tblPr>
-      <w:tblGrid>
-        <w:gridCol w:w="9638"/>
-      </w:tblGrid>
-      <w:tr>
-        <w:tc>
-          <w:tcPr>
-            <w:tcW w:type="dxa" w:w="9638"/>
-            <w:shd w:val="clear" w:color="auto" w:fill="F2F8F4"/>
-            <w:tcBorders>
-              <w:start w:val="single" w:sz="24" w:color="2E7D4F"/>
-            </w:tcBorders>
-            <w:tcMar>
-              <w:top w:w="40" w:type="dxa"/>
-              <w:bottom w:w="40" w:type="dxa"/>
-              <w:start w:w="120" w:type="dxa"/>
-              <w:end w:w="120" w:type="dxa"/>
-            </w:tcMar>
-          </w:tcPr>
-          <w:p>
-            <w:pPr>
-              <w:spacing w:line="324" w:lineRule="auto" w:after="60"/>
-            </w:pPr>
-            <w:r/>
-            <w:r>
-              <w:rPr>
-                <w:rFonts w:ascii="宋体" w:hAnsi="宋体" w:eastAsia="宋体"/>
-                <w:b/>
-                <w:i w:val="0"/>
-                <w:color w:val="333333"/>
-                <w:sz w:val="22"/>
-              </w:rPr>
-              <w:t>分层追问</w:t>
-            </w:r>
-            <w:r>
-              <w:rPr>
-                <w:rFonts w:ascii="宋体" w:hAnsi="宋体" w:eastAsia="宋体"/>
-                <w:b w:val="0"/>
-                <w:i w:val="0"/>
-                <w:color w:val="333333"/>
-                <w:sz w:val="22"/>
-              </w:rPr>
-              <w:t>（可视时间取用，由浅入深）：</w:t>
-            </w:r>
-          </w:p>
-          <w:p>
-            <w:pPr>
-              <w:spacing w:line="324" w:lineRule="auto" w:after="60"/>
-            </w:pPr>
-            <w:r>
-              <w:rPr>
-                <w:rFonts w:ascii="宋体" w:hAnsi="宋体" w:eastAsia="宋体"/>
-                <w:b w:val="0"/>
-                <w:i w:val="0"/>
-                <w:color w:val="333333"/>
-                <w:sz w:val="22"/>
-              </w:rPr>
-              <w:t>- 【现象】你心里的「怨敌」，更多是「伤害过你的人」，还是「让你不舒服的那种感受」？</w:t>
-            </w:r>
-          </w:p>
-          <w:p>
-            <w:pPr>
-              <w:spacing w:line="324" w:lineRule="auto" w:after="60"/>
-            </w:pPr>
-            <w:r>
-              <w:rPr>
-                <w:rFonts w:ascii="宋体" w:hAnsi="宋体" w:eastAsia="宋体"/>
-                <w:b w:val="0"/>
-                <w:i w:val="0"/>
-                <w:color w:val="333333"/>
-                <w:sz w:val="22"/>
-              </w:rPr>
-              <w:t>- 【影响】一直抱着这份嗔心，最先被消耗掉的人是谁？</w:t>
-            </w:r>
-          </w:p>
-          <w:p>
-            <w:pPr>
-              <w:spacing w:line="324" w:lineRule="auto" w:after="60"/>
-            </w:pPr>
-            <w:r>
-              <w:rPr>
-                <w:rFonts w:ascii="宋体" w:hAnsi="宋体" w:eastAsia="宋体"/>
-                <w:b w:val="0"/>
-                <w:i w:val="0"/>
-                <w:color w:val="333333"/>
-                <w:sz w:val="22"/>
-              </w:rPr>
-              <w:t>- 【应对】如果暂时做不到祝福他，可以先做哪一步——「看见他的苦」，还是「先照顾好自己」？</w:t>
-            </w:r>
-          </w:p>
-        </w:tc>
-      </w:tr>
-    </w:tbl>
     <w:p>
       <w:pPr>
-        <w:spacing w:after="40"/>
+        <w:ind w:left="170"/>
+        <w:pBdr>
+          <w:left w:val="single" w:sz="18" w:space="4" w:color="1E4620"/>
+        </w:pBdr>
+        <w:shd w:val="clear" w:fill="F2F5FA"/>
       </w:pPr>
+      <w:r>
+        <w:rPr>
+          <w:b/>
+        </w:rPr>
+        <w:t>分层追问</w:t>
+      </w:r>
+      <w:r>
+        <w:rPr>
+          <w:b w:val="0"/>
+        </w:rPr>
+        <w:t>（可视时间取用，由浅入深）：</w:t>
+      </w:r>
     </w:p>
     <w:p>
       <w:pPr>
-        <w:spacing w:before="200"/>
+        <w:ind w:left="170"/>
+        <w:pBdr>
+          <w:left w:val="single" w:sz="18" w:space="4" w:color="1E4620"/>
+        </w:pBdr>
+        <w:shd w:val="clear" w:fill="F2F5FA"/>
       </w:pPr>
       <w:r>
         <w:rPr>
-          <w:rFonts w:ascii="微软雅黑" w:hAnsi="微软雅黑" w:eastAsia="微软雅黑"/>
           <w:b w:val="0"/>
-          <w:i w:val="0"/>
-          <w:color w:val="1E5631"/>
-          <w:sz w:val="28"/>
+        </w:rPr>
+        <w:t>- 【现象】你心里的「怨敌」，更多是「伤害过你的人」，还是「让你不舒服的那种感受」？</w:t>
+      </w:r>
+    </w:p>
+    <w:p>
+      <w:pPr>
+        <w:ind w:left="170"/>
+        <w:pBdr>
+          <w:left w:val="single" w:sz="18" w:space="4" w:color="1E4620"/>
+        </w:pBdr>
+        <w:shd w:val="clear" w:fill="F2F5FA"/>
+      </w:pPr>
+      <w:r>
+        <w:rPr>
+          <w:b w:val="0"/>
+        </w:rPr>
+        <w:t>- 【影响】一直抱着这份嗔心，最先被消耗掉的人是谁？</w:t>
+      </w:r>
+    </w:p>
+    <w:p>
+      <w:pPr>
+        <w:ind w:left="170"/>
+        <w:pBdr>
+          <w:left w:val="single" w:sz="18" w:space="4" w:color="1E4620"/>
+        </w:pBdr>
+        <w:shd w:val="clear" w:fill="F2F5FA"/>
+      </w:pPr>
+      <w:r>
+        <w:rPr>
+          <w:b w:val="0"/>
+        </w:rPr>
+        <w:t>- 【应对】如果暂时做不到祝福他，可以先做哪一步——「看见他的苦」，还是「先照顾好自己」？</w:t>
+      </w:r>
+    </w:p>
+    <w:p>
+      <w:r>
+        <w:rPr>
+          <w:b/>
+          <w:color w:val="1E4620"/>
+          <w:sz w:val="26"/>
         </w:rPr>
         <w:t>📚 扩展内容包（时间富余时使用）</w:t>
       </w:r>
     </w:p>
-    <w:tbl>
-      <w:tblPr>
-        <w:tblW w:type="auto" w:w="0"/>
-        <w:jc w:val="center"/>
-        <w:tblLook w:firstColumn="1" w:firstRow="1" w:lastColumn="0" w:lastRow="0" w:noHBand="0" w:noVBand="1" w:val="04A0"/>
-      </w:tblPr>
-      <w:tblGrid>
-        <w:gridCol w:w="9638"/>
-      </w:tblGrid>
-      <w:tr>
-        <w:tc>
-          <w:tcPr>
-            <w:tcW w:type="dxa" w:w="9638"/>
-            <w:shd w:val="clear" w:color="auto" w:fill="F2F8F4"/>
-            <w:tcBorders>
-              <w:start w:val="single" w:sz="24" w:color="2E7D4F"/>
-            </w:tcBorders>
-            <w:tcMar>
-              <w:top w:w="40" w:type="dxa"/>
-              <w:bottom w:w="40" w:type="dxa"/>
-              <w:start w:w="120" w:type="dxa"/>
-              <w:end w:w="120" w:type="dxa"/>
-            </w:tcMar>
-          </w:tcPr>
-          <w:p>
-            <w:pPr>
-              <w:spacing w:line="324" w:lineRule="auto" w:after="60"/>
-            </w:pPr>
-            <w:r/>
-            <w:r>
-              <w:rPr>
-                <w:rFonts w:ascii="宋体" w:hAnsi="宋体" w:eastAsia="宋体"/>
-                <w:b w:val="0"/>
-                <w:i w:val="0"/>
-                <w:color w:val="333333"/>
-                <w:sz w:val="22"/>
-              </w:rPr>
-              <w:t>以下内容用于共读提前结束或讨论意犹未尽时，按需选用，不必全部完成。</w:t>
-            </w:r>
-          </w:p>
-        </w:tc>
-      </w:tr>
-    </w:tbl>
     <w:p>
       <w:pPr>
-        <w:spacing w:after="40"/>
-      </w:pPr>
-    </w:p>
-    <w:p>
-      <w:pPr>
-        <w:spacing w:before="120"/>
+        <w:ind w:left="170"/>
+        <w:pBdr>
+          <w:left w:val="single" w:sz="18" w:space="4" w:color="1E4620"/>
+        </w:pBdr>
+        <w:shd w:val="clear" w:fill="F2F5FA"/>
       </w:pPr>
       <w:r>
         <w:rPr>
-          <w:rFonts w:ascii="微软雅黑" w:hAnsi="微软雅黑" w:eastAsia="微软雅黑"/>
           <w:b w:val="0"/>
-          <w:i w:val="0"/>
-          <w:color w:val="1E5631"/>
-          <w:sz w:val="24"/>
+        </w:rPr>
+        <w:t>以下内容用于共读提前结束或讨论意犹未尽时，按需选用，不必全部完成。</w:t>
+      </w:r>
+    </w:p>
+    <w:p>
+      <w:r>
+        <w:rPr>
+          <w:b/>
+          <w:color w:val="1E4620"/>
+          <w:sz w:val="23"/>
         </w:rPr>
         <w:t>扩展一：补充原文段落</w:t>
       </w:r>
@@ -3354,150 +2349,67 @@
     <w:p>
       <w:r>
         <w:rPr>
-          <w:rFonts w:ascii="宋体" w:hAnsi="宋体" w:eastAsia="宋体"/>
           <w:b/>
-          <w:i w:val="0"/>
-          <w:sz w:val="22"/>
         </w:rPr>
         <w:t>段落1</w:t>
       </w:r>
       <w:r>
         <w:rPr>
-          <w:rFonts w:ascii="宋体" w:hAnsi="宋体" w:eastAsia="宋体"/>
           <w:b w:val="0"/>
-          <w:i w:val="0"/>
-          <w:sz w:val="22"/>
         </w:rPr>
         <w:t>（出自《原文全集》第一部分·第188讲 法念处·五盖（二）·（四）如何修习慈心——向敬爱同性散播慈爱）：</w:t>
       </w:r>
     </w:p>
-    <w:tbl>
-      <w:tblPr>
-        <w:tblW w:type="auto" w:w="0"/>
-        <w:jc w:val="center"/>
-        <w:tblLook w:firstColumn="1" w:firstRow="1" w:lastColumn="0" w:lastRow="0" w:noHBand="0" w:noVBand="1" w:val="04A0"/>
-      </w:tblPr>
-      <w:tblGrid>
-        <w:gridCol w:w="9638"/>
-      </w:tblGrid>
-      <w:tr>
-        <w:tc>
-          <w:tcPr>
-            <w:tcW w:type="dxa" w:w="9638"/>
-            <w:shd w:val="clear" w:color="auto" w:fill="F2F8F4"/>
-            <w:tcBorders>
-              <w:start w:val="single" w:sz="24" w:color="2E7D4F"/>
-            </w:tcBorders>
-            <w:tcMar>
-              <w:top w:w="40" w:type="dxa"/>
-              <w:bottom w:w="40" w:type="dxa"/>
-              <w:start w:w="120" w:type="dxa"/>
-              <w:end w:w="120" w:type="dxa"/>
-            </w:tcMar>
-          </w:tcPr>
-          <w:p>
-            <w:pPr>
-              <w:spacing w:line="324" w:lineRule="auto" w:after="60"/>
-            </w:pPr>
-            <w:r/>
-            <w:r>
-              <w:rPr>
-                <w:rFonts w:ascii="宋体" w:hAnsi="宋体" w:eastAsia="宋体"/>
-                <w:b w:val="0"/>
-                <w:i w:val="0"/>
-                <w:color w:val="333333"/>
-                <w:sz w:val="22"/>
-              </w:rPr>
-              <w:t>"当我们向自己散播慈爱时，心会充满喜悦。这时我们运用禅那的明亮的定力之光，照向你敬爱或亲爱的同性，最好能够看到他全身，尤其要看到他充满笑容的脸。如果定力不够，比如普通人还没有定力，你就取他的影像，影像不完整没关系，但一定要取到他的笑容，然后用四种方式向他散播慈爱，Averāhontu，Abyāpajjhāhontu，Anāghāhontu，Sukhāattānaūpariharatu。愿这位善者没有怨敌，愿这位善者没有内心的痛苦，愿这位善者没有身体的痛苦，愿这位善者拥有自己的快乐。如此散播几遍慈爱给这位尊敬或亲爱的人以后，应当从四种方式中选择一种，比如愿这位善者没有内心的痛苦，只用这一句 Abyāpajjhāhontu，然后不断地以内心这种状态向他散播慈爱。'愿他没有内心的痛苦'，有人说不知道如何体会他人没有内心的痛苦。你可以体会自己内心没有痛苦时的柔软、清凉、愉悦的感觉，你希望他人也拥有柔软、清凉、愉悦，就带着这样的心去祝福他人。"</w:t>
-            </w:r>
-          </w:p>
-        </w:tc>
-      </w:tr>
-    </w:tbl>
     <w:p>
       <w:pPr>
-        <w:spacing w:after="40"/>
+        <w:ind w:left="170"/>
+        <w:pBdr>
+          <w:left w:val="single" w:sz="18" w:space="4" w:color="1E4620"/>
+        </w:pBdr>
+        <w:shd w:val="clear" w:fill="F2F5FA"/>
       </w:pPr>
+      <w:r>
+        <w:rPr>
+          <w:b w:val="0"/>
+        </w:rPr>
+        <w:t>"当我们向自己散播慈爱时，心会充满喜悦。这时我们运用禅那的明亮的定力之光，照向你敬爱或亲爱的同性，最好能够看到他全身，尤其要看到他充满笑容的脸。如果定力不够，比如普通人还没有定力，你就取他的影像，影像不完整没关系，但一定要取到他的笑容，然后用四种方式向他散播慈爱，Averāhontu，Abyāpajjhāhontu，Anāghāhontu，Sukhāattānaūpariharatu。愿这位善者没有怨敌，愿这位善者没有内心的痛苦，愿这位善者没有身体的痛苦，愿这位善者拥有自己的快乐。如此散播几遍慈爱给这位尊敬或亲爱的人以后，应当从四种方式中选择一种，比如愿这位善者没有内心的痛苦，只用这一句 Abyāpajjhāhontu，然后不断地以内心这种状态向他散播慈爱。'愿他没有内心的痛苦'，有人说不知道如何体会他人没有内心的痛苦。你可以体会自己内心没有痛苦时的柔软、清凉、愉悦的感觉，你希望他人也拥有柔软、清凉、愉悦，就带着这样的心去祝福他人。"</w:t>
+      </w:r>
     </w:p>
     <w:p>
       <w:r>
         <w:rPr>
-          <w:rFonts w:ascii="宋体" w:hAnsi="宋体" w:eastAsia="宋体"/>
           <w:b/>
-          <w:i w:val="0"/>
-          <w:sz w:val="22"/>
         </w:rPr>
         <w:t>段落2</w:t>
       </w:r>
       <w:r>
         <w:rPr>
-          <w:rFonts w:ascii="宋体" w:hAnsi="宋体" w:eastAsia="宋体"/>
           <w:b w:val="0"/>
-          <w:i w:val="0"/>
-          <w:sz w:val="22"/>
         </w:rPr>
         <w:t>（出处同上）：</w:t>
       </w:r>
     </w:p>
-    <w:tbl>
-      <w:tblPr>
-        <w:tblW w:type="auto" w:w="0"/>
-        <w:jc w:val="center"/>
-        <w:tblLook w:firstColumn="1" w:firstRow="1" w:lastColumn="0" w:lastRow="0" w:noHBand="0" w:noVBand="1" w:val="04A0"/>
-      </w:tblPr>
-      <w:tblGrid>
-        <w:gridCol w:w="9638"/>
-      </w:tblGrid>
-      <w:tr>
-        <w:tc>
-          <w:tcPr>
-            <w:tcW w:type="dxa" w:w="9638"/>
-            <w:shd w:val="clear" w:color="auto" w:fill="F2F8F4"/>
-            <w:tcBorders>
-              <w:start w:val="single" w:sz="24" w:color="2E7D4F"/>
-            </w:tcBorders>
-            <w:tcMar>
-              <w:top w:w="40" w:type="dxa"/>
-              <w:bottom w:w="40" w:type="dxa"/>
-              <w:start w:w="120" w:type="dxa"/>
-              <w:end w:w="120" w:type="dxa"/>
-            </w:tcMar>
-          </w:tcPr>
-          <w:p>
-            <w:pPr>
-              <w:spacing w:line="324" w:lineRule="auto" w:after="60"/>
-            </w:pPr>
-            <w:r/>
-            <w:r>
-              <w:rPr>
-                <w:rFonts w:ascii="宋体" w:hAnsi="宋体" w:eastAsia="宋体"/>
-                <w:b w:val="0"/>
-                <w:i w:val="0"/>
-                <w:color w:val="333333"/>
-                <w:sz w:val="22"/>
-              </w:rPr>
-              <w:t>"如果你有遍禅第四禅的定力，以此为基础散播慈爱（基本上两三声或三五声），就能迅速地证到慈心初禅。你可以练习长时间安住在初禅禅那，如两小时、三小时或更久。满意之后，你可以省察禅支，如何省察呢？与安那般那禅那（省察禅支方法）一样。比如，祝福敬爱的人没有内心的痛苦，进入初禅一小时，出定之后即刻观察心脏部位的有分心（意门），然后回头再看你散播慈爱的对像。当该对像出现在有分心时，五禅支就会很明显地呈现在那个地方，此时你可以逐一地省察五禅支。熟悉于省察禅支之后，你应该修习初禅的五自在，成功后可以进入慈心第二禅和慈心第三禅。慈心禅只能到第三禅，不能到第四禅，因为第四禅是舍为基础的禅那。至此，你已经能用'愿此善者没有内心的痛苦'这种方式散播慈爱证得慈心的一、二、三禅。接下来，应该逐一地运用其他三种方式来散播慈爱，直到以每一种方式都能证得第三禅。然后再选另一位敬爱且同性的人作为对像，同样以这四种方式逐一地对他散播慈爱，直到以每一种方式都能证得第三禅。成功后再选另一位敬爱且同性的人，以同样的方法对他散播慈爱。一般建议找五个、十个，多多益善。"</w:t>
-            </w:r>
-          </w:p>
-        </w:tc>
-      </w:tr>
-    </w:tbl>
     <w:p>
       <w:pPr>
-        <w:spacing w:after="40"/>
-      </w:pPr>
-    </w:p>
-    <w:p>
-      <w:pPr>
-        <w:spacing w:before="120"/>
+        <w:ind w:left="170"/>
+        <w:pBdr>
+          <w:left w:val="single" w:sz="18" w:space="4" w:color="1E4620"/>
+        </w:pBdr>
+        <w:shd w:val="clear" w:fill="F2F5FA"/>
       </w:pPr>
       <w:r>
         <w:rPr>
-          <w:rFonts w:ascii="微软雅黑" w:hAnsi="微软雅黑" w:eastAsia="微软雅黑"/>
           <w:b w:val="0"/>
-          <w:i w:val="0"/>
-          <w:color w:val="1E5631"/>
-          <w:sz w:val="24"/>
+        </w:rPr>
+        <w:t>"如果你有遍禅第四禅的定力，以此为基础散播慈爱（基本上两三声或三五声），就能迅速地证到慈心初禅。你可以练习长时间安住在初禅禅那，如两小时、三小时或更久。满意之后，你可以省察禅支，如何省察呢？与安那般那禅那（省察禅支方法）一样。比如，祝福敬爱的人没有内心的痛苦，进入初禅一小时，出定之后即刻观察心脏部位的有分心（意门），然后回头再看你散播慈爱的对像。当该对像出现在有分心时，五禅支就会很明显地呈现在那个地方，此时你可以逐一地省察五禅支。熟悉于省察禅支之后，你应该修习初禅的五自在，成功后可以进入慈心第二禅和慈心第三禅。慈心禅只能到第三禅，不能到第四禅，因为第四禅是舍为基础的禅那。至此，你已经能用'愿此善者没有内心的痛苦'这种方式散播慈爱证得慈心的一、二、三禅。接下来，应该逐一地运用其他三种方式来散播慈爱，直到以每一种方式都能证得第三禅。然后再选另一位敬爱且同性的人作为对像，同样以这四种方式逐一地对他散播慈爱，直到以每一种方式都能证得第三禅。成功后再选另一位敬爱且同性的人，以同样的方法对他散播慈爱。一般建议找五个、十个，多多益善。"</w:t>
+      </w:r>
+    </w:p>
+    <w:p>
+      <w:r>
+        <w:rPr>
+          <w:b/>
+          <w:color w:val="1E4620"/>
+          <w:sz w:val="23"/>
         </w:rPr>
         <w:t>扩展二：深入讨论问题</w:t>
       </w:r>
@@ -3508,10 +2420,7 @@
       </w:pPr>
       <w:r>
         <w:rPr>
-          <w:rFonts w:ascii="宋体" w:hAnsi="宋体" w:eastAsia="宋体"/>
           <w:b w:val="0"/>
-          <w:i w:val="0"/>
-          <w:sz w:val="22"/>
         </w:rPr>
         <w:t>经论说"初修慈心者不要对非常亲爱的人修慈心，因为容易生起贪爱"——父母对孩子那种"多穿衣服"的担心，是慈还是贪？"担心"和"慈爱"能同时存在吗？</w:t>
       </w:r>
@@ -3522,25 +2431,17 @@
       </w:pPr>
       <w:r>
         <w:rPr>
-          <w:rFonts w:ascii="宋体" w:hAnsi="宋体" w:eastAsia="宋体"/>
           <w:b w:val="0"/>
-          <w:i w:val="0"/>
-          <w:sz w:val="22"/>
         </w:rPr>
         <w:t>对"平淡的人"散播慈爱"心会没有力量"——你祝福那位中性人时，心是轻松的，还是有勉强的感觉？</w:t>
       </w:r>
     </w:p>
     <w:p>
-      <w:pPr>
-        <w:spacing w:before="120"/>
-      </w:pPr>
       <w:r>
         <w:rPr>
-          <w:rFonts w:ascii="微软雅黑" w:hAnsi="微软雅黑" w:eastAsia="微软雅黑"/>
-          <w:b w:val="0"/>
-          <w:i w:val="0"/>
-          <w:color w:val="1E5631"/>
-          <w:sz w:val="24"/>
+          <w:b/>
+          <w:color w:val="1E4620"/>
+          <w:sz w:val="23"/>
         </w:rPr>
         <w:t>扩展三：延伸小练习</w:t>
       </w:r>
@@ -3551,34 +2452,23 @@
       </w:pPr>
       <w:r>
         <w:rPr>
-          <w:rFonts w:ascii="宋体" w:hAnsi="宋体" w:eastAsia="宋体"/>
           <w:b/>
-          <w:i w:val="0"/>
-          <w:sz w:val="22"/>
         </w:rPr>
         <w:t>问候一张"熟悉的脸"</w:t>
       </w:r>
       <w:r>
         <w:rPr>
-          <w:rFonts w:ascii="宋体" w:hAnsi="宋体" w:eastAsia="宋体"/>
           <w:b w:val="0"/>
-          <w:i w:val="0"/>
-          <w:sz w:val="22"/>
         </w:rPr>
         <w:t>：本周找一位你每天都会遇到但从没说过话的人（门卫、早餐摊主、同乘电梯的邻居），在心里对他说一句"愿你没有危难，愿你没有内心的痛苦"，然后留意下次见到他时自己的感觉。</w:t>
       </w:r>
     </w:p>
     <w:p>
-      <w:pPr>
-        <w:spacing w:before="120"/>
-      </w:pPr>
       <w:r>
         <w:rPr>
-          <w:rFonts w:ascii="微软雅黑" w:hAnsi="微软雅黑" w:eastAsia="微软雅黑"/>
-          <w:b w:val="0"/>
-          <w:i w:val="0"/>
-          <w:color w:val="1E5631"/>
-          <w:sz w:val="24"/>
+          <w:b/>
+          <w:color w:val="1E4620"/>
+          <w:sz w:val="23"/>
         </w:rPr>
         <w:t>扩展四：补充原文段落</w:t>
       </w:r>
@@ -3586,150 +2476,67 @@
     <w:p>
       <w:r>
         <w:rPr>
-          <w:rFonts w:ascii="宋体" w:hAnsi="宋体" w:eastAsia="宋体"/>
           <w:b/>
-          <w:i w:val="0"/>
-          <w:sz w:val="22"/>
         </w:rPr>
         <w:t>段落1</w:t>
       </w:r>
       <w:r>
         <w:rPr>
-          <w:rFonts w:ascii="宋体" w:hAnsi="宋体" w:eastAsia="宋体"/>
           <w:b w:val="0"/>
-          <w:i w:val="0"/>
-          <w:sz w:val="22"/>
         </w:rPr>
         <w:t>（出自《原文全集》第一部分·第188讲 法念处·五盖（二）·思惟自己所造之业是自己的财产）：</w:t>
       </w:r>
     </w:p>
-    <w:tbl>
-      <w:tblPr>
-        <w:tblW w:type="auto" w:w="0"/>
-        <w:jc w:val="center"/>
-        <w:tblLook w:firstColumn="1" w:firstRow="1" w:lastColumn="0" w:lastRow="0" w:noHBand="0" w:noVBand="1" w:val="04A0"/>
-      </w:tblPr>
-      <w:tblGrid>
-        <w:gridCol w:w="9638"/>
-      </w:tblGrid>
-      <w:tr>
-        <w:tc>
-          <w:tcPr>
-            <w:tcW w:type="dxa" w:w="9638"/>
-            <w:shd w:val="clear" w:color="auto" w:fill="F2F8F4"/>
-            <w:tcBorders>
-              <w:start w:val="single" w:sz="24" w:color="2E7D4F"/>
-            </w:tcBorders>
-            <w:tcMar>
-              <w:top w:w="40" w:type="dxa"/>
-              <w:bottom w:w="40" w:type="dxa"/>
-              <w:start w:w="120" w:type="dxa"/>
-              <w:end w:w="120" w:type="dxa"/>
-            </w:tcMar>
-          </w:tcPr>
-          <w:p>
-            <w:pPr>
-              <w:spacing w:line="324" w:lineRule="auto" w:after="60"/>
-            </w:pPr>
-            <w:r/>
-            <w:r>
-              <w:rPr>
-                <w:rFonts w:ascii="宋体" w:hAnsi="宋体" w:eastAsia="宋体"/>
-                <w:b w:val="0"/>
-                <w:i w:val="0"/>
-                <w:color w:val="333333"/>
-                <w:sz w:val="22"/>
-              </w:rPr>
-              <w:t>"对他人生气，就像赤手握着灼热的木炭、火红的铁条、粪便等损害之物而想打击他人一样。当你赤手空拳握着灼热的火炭或火红的铁条想打击别人时，别人未必会被打伤，但肯定会先烧伤自己。同样地，当你用手捡起粪便想丢别人时，别人未必会被丢中，但你肯定会先弄脏自己、浑身沾满粪便的臭味。如此思惟能灭除瞋恚。"</w:t>
-            </w:r>
-          </w:p>
-        </w:tc>
-      </w:tr>
-    </w:tbl>
     <w:p>
       <w:pPr>
-        <w:spacing w:after="40"/>
+        <w:ind w:left="170"/>
+        <w:pBdr>
+          <w:left w:val="single" w:sz="18" w:space="4" w:color="1E4620"/>
+        </w:pBdr>
+        <w:shd w:val="clear" w:fill="F2F5FA"/>
       </w:pPr>
+      <w:r>
+        <w:rPr>
+          <w:b w:val="0"/>
+        </w:rPr>
+        <w:t>"对他人生气，就像赤手握着灼热的木炭、火红的铁条、粪便等损害之物而想打击他人一样。当你赤手空拳握着灼热的火炭或火红的铁条想打击别人时，别人未必会被打伤，但肯定会先烧伤自己。同样地，当你用手捡起粪便想丢别人时，别人未必会被丢中，但你肯定会先弄脏自己、浑身沾满粪便的臭味。如此思惟能灭除瞋恚。"</w:t>
+      </w:r>
     </w:p>
     <w:p>
       <w:r>
         <w:rPr>
-          <w:rFonts w:ascii="宋体" w:hAnsi="宋体" w:eastAsia="宋体"/>
           <w:b/>
-          <w:i w:val="0"/>
-          <w:sz w:val="22"/>
         </w:rPr>
         <w:t>段落2</w:t>
       </w:r>
       <w:r>
         <w:rPr>
-          <w:rFonts w:ascii="宋体" w:hAnsi="宋体" w:eastAsia="宋体"/>
           <w:b w:val="0"/>
-          <w:i w:val="0"/>
-          <w:sz w:val="22"/>
         </w:rPr>
         <w:t>（出处同上）：</w:t>
       </w:r>
     </w:p>
-    <w:tbl>
-      <w:tblPr>
-        <w:tblW w:type="auto" w:w="0"/>
-        <w:jc w:val="center"/>
-        <w:tblLook w:firstColumn="1" w:firstRow="1" w:lastColumn="0" w:lastRow="0" w:noHBand="0" w:noVBand="1" w:val="04A0"/>
-      </w:tblPr>
-      <w:tblGrid>
-        <w:gridCol w:w="9638"/>
-      </w:tblGrid>
-      <w:tr>
-        <w:tc>
-          <w:tcPr>
-            <w:tcW w:type="dxa" w:w="9638"/>
-            <w:shd w:val="clear" w:color="auto" w:fill="F2F8F4"/>
-            <w:tcBorders>
-              <w:start w:val="single" w:sz="24" w:color="2E7D4F"/>
-            </w:tcBorders>
-            <w:tcMar>
-              <w:top w:w="40" w:type="dxa"/>
-              <w:bottom w:w="40" w:type="dxa"/>
-              <w:start w:w="120" w:type="dxa"/>
-              <w:end w:w="120" w:type="dxa"/>
-            </w:tcMar>
-          </w:tcPr>
-          <w:p>
-            <w:pPr>
-              <w:spacing w:line="324" w:lineRule="auto" w:after="60"/>
-            </w:pPr>
-            <w:r/>
-            <w:r>
-              <w:rPr>
-                <w:rFonts w:ascii="宋体" w:hAnsi="宋体" w:eastAsia="宋体"/>
-                <w:b w:val="0"/>
-                <w:i w:val="0"/>
-                <w:color w:val="333333"/>
-                <w:sz w:val="22"/>
-              </w:rPr>
-              <w:t>"'他的愤怒就像不被接受的礼物退回给他自己一样，也像逆风投掷灰尘，灰尘只会飞回他自己的头上一样。'时常如此思惟自己所造之业是自己的财产，他人所造之业是他人的财产，如此思惟也能灭除瞋恚。"</w:t>
-            </w:r>
-          </w:p>
-        </w:tc>
-      </w:tr>
-    </w:tbl>
     <w:p>
       <w:pPr>
-        <w:spacing w:after="40"/>
-      </w:pPr>
-    </w:p>
-    <w:p>
-      <w:pPr>
-        <w:spacing w:before="120"/>
+        <w:ind w:left="170"/>
+        <w:pBdr>
+          <w:left w:val="single" w:sz="18" w:space="4" w:color="1E4620"/>
+        </w:pBdr>
+        <w:shd w:val="clear" w:fill="F2F5FA"/>
       </w:pPr>
       <w:r>
         <w:rPr>
-          <w:rFonts w:ascii="微软雅黑" w:hAnsi="微软雅黑" w:eastAsia="微软雅黑"/>
           <w:b w:val="0"/>
-          <w:i w:val="0"/>
-          <w:color w:val="1E5631"/>
-          <w:sz w:val="24"/>
+        </w:rPr>
+        <w:t>"'他的愤怒就像不被接受的礼物退回给他自己一样，也像逆风投掷灰尘，灰尘只会飞回他自己的头上一样。'时常如此思惟自己所造之业是自己的财产，他人所造之业是他人的财产，如此思惟也能灭除瞋恚。"</w:t>
+      </w:r>
+    </w:p>
+    <w:p>
+      <w:r>
+        <w:rPr>
+          <w:b/>
+          <w:color w:val="1E4620"/>
+          <w:sz w:val="23"/>
         </w:rPr>
         <w:t>扩展五：深入讨论问题</w:t>
       </w:r>
@@ -3740,10 +2547,7 @@
       </w:pPr>
       <w:r>
         <w:rPr>
-          <w:rFonts w:ascii="宋体" w:hAnsi="宋体" w:eastAsia="宋体"/>
           <w:b w:val="0"/>
-          <w:i w:val="0"/>
-          <w:sz w:val="22"/>
         </w:rPr>
         <w:t>"生气首先烧伤的是自己"——回顾你最近一次生气，那个"火炭"最后烫到的是谁？生气真的帮你"解决"过问题吗？</w:t>
       </w:r>
@@ -3754,25 +2558,17 @@
       </w:pPr>
       <w:r>
         <w:rPr>
-          <w:rFonts w:ascii="宋体" w:hAnsi="宋体" w:eastAsia="宋体"/>
           <w:b w:val="0"/>
-          <w:i w:val="0"/>
-          <w:sz w:val="22"/>
         </w:rPr>
         <w:t>古源尊者教"一念之转"：把对方的缺点写下来，反问"这是真的吗？你确定是真的吗？"，再反转"把他换成你，把你换成他"，最后写对方20条优点——你觉得最难的是哪一步？为什么？</w:t>
       </w:r>
     </w:p>
     <w:p>
-      <w:pPr>
-        <w:spacing w:before="120"/>
-      </w:pPr>
       <w:r>
         <w:rPr>
-          <w:rFonts w:ascii="微软雅黑" w:hAnsi="微软雅黑" w:eastAsia="微软雅黑"/>
-          <w:b w:val="0"/>
-          <w:i w:val="0"/>
-          <w:color w:val="1E5631"/>
-          <w:sz w:val="24"/>
+          <w:b/>
+          <w:color w:val="1E4620"/>
+          <w:sz w:val="23"/>
         </w:rPr>
         <w:t>扩展六：延伸小练习</w:t>
       </w:r>
@@ -3783,34 +2579,23 @@
       </w:pPr>
       <w:r>
         <w:rPr>
-          <w:rFonts w:ascii="宋体" w:hAnsi="宋体" w:eastAsia="宋体"/>
           <w:b/>
-          <w:i w:val="0"/>
-          <w:sz w:val="22"/>
         </w:rPr>
         <w:t>一念之转（节选，不强迫分享）</w:t>
       </w:r>
       <w:r>
         <w:rPr>
-          <w:rFonts w:ascii="宋体" w:hAnsi="宋体" w:eastAsia="宋体"/>
           <w:b w:val="0"/>
-          <w:i w:val="0"/>
-          <w:sz w:val="22"/>
         </w:rPr>
         <w:t>：写下那个"过不去的人"的一个让你不舒服的特点 → 问自己：这是真的吗？我确定是真的吗？→ 试着写下他/她的一个优点。做完即可，不要求当场分享。</w:t>
       </w:r>
     </w:p>
     <w:p>
-      <w:pPr>
-        <w:spacing w:before="200"/>
-      </w:pPr>
       <w:r>
         <w:rPr>
-          <w:rFonts w:ascii="微软雅黑" w:hAnsi="微软雅黑" w:eastAsia="微软雅黑"/>
-          <w:b w:val="0"/>
-          <w:i w:val="0"/>
-          <w:color w:val="1E5631"/>
-          <w:sz w:val="28"/>
+          <w:b/>
+          <w:color w:val="1E4620"/>
+          <w:sz w:val="26"/>
         </w:rPr>
         <w:t>🔚 收尾与回向（15 min）</w:t>
       </w:r>
@@ -3821,19 +2606,13 @@
       </w:pPr>
       <w:r>
         <w:rPr>
-          <w:rFonts w:ascii="宋体" w:hAnsi="宋体" w:eastAsia="宋体"/>
           <w:b/>
-          <w:i w:val="0"/>
-          <w:sz w:val="22"/>
         </w:rPr>
         <w:t>每人一句话</w:t>
       </w:r>
       <w:r>
         <w:rPr>
-          <w:rFonts w:ascii="宋体" w:hAnsi="宋体" w:eastAsia="宋体"/>
           <w:b w:val="0"/>
-          <w:i w:val="0"/>
-          <w:sz w:val="22"/>
         </w:rPr>
         <w:t>：给某人送祝福时，心里是什么感觉？</w:t>
       </w:r>
@@ -3844,19 +2623,13 @@
       </w:pPr>
       <w:r>
         <w:rPr>
-          <w:rFonts w:ascii="宋体" w:hAnsi="宋体" w:eastAsia="宋体"/>
           <w:b/>
-          <w:i w:val="0"/>
-          <w:sz w:val="22"/>
         </w:rPr>
         <w:t>下周预告</w:t>
       </w:r>
       <w:r>
         <w:rPr>
-          <w:rFonts w:ascii="宋体" w:hAnsi="宋体" w:eastAsia="宋体"/>
           <w:b w:val="0"/>
-          <w:i w:val="0"/>
-          <w:sz w:val="22"/>
         </w:rPr>
         <w:t>：下周是最难的一步——对不喜欢的人、甚至"敌人"散播慈爱。</w:t>
       </w:r>
@@ -3867,19 +2640,13 @@
       </w:pPr>
       <w:r>
         <w:rPr>
-          <w:rFonts w:ascii="宋体" w:hAnsi="宋体" w:eastAsia="宋体"/>
           <w:b/>
-          <w:i w:val="0"/>
-          <w:sz w:val="22"/>
         </w:rPr>
         <w:t>本周作业</w:t>
       </w:r>
       <w:r>
         <w:rPr>
-          <w:rFonts w:ascii="宋体" w:hAnsi="宋体" w:eastAsia="宋体"/>
           <w:b w:val="0"/>
-          <w:i w:val="0"/>
-          <w:sz w:val="22"/>
         </w:rPr>
         <w:t>：本周选一位中性人（同事/邻居/店员），在心里祝福他/她一次；留意你祝福他时心里有没有"不情愿"。</w:t>
       </w:r>
@@ -3890,19 +2657,13 @@
       </w:pPr>
       <w:r>
         <w:rPr>
-          <w:rFonts w:ascii="宋体" w:hAnsi="宋体" w:eastAsia="宋体"/>
           <w:b/>
-          <w:i w:val="0"/>
-          <w:sz w:val="22"/>
         </w:rPr>
         <w:t>回向</w:t>
       </w:r>
       <w:r>
         <w:rPr>
-          <w:rFonts w:ascii="宋体" w:hAnsi="宋体" w:eastAsia="宋体"/>
           <w:b w:val="0"/>
-          <w:i w:val="0"/>
-          <w:sz w:val="22"/>
         </w:rPr>
         <w:t>（一起念）：</w:t>
       </w:r>
@@ -3913,19 +2674,13 @@
       </w:pPr>
       <w:r>
         <w:rPr>
-          <w:rFonts w:ascii="宋体" w:hAnsi="宋体" w:eastAsia="宋体"/>
           <w:b/>
-          <w:i w:val="0"/>
-          <w:sz w:val="22"/>
         </w:rPr>
         <w:t>每人一句话</w:t>
       </w:r>
       <w:r>
         <w:rPr>
-          <w:rFonts w:ascii="宋体" w:hAnsi="宋体" w:eastAsia="宋体"/>
           <w:b w:val="0"/>
-          <w:i w:val="0"/>
-          <w:sz w:val="22"/>
         </w:rPr>
         <w:t>：今天这个练习，你做的是"祝福"还是"悲心"？心里什么感受？</w:t>
       </w:r>
@@ -3936,19 +2691,13 @@
       </w:pPr>
       <w:r>
         <w:rPr>
-          <w:rFonts w:ascii="宋体" w:hAnsi="宋体" w:eastAsia="宋体"/>
           <w:b/>
-          <w:i w:val="0"/>
-          <w:sz w:val="22"/>
         </w:rPr>
         <w:t>下周预告</w:t>
       </w:r>
       <w:r>
         <w:rPr>
-          <w:rFonts w:ascii="宋体" w:hAnsi="宋体" w:eastAsia="宋体"/>
           <w:b w:val="0"/>
-          <w:i w:val="0"/>
-          <w:sz w:val="22"/>
         </w:rPr>
         <w:t>：下周我们学习慈心的扩展——破除界限与十方遍满（含慈心禅那），把慈爱散播到十方一切众生。</w:t>
       </w:r>
@@ -3959,19 +2708,13 @@
       </w:pPr>
       <w:r>
         <w:rPr>
-          <w:rFonts w:ascii="宋体" w:hAnsi="宋体" w:eastAsia="宋体"/>
           <w:b/>
-          <w:i w:val="0"/>
-          <w:sz w:val="22"/>
         </w:rPr>
         <w:t>本周作业</w:t>
       </w:r>
       <w:r>
         <w:rPr>
-          <w:rFonts w:ascii="宋体" w:hAnsi="宋体" w:eastAsia="宋体"/>
           <w:b w:val="0"/>
-          <w:i w:val="0"/>
-          <w:sz w:val="22"/>
         </w:rPr>
         <w:t>：不强迫自己，如果愿意，在心里对那个"过不去的人"说一句："愿你不被烦恼折磨。"如果做不到，就对自己说："我允许自己暂时做不到。"</w:t>
       </w:r>
@@ -3982,19 +2725,13 @@
       </w:pPr>
       <w:r>
         <w:rPr>
-          <w:rFonts w:ascii="宋体" w:hAnsi="宋体" w:eastAsia="宋体"/>
           <w:b/>
-          <w:i w:val="0"/>
-          <w:sz w:val="22"/>
         </w:rPr>
         <w:t>回向</w:t>
       </w:r>
       <w:r>
         <w:rPr>
-          <w:rFonts w:ascii="宋体" w:hAnsi="宋体" w:eastAsia="宋体"/>
           <w:b w:val="0"/>
-          <w:i w:val="0"/>
-          <w:sz w:val="22"/>
         </w:rPr>
         <w:t>（一起念）：</w:t>
       </w:r>
@@ -4002,127 +2739,83 @@
     <w:p>
       <w:r>
         <w:rPr>
-          <w:rFonts w:ascii="宋体" w:hAnsi="宋体" w:eastAsia="宋体"/>
           <w:b/>
-          <w:i w:val="0"/>
-          <w:sz w:val="22"/>
         </w:rPr>
         <w:t>回向（一起念）</w:t>
       </w:r>
       <w:r>
         <w:rPr>
-          <w:rFonts w:ascii="宋体" w:hAnsi="宋体" w:eastAsia="宋体"/>
           <w:b w:val="0"/>
-          <w:i w:val="0"/>
-          <w:sz w:val="22"/>
         </w:rPr>
         <w:t>：</w:t>
       </w:r>
     </w:p>
-    <w:tbl>
-      <w:tblPr>
-        <w:tblW w:type="auto" w:w="0"/>
-        <w:jc w:val="center"/>
-        <w:tblLook w:firstColumn="1" w:firstRow="1" w:lastColumn="0" w:lastRow="0" w:noHBand="0" w:noVBand="1" w:val="04A0"/>
-      </w:tblPr>
-      <w:tblGrid>
-        <w:gridCol w:w="9638"/>
-      </w:tblGrid>
-      <w:tr>
-        <w:tc>
-          <w:tcPr>
-            <w:tcW w:type="dxa" w:w="9638"/>
-            <w:shd w:val="clear" w:color="auto" w:fill="F2F8F4"/>
-            <w:tcBorders>
-              <w:start w:val="single" w:sz="24" w:color="2E7D4F"/>
-            </w:tcBorders>
-            <w:tcMar>
-              <w:top w:w="40" w:type="dxa"/>
-              <w:bottom w:w="40" w:type="dxa"/>
-              <w:start w:w="120" w:type="dxa"/>
-              <w:end w:w="120" w:type="dxa"/>
-            </w:tcMar>
-          </w:tcPr>
-          <w:p>
-            <w:pPr>
-              <w:spacing w:line="324" w:lineRule="auto" w:after="60"/>
-            </w:pPr>
-            <w:r/>
-            <w:r>
-              <w:rPr>
-                <w:rFonts w:ascii="宋体" w:hAnsi="宋体" w:eastAsia="宋体"/>
-                <w:b/>
-                <w:i w:val="0"/>
-                <w:color w:val="333333"/>
-                <w:sz w:val="22"/>
-              </w:rPr>
-              <w:t>愿我此功德，导向诸漏尽！</w:t>
-            </w:r>
-          </w:p>
-          <w:p>
-            <w:pPr>
-              <w:spacing w:line="324" w:lineRule="auto" w:after="60"/>
-            </w:pPr>
-            <w:r>
-              <w:rPr>
-                <w:rFonts w:ascii="宋体" w:hAnsi="宋体" w:eastAsia="宋体"/>
-                <w:b/>
-                <w:i w:val="0"/>
-                <w:color w:val="333333"/>
-                <w:sz w:val="22"/>
-              </w:rPr>
-              <w:t>愿我此功德，为证涅槃缘！</w:t>
-            </w:r>
-          </w:p>
-          <w:p>
-            <w:pPr>
-              <w:spacing w:line="324" w:lineRule="auto" w:after="60"/>
-            </w:pPr>
-            <w:r>
-              <w:rPr>
-                <w:rFonts w:ascii="宋体" w:hAnsi="宋体" w:eastAsia="宋体"/>
-                <w:b/>
-                <w:i w:val="0"/>
-                <w:color w:val="333333"/>
-                <w:sz w:val="22"/>
-              </w:rPr>
-              <w:t>我此功德分，回向诸有情！</w:t>
-            </w:r>
-          </w:p>
-          <w:p>
-            <w:pPr>
-              <w:spacing w:line="324" w:lineRule="auto" w:after="60"/>
-            </w:pPr>
-            <w:r>
-              <w:rPr>
-                <w:rFonts w:ascii="宋体" w:hAnsi="宋体" w:eastAsia="宋体"/>
-                <w:b/>
-                <w:i w:val="0"/>
-                <w:color w:val="333333"/>
-                <w:sz w:val="22"/>
-              </w:rPr>
-              <w:t>愿彼等一切，同得功德分！</w:t>
-            </w:r>
-          </w:p>
-        </w:tc>
-      </w:tr>
-    </w:tbl>
     <w:p>
       <w:pPr>
-        <w:spacing w:after="40"/>
+        <w:ind w:left="170"/>
+        <w:pBdr>
+          <w:left w:val="single" w:sz="18" w:space="4" w:color="1E4620"/>
+        </w:pBdr>
+        <w:shd w:val="clear" w:fill="F2F5FA"/>
       </w:pPr>
+      <w:r>
+        <w:rPr>
+          <w:b/>
+        </w:rPr>
+        <w:t>愿我此功德，导向诸漏尽！</w:t>
+      </w:r>
     </w:p>
     <w:p>
       <w:pPr>
-        <w:spacing w:before="200"/>
+        <w:ind w:left="170"/>
+        <w:pBdr>
+          <w:left w:val="single" w:sz="18" w:space="4" w:color="1E4620"/>
+        </w:pBdr>
+        <w:shd w:val="clear" w:fill="F2F5FA"/>
       </w:pPr>
       <w:r>
         <w:rPr>
-          <w:rFonts w:ascii="微软雅黑" w:hAnsi="微软雅黑" w:eastAsia="微软雅黑"/>
-          <w:b w:val="0"/>
-          <w:i w:val="0"/>
-          <w:color w:val="1E5631"/>
-          <w:sz w:val="28"/>
+          <w:b/>
+        </w:rPr>
+        <w:t>愿我此功德，为证涅槃缘！</w:t>
+      </w:r>
+    </w:p>
+    <w:p>
+      <w:pPr>
+        <w:ind w:left="170"/>
+        <w:pBdr>
+          <w:left w:val="single" w:sz="18" w:space="4" w:color="1E4620"/>
+        </w:pBdr>
+        <w:shd w:val="clear" w:fill="F2F5FA"/>
+      </w:pPr>
+      <w:r>
+        <w:rPr>
+          <w:b/>
+        </w:rPr>
+        <w:t>我此功德分，回向诸有情！</w:t>
+      </w:r>
+    </w:p>
+    <w:p>
+      <w:pPr>
+        <w:ind w:left="170"/>
+        <w:pBdr>
+          <w:left w:val="single" w:sz="18" w:space="4" w:color="1E4620"/>
+        </w:pBdr>
+        <w:shd w:val="clear" w:fill="F2F5FA"/>
+      </w:pPr>
+      <w:r>
+        <w:rPr>
+          <w:b/>
+        </w:rPr>
+        <w:t>愿彼等一切，同得功德分！</w:t>
+      </w:r>
+    </w:p>
+    <w:p>
+      <w:r>
+        <w:rPr>
+          <w:b/>
+          <w:color w:val="1E4620"/>
+          <w:sz w:val="26"/>
         </w:rPr>
         <w:t>📚 延伸阅读（课后自由选读，均为文字版）</w:t>
       </w:r>
@@ -4131,7 +2824,6 @@
       <w:tblPr>
         <w:tblStyle w:val="TableGrid"/>
         <w:tblW w:type="auto" w:w="0"/>
-        <w:jc w:val="center"/>
         <w:tblLook w:firstColumn="1" w:firstRow="1" w:lastColumn="0" w:lastRow="0" w:noHBand="0" w:noVBand="1" w:val="04A0"/>
       </w:tblPr>
       <w:tblGrid>
@@ -4143,17 +2835,19 @@
         <w:tc>
           <w:tcPr>
             <w:tcW w:type="dxa" w:w="3213"/>
-            <w:shd w:val="clear" w:color="auto" w:fill="1E5631"/>
+            <w:shd w:val="clear" w:fill="1E4620"/>
           </w:tcPr>
           <w:p>
-            <w:r/>
             <w:r>
               <w:rPr>
-                <w:rFonts w:ascii="微软雅黑" w:hAnsi="微软雅黑" w:eastAsia="微软雅黑"/>
+                <w:sz w:val="18"/>
+              </w:rPr>
+            </w:r>
+            <w:r>
+              <w:rPr>
                 <w:b w:val="0"/>
-                <w:i w:val="0"/>
                 <w:color w:val="FFFFFF"/>
-                <w:sz w:val="20"/>
+                <w:sz w:val="18"/>
               </w:rPr>
               <w:t>标题</w:t>
             </w:r>
@@ -4162,17 +2856,19 @@
         <w:tc>
           <w:tcPr>
             <w:tcW w:type="dxa" w:w="3213"/>
-            <w:shd w:val="clear" w:color="auto" w:fill="1E5631"/>
+            <w:shd w:val="clear" w:fill="1E4620"/>
           </w:tcPr>
           <w:p>
-            <w:r/>
             <w:r>
               <w:rPr>
-                <w:rFonts w:ascii="微软雅黑" w:hAnsi="微软雅黑" w:eastAsia="微软雅黑"/>
+                <w:sz w:val="18"/>
+              </w:rPr>
+            </w:r>
+            <w:r>
+              <w:rPr>
                 <w:b w:val="0"/>
-                <w:i w:val="0"/>
                 <w:color w:val="FFFFFF"/>
-                <w:sz w:val="20"/>
+                <w:sz w:val="18"/>
               </w:rPr>
               <w:t>media_id</w:t>
             </w:r>
@@ -4181,17 +2877,19 @@
         <w:tc>
           <w:tcPr>
             <w:tcW w:type="dxa" w:w="3213"/>
-            <w:shd w:val="clear" w:color="auto" w:fill="1E5631"/>
+            <w:shd w:val="clear" w:fill="1E4620"/>
           </w:tcPr>
           <w:p>
-            <w:r/>
             <w:r>
               <w:rPr>
-                <w:rFonts w:ascii="微软雅黑" w:hAnsi="微软雅黑" w:eastAsia="微软雅黑"/>
+                <w:sz w:val="18"/>
+              </w:rPr>
+            </w:r>
+            <w:r>
+              <w:rPr>
                 <w:b w:val="0"/>
-                <w:i w:val="0"/>
                 <w:color w:val="FFFFFF"/>
-                <w:sz w:val="20"/>
+                <w:sz w:val="18"/>
               </w:rPr>
               <w:t>打开方式</w:t>
             </w:r>
@@ -4204,13 +2902,15 @@
             <w:tcW w:type="dxa" w:w="3213"/>
           </w:tcPr>
           <w:p>
-            <w:r/>
             <w:r>
               <w:rPr>
-                <w:rFonts w:ascii="宋体" w:hAnsi="宋体" w:eastAsia="宋体"/>
+                <w:sz w:val="18"/>
+              </w:rPr>
+            </w:r>
+            <w:r>
+              <w:rPr>
                 <w:b w:val="0"/>
-                <w:i w:val="0"/>
-                <w:sz w:val="20"/>
+                <w:sz w:val="18"/>
               </w:rPr>
               <w:t>第189讲 五盖3（docx文字版）</w:t>
             </w:r>
@@ -4221,15 +2921,17 @@
             <w:tcW w:type="dxa" w:w="3213"/>
           </w:tcPr>
           <w:p>
-            <w:r/>
             <w:r>
               <w:rPr>
-                <w:rFonts w:ascii="宋体" w:hAnsi="宋体" w:eastAsia="宋体"/>
+                <w:sz w:val="18"/>
+              </w:rPr>
+            </w:r>
+            <w:r>
+              <w:rPr>
                 <w:b w:val="0"/>
-                <w:i w:val="0"/>
-                <w:sz w:val="20"/>
+                <w:sz w:val="18"/>
               </w:rPr>
-              <w:t>`word_d0dd1c0cd17209afe241ece24bf6b7b4_d03b0c87881adbd141fd68f2dc9947ca7439961422831605`</w:t>
+              <w:t>word_d0dd1c0cd17209afe241ece24bf6b7b4_d03b0c87881adbd141fd68f2dc9947ca7439961422831605</w:t>
             </w:r>
           </w:p>
         </w:tc>
@@ -4238,13 +2940,15 @@
             <w:tcW w:type="dxa" w:w="3213"/>
           </w:tcPr>
           <w:p>
-            <w:r/>
             <w:r>
               <w:rPr>
-                <w:rFonts w:ascii="宋体" w:hAnsi="宋体" w:eastAsia="宋体"/>
+                <w:sz w:val="18"/>
+              </w:rPr>
+            </w:r>
+            <w:r>
+              <w:rPr>
                 <w:b w:val="0"/>
-                <w:i w:val="0"/>
-                <w:sz w:val="20"/>
+                <w:sz w:val="18"/>
               </w:rPr>
               <w:t>ima知识库搜索「189讲 五盖3」</w:t>
             </w:r>
@@ -4255,16 +2959,18 @@
         <w:tc>
           <w:tcPr>
             <w:tcW w:type="dxa" w:w="3213"/>
-            <w:shd w:val="clear" w:color="auto" w:fill="F8FAFC"/>
+            <w:shd w:val="clear" w:fill="F2F5FA"/>
           </w:tcPr>
           <w:p>
-            <w:r/>
             <w:r>
               <w:rPr>
-                <w:rFonts w:ascii="宋体" w:hAnsi="宋体" w:eastAsia="宋体"/>
+                <w:sz w:val="18"/>
+              </w:rPr>
+            </w:r>
+            <w:r>
+              <w:rPr>
                 <w:b w:val="0"/>
-                <w:i w:val="0"/>
-                <w:sz w:val="20"/>
+                <w:sz w:val="18"/>
               </w:rPr>
               <w:t>第90讲 命根2-慈1（PDF课件：四梵住）</w:t>
             </w:r>
@@ -4273,34 +2979,38 @@
         <w:tc>
           <w:tcPr>
             <w:tcW w:type="dxa" w:w="3213"/>
-            <w:shd w:val="clear" w:color="auto" w:fill="F8FAFC"/>
+            <w:shd w:val="clear" w:fill="F2F5FA"/>
           </w:tcPr>
           <w:p>
-            <w:r/>
             <w:r>
               <w:rPr>
-                <w:rFonts w:ascii="宋体" w:hAnsi="宋体" w:eastAsia="宋体"/>
+                <w:sz w:val="18"/>
+              </w:rPr>
+            </w:r>
+            <w:r>
+              <w:rPr>
                 <w:b w:val="0"/>
-                <w:i w:val="0"/>
-                <w:sz w:val="20"/>
+                <w:sz w:val="18"/>
               </w:rPr>
-              <w:t>`pdf_d0dd1c0cd17209afe241ece24bf6b7b4_cb3f88559d5185b079e299b66a22b05c7439961422831605`</w:t>
+              <w:t>pdf_d0dd1c0cd17209afe241ece24bf6b7b4_cb3f88559d5185b079e299b66a22b05c7439961422831605</w:t>
             </w:r>
           </w:p>
         </w:tc>
         <w:tc>
           <w:tcPr>
             <w:tcW w:type="dxa" w:w="3213"/>
-            <w:shd w:val="clear" w:color="auto" w:fill="F8FAFC"/>
+            <w:shd w:val="clear" w:fill="F2F5FA"/>
           </w:tcPr>
           <w:p>
-            <w:r/>
             <w:r>
               <w:rPr>
-                <w:rFonts w:ascii="宋体" w:hAnsi="宋体" w:eastAsia="宋体"/>
+                <w:sz w:val="18"/>
+              </w:rPr>
+            </w:r>
+            <w:r>
+              <w:rPr>
                 <w:b w:val="0"/>
-                <w:i w:val="0"/>
-                <w:sz w:val="20"/>
+                <w:sz w:val="18"/>
               </w:rPr>
               <w:t>ima知识库搜索「第90讲 命根2」</w:t>
             </w:r>
@@ -4313,13 +3023,15 @@
             <w:tcW w:type="dxa" w:w="3213"/>
           </w:tcPr>
           <w:p>
-            <w:r/>
             <w:r>
               <w:rPr>
-                <w:rFonts w:ascii="宋体" w:hAnsi="宋体" w:eastAsia="宋体"/>
+                <w:sz w:val="18"/>
+              </w:rPr>
+            </w:r>
+            <w:r>
+              <w:rPr>
                 <w:b w:val="0"/>
-                <w:i w:val="0"/>
-                <w:sz w:val="20"/>
+                <w:sz w:val="18"/>
               </w:rPr>
               <w:t>第188讲 五盖2（PDF课件完整版）</w:t>
             </w:r>
@@ -4330,15 +3042,17 @@
             <w:tcW w:type="dxa" w:w="3213"/>
           </w:tcPr>
           <w:p>
-            <w:r/>
             <w:r>
               <w:rPr>
-                <w:rFonts w:ascii="宋体" w:hAnsi="宋体" w:eastAsia="宋体"/>
+                <w:sz w:val="18"/>
+              </w:rPr>
+            </w:r>
+            <w:r>
+              <w:rPr>
                 <w:b w:val="0"/>
-                <w:i w:val="0"/>
-                <w:sz w:val="20"/>
+                <w:sz w:val="18"/>
               </w:rPr>
-              <w:t>`pdf_d0dd1c0cd17209afe241ece24bf6b7b4_8756345fd0a00413a8492cfe6029a60e7439961422831605`</w:t>
+              <w:t>pdf_d0dd1c0cd17209afe241ece24bf6b7b4_8756345fd0a00413a8492cfe6029a60e7439961422831605</w:t>
             </w:r>
           </w:p>
         </w:tc>
@@ -4347,13 +3061,15 @@
             <w:tcW w:type="dxa" w:w="3213"/>
           </w:tcPr>
           <w:p>
-            <w:r/>
             <w:r>
               <w:rPr>
-                <w:rFonts w:ascii="宋体" w:hAnsi="宋体" w:eastAsia="宋体"/>
+                <w:sz w:val="18"/>
+              </w:rPr>
+            </w:r>
+            <w:r>
+              <w:rPr>
                 <w:b w:val="0"/>
-                <w:i w:val="0"/>
-                <w:sz w:val="20"/>
+                <w:sz w:val="18"/>
               </w:rPr>
               <w:t>ima知识库搜索「第188讲 五盖」</w:t>
             </w:r>
@@ -4363,76 +3079,30 @@
     </w:tbl>
     <w:p>
       <w:pPr>
-        <w:spacing w:after="40"/>
+        <w:ind w:left="170"/>
+        <w:pBdr>
+          <w:left w:val="single" w:sz="18" w:space="4" w:color="1E4620"/>
+        </w:pBdr>
+        <w:shd w:val="clear" w:fill="F2F5FA"/>
       </w:pPr>
-    </w:p>
-    <w:tbl>
-      <w:tblPr>
-        <w:tblW w:type="auto" w:w="0"/>
-        <w:jc w:val="center"/>
-        <w:tblLook w:firstColumn="1" w:firstRow="1" w:lastColumn="0" w:lastRow="0" w:noHBand="0" w:noVBand="1" w:val="04A0"/>
-      </w:tblPr>
-      <w:tblGrid>
-        <w:gridCol w:w="9638"/>
-      </w:tblGrid>
-      <w:tr>
-        <w:tc>
-          <w:tcPr>
-            <w:tcW w:type="dxa" w:w="9638"/>
-            <w:shd w:val="clear" w:color="auto" w:fill="F2F8F4"/>
-            <w:tcBorders>
-              <w:start w:val="single" w:sz="24" w:color="2E7D4F"/>
-            </w:tcBorders>
-            <w:tcMar>
-              <w:top w:w="40" w:type="dxa"/>
-              <w:bottom w:w="40" w:type="dxa"/>
-              <w:start w:w="120" w:type="dxa"/>
-              <w:end w:w="120" w:type="dxa"/>
-            </w:tcMar>
-          </w:tcPr>
-          <w:p>
-            <w:pPr>
-              <w:spacing w:line="324" w:lineRule="auto" w:after="60"/>
-            </w:pPr>
-            <w:r/>
-            <w:r>
-              <w:rPr>
-                <w:rFonts w:ascii="宋体" w:hAnsi="宋体" w:eastAsia="宋体"/>
-                <w:b w:val="0"/>
-                <w:i w:val="0"/>
-                <w:color w:val="333333"/>
-                <w:sz w:val="22"/>
-              </w:rPr>
-              <w:t xml:space="preserve">📚 </w:t>
-            </w:r>
-            <w:r>
-              <w:rPr>
-                <w:rFonts w:ascii="宋体" w:hAnsi="宋体" w:eastAsia="宋体"/>
-                <w:b/>
-                <w:i w:val="0"/>
-                <w:color w:val="333333"/>
-                <w:sz w:val="22"/>
-              </w:rPr>
-              <w:t>下一份文档</w:t>
-            </w:r>
-            <w:r>
-              <w:rPr>
-                <w:rFonts w:ascii="宋体" w:hAnsi="宋体" w:eastAsia="宋体"/>
-                <w:b w:val="0"/>
-                <w:i w:val="0"/>
-                <w:color w:val="333333"/>
-                <w:sz w:val="22"/>
-              </w:rPr>
-              <w:t>：`第3周_对亲爱者、中性者与怨敌散播慈爱_学员版.md`</w:t>
-            </w:r>
-          </w:p>
-        </w:tc>
-      </w:tr>
-    </w:tbl>
-    <w:p>
-      <w:pPr>
-        <w:spacing w:after="40"/>
-      </w:pPr>
+      <w:r>
+        <w:rPr>
+          <w:b w:val="0"/>
+        </w:rPr>
+        <w:t xml:space="preserve">📚 </w:t>
+      </w:r>
+      <w:r>
+        <w:rPr>
+          <w:b/>
+        </w:rPr>
+        <w:t>下一份文档</w:t>
+      </w:r>
+      <w:r>
+        <w:rPr>
+          <w:b w:val="0"/>
+        </w:rPr>
+        <w:t>：第3周_对亲爱者、中性者与怨敌散播慈爱_学员版.md</w:t>
+      </w:r>
     </w:p>
     <w:sectPr>
       <w:headerReference w:type="default" r:id="rId9"/>
@@ -4454,35 +3124,10 @@
       <w:jc w:val="center"/>
     </w:pPr>
     <w:r>
-      <w:rPr>
-        <w:rFonts w:ascii="宋体" w:hAnsi="宋体" w:eastAsia="宋体"/>
-        <w:b w:val="0"/>
-        <w:i w:val="0"/>
-        <w:color w:val="808080"/>
-        <w:sz w:val="18"/>
-      </w:rPr>
+      <w:fldChar w:fldCharType="begin"/>
+      <w:instrText xml:space="preserve">PAGE</w:instrText>
+      <w:fldChar w:fldCharType="end"/>
     </w:r>
-    <w:fldSimple w:instr="PAGE"/>
-    <w:r>
-      <w:rPr>
-        <w:rFonts w:ascii="宋体" w:hAnsi="宋体" w:eastAsia="宋体"/>
-        <w:b w:val="0"/>
-        <w:i w:val="0"/>
-        <w:color w:val="808080"/>
-        <w:sz w:val="18"/>
-      </w:rPr>
-      <w:t xml:space="preserve">  / </w:t>
-    </w:r>
-    <w:r>
-      <w:rPr>
-        <w:rFonts w:ascii="宋体" w:hAnsi="宋体" w:eastAsia="宋体"/>
-        <w:b w:val="0"/>
-        <w:i w:val="0"/>
-        <w:color w:val="808080"/>
-        <w:sz w:val="18"/>
-      </w:rPr>
-    </w:r>
-    <w:fldSimple w:instr="NUMPAGES"/>
   </w:p>
 </w:ftr>
 </file>
@@ -4494,16 +3139,12 @@
       <w:pStyle w:val="Header"/>
       <w:jc w:val="center"/>
     </w:pPr>
-    <w:r/>
     <w:r>
       <w:rPr>
-        <w:rFonts w:ascii="微软雅黑" w:hAnsi="微软雅黑" w:eastAsia="微软雅黑"/>
-        <w:b w:val="0"/>
-        <w:i w:val="0"/>
-        <w:color w:val="808080"/>
-        <w:sz w:val="18"/>
-      </w:rPr>
-      <w:t>第2周：对亲爱者、中性者与怨敌散播慈爱　|　学员版</w:t>
+        <w:color w:val="1E4620"/>
+        <w:sz w:val="16"/>
+      </w:rPr>
+      <w:t>读书会02 · 第2周 · 第三版修订（4周版） · 学员版</w:t>
     </w:r>
   </w:p>
 </w:hdr>
@@ -4872,12 +3513,9 @@
     <w:name w:val="Normal"/>
     <w:qFormat/>
     <w:rsid w:val="00FC693F"/>
-    <w:pPr>
-      <w:spacing w:line="348" w:lineRule="auto" w:after="100"/>
-    </w:pPr>
     <w:rPr>
-      <w:rFonts w:ascii="宋体" w:hAnsi="宋体" w:eastAsia="宋体"/>
-      <w:sz w:val="22"/>
+      <w:rFonts w:ascii="等线" w:hAnsi="等线" w:eastAsia="宋体"/>
+      <w:sz w:val="21"/>
     </w:rPr>
   </w:style>
   <w:style w:type="paragraph" w:styleId="Header">

--- a/交付成果/第三轮修订版/第三轮4周版/读书会02_慈心禅修习_4周资料包（第三版修订）/Word版/第2周_对亲爱者、中性者与怨敌散播慈爱_学员版.docx
+++ b/交付成果/第三轮修订版/第三轮4周版/读书会02_慈心禅修习_4周资料包（第三版修订）/Word版/第2周_对亲爱者、中性者与怨敌散播慈爱_学员版.docx
@@ -4,14 +4,18 @@
   <w:body>
     <w:p>
       <w:pPr>
-        <w:jc w:val="right"/>
+        <w:spacing w:after="200"/>
+        <w:jc w:val="center"/>
       </w:pPr>
       <w:r>
         <w:rPr>
-          <w:color w:val="808080"/>
-          <w:sz w:val="16"/>
+          <w:rFonts w:ascii="微软雅黑" w:hAnsi="微软雅黑" w:eastAsia="微软雅黑"/>
+          <w:b w:val="0"/>
+          <w:i w:val="0"/>
+          <w:color w:val="1E5631"/>
+          <w:sz w:val="36"/>
         </w:rPr>
-        <w:t>📅 最近更新：2026-09-22 17:16　|　学员版（第三版修订 · 4周版）</w:t>
+        <w:t>第2周：对亲爱者、中性者与怨敌散播慈爱（学员版）</w:t>
       </w:r>
     </w:p>
     <w:p>
@@ -20,19 +24,11 @@
       </w:pPr>
       <w:r>
         <w:rPr>
-          <w:b/>
-          <w:color w:val="1E4620"/>
-          <w:sz w:val="30"/>
-        </w:rPr>
-        <w:t>第2周：对亲爱者、中性者与怨敌散播慈爱（学员版）</w:t>
-      </w:r>
-    </w:p>
-    <w:p>
-      <w:r>
-        <w:rPr>
-          <w:b/>
-          <w:color w:val="1E4620"/>
-          <w:sz w:val="26"/>
+          <w:rFonts w:ascii="微软雅黑" w:hAnsi="微软雅黑" w:eastAsia="微软雅黑"/>
+          <w:b w:val="0"/>
+          <w:i w:val="0"/>
+          <w:color w:val="1E5631"/>
+          <w:sz w:val="28"/>
         </w:rPr>
         <w:t>📋 本周信息卡</w:t>
       </w:r>
@@ -41,6 +37,7 @@
       <w:tblPr>
         <w:tblStyle w:val="TableGrid"/>
         <w:tblW w:type="auto" w:w="0"/>
+        <w:jc w:val="center"/>
         <w:tblLook w:firstColumn="1" w:firstRow="1" w:lastColumn="0" w:lastRow="0" w:noHBand="0" w:noVBand="1" w:val="04A0"/>
       </w:tblPr>
       <w:tblGrid>
@@ -51,19 +48,17 @@
         <w:tc>
           <w:tcPr>
             <w:tcW w:type="dxa" w:w="4819"/>
-            <w:shd w:val="clear" w:fill="1E4620"/>
+            <w:shd w:val="clear" w:color="auto" w:fill="1E5631"/>
           </w:tcPr>
           <w:p>
+            <w:r/>
             <w:r>
               <w:rPr>
-                <w:sz w:val="18"/>
-              </w:rPr>
-            </w:r>
-            <w:r>
-              <w:rPr>
+                <w:rFonts w:ascii="微软雅黑" w:hAnsi="微软雅黑" w:eastAsia="微软雅黑"/>
                 <w:b w:val="0"/>
+                <w:i w:val="0"/>
                 <w:color w:val="FFFFFF"/>
-                <w:sz w:val="18"/>
+                <w:sz w:val="20"/>
               </w:rPr>
               <w:t>项目</w:t>
             </w:r>
@@ -72,19 +67,17 @@
         <w:tc>
           <w:tcPr>
             <w:tcW w:type="dxa" w:w="4819"/>
-            <w:shd w:val="clear" w:fill="1E4620"/>
+            <w:shd w:val="clear" w:color="auto" w:fill="1E5631"/>
           </w:tcPr>
           <w:p>
+            <w:r/>
             <w:r>
               <w:rPr>
-                <w:sz w:val="18"/>
-              </w:rPr>
-            </w:r>
-            <w:r>
-              <w:rPr>
+                <w:rFonts w:ascii="微软雅黑" w:hAnsi="微软雅黑" w:eastAsia="微软雅黑"/>
                 <w:b w:val="0"/>
+                <w:i w:val="0"/>
                 <w:color w:val="FFFFFF"/>
-                <w:sz w:val="18"/>
+                <w:sz w:val="20"/>
               </w:rPr>
               <w:t>内容</w:t>
             </w:r>
@@ -97,15 +90,13 @@
             <w:tcW w:type="dxa" w:w="4819"/>
           </w:tcPr>
           <w:p>
+            <w:r/>
             <w:r>
               <w:rPr>
-                <w:sz w:val="18"/>
-              </w:rPr>
-            </w:r>
-            <w:r>
-              <w:rPr>
+                <w:rFonts w:ascii="宋体" w:hAnsi="宋体" w:eastAsia="宋体"/>
                 <w:b w:val="0"/>
-                <w:sz w:val="18"/>
+                <w:i w:val="0"/>
+                <w:sz w:val="20"/>
               </w:rPr>
               <w:t>时长</w:t>
             </w:r>
@@ -116,15 +107,13 @@
             <w:tcW w:type="dxa" w:w="4819"/>
           </w:tcPr>
           <w:p>
+            <w:r/>
             <w:r>
               <w:rPr>
-                <w:sz w:val="18"/>
-              </w:rPr>
-            </w:r>
-            <w:r>
-              <w:rPr>
+                <w:rFonts w:ascii="宋体" w:hAnsi="宋体" w:eastAsia="宋体"/>
                 <w:b w:val="0"/>
-                <w:sz w:val="18"/>
+                <w:i w:val="0"/>
+                <w:sz w:val="20"/>
               </w:rPr>
               <w:t>120分钟（4周版 · 9环节）</w:t>
             </w:r>
@@ -135,18 +124,16 @@
         <w:tc>
           <w:tcPr>
             <w:tcW w:type="dxa" w:w="4819"/>
-            <w:shd w:val="clear" w:fill="F2F5FA"/>
+            <w:shd w:val="clear" w:color="auto" w:fill="F8FAFC"/>
           </w:tcPr>
           <w:p>
+            <w:r/>
             <w:r>
               <w:rPr>
-                <w:sz w:val="18"/>
-              </w:rPr>
-            </w:r>
-            <w:r>
-              <w:rPr>
+                <w:rFonts w:ascii="宋体" w:hAnsi="宋体" w:eastAsia="宋体"/>
                 <w:b w:val="0"/>
-                <w:sz w:val="18"/>
+                <w:i w:val="0"/>
+                <w:sz w:val="20"/>
               </w:rPr>
               <w:t>核心问题</w:t>
             </w:r>
@@ -155,20 +142,18 @@
         <w:tc>
           <w:tcPr>
             <w:tcW w:type="dxa" w:w="4819"/>
-            <w:shd w:val="clear" w:fill="F2F5FA"/>
+            <w:shd w:val="clear" w:color="auto" w:fill="F8FAFC"/>
           </w:tcPr>
           <w:p>
+            <w:r/>
             <w:r>
               <w:rPr>
-                <w:sz w:val="18"/>
+                <w:rFonts w:ascii="宋体" w:hAnsi="宋体" w:eastAsia="宋体"/>
+                <w:b w:val="0"/>
+                <w:i w:val="0"/>
+                <w:sz w:val="20"/>
               </w:rPr>
-            </w:r>
-            <w:r>
-              <w:rPr>
-                <w:b w:val="0"/>
-                <w:sz w:val="18"/>
-              </w:rPr>
-              <w:t>；</w:t>
+              <w:t>为什么先选"喜爱的同性"而不是异性？哪些对象不适合作为刚开始修慈心的所缘？；为什么必须对讨厌的人修慈心？嗔恚是怎么生起的？如何对治？</w:t>
             </w:r>
           </w:p>
         </w:tc>
@@ -179,15 +164,13 @@
             <w:tcW w:type="dxa" w:w="4819"/>
           </w:tcPr>
           <w:p>
+            <w:r/>
             <w:r>
               <w:rPr>
-                <w:sz w:val="18"/>
-              </w:rPr>
-            </w:r>
-            <w:r>
-              <w:rPr>
+                <w:rFonts w:ascii="宋体" w:hAnsi="宋体" w:eastAsia="宋体"/>
                 <w:b w:val="0"/>
-                <w:sz w:val="18"/>
+                <w:i w:val="0"/>
+                <w:sz w:val="20"/>
               </w:rPr>
               <w:t>共读原文</w:t>
             </w:r>
@@ -198,17 +181,15 @@
             <w:tcW w:type="dxa" w:w="4819"/>
           </w:tcPr>
           <w:p>
+            <w:r/>
             <w:r>
               <w:rPr>
-                <w:sz w:val="18"/>
+                <w:rFonts w:ascii="宋体" w:hAnsi="宋体" w:eastAsia="宋体"/>
+                <w:b w:val="0"/>
+                <w:i w:val="0"/>
+                <w:sz w:val="20"/>
               </w:rPr>
-            </w:r>
-            <w:r>
-              <w:rPr>
-                <w:b w:val="0"/>
-                <w:sz w:val="18"/>
-              </w:rPr>
-              <w:t>共读原文1：　｜　共读原文2：</w:t>
+              <w:t>共读原文1：① 第188讲·五盖(二)（PDF课件：修习次第）② 慈心所缘禁忌（第188讲＋《智慧之光》）③ 如来禅修学体系81（PDF课件：散播慈爱文）　｜　共读原文2：① 第188讲·五盖(二)（PDF课件：嗔恚的成因与对治）② 第189讲·五盖(三)（PDF课件：灭除嗔恚六法）</w:t>
             </w:r>
           </w:p>
         </w:tc>
@@ -217,18 +198,16 @@
         <w:tc>
           <w:tcPr>
             <w:tcW w:type="dxa" w:w="4819"/>
-            <w:shd w:val="clear" w:fill="F2F5FA"/>
+            <w:shd w:val="clear" w:color="auto" w:fill="F8FAFC"/>
           </w:tcPr>
           <w:p>
+            <w:r/>
             <w:r>
               <w:rPr>
-                <w:sz w:val="18"/>
-              </w:rPr>
-            </w:r>
-            <w:r>
-              <w:rPr>
+                <w:rFonts w:ascii="宋体" w:hAnsi="宋体" w:eastAsia="宋体"/>
                 <w:b w:val="0"/>
-                <w:sz w:val="18"/>
+                <w:i w:val="0"/>
+                <w:sz w:val="20"/>
               </w:rPr>
               <w:t>本周作业</w:t>
             </w:r>
@@ -237,31 +216,30 @@
         <w:tc>
           <w:tcPr>
             <w:tcW w:type="dxa" w:w="4819"/>
-            <w:shd w:val="clear" w:fill="F2F5FA"/>
+            <w:shd w:val="clear" w:color="auto" w:fill="F8FAFC"/>
           </w:tcPr>
           <w:p>
-            <w:r>
-              <w:rPr>
-                <w:sz w:val="18"/>
-              </w:rPr>
-            </w:r>
-            <w:r>
-              <w:rPr>
-                <w:b w:val="0"/>
-                <w:sz w:val="18"/>
-              </w:rPr>
-              <w:t>；</w:t>
-            </w:r>
+            <w:r/>
           </w:p>
         </w:tc>
       </w:tr>
     </w:tbl>
     <w:p>
+      <w:pPr>
+        <w:spacing w:after="40"/>
+      </w:pPr>
+    </w:p>
+    <w:p>
+      <w:pPr>
+        <w:spacing w:before="200"/>
+      </w:pPr>
       <w:r>
         <w:rPr>
-          <w:b/>
-          <w:color w:val="1E4620"/>
-          <w:sz w:val="26"/>
+          <w:rFonts w:ascii="微软雅黑" w:hAnsi="微软雅黑" w:eastAsia="微软雅黑"/>
+          <w:b w:val="0"/>
+          <w:i w:val="0"/>
+          <w:color w:val="1E5631"/>
+          <w:sz w:val="28"/>
         </w:rPr>
         <w:t>🧘 静心开场（10 min）</w:t>
       </w:r>
@@ -269,180 +247,376 @@
     <w:p>
       <w:r>
         <w:rPr>
+          <w:rFonts w:ascii="宋体" w:hAnsi="宋体" w:eastAsia="宋体"/>
           <w:b/>
+          <w:i w:val="0"/>
+          <w:sz w:val="22"/>
         </w:rPr>
         <w:t>请跟随引导静心</w:t>
       </w:r>
       <w:r>
         <w:rPr>
+          <w:rFonts w:ascii="宋体" w:hAnsi="宋体" w:eastAsia="宋体"/>
           <w:b w:val="0"/>
+          <w:i w:val="0"/>
+          <w:sz w:val="22"/>
         </w:rPr>
         <w:t>：</w:t>
       </w:r>
     </w:p>
+    <w:tbl>
+      <w:tblPr>
+        <w:tblW w:type="auto" w:w="0"/>
+        <w:jc w:val="center"/>
+        <w:tblLook w:firstColumn="1" w:firstRow="1" w:lastColumn="0" w:lastRow="0" w:noHBand="0" w:noVBand="1" w:val="04A0"/>
+      </w:tblPr>
+      <w:tblGrid>
+        <w:gridCol w:w="9638"/>
+      </w:tblGrid>
+      <w:tr>
+        <w:tc>
+          <w:tcPr>
+            <w:tcW w:type="dxa" w:w="9638"/>
+            <w:shd w:val="clear" w:color="auto" w:fill="F2F8F4"/>
+            <w:tcBorders>
+              <w:start w:val="single" w:sz="24" w:color="2E7D4F"/>
+            </w:tcBorders>
+            <w:tcMar>
+              <w:top w:w="40" w:type="dxa"/>
+              <w:bottom w:w="40" w:type="dxa"/>
+              <w:start w:w="120" w:type="dxa"/>
+              <w:end w:w="120" w:type="dxa"/>
+            </w:tcMar>
+          </w:tcPr>
+          <w:p>
+            <w:pPr>
+              <w:spacing w:line="324" w:lineRule="auto" w:after="60"/>
+            </w:pPr>
+            <w:r/>
+            <w:r>
+              <w:rPr>
+                <w:rFonts w:ascii="宋体" w:hAnsi="宋体" w:eastAsia="宋体"/>
+                <w:b w:val="0"/>
+                <w:i w:val="0"/>
+                <w:color w:val="333333"/>
+                <w:sz w:val="22"/>
+              </w:rPr>
+              <w:t>先静坐一分钟。（停顿）</w:t>
+            </w:r>
+          </w:p>
+          <w:p>
+            <w:pPr>
+              <w:spacing w:line="324" w:lineRule="auto" w:after="60"/>
+            </w:pPr>
+            <w:r>
+              <w:rPr>
+                <w:rFonts w:ascii="宋体" w:hAnsi="宋体" w:eastAsia="宋体"/>
+                <w:b w:val="0"/>
+                <w:i w:val="0"/>
+                <w:color w:val="333333"/>
+                <w:sz w:val="22"/>
+              </w:rPr>
+              <w:t>上周我们学习了对自己散播慈爱。有人可能觉得"愿我快乐"说出口有点别扭，没关系，那是正常的。今天我们往前迈一步：把这份善意送给身边的亲人朋友。先复习一下对自己的祝福——愿我没有危难，愿我没有内心的痛苦，愿我没有身体的痛苦，愿我保有快乐。</w:t>
+            </w:r>
+          </w:p>
+        </w:tc>
+      </w:tr>
+    </w:tbl>
     <w:p>
       <w:pPr>
-        <w:ind w:left="170"/>
-        <w:pBdr>
-          <w:left w:val="single" w:sz="18" w:space="4" w:color="1E4620"/>
-        </w:pBdr>
-        <w:shd w:val="clear" w:fill="F2F5FA"/>
+        <w:spacing w:after="40"/>
+      </w:pPr>
+    </w:p>
+    <w:tbl>
+      <w:tblPr>
+        <w:tblW w:type="auto" w:w="0"/>
+        <w:jc w:val="center"/>
+        <w:tblLook w:firstColumn="1" w:firstRow="1" w:lastColumn="0" w:lastRow="0" w:noHBand="0" w:noVBand="1" w:val="04A0"/>
+      </w:tblPr>
+      <w:tblGrid>
+        <w:gridCol w:w="9638"/>
+      </w:tblGrid>
+      <w:tr>
+        <w:tc>
+          <w:tcPr>
+            <w:tcW w:type="dxa" w:w="9638"/>
+            <w:shd w:val="clear" w:color="auto" w:fill="F2F8F4"/>
+            <w:tcBorders>
+              <w:start w:val="single" w:sz="24" w:color="2E7D4F"/>
+            </w:tcBorders>
+            <w:tcMar>
+              <w:top w:w="40" w:type="dxa"/>
+              <w:bottom w:w="40" w:type="dxa"/>
+              <w:start w:w="120" w:type="dxa"/>
+              <w:end w:w="120" w:type="dxa"/>
+            </w:tcMar>
+          </w:tcPr>
+          <w:p>
+            <w:pPr>
+              <w:spacing w:line="324" w:lineRule="auto" w:after="60"/>
+            </w:pPr>
+            <w:r/>
+            <w:r>
+              <w:rPr>
+                <w:rFonts w:ascii="宋体" w:hAnsi="宋体" w:eastAsia="宋体"/>
+                <w:b w:val="0"/>
+                <w:i w:val="0"/>
+                <w:color w:val="333333"/>
+                <w:sz w:val="22"/>
+              </w:rPr>
+              <w:t xml:space="preserve">💬 </w:t>
+            </w:r>
+            <w:r>
+              <w:rPr>
+                <w:rFonts w:ascii="宋体" w:hAnsi="宋体" w:eastAsia="宋体"/>
+                <w:b/>
+                <w:i w:val="0"/>
+                <w:color w:val="333333"/>
+                <w:sz w:val="22"/>
+              </w:rPr>
+              <w:t>破冰｜3–5分钟</w:t>
+            </w:r>
+            <w:r>
+              <w:rPr>
+                <w:rFonts w:ascii="宋体" w:hAnsi="宋体" w:eastAsia="宋体"/>
+                <w:b w:val="0"/>
+                <w:i w:val="0"/>
+                <w:color w:val="333333"/>
+                <w:sz w:val="22"/>
+              </w:rPr>
+              <w:t>：这周，你想起谁的时候心里是暖的？或者：最近为谁真心高兴过？</w:t>
+            </w:r>
+          </w:p>
+        </w:tc>
+      </w:tr>
+    </w:tbl>
+    <w:p>
+      <w:pPr>
+        <w:spacing w:after="40"/>
+      </w:pPr>
+    </w:p>
+    <w:tbl>
+      <w:tblPr>
+        <w:tblW w:type="auto" w:w="0"/>
+        <w:jc w:val="center"/>
+        <w:tblLook w:firstColumn="1" w:firstRow="1" w:lastColumn="0" w:lastRow="0" w:noHBand="0" w:noVBand="1" w:val="04A0"/>
+      </w:tblPr>
+      <w:tblGrid>
+        <w:gridCol w:w="9638"/>
+      </w:tblGrid>
+      <w:tr>
+        <w:tc>
+          <w:tcPr>
+            <w:tcW w:type="dxa" w:w="9638"/>
+            <w:shd w:val="clear" w:color="auto" w:fill="F2F8F4"/>
+            <w:tcBorders>
+              <w:start w:val="single" w:sz="24" w:color="2E7D4F"/>
+            </w:tcBorders>
+            <w:tcMar>
+              <w:top w:w="40" w:type="dxa"/>
+              <w:bottom w:w="40" w:type="dxa"/>
+              <w:start w:w="120" w:type="dxa"/>
+              <w:end w:w="120" w:type="dxa"/>
+            </w:tcMar>
+          </w:tcPr>
+          <w:p>
+            <w:pPr>
+              <w:spacing w:line="324" w:lineRule="auto" w:after="60"/>
+            </w:pPr>
+            <w:r/>
+            <w:r>
+              <w:rPr>
+                <w:rFonts w:ascii="宋体" w:hAnsi="宋体" w:eastAsia="宋体"/>
+                <w:b w:val="0"/>
+                <w:i w:val="0"/>
+                <w:color w:val="333333"/>
+                <w:sz w:val="22"/>
+              </w:rPr>
+              <w:t xml:space="preserve">🛡️ </w:t>
+            </w:r>
+            <w:r>
+              <w:rPr>
+                <w:rFonts w:ascii="宋体" w:hAnsi="宋体" w:eastAsia="宋体"/>
+                <w:b/>
+                <w:i w:val="0"/>
+                <w:color w:val="333333"/>
+                <w:sz w:val="22"/>
+              </w:rPr>
+              <w:t>心理安全三约定</w:t>
+            </w:r>
+            <w:r>
+              <w:rPr>
+                <w:rFonts w:ascii="宋体" w:hAnsi="宋体" w:eastAsia="宋体"/>
+                <w:b w:val="0"/>
+                <w:i w:val="0"/>
+                <w:color w:val="333333"/>
+                <w:sz w:val="22"/>
+              </w:rPr>
+              <w:t xml:space="preserve">（每次开场在心里过一遍）：① </w:t>
+            </w:r>
+            <w:r>
+              <w:rPr>
+                <w:rFonts w:ascii="宋体" w:hAnsi="宋体" w:eastAsia="宋体"/>
+                <w:b/>
+                <w:i w:val="0"/>
+                <w:color w:val="333333"/>
+                <w:sz w:val="22"/>
+              </w:rPr>
+              <w:t>保密</w:t>
+            </w:r>
+            <w:r>
+              <w:rPr>
+                <w:rFonts w:ascii="宋体" w:hAnsi="宋体" w:eastAsia="宋体"/>
+                <w:b w:val="0"/>
+                <w:i w:val="0"/>
+                <w:color w:val="333333"/>
+                <w:sz w:val="22"/>
+              </w:rPr>
+              <w:t xml:space="preserve">——这里说的话不出这间屋子；② </w:t>
+            </w:r>
+            <w:r>
+              <w:rPr>
+                <w:rFonts w:ascii="宋体" w:hAnsi="宋体" w:eastAsia="宋体"/>
+                <w:b/>
+                <w:i w:val="0"/>
+                <w:color w:val="333333"/>
+                <w:sz w:val="22"/>
+              </w:rPr>
+              <w:t>不评判</w:t>
+            </w:r>
+            <w:r>
+              <w:rPr>
+                <w:rFonts w:ascii="宋体" w:hAnsi="宋体" w:eastAsia="宋体"/>
+                <w:b w:val="0"/>
+                <w:i w:val="0"/>
+                <w:color w:val="333333"/>
+                <w:sz w:val="22"/>
+              </w:rPr>
+              <w:t xml:space="preserve">——不评价任何人的分享，也不急着评价自己；③ </w:t>
+            </w:r>
+            <w:r>
+              <w:rPr>
+                <w:rFonts w:ascii="宋体" w:hAnsi="宋体" w:eastAsia="宋体"/>
+                <w:b/>
+                <w:i w:val="0"/>
+                <w:color w:val="333333"/>
+                <w:sz w:val="22"/>
+              </w:rPr>
+              <w:t>可随时暂停</w:t>
+            </w:r>
+            <w:r>
+              <w:rPr>
+                <w:rFonts w:ascii="宋体" w:hAnsi="宋体" w:eastAsia="宋体"/>
+                <w:b w:val="0"/>
+                <w:i w:val="0"/>
+                <w:color w:val="333333"/>
+                <w:sz w:val="22"/>
+              </w:rPr>
+              <w:t>——任何时候觉得不舒服，都可以停下来休息、喝水或离开，不需要解释。</w:t>
+            </w:r>
+          </w:p>
+        </w:tc>
+      </w:tr>
+    </w:tbl>
+    <w:p>
+      <w:pPr>
+        <w:spacing w:after="40"/>
+      </w:pPr>
+    </w:p>
+    <w:p>
+      <w:pPr>
+        <w:spacing w:before="200"/>
       </w:pPr>
       <w:r>
         <w:rPr>
+          <w:rFonts w:ascii="微软雅黑" w:hAnsi="微软雅黑" w:eastAsia="微软雅黑"/>
           <w:b w:val="0"/>
-        </w:rPr>
-        <w:t>先静坐一分钟。（停顿）</w:t>
-      </w:r>
-    </w:p>
-    <w:p>
-      <w:pPr>
-        <w:ind w:left="170"/>
-        <w:pBdr>
-          <w:left w:val="single" w:sz="18" w:space="4" w:color="1E4620"/>
-        </w:pBdr>
-        <w:shd w:val="clear" w:fill="F2F5FA"/>
-      </w:pPr>
-      <w:r>
-        <w:rPr>
-          <w:b w:val="0"/>
-        </w:rPr>
-        <w:t>上周我们学习了对自己散播慈爱。有人可能觉得"愿我快乐"说出口有点别扭，没关系，那是正常的。今天我们往前迈一步：把这份善意送给身边的亲人朋友。先复习一下对自己的祝福——愿我没有危难，愿我没有内心的痛苦，愿我没有身体的痛苦，愿我保有快乐。</w:t>
-      </w:r>
-    </w:p>
-    <w:p>
-      <w:pPr>
-        <w:ind w:left="170"/>
-        <w:pBdr>
-          <w:left w:val="single" w:sz="18" w:space="4" w:color="1E4620"/>
-        </w:pBdr>
-        <w:shd w:val="clear" w:fill="F2F5FA"/>
-      </w:pPr>
-      <w:r>
-        <w:rPr>
-          <w:b w:val="0"/>
-        </w:rPr>
-        <w:t xml:space="preserve">💬 </w:t>
-      </w:r>
-      <w:r>
-        <w:rPr>
-          <w:b/>
-        </w:rPr>
-        <w:t>破冰｜3–5分钟</w:t>
-      </w:r>
-      <w:r>
-        <w:rPr>
-          <w:b w:val="0"/>
-        </w:rPr>
-        <w:t>：这周，你想起谁的时候心里是暖的？或者：最近为谁真心高兴过？</w:t>
-      </w:r>
-    </w:p>
-    <w:p>
-      <w:pPr>
-        <w:ind w:left="170"/>
-        <w:pBdr>
-          <w:left w:val="single" w:sz="18" w:space="4" w:color="1E4620"/>
-        </w:pBdr>
-        <w:shd w:val="clear" w:fill="F2F5FA"/>
-      </w:pPr>
-      <w:r>
-        <w:rPr>
-          <w:b w:val="0"/>
-        </w:rPr>
-        <w:t xml:space="preserve">🛡️ </w:t>
-      </w:r>
-      <w:r>
-        <w:rPr>
-          <w:b/>
-        </w:rPr>
-        <w:t>心理安全三约定</w:t>
-      </w:r>
-      <w:r>
-        <w:rPr>
-          <w:b w:val="0"/>
-        </w:rPr>
-        <w:t xml:space="preserve">（每次开场在心里过一遍）：① </w:t>
-      </w:r>
-      <w:r>
-        <w:rPr>
-          <w:b/>
-        </w:rPr>
-        <w:t>保密</w:t>
-      </w:r>
-      <w:r>
-        <w:rPr>
-          <w:b w:val="0"/>
-        </w:rPr>
-        <w:t xml:space="preserve">——这里说的话不出这间屋子；② </w:t>
-      </w:r>
-      <w:r>
-        <w:rPr>
-          <w:b/>
-        </w:rPr>
-        <w:t>不评判</w:t>
-      </w:r>
-      <w:r>
-        <w:rPr>
-          <w:b w:val="0"/>
-        </w:rPr>
-        <w:t xml:space="preserve">——不评价任何人的分享，也不急着评价自己；③ </w:t>
-      </w:r>
-      <w:r>
-        <w:rPr>
-          <w:b/>
-        </w:rPr>
-        <w:t>可随时暂停</w:t>
-      </w:r>
-      <w:r>
-        <w:rPr>
-          <w:b w:val="0"/>
-        </w:rPr>
-        <w:t>——任何时候觉得不舒服，都可以停下来休息、喝水或离开，不需要解释。</w:t>
-      </w:r>
-    </w:p>
-    <w:p>
-      <w:r>
-        <w:rPr>
-          <w:b/>
-          <w:color w:val="1E4620"/>
-          <w:sz w:val="26"/>
+          <w:i w:val="0"/>
+          <w:color w:val="1E5631"/>
+          <w:sz w:val="28"/>
         </w:rPr>
         <w:t>📖 共读原文1（20 min）</w:t>
       </w:r>
     </w:p>
+    <w:tbl>
+      <w:tblPr>
+        <w:tblW w:type="auto" w:w="0"/>
+        <w:jc w:val="center"/>
+        <w:tblLook w:firstColumn="1" w:firstRow="1" w:lastColumn="0" w:lastRow="0" w:noHBand="0" w:noVBand="1" w:val="04A0"/>
+      </w:tblPr>
+      <w:tblGrid>
+        <w:gridCol w:w="9638"/>
+      </w:tblGrid>
+      <w:tr>
+        <w:tc>
+          <w:tcPr>
+            <w:tcW w:type="dxa" w:w="9638"/>
+            <w:shd w:val="clear" w:color="auto" w:fill="F2F8F4"/>
+            <w:tcBorders>
+              <w:start w:val="single" w:sz="24" w:color="2E7D4F"/>
+            </w:tcBorders>
+            <w:tcMar>
+              <w:top w:w="40" w:type="dxa"/>
+              <w:bottom w:w="40" w:type="dxa"/>
+              <w:start w:w="120" w:type="dxa"/>
+              <w:end w:w="120" w:type="dxa"/>
+            </w:tcMar>
+          </w:tcPr>
+          <w:p>
+            <w:pPr>
+              <w:spacing w:line="324" w:lineRule="auto" w:after="60"/>
+            </w:pPr>
+            <w:r/>
+            <w:r>
+              <w:rPr>
+                <w:rFonts w:ascii="宋体" w:hAnsi="宋体" w:eastAsia="宋体"/>
+                <w:b w:val="0"/>
+                <w:i w:val="0"/>
+                <w:color w:val="333333"/>
+                <w:sz w:val="22"/>
+              </w:rPr>
+              <w:t xml:space="preserve">🎤 </w:t>
+            </w:r>
+            <w:r>
+              <w:rPr>
+                <w:rFonts w:ascii="宋体" w:hAnsi="宋体" w:eastAsia="宋体"/>
+                <w:b/>
+                <w:i w:val="0"/>
+                <w:color w:val="333333"/>
+                <w:sz w:val="22"/>
+              </w:rPr>
+              <w:t>本周朗读段</w:t>
+            </w:r>
+            <w:r>
+              <w:rPr>
+                <w:rFonts w:ascii="宋体" w:hAnsi="宋体" w:eastAsia="宋体"/>
+                <w:b w:val="0"/>
+                <w:i w:val="0"/>
+                <w:color w:val="333333"/>
+                <w:sz w:val="22"/>
+              </w:rPr>
+              <w:t>（★核心段落｜约 1343 字｜中等稍慢约 8 分钟；本讲共读原文正文合计约 1749 字）：先朗读全部★核心段落；◈扩展段落及补充原文作默读／选读／延伸。</w:t>
+            </w:r>
+          </w:p>
+        </w:tc>
+      </w:tr>
+    </w:tbl>
     <w:p>
       <w:pPr>
-        <w:ind w:left="170"/>
-        <w:pBdr>
-          <w:left w:val="single" w:sz="18" w:space="4" w:color="1E4620"/>
-        </w:pBdr>
-        <w:shd w:val="clear" w:fill="F2F5FA"/>
+        <w:spacing w:after="40"/>
+      </w:pPr>
+    </w:p>
+    <w:p>
+      <w:pPr>
+        <w:spacing w:before="120"/>
       </w:pPr>
       <w:r>
         <w:rPr>
+          <w:rFonts w:ascii="微软雅黑" w:hAnsi="微软雅黑" w:eastAsia="微软雅黑"/>
           <w:b w:val="0"/>
-        </w:rPr>
-        <w:t xml:space="preserve">🎤 </w:t>
-      </w:r>
-      <w:r>
-        <w:rPr>
-          <w:b/>
-        </w:rPr>
-        <w:t>本周朗读段</w:t>
-      </w:r>
-      <w:r>
-        <w:rPr>
-          <w:b w:val="0"/>
-        </w:rPr>
-        <w:t>（★核心段落｜约 1343 字｜中等稍慢约 8 分钟；本讲共读原文正文合计约 1749 字）：先朗读全部★核心段落；◈扩展段落及补充原文作默读／选读／延伸。</w:t>
-      </w:r>
-    </w:p>
-    <w:p>
-      <w:r>
-        <w:rPr>
-          <w:b/>
-          <w:color w:val="1E4620"/>
-          <w:sz w:val="23"/>
+          <w:i w:val="0"/>
+          <w:color w:val="1E5631"/>
+          <w:sz w:val="24"/>
         </w:rPr>
         <w:t>原文材料①：修习慈心的次第</w:t>
       </w:r>
@@ -450,13 +624,19 @@
     <w:p>
       <w:r>
         <w:rPr>
+          <w:rFonts w:ascii="宋体" w:hAnsi="宋体" w:eastAsia="宋体"/>
           <w:b/>
+          <w:i w:val="0"/>
+          <w:sz w:val="22"/>
         </w:rPr>
         <w:t>★核心段落</w:t>
       </w:r>
       <w:r>
         <w:rPr>
+          <w:rFonts w:ascii="宋体" w:hAnsi="宋体" w:eastAsia="宋体"/>
           <w:b w:val="0"/>
+          <w:i w:val="0"/>
+          <w:sz w:val="22"/>
         </w:rPr>
         <w:t>（必读）【本周朗读段】</w:t>
       </w:r>
@@ -464,7 +644,10 @@
     <w:p>
       <w:r>
         <w:rPr>
+          <w:rFonts w:ascii="宋体" w:hAnsi="宋体" w:eastAsia="宋体"/>
           <w:b/>
+          <w:i w:val="0"/>
+          <w:sz w:val="22"/>
         </w:rPr>
         <w:t>（三）修习慈心的次第</w:t>
       </w:r>
@@ -472,7 +655,10 @@
     <w:p>
       <w:r>
         <w:rPr>
+          <w:rFonts w:ascii="宋体" w:hAnsi="宋体" w:eastAsia="宋体"/>
           <w:b w:val="0"/>
+          <w:i w:val="0"/>
+          <w:sz w:val="22"/>
         </w:rPr>
         <w:t>"学习慈爱修习"是指激起以善愿涵摄一切众生的慈爱。"个别地散播慈爱"是指按照以下次第散播慈爱：</w:t>
       </w:r>
@@ -480,7 +666,10 @@
     <w:p>
       <w:r>
         <w:rPr>
+          <w:rFonts w:ascii="宋体" w:hAnsi="宋体" w:eastAsia="宋体"/>
           <w:b w:val="0"/>
+          <w:i w:val="0"/>
+          <w:sz w:val="22"/>
         </w:rPr>
         <w:t>第一、对自己修慈心。不爱自己的人不会爱别人。如果你对自己没有慈心，对别人散播慈心是假的。对自己散播慈爱要做到：觉得自己真的快乐。祝福自己快乐，祝福自己没有痛苦，真的内心觉得很柔软，自己觉得有点快乐的感觉，才可以往下一步。</w:t>
       </w:r>
@@ -488,7 +677,10 @@
     <w:p>
       <w:r>
         <w:rPr>
+          <w:rFonts w:ascii="宋体" w:hAnsi="宋体" w:eastAsia="宋体"/>
           <w:b w:val="0"/>
+          <w:i w:val="0"/>
+          <w:sz w:val="22"/>
         </w:rPr>
         <w:t>第二、对自己尊敬的人，实在没有尊敬的人就对自己亲爱的人修慈心，但都必须同性，不能够对单个异性修慈心。</w:t>
       </w:r>
@@ -496,7 +688,10 @@
     <w:p>
       <w:r>
         <w:rPr>
+          <w:rFonts w:ascii="宋体" w:hAnsi="宋体" w:eastAsia="宋体"/>
           <w:b w:val="0"/>
+          <w:i w:val="0"/>
+          <w:sz w:val="22"/>
         </w:rPr>
         <w:t>第三、对一般的人，没有好恶感的人修慈心。</w:t>
       </w:r>
@@ -504,17 +699,25 @@
     <w:p>
       <w:r>
         <w:rPr>
+          <w:rFonts w:ascii="宋体" w:hAnsi="宋体" w:eastAsia="宋体"/>
           <w:b w:val="0"/>
+          <w:i w:val="0"/>
+          <w:sz w:val="22"/>
         </w:rPr>
         <w:t>第四、对你不喜欢的人、讨厌的人修慈心。要对以上四种人都修慈心，个别地散播慈爱。</w:t>
       </w:r>
     </w:p>
     <w:p>
+      <w:pPr>
+        <w:spacing w:before="120"/>
+      </w:pPr>
       <w:r>
         <w:rPr>
-          <w:b/>
-          <w:color w:val="1E4620"/>
-          <w:sz w:val="23"/>
+          <w:rFonts w:ascii="微软雅黑" w:hAnsi="微软雅黑" w:eastAsia="微软雅黑"/>
+          <w:b w:val="0"/>
+          <w:i w:val="0"/>
+          <w:color w:val="1E5631"/>
+          <w:sz w:val="24"/>
         </w:rPr>
         <w:t>原文材料②：慈心所缘禁忌——哪些人不适合作为刚开始修慈心的对象</w:t>
       </w:r>
@@ -522,13 +725,19 @@
     <w:p>
       <w:r>
         <w:rPr>
+          <w:rFonts w:ascii="宋体" w:hAnsi="宋体" w:eastAsia="宋体"/>
           <w:b/>
+          <w:i w:val="0"/>
+          <w:sz w:val="22"/>
         </w:rPr>
         <w:t>★核心段落</w:t>
       </w:r>
       <w:r>
         <w:rPr>
+          <w:rFonts w:ascii="宋体" w:hAnsi="宋体" w:eastAsia="宋体"/>
           <w:b w:val="0"/>
+          <w:i w:val="0"/>
+          <w:sz w:val="22"/>
         </w:rPr>
         <w:t>（必读）【本周朗读段】</w:t>
       </w:r>
@@ -536,7 +745,10 @@
     <w:p>
       <w:r>
         <w:rPr>
+          <w:rFonts w:ascii="宋体" w:hAnsi="宋体" w:eastAsia="宋体"/>
           <w:b/>
+          <w:i w:val="0"/>
+          <w:sz w:val="22"/>
         </w:rPr>
         <w:t>（二）修习慈心的注意事项</w:t>
       </w:r>
@@ -544,7 +756,10 @@
     <w:p>
       <w:r>
         <w:rPr>
+          <w:rFonts w:ascii="宋体" w:hAnsi="宋体" w:eastAsia="宋体"/>
           <w:b w:val="0"/>
+          <w:i w:val="0"/>
+          <w:sz w:val="22"/>
         </w:rPr>
         <w:t>初学慈心修习者开始时不应对以下几类人修习慈心：</w:t>
       </w:r>
@@ -552,7 +767,10 @@
     <w:p>
       <w:r>
         <w:rPr>
+          <w:rFonts w:ascii="宋体" w:hAnsi="宋体" w:eastAsia="宋体"/>
           <w:b w:val="0"/>
+          <w:i w:val="0"/>
+          <w:sz w:val="22"/>
         </w:rPr>
         <w:t>第一类、讨厌的人。因为慈心还没有培养到一定程度，对着讨厌的人修慈心，可能会越修越愤怒。</w:t>
       </w:r>
@@ -560,7 +778,10 @@
     <w:p>
       <w:r>
         <w:rPr>
+          <w:rFonts w:ascii="宋体" w:hAnsi="宋体" w:eastAsia="宋体"/>
           <w:b w:val="0"/>
+          <w:i w:val="0"/>
+          <w:sz w:val="22"/>
         </w:rPr>
         <w:t>第二类、平淡的人（你对他没有好感也没有恶感的人）。对这样的人修慈心，会很累，"他跟我没什么关系"，初修习慈心者给这类对象散播慈心，心会没有力量。</w:t>
       </w:r>
@@ -568,7 +789,10 @@
     <w:p>
       <w:r>
         <w:rPr>
+          <w:rFonts w:ascii="宋体" w:hAnsi="宋体" w:eastAsia="宋体"/>
           <w:b w:val="0"/>
+          <w:i w:val="0"/>
+          <w:sz w:val="22"/>
         </w:rPr>
         <w:t>第三类、非常亲爱的人。因为很难对这样的人生起没有执著的慈爱，会自然地生起对亲爱的人的贪爱。经常对亲爱的人修慈心，生起贪爱后，只要这个人稍微（你觉得他可能）碰到困难，就会很担心，像父母对子女，孩子在外面读书，听说下雪了，着急，"多穿衣服！不穿衣服会着凉！"一天打好几个电话，这是世俗的贪爱。</w:t>
       </w:r>
@@ -576,7 +800,10 @@
     <w:p>
       <w:r>
         <w:rPr>
+          <w:rFonts w:ascii="宋体" w:hAnsi="宋体" w:eastAsia="宋体"/>
           <w:b w:val="0"/>
+          <w:i w:val="0"/>
+          <w:sz w:val="22"/>
         </w:rPr>
         <w:t>第四类、修习慈心时，不可以用死人作为对象，因为对死人修习慈心，不可能获得成功。</w:t>
       </w:r>
@@ -584,7 +811,10 @@
     <w:p>
       <w:r>
         <w:rPr>
+          <w:rFonts w:ascii="宋体" w:hAnsi="宋体" w:eastAsia="宋体"/>
           <w:b w:val="0"/>
+          <w:i w:val="0"/>
+          <w:sz w:val="22"/>
         </w:rPr>
         <w:t>第五类、对单独一人散播慈爱时，不可以采用异性作为对象，因为可能会引发对异性的贪爱。</w:t>
       </w:r>
@@ -592,13 +822,19 @@
     <w:p>
       <w:r>
         <w:rPr>
+          <w:rFonts w:ascii="宋体" w:hAnsi="宋体" w:eastAsia="宋体"/>
           <w:b/>
+          <w:i w:val="0"/>
+          <w:sz w:val="22"/>
         </w:rPr>
         <w:t>◈扩展段落</w:t>
       </w:r>
       <w:r>
         <w:rPr>
+          <w:rFonts w:ascii="宋体" w:hAnsi="宋体" w:eastAsia="宋体"/>
           <w:b w:val="0"/>
+          <w:i w:val="0"/>
+          <w:sz w:val="22"/>
         </w:rPr>
         <w:t>（可选）【默读／选读／延伸】</w:t>
       </w:r>
@@ -606,13 +842,19 @@
     <w:p>
       <w:r>
         <w:rPr>
+          <w:rFonts w:ascii="宋体" w:hAnsi="宋体" w:eastAsia="宋体"/>
           <w:b/>
+          <w:i w:val="0"/>
+          <w:sz w:val="22"/>
         </w:rPr>
         <w:t>为什么禁忌这么规定（《智慧之光》第六章的印证）</w:t>
       </w:r>
       <w:r>
         <w:rPr>
+          <w:rFonts w:ascii="宋体" w:hAnsi="宋体" w:eastAsia="宋体"/>
           <w:b w:val="0"/>
+          <w:i w:val="0"/>
+          <w:sz w:val="22"/>
         </w:rPr>
         <w:t>：</w:t>
       </w:r>
@@ -620,7 +862,10 @@
     <w:p>
       <w:r>
         <w:rPr>
+          <w:rFonts w:ascii="宋体" w:hAnsi="宋体" w:eastAsia="宋体"/>
           <w:b w:val="0"/>
+          <w:i w:val="0"/>
+          <w:sz w:val="22"/>
         </w:rPr>
         <w:t>欲修习慈心时，首先必须知道那一类人是适合作为禅修对象，以及那一类人是不适合作为禅修对象。当只取一人作为禅修对象时，是绝对不可以采用异性的。所以，女性禅修者不可只取一位男性作为修习慈心的对象，同样地，男性禅修者亦不可单取一位女性作为修习慈心的对象。倘若单取一位异性来修习，贪欲（rāga）就可能会生起而障碍禅修。此外，死人亦不可作为修习慈心对象，因为这是不可能证得禅那的。</w:t>
       </w:r>
@@ -628,7 +873,10 @@
     <w:p>
       <w:r>
         <w:rPr>
+          <w:rFonts w:ascii="宋体" w:hAnsi="宋体" w:eastAsia="宋体"/>
           <w:b w:val="0"/>
+          <w:i w:val="0"/>
+          <w:sz w:val="22"/>
         </w:rPr>
         <w:t>然而，在修遍满慈心时，譬如散播慈爱给一切有情、一切有息者、一切男人、一切女人等时，则可以把异性包括在内。</w:t>
       </w:r>
@@ -636,13 +884,19 @@
     <w:p>
       <w:r>
         <w:rPr>
+          <w:rFonts w:ascii="宋体" w:hAnsi="宋体" w:eastAsia="宋体"/>
           <w:b/>
+          <w:i w:val="0"/>
+          <w:sz w:val="22"/>
         </w:rPr>
         <w:t>◈扩展段落</w:t>
       </w:r>
       <w:r>
         <w:rPr>
+          <w:rFonts w:ascii="宋体" w:hAnsi="宋体" w:eastAsia="宋体"/>
           <w:b w:val="0"/>
+          <w:i w:val="0"/>
+          <w:sz w:val="22"/>
         </w:rPr>
         <w:t>（可选）【默读／选读／延伸】</w:t>
       </w:r>
@@ -650,7 +904,10 @@
     <w:p>
       <w:r>
         <w:rPr>
+          <w:rFonts w:ascii="宋体" w:hAnsi="宋体" w:eastAsia="宋体"/>
           <w:b/>
+          <w:i w:val="0"/>
+          <w:sz w:val="22"/>
         </w:rPr>
         <w:t>（一）什么是慈心（节选）</w:t>
       </w:r>
@@ -658,17 +915,25 @@
     <w:p>
       <w:r>
         <w:rPr>
+          <w:rFonts w:ascii="宋体" w:hAnsi="宋体" w:eastAsia="宋体"/>
           <w:b w:val="0"/>
+          <w:i w:val="0"/>
+          <w:sz w:val="22"/>
         </w:rPr>
         <w:t>慈心是一种梵住，四梵住（慈、悲、喜、捨），排第一位的是慈梵住。修习慈心是为了去除瞋恚盖。……慈爱是基于愿一切众生得到安乐的善愿，而不是想要拥有所爱的目标，它不是想要独自占有的心。修习慈爱的目的是要达到平等无差别地将一切众生包含在自己的善愿当中。</w:t>
       </w:r>
     </w:p>
     <w:p>
+      <w:pPr>
+        <w:spacing w:before="120"/>
+      </w:pPr>
       <w:r>
         <w:rPr>
-          <w:b/>
-          <w:color w:val="1E4620"/>
-          <w:sz w:val="23"/>
+          <w:rFonts w:ascii="微软雅黑" w:hAnsi="微软雅黑" w:eastAsia="微软雅黑"/>
+          <w:b w:val="0"/>
+          <w:i w:val="0"/>
+          <w:color w:val="1E5631"/>
+          <w:sz w:val="24"/>
         </w:rPr>
         <w:t>原文材料③：散播慈爱的念诵文</w:t>
       </w:r>
@@ -676,13 +941,19 @@
     <w:p>
       <w:r>
         <w:rPr>
+          <w:rFonts w:ascii="宋体" w:hAnsi="宋体" w:eastAsia="宋体"/>
           <w:b/>
+          <w:i w:val="0"/>
+          <w:sz w:val="22"/>
         </w:rPr>
         <w:t>★核心段落</w:t>
       </w:r>
       <w:r>
         <w:rPr>
+          <w:rFonts w:ascii="宋体" w:hAnsi="宋体" w:eastAsia="宋体"/>
           <w:b w:val="0"/>
+          <w:i w:val="0"/>
+          <w:sz w:val="22"/>
         </w:rPr>
         <w:t>（必读）【本周朗读段】</w:t>
       </w:r>
@@ -690,7 +961,10 @@
     <w:p>
       <w:r>
         <w:rPr>
+          <w:rFonts w:ascii="宋体" w:hAnsi="宋体" w:eastAsia="宋体"/>
           <w:b/>
+          <w:i w:val="0"/>
+          <w:sz w:val="22"/>
         </w:rPr>
         <w:t>（三）散播慈爱与发愿（Mettābhāvanā ca Patthanā ca，每晚在结束一天的修行生活前念诵）</w:t>
       </w:r>
@@ -698,7 +972,10 @@
     <w:p>
       <w:r>
         <w:rPr>
+          <w:rFonts w:ascii="宋体" w:hAnsi="宋体" w:eastAsia="宋体"/>
           <w:b w:val="0"/>
+          <w:i w:val="0"/>
+          <w:sz w:val="22"/>
         </w:rPr>
         <w:t>Sabbe sattā, sabbe pāṇā, sabbe bhūtā, sabbe puggalā,</w:t>
       </w:r>
@@ -706,7 +983,10 @@
     <w:p>
       <w:r>
         <w:rPr>
+          <w:rFonts w:ascii="宋体" w:hAnsi="宋体" w:eastAsia="宋体"/>
           <w:b w:val="0"/>
+          <w:i w:val="0"/>
+          <w:sz w:val="22"/>
         </w:rPr>
         <w:t>愿一切有情、一切众生、一切生类、一切个体、</w:t>
       </w:r>
@@ -714,7 +994,10 @@
     <w:p>
       <w:r>
         <w:rPr>
+          <w:rFonts w:ascii="宋体" w:hAnsi="宋体" w:eastAsia="宋体"/>
           <w:b w:val="0"/>
+          <w:i w:val="0"/>
+          <w:sz w:val="22"/>
         </w:rPr>
         <w:t>sabbe attabhāvapariyāpannā, sabbā itthiyo, sabbe purisā,</w:t>
       </w:r>
@@ -722,7 +1005,10 @@
     <w:p>
       <w:r>
         <w:rPr>
+          <w:rFonts w:ascii="宋体" w:hAnsi="宋体" w:eastAsia="宋体"/>
           <w:b w:val="0"/>
+          <w:i w:val="0"/>
+          <w:sz w:val="22"/>
         </w:rPr>
         <w:t>一切拥有自体者；一切女性、一切男性、</w:t>
       </w:r>
@@ -730,7 +1016,10 @@
     <w:p>
       <w:r>
         <w:rPr>
+          <w:rFonts w:ascii="宋体" w:hAnsi="宋体" w:eastAsia="宋体"/>
           <w:b w:val="0"/>
+          <w:i w:val="0"/>
+          <w:sz w:val="22"/>
         </w:rPr>
         <w:t>sabbe ariyā, sabbe anariyā, sabbe devā, sabbe manussā, sabbe vinipātikā.</w:t>
       </w:r>
@@ -738,7 +1027,10 @@
     <w:p>
       <w:r>
         <w:rPr>
+          <w:rFonts w:ascii="宋体" w:hAnsi="宋体" w:eastAsia="宋体"/>
           <w:b w:val="0"/>
+          <w:i w:val="0"/>
+          <w:sz w:val="22"/>
         </w:rPr>
         <w:t>一切圣者、一切非圣者、一切诸天、一切人类、一切堕苦处者。</w:t>
       </w:r>
@@ -746,7 +1038,10 @@
     <w:p>
       <w:r>
         <w:rPr>
+          <w:rFonts w:ascii="宋体" w:hAnsi="宋体" w:eastAsia="宋体"/>
           <w:b w:val="0"/>
+          <w:i w:val="0"/>
+          <w:sz w:val="22"/>
         </w:rPr>
         <w:t>Averā hontu, abyāpajjā hontu, anīghā hontu, sukhī attānaṃ pariharantu.</w:t>
       </w:r>
@@ -754,7 +1049,10 @@
     <w:p>
       <w:r>
         <w:rPr>
+          <w:rFonts w:ascii="宋体" w:hAnsi="宋体" w:eastAsia="宋体"/>
           <w:b w:val="0"/>
+          <w:i w:val="0"/>
+          <w:sz w:val="22"/>
         </w:rPr>
         <w:t>无怨敌，无瞋害，无恼乱，保持自己的快乐！</w:t>
       </w:r>
@@ -762,7 +1060,10 @@
     <w:p>
       <w:r>
         <w:rPr>
+          <w:rFonts w:ascii="宋体" w:hAnsi="宋体" w:eastAsia="宋体"/>
           <w:b w:val="0"/>
+          <w:i w:val="0"/>
+          <w:sz w:val="22"/>
         </w:rPr>
         <w:t>Dukkhā muccantu, yathāladdhasampattito māvigacchantu, kammassakā.</w:t>
       </w:r>
@@ -770,36 +1071,78 @@
     <w:p>
       <w:r>
         <w:rPr>
+          <w:rFonts w:ascii="宋体" w:hAnsi="宋体" w:eastAsia="宋体"/>
           <w:b w:val="0"/>
+          <w:i w:val="0"/>
+          <w:sz w:val="22"/>
         </w:rPr>
         <w:t>脱离诸苦，不失去所得的成就。［他们］是业的所有者！</w:t>
       </w:r>
     </w:p>
+    <w:tbl>
+      <w:tblPr>
+        <w:tblW w:type="auto" w:w="0"/>
+        <w:jc w:val="center"/>
+        <w:tblLook w:firstColumn="1" w:firstRow="1" w:lastColumn="0" w:lastRow="0" w:noHBand="0" w:noVBand="1" w:val="04A0"/>
+      </w:tblPr>
+      <w:tblGrid>
+        <w:gridCol w:w="9638"/>
+      </w:tblGrid>
+      <w:tr>
+        <w:tc>
+          <w:tcPr>
+            <w:tcW w:type="dxa" w:w="9638"/>
+            <w:shd w:val="clear" w:color="auto" w:fill="F2F8F4"/>
+            <w:tcBorders>
+              <w:start w:val="single" w:sz="24" w:color="2E7D4F"/>
+            </w:tcBorders>
+            <w:tcMar>
+              <w:top w:w="40" w:type="dxa"/>
+              <w:bottom w:w="40" w:type="dxa"/>
+              <w:start w:w="120" w:type="dxa"/>
+              <w:end w:w="120" w:type="dxa"/>
+            </w:tcMar>
+          </w:tcPr>
+          <w:p>
+            <w:pPr>
+              <w:spacing w:line="324" w:lineRule="auto" w:after="60"/>
+            </w:pPr>
+            <w:r/>
+            <w:r>
+              <w:rPr>
+                <w:rFonts w:ascii="宋体" w:hAnsi="宋体" w:eastAsia="宋体"/>
+                <w:b w:val="0"/>
+                <w:i w:val="0"/>
+                <w:color w:val="333333"/>
+                <w:sz w:val="22"/>
+              </w:rPr>
+              <w:t>注：十方散播部分见第5周（慈心的扩展——突破亲疏界限），此处不再重复。</w:t>
+            </w:r>
+          </w:p>
+        </w:tc>
+      </w:tr>
+    </w:tbl>
     <w:p>
       <w:pPr>
-        <w:ind w:left="170"/>
-        <w:pBdr>
-          <w:left w:val="single" w:sz="18" w:space="4" w:color="1E4620"/>
-        </w:pBdr>
-        <w:shd w:val="clear" w:fill="F2F5FA"/>
+        <w:spacing w:after="40"/>
       </w:pPr>
-      <w:r>
-        <w:rPr>
-          <w:b w:val="0"/>
-        </w:rPr>
-        <w:t>注：十方散播部分见第5周（慈心的扩展——突破亲疏界限），此处不再重复。</w:t>
-      </w:r>
     </w:p>
     <w:p>
       <w:r>
         <w:rPr>
+          <w:rFonts w:ascii="宋体" w:hAnsi="宋体" w:eastAsia="宋体"/>
           <w:b/>
+          <w:i w:val="0"/>
+          <w:sz w:val="22"/>
         </w:rPr>
         <w:t>★核心段落</w:t>
       </w:r>
       <w:r>
         <w:rPr>
+          <w:rFonts w:ascii="宋体" w:hAnsi="宋体" w:eastAsia="宋体"/>
           <w:b w:val="0"/>
+          <w:i w:val="0"/>
+          <w:sz w:val="22"/>
         </w:rPr>
         <w:t>（必读）【本周朗读段】</w:t>
       </w:r>
@@ -807,13 +1150,19 @@
     <w:p>
       <w:r>
         <w:rPr>
+          <w:rFonts w:ascii="宋体" w:hAnsi="宋体" w:eastAsia="宋体"/>
           <w:b/>
+          <w:i w:val="0"/>
+          <w:sz w:val="22"/>
         </w:rPr>
         <w:t>四句祝福语对照（巴利语+中文）</w:t>
       </w:r>
       <w:r>
         <w:rPr>
+          <w:rFonts w:ascii="宋体" w:hAnsi="宋体" w:eastAsia="宋体"/>
           <w:b w:val="0"/>
+          <w:i w:val="0"/>
+          <w:sz w:val="22"/>
         </w:rPr>
         <w:t>：</w:t>
       </w:r>
@@ -822,6 +1171,7 @@
       <w:tblPr>
         <w:tblStyle w:val="TableGrid"/>
         <w:tblW w:type="auto" w:w="0"/>
+        <w:jc w:val="center"/>
         <w:tblLook w:firstColumn="1" w:firstRow="1" w:lastColumn="0" w:lastRow="0" w:noHBand="0" w:noVBand="1" w:val="04A0"/>
       </w:tblPr>
       <w:tblGrid>
@@ -832,19 +1182,17 @@
         <w:tc>
           <w:tcPr>
             <w:tcW w:type="dxa" w:w="4819"/>
-            <w:shd w:val="clear" w:fill="1E4620"/>
+            <w:shd w:val="clear" w:color="auto" w:fill="1E5631"/>
           </w:tcPr>
           <w:p>
+            <w:r/>
             <w:r>
               <w:rPr>
-                <w:sz w:val="18"/>
-              </w:rPr>
-            </w:r>
-            <w:r>
-              <w:rPr>
+                <w:rFonts w:ascii="微软雅黑" w:hAnsi="微软雅黑" w:eastAsia="微软雅黑"/>
                 <w:b w:val="0"/>
+                <w:i w:val="0"/>
                 <w:color w:val="FFFFFF"/>
-                <w:sz w:val="18"/>
+                <w:sz w:val="20"/>
               </w:rPr>
               <w:t>巴利语</w:t>
             </w:r>
@@ -853,19 +1201,17 @@
         <w:tc>
           <w:tcPr>
             <w:tcW w:type="dxa" w:w="4819"/>
-            <w:shd w:val="clear" w:fill="1E4620"/>
+            <w:shd w:val="clear" w:color="auto" w:fill="1E5631"/>
           </w:tcPr>
           <w:p>
+            <w:r/>
             <w:r>
               <w:rPr>
-                <w:sz w:val="18"/>
-              </w:rPr>
-            </w:r>
-            <w:r>
-              <w:rPr>
+                <w:rFonts w:ascii="微软雅黑" w:hAnsi="微软雅黑" w:eastAsia="微软雅黑"/>
                 <w:b w:val="0"/>
+                <w:i w:val="0"/>
                 <w:color w:val="FFFFFF"/>
-                <w:sz w:val="18"/>
+                <w:sz w:val="20"/>
               </w:rPr>
               <w:t>中文</w:t>
             </w:r>
@@ -878,15 +1224,13 @@
             <w:tcW w:type="dxa" w:w="4819"/>
           </w:tcPr>
           <w:p>
+            <w:r/>
             <w:r>
               <w:rPr>
-                <w:sz w:val="18"/>
-              </w:rPr>
-            </w:r>
-            <w:r>
-              <w:rPr>
+                <w:rFonts w:ascii="宋体" w:hAnsi="宋体" w:eastAsia="宋体"/>
                 <w:b w:val="0"/>
-                <w:sz w:val="18"/>
+                <w:i w:val="0"/>
+                <w:sz w:val="20"/>
               </w:rPr>
               <w:t>Avera hontu（阿威拉）</w:t>
             </w:r>
@@ -897,15 +1241,13 @@
             <w:tcW w:type="dxa" w:w="4819"/>
           </w:tcPr>
           <w:p>
+            <w:r/>
             <w:r>
               <w:rPr>
-                <w:sz w:val="18"/>
-              </w:rPr>
-            </w:r>
-            <w:r>
-              <w:rPr>
+                <w:rFonts w:ascii="宋体" w:hAnsi="宋体" w:eastAsia="宋体"/>
                 <w:b w:val="0"/>
-                <w:sz w:val="18"/>
+                <w:i w:val="0"/>
+                <w:sz w:val="20"/>
               </w:rPr>
               <w:t>愿无怨敌、无危难</w:t>
             </w:r>
@@ -916,18 +1258,16 @@
         <w:tc>
           <w:tcPr>
             <w:tcW w:type="dxa" w:w="4819"/>
-            <w:shd w:val="clear" w:fill="F2F5FA"/>
+            <w:shd w:val="clear" w:color="auto" w:fill="F8FAFC"/>
           </w:tcPr>
           <w:p>
+            <w:r/>
             <w:r>
               <w:rPr>
-                <w:sz w:val="18"/>
-              </w:rPr>
-            </w:r>
-            <w:r>
-              <w:rPr>
+                <w:rFonts w:ascii="宋体" w:hAnsi="宋体" w:eastAsia="宋体"/>
                 <w:b w:val="0"/>
-                <w:sz w:val="18"/>
+                <w:i w:val="0"/>
+                <w:sz w:val="20"/>
               </w:rPr>
               <w:t>Abyāpajjā hontu（阿比阿巴差）</w:t>
             </w:r>
@@ -936,18 +1276,16 @@
         <w:tc>
           <w:tcPr>
             <w:tcW w:type="dxa" w:w="4819"/>
-            <w:shd w:val="clear" w:fill="F2F5FA"/>
+            <w:shd w:val="clear" w:color="auto" w:fill="F8FAFC"/>
           </w:tcPr>
           <w:p>
+            <w:r/>
             <w:r>
               <w:rPr>
-                <w:sz w:val="18"/>
-              </w:rPr>
-            </w:r>
-            <w:r>
-              <w:rPr>
+                <w:rFonts w:ascii="宋体" w:hAnsi="宋体" w:eastAsia="宋体"/>
                 <w:b w:val="0"/>
-                <w:sz w:val="18"/>
+                <w:i w:val="0"/>
+                <w:sz w:val="20"/>
               </w:rPr>
               <w:t>愿无内心的痛苦</w:t>
             </w:r>
@@ -960,15 +1298,13 @@
             <w:tcW w:type="dxa" w:w="4819"/>
           </w:tcPr>
           <w:p>
+            <w:r/>
             <w:r>
               <w:rPr>
-                <w:sz w:val="18"/>
-              </w:rPr>
-            </w:r>
-            <w:r>
-              <w:rPr>
+                <w:rFonts w:ascii="宋体" w:hAnsi="宋体" w:eastAsia="宋体"/>
                 <w:b w:val="0"/>
-                <w:sz w:val="18"/>
+                <w:i w:val="0"/>
+                <w:sz w:val="20"/>
               </w:rPr>
               <w:t>Anīghā hontu（阿尼卡）</w:t>
             </w:r>
@@ -979,15 +1315,13 @@
             <w:tcW w:type="dxa" w:w="4819"/>
           </w:tcPr>
           <w:p>
+            <w:r/>
             <w:r>
               <w:rPr>
-                <w:sz w:val="18"/>
-              </w:rPr>
-            </w:r>
-            <w:r>
-              <w:rPr>
+                <w:rFonts w:ascii="宋体" w:hAnsi="宋体" w:eastAsia="宋体"/>
                 <w:b w:val="0"/>
-                <w:sz w:val="18"/>
+                <w:i w:val="0"/>
+                <w:sz w:val="20"/>
               </w:rPr>
               <w:t>愿无身体的痛苦（身体健康）</w:t>
             </w:r>
@@ -998,18 +1332,16 @@
         <w:tc>
           <w:tcPr>
             <w:tcW w:type="dxa" w:w="4819"/>
-            <w:shd w:val="clear" w:fill="F2F5FA"/>
+            <w:shd w:val="clear" w:color="auto" w:fill="F8FAFC"/>
           </w:tcPr>
           <w:p>
+            <w:r/>
             <w:r>
               <w:rPr>
-                <w:sz w:val="18"/>
-              </w:rPr>
-            </w:r>
-            <w:r>
-              <w:rPr>
+                <w:rFonts w:ascii="宋体" w:hAnsi="宋体" w:eastAsia="宋体"/>
                 <w:b w:val="0"/>
-                <w:sz w:val="18"/>
+                <w:i w:val="0"/>
+                <w:sz w:val="20"/>
               </w:rPr>
               <w:t>Sukhī attānaṃ pariharantu（苏奇阿达）</w:t>
             </w:r>
@@ -1018,18 +1350,16 @@
         <w:tc>
           <w:tcPr>
             <w:tcW w:type="dxa" w:w="4819"/>
-            <w:shd w:val="clear" w:fill="F2F5FA"/>
+            <w:shd w:val="clear" w:color="auto" w:fill="F8FAFC"/>
           </w:tcPr>
           <w:p>
+            <w:r/>
             <w:r>
               <w:rPr>
-                <w:sz w:val="18"/>
-              </w:rPr>
-            </w:r>
-            <w:r>
-              <w:rPr>
+                <w:rFonts w:ascii="宋体" w:hAnsi="宋体" w:eastAsia="宋体"/>
                 <w:b w:val="0"/>
-                <w:sz w:val="18"/>
+                <w:i w:val="0"/>
+                <w:sz w:val="20"/>
               </w:rPr>
               <w:t>愿保有快乐</w:t>
             </w:r>
@@ -1038,36 +1368,84 @@
       </w:tr>
     </w:tbl>
     <w:p>
+      <w:pPr>
+        <w:spacing w:after="40"/>
+      </w:pPr>
+    </w:p>
+    <w:p>
+      <w:pPr>
+        <w:spacing w:before="200"/>
+      </w:pPr>
       <w:r>
         <w:rPr>
-          <w:b/>
-          <w:color w:val="1E4620"/>
-          <w:sz w:val="26"/>
+          <w:rFonts w:ascii="微软雅黑" w:hAnsi="微软雅黑" w:eastAsia="微软雅黑"/>
+          <w:b w:val="0"/>
+          <w:i w:val="0"/>
+          <w:color w:val="1E5631"/>
+          <w:sz w:val="28"/>
         </w:rPr>
         <w:t>💬 第一轮分享（10 min）</w:t>
       </w:r>
     </w:p>
+    <w:tbl>
+      <w:tblPr>
+        <w:tblW w:type="auto" w:w="0"/>
+        <w:jc w:val="center"/>
+        <w:tblLook w:firstColumn="1" w:firstRow="1" w:lastColumn="0" w:lastRow="0" w:noHBand="0" w:noVBand="1" w:val="04A0"/>
+      </w:tblPr>
+      <w:tblGrid>
+        <w:gridCol w:w="9638"/>
+      </w:tblGrid>
+      <w:tr>
+        <w:tc>
+          <w:tcPr>
+            <w:tcW w:type="dxa" w:w="9638"/>
+            <w:shd w:val="clear" w:color="auto" w:fill="F2F8F4"/>
+            <w:tcBorders>
+              <w:start w:val="single" w:sz="24" w:color="2E7D4F"/>
+            </w:tcBorders>
+            <w:tcMar>
+              <w:top w:w="40" w:type="dxa"/>
+              <w:bottom w:w="40" w:type="dxa"/>
+              <w:start w:w="120" w:type="dxa"/>
+              <w:end w:w="120" w:type="dxa"/>
+            </w:tcMar>
+          </w:tcPr>
+          <w:p>
+            <w:pPr>
+              <w:spacing w:line="324" w:lineRule="auto" w:after="60"/>
+            </w:pPr>
+            <w:r/>
+            <w:r>
+              <w:rPr>
+                <w:rFonts w:ascii="宋体" w:hAnsi="宋体" w:eastAsia="宋体"/>
+                <w:b w:val="0"/>
+                <w:i w:val="0"/>
+                <w:color w:val="333333"/>
+                <w:sz w:val="22"/>
+              </w:rPr>
+              <w:t>请大家轮流分享：你平时有没有"祝福过"别人？比如祝福朋友健康、祝福家人平安。读了原文，你觉得慈心的祝福和平时的祝福有什么不一样？</w:t>
+            </w:r>
+          </w:p>
+        </w:tc>
+      </w:tr>
+    </w:tbl>
     <w:p>
       <w:pPr>
-        <w:ind w:left="170"/>
-        <w:pBdr>
-          <w:left w:val="single" w:sz="18" w:space="4" w:color="1E4620"/>
-        </w:pBdr>
-        <w:shd w:val="clear" w:fill="F2F5FA"/>
+        <w:spacing w:after="40"/>
+      </w:pPr>
+    </w:p>
+    <w:p>
+      <w:pPr>
+        <w:spacing w:before="200"/>
       </w:pPr>
       <w:r>
         <w:rPr>
+          <w:rFonts w:ascii="微软雅黑" w:hAnsi="微软雅黑" w:eastAsia="微软雅黑"/>
           <w:b w:val="0"/>
-        </w:rPr>
-        <w:t>请大家轮流分享：你平时有没有"祝福过"别人？比如祝福朋友健康、祝福家人平安。读了原文，你觉得慈心的祝福和平时的祝福有什么不一样？</w:t>
-      </w:r>
-    </w:p>
-    <w:p>
-      <w:r>
-        <w:rPr>
-          <w:b/>
-          <w:color w:val="1E4620"/>
-          <w:sz w:val="26"/>
+          <w:i w:val="0"/>
+          <w:color w:val="1E5631"/>
+          <w:sz w:val="28"/>
         </w:rPr>
         <w:t>🎯 第一轮主题讨论（10 min）</w:t>
       </w:r>
@@ -1075,13 +1453,19 @@
     <w:p>
       <w:r>
         <w:rPr>
+          <w:rFonts w:ascii="宋体" w:hAnsi="宋体" w:eastAsia="宋体"/>
           <w:b/>
+          <w:i w:val="0"/>
+          <w:sz w:val="22"/>
         </w:rPr>
         <w:t>讨论问题（按优先级）</w:t>
       </w:r>
       <w:r>
         <w:rPr>
+          <w:rFonts w:ascii="宋体" w:hAnsi="宋体" w:eastAsia="宋体"/>
           <w:b w:val="0"/>
+          <w:i w:val="0"/>
+          <w:sz w:val="22"/>
         </w:rPr>
         <w:t>：</w:t>
       </w:r>
@@ -1092,13 +1476,19 @@
       </w:pPr>
       <w:r>
         <w:rPr>
+          <w:rFonts w:ascii="宋体" w:hAnsi="宋体" w:eastAsia="宋体"/>
           <w:b/>
+          <w:i w:val="0"/>
+          <w:sz w:val="22"/>
         </w:rPr>
         <w:t>问题①（★必答，时间不够时只讨论这个）</w:t>
       </w:r>
       <w:r>
         <w:rPr>
+          <w:rFonts w:ascii="宋体" w:hAnsi="宋体" w:eastAsia="宋体"/>
           <w:b w:val="0"/>
+          <w:i w:val="0"/>
+          <w:sz w:val="22"/>
         </w:rPr>
         <w:t>：第188讲说修习次第是：自己→尊敬的亲人→普通朋友→讨厌的人→仇敌。你觉得为什么"亲人"排在"自己"后面、"仇敌"放在最后？</w:t>
       </w:r>
@@ -1109,13 +1499,19 @@
       </w:pPr>
       <w:r>
         <w:rPr>
+          <w:rFonts w:ascii="宋体" w:hAnsi="宋体" w:eastAsia="宋体"/>
           <w:b/>
+          <w:i w:val="0"/>
+          <w:sz w:val="22"/>
         </w:rPr>
         <w:t>问题②（◈选答）</w:t>
       </w:r>
       <w:r>
         <w:rPr>
+          <w:rFonts w:ascii="宋体" w:hAnsi="宋体" w:eastAsia="宋体"/>
           <w:b w:val="0"/>
+          <w:i w:val="0"/>
+          <w:sz w:val="22"/>
         </w:rPr>
         <w:t>：五类禁忌对象里——讨厌的人、平淡的人、非常亲爱的人、死人、单个异性——哪一类最出乎你的意料？"非常亲爱的人"为什么也在禁忌里？</w:t>
       </w:r>
@@ -1126,13 +1522,19 @@
       </w:pPr>
       <w:r>
         <w:rPr>
+          <w:rFonts w:ascii="宋体" w:hAnsi="宋体" w:eastAsia="宋体"/>
           <w:b/>
+          <w:i w:val="0"/>
+          <w:sz w:val="22"/>
         </w:rPr>
         <w:t>问题③（◈选答）</w:t>
       </w:r>
       <w:r>
         <w:rPr>
+          <w:rFonts w:ascii="宋体" w:hAnsi="宋体" w:eastAsia="宋体"/>
           <w:b w:val="0"/>
+          <w:i w:val="0"/>
+          <w:sz w:val="22"/>
         </w:rPr>
         <w:t>："中性人"——那些你既不特别喜欢也不讨厌的人（比如路过的同事、楼下的保安、常去的便利店店员），你上一次真心祝福他们是多久以前？</w:t>
       </w:r>
@@ -1143,566 +1545,852 @@
       </w:pPr>
       <w:r>
         <w:rPr>
+          <w:rFonts w:ascii="宋体" w:hAnsi="宋体" w:eastAsia="宋体"/>
           <w:b/>
+          <w:i w:val="0"/>
+          <w:sz w:val="22"/>
         </w:rPr>
         <w:t>问题④（◈选答，时间富余或大家感兴趣时讨论）</w:t>
       </w:r>
       <w:r>
         <w:rPr>
+          <w:rFonts w:ascii="宋体" w:hAnsi="宋体" w:eastAsia="宋体"/>
           <w:b w:val="0"/>
+          <w:i w:val="0"/>
+          <w:sz w:val="22"/>
         </w:rPr>
         <w:t>：散播慈爱文里说"无怨敌，无瞋害，无恼乱，保持自己的快乐"——如果一个人总被情绪困扰，你觉得这四句祝福哪一句对他最重要？</w:t>
       </w:r>
     </w:p>
+    <w:tbl>
+      <w:tblPr>
+        <w:tblW w:type="auto" w:w="0"/>
+        <w:jc w:val="center"/>
+        <w:tblLook w:firstColumn="1" w:firstRow="1" w:lastColumn="0" w:lastRow="0" w:noHBand="0" w:noVBand="1" w:val="04A0"/>
+      </w:tblPr>
+      <w:tblGrid>
+        <w:gridCol w:w="9638"/>
+      </w:tblGrid>
+      <w:tr>
+        <w:tc>
+          <w:tcPr>
+            <w:tcW w:type="dxa" w:w="9638"/>
+            <w:shd w:val="clear" w:color="auto" w:fill="F2F8F4"/>
+            <w:tcBorders>
+              <w:start w:val="single" w:sz="24" w:color="2E7D4F"/>
+            </w:tcBorders>
+            <w:tcMar>
+              <w:top w:w="40" w:type="dxa"/>
+              <w:bottom w:w="40" w:type="dxa"/>
+              <w:start w:w="120" w:type="dxa"/>
+              <w:end w:w="120" w:type="dxa"/>
+            </w:tcMar>
+          </w:tcPr>
+          <w:p>
+            <w:pPr>
+              <w:spacing w:line="324" w:lineRule="auto" w:after="60"/>
+            </w:pPr>
+            <w:r/>
+            <w:r>
+              <w:rPr>
+                <w:rFonts w:ascii="宋体" w:hAnsi="宋体" w:eastAsia="宋体"/>
+                <w:b/>
+                <w:i w:val="0"/>
+                <w:color w:val="333333"/>
+                <w:sz w:val="22"/>
+              </w:rPr>
+              <w:t>分层追问</w:t>
+            </w:r>
+            <w:r>
+              <w:rPr>
+                <w:rFonts w:ascii="宋体" w:hAnsi="宋体" w:eastAsia="宋体"/>
+                <w:b w:val="0"/>
+                <w:i w:val="0"/>
+                <w:color w:val="333333"/>
+                <w:sz w:val="22"/>
+              </w:rPr>
+              <w:t>（可视时间取用，由浅入深）：</w:t>
+            </w:r>
+          </w:p>
+          <w:p>
+            <w:pPr>
+              <w:spacing w:line="324" w:lineRule="auto" w:after="60"/>
+            </w:pPr>
+            <w:r>
+              <w:rPr>
+                <w:rFonts w:ascii="宋体" w:hAnsi="宋体" w:eastAsia="宋体"/>
+                <w:b w:val="0"/>
+                <w:i w:val="0"/>
+                <w:color w:val="333333"/>
+                <w:sz w:val="22"/>
+              </w:rPr>
+              <w:t>- 【现象】你身边「不亲不疏」的中性人，大概有谁？</w:t>
+            </w:r>
+          </w:p>
+          <w:p>
+            <w:pPr>
+              <w:spacing w:line="324" w:lineRule="auto" w:after="60"/>
+            </w:pPr>
+            <w:r>
+              <w:rPr>
+                <w:rFonts w:ascii="宋体" w:hAnsi="宋体" w:eastAsia="宋体"/>
+                <w:b w:val="0"/>
+                <w:i w:val="0"/>
+                <w:color w:val="333333"/>
+                <w:sz w:val="22"/>
+              </w:rPr>
+              <w:t>- 【影响】如果对所有人都一样地祝福，你的心会更松，还是更累？</w:t>
+            </w:r>
+          </w:p>
+          <w:p>
+            <w:pPr>
+              <w:spacing w:line="324" w:lineRule="auto" w:after="60"/>
+            </w:pPr>
+            <w:r>
+              <w:rPr>
+                <w:rFonts w:ascii="宋体" w:hAnsi="宋体" w:eastAsia="宋体"/>
+                <w:b w:val="0"/>
+                <w:i w:val="0"/>
+                <w:color w:val="333333"/>
+                <w:sz w:val="22"/>
+              </w:rPr>
+              <w:t>- 【应对】这周你可以先挑哪一位「中性人」，在心里默默祝福一次？</w:t>
+            </w:r>
+          </w:p>
+        </w:tc>
+      </w:tr>
+    </w:tbl>
     <w:p>
       <w:pPr>
-        <w:ind w:left="170"/>
-        <w:pBdr>
-          <w:left w:val="single" w:sz="18" w:space="4" w:color="1E4620"/>
-        </w:pBdr>
-        <w:shd w:val="clear" w:fill="F2F5FA"/>
+        <w:spacing w:after="40"/>
+      </w:pPr>
+    </w:p>
+    <w:p>
+      <w:pPr>
+        <w:spacing w:before="200"/>
       </w:pPr>
       <w:r>
         <w:rPr>
-          <w:b/>
+          <w:rFonts w:ascii="微软雅黑" w:hAnsi="微软雅黑" w:eastAsia="微软雅黑"/>
+          <w:b w:val="0"/>
+          <w:i w:val="0"/>
+          <w:color w:val="1E5631"/>
+          <w:sz w:val="28"/>
         </w:rPr>
-        <w:t>分层追问</w:t>
-      </w:r>
-      <w:r>
-        <w:rPr>
-          <w:b w:val="0"/>
-        </w:rPr>
-        <w:t>（可视时间取用，由浅入深）：</w:t>
+        <w:t>🧘 禅修练习（15 min）</w:t>
       </w:r>
     </w:p>
+    <w:tbl>
+      <w:tblPr>
+        <w:tblW w:type="auto" w:w="0"/>
+        <w:jc w:val="center"/>
+        <w:tblLook w:firstColumn="1" w:firstRow="1" w:lastColumn="0" w:lastRow="0" w:noHBand="0" w:noVBand="1" w:val="04A0"/>
+      </w:tblPr>
+      <w:tblGrid>
+        <w:gridCol w:w="9638"/>
+      </w:tblGrid>
+      <w:tr>
+        <w:tc>
+          <w:tcPr>
+            <w:tcW w:type="dxa" w:w="9638"/>
+            <w:shd w:val="clear" w:color="auto" w:fill="F2F8F4"/>
+            <w:tcBorders>
+              <w:start w:val="single" w:sz="24" w:color="2E7D4F"/>
+            </w:tcBorders>
+            <w:tcMar>
+              <w:top w:w="40" w:type="dxa"/>
+              <w:bottom w:w="40" w:type="dxa"/>
+              <w:start w:w="120" w:type="dxa"/>
+              <w:end w:w="120" w:type="dxa"/>
+            </w:tcMar>
+          </w:tcPr>
+          <w:p>
+            <w:pPr>
+              <w:spacing w:line="324" w:lineRule="auto" w:after="60"/>
+            </w:pPr>
+            <w:r/>
+            <w:r>
+              <w:rPr>
+                <w:rFonts w:ascii="宋体" w:hAnsi="宋体" w:eastAsia="宋体"/>
+                <w:b w:val="0"/>
+                <w:i w:val="0"/>
+                <w:color w:val="333333"/>
+                <w:sz w:val="22"/>
+              </w:rPr>
+              <w:t>💡 本周由连续两周合并，含两段禅修练习引导词；时间紧可读其一，或各取前半段（合计约15分钟）。</w:t>
+            </w:r>
+          </w:p>
+        </w:tc>
+      </w:tr>
+    </w:tbl>
     <w:p>
       <w:pPr>
-        <w:ind w:left="170"/>
-        <w:pBdr>
-          <w:left w:val="single" w:sz="18" w:space="4" w:color="1E4620"/>
-        </w:pBdr>
-        <w:shd w:val="clear" w:fill="F2F5FA"/>
+        <w:spacing w:after="40"/>
       </w:pPr>
-      <w:r>
-        <w:rPr>
-          <w:b w:val="0"/>
-        </w:rPr>
-        <w:t>- 【现象】你身边「不亲不疏」的中性人，大概有谁？</w:t>
-      </w:r>
     </w:p>
+    <w:tbl>
+      <w:tblPr>
+        <w:tblW w:type="auto" w:w="0"/>
+        <w:jc w:val="center"/>
+        <w:tblLook w:firstColumn="1" w:firstRow="1" w:lastColumn="0" w:lastRow="0" w:noHBand="0" w:noVBand="1" w:val="04A0"/>
+      </w:tblPr>
+      <w:tblGrid>
+        <w:gridCol w:w="9638"/>
+      </w:tblGrid>
+      <w:tr>
+        <w:tc>
+          <w:tcPr>
+            <w:tcW w:type="dxa" w:w="9638"/>
+            <w:shd w:val="clear" w:color="auto" w:fill="F2F8F4"/>
+            <w:tcBorders>
+              <w:start w:val="single" w:sz="24" w:color="2E7D4F"/>
+            </w:tcBorders>
+            <w:tcMar>
+              <w:top w:w="40" w:type="dxa"/>
+              <w:bottom w:w="40" w:type="dxa"/>
+              <w:start w:w="120" w:type="dxa"/>
+              <w:end w:w="120" w:type="dxa"/>
+            </w:tcMar>
+          </w:tcPr>
+          <w:p>
+            <w:pPr>
+              <w:spacing w:line="324" w:lineRule="auto" w:after="60"/>
+            </w:pPr>
+            <w:r/>
+            <w:r>
+              <w:rPr>
+                <w:rFonts w:ascii="宋体" w:hAnsi="宋体" w:eastAsia="宋体"/>
+                <w:b w:val="0"/>
+                <w:i w:val="0"/>
+                <w:color w:val="333333"/>
+                <w:sz w:val="22"/>
+              </w:rPr>
+              <w:t xml:space="preserve">⚠️ </w:t>
+            </w:r>
+            <w:r>
+              <w:rPr>
+                <w:rFonts w:ascii="宋体" w:hAnsi="宋体" w:eastAsia="宋体"/>
+                <w:b/>
+                <w:i w:val="0"/>
+                <w:color w:val="333333"/>
+                <w:sz w:val="22"/>
+              </w:rPr>
+              <w:t>禅修禁忌提示</w:t>
+            </w:r>
+            <w:r>
+              <w:rPr>
+                <w:rFonts w:ascii="宋体" w:hAnsi="宋体" w:eastAsia="宋体"/>
+                <w:b w:val="0"/>
+                <w:i w:val="0"/>
+                <w:color w:val="333333"/>
+                <w:sz w:val="22"/>
+              </w:rPr>
+              <w:t>：若你正处在严重抑郁、焦虑、创伤后应激，或精神类疾病的发作／用药期，或正经历强烈的情绪危机，请先咨询医生或心理师，再决定是否练习；练习中若出现明显不适（如心悸、胸闷、情绪失控），请立即停止，睁开眼睛，把注意力放回呼吸与身体，必要时离场休息。</w:t>
+            </w:r>
+          </w:p>
+        </w:tc>
+      </w:tr>
+    </w:tbl>
     <w:p>
       <w:pPr>
-        <w:ind w:left="170"/>
-        <w:pBdr>
-          <w:left w:val="single" w:sz="18" w:space="4" w:color="1E4620"/>
-        </w:pBdr>
-        <w:shd w:val="clear" w:fill="F2F5FA"/>
+        <w:spacing w:after="40"/>
       </w:pPr>
-      <w:r>
-        <w:rPr>
-          <w:b w:val="0"/>
-        </w:rPr>
-        <w:t>- 【影响】如果对所有人都一样地祝福，你的心会更松，还是更累？</w:t>
-      </w:r>
-    </w:p>
-    <w:p>
-      <w:pPr>
-        <w:ind w:left="170"/>
-        <w:pBdr>
-          <w:left w:val="single" w:sz="18" w:space="4" w:color="1E4620"/>
-        </w:pBdr>
-        <w:shd w:val="clear" w:fill="F2F5FA"/>
-      </w:pPr>
-      <w:r>
-        <w:rPr>
-          <w:b w:val="0"/>
-        </w:rPr>
-        <w:t>- 【应对】这周你可以先挑哪一位「中性人」，在心里默默祝福一次？</w:t>
-      </w:r>
     </w:p>
     <w:p>
       <w:r>
         <w:rPr>
+          <w:rFonts w:ascii="宋体" w:hAnsi="宋体" w:eastAsia="宋体"/>
           <w:b/>
-          <w:color w:val="1E4620"/>
-          <w:sz w:val="26"/>
-        </w:rPr>
-        <w:t>🧘 禅修练习（15 min）</w:t>
-      </w:r>
-    </w:p>
-    <w:p>
-      <w:pPr>
-        <w:ind w:left="170"/>
-        <w:pBdr>
-          <w:left w:val="single" w:sz="18" w:space="4" w:color="1E4620"/>
-        </w:pBdr>
-        <w:shd w:val="clear" w:fill="F2F5FA"/>
-      </w:pPr>
-      <w:r>
-        <w:rPr>
-          <w:b w:val="0"/>
-        </w:rPr>
-        <w:t>💡 本周由连续两周合并，含两段禅修练习引导词；时间紧可读其一，或各取前半段（合计约15分钟）。</w:t>
-      </w:r>
-    </w:p>
-    <w:p>
-      <w:pPr>
-        <w:ind w:left="170"/>
-        <w:pBdr>
-          <w:left w:val="single" w:sz="18" w:space="4" w:color="1E4620"/>
-        </w:pBdr>
-        <w:shd w:val="clear" w:fill="F2F5FA"/>
-      </w:pPr>
-      <w:r>
-        <w:rPr>
-          <w:b w:val="0"/>
-        </w:rPr>
-        <w:t xml:space="preserve">⚠️ </w:t>
-      </w:r>
-      <w:r>
-        <w:rPr>
-          <w:b/>
-        </w:rPr>
-        <w:t>禅修禁忌提示</w:t>
-      </w:r>
-      <w:r>
-        <w:rPr>
-          <w:b w:val="0"/>
-        </w:rPr>
-        <w:t>：若你正处在严重抑郁、焦虑、创伤后应激，或精神类疾病的发作／用药期，或正经历强烈的情绪危机，请先咨询医生或心理师，再决定是否练习；练习中若出现明显不适（如心悸、胸闷、情绪失控），请立即停止，睁开眼睛，把注意力放回呼吸与身体，必要时离场休息。</w:t>
-      </w:r>
-    </w:p>
-    <w:p>
-      <w:r>
-        <w:rPr>
-          <w:b/>
+          <w:i w:val="0"/>
+          <w:sz w:val="22"/>
         </w:rPr>
         <w:t>引导词</w:t>
       </w:r>
       <w:r>
         <w:rPr>
+          <w:rFonts w:ascii="宋体" w:hAnsi="宋体" w:eastAsia="宋体"/>
           <w:b w:val="0"/>
+          <w:i w:val="0"/>
+          <w:sz w:val="22"/>
         </w:rPr>
         <w:t>：</w:t>
       </w:r>
     </w:p>
+    <w:tbl>
+      <w:tblPr>
+        <w:tblW w:type="auto" w:w="0"/>
+        <w:jc w:val="center"/>
+        <w:tblLook w:firstColumn="1" w:firstRow="1" w:lastColumn="0" w:lastRow="0" w:noHBand="0" w:noVBand="1" w:val="04A0"/>
+      </w:tblPr>
+      <w:tblGrid>
+        <w:gridCol w:w="9638"/>
+      </w:tblGrid>
+      <w:tr>
+        <w:tc>
+          <w:tcPr>
+            <w:tcW w:type="dxa" w:w="9638"/>
+            <w:shd w:val="clear" w:color="auto" w:fill="F2F8F4"/>
+            <w:tcBorders>
+              <w:start w:val="single" w:sz="24" w:color="2E7D4F"/>
+            </w:tcBorders>
+            <w:tcMar>
+              <w:top w:w="40" w:type="dxa"/>
+              <w:bottom w:w="40" w:type="dxa"/>
+              <w:start w:w="120" w:type="dxa"/>
+              <w:end w:w="120" w:type="dxa"/>
+            </w:tcMar>
+          </w:tcPr>
+          <w:p>
+            <w:pPr>
+              <w:spacing w:line="324" w:lineRule="auto" w:after="60"/>
+            </w:pPr>
+            <w:r/>
+            <w:r>
+              <w:rPr>
+                <w:rFonts w:ascii="宋体" w:hAnsi="宋体" w:eastAsia="宋体"/>
+                <w:b w:val="0"/>
+                <w:i w:val="0"/>
+                <w:color w:val="333333"/>
+                <w:sz w:val="22"/>
+              </w:rPr>
+              <w:t>调整好坐姿，闭上眼睛。先对自己散播慈爱：</w:t>
+            </w:r>
+          </w:p>
+          <w:p>
+            <w:pPr>
+              <w:spacing w:line="324" w:lineRule="auto" w:after="60"/>
+            </w:pPr>
+            <w:r>
+              <w:rPr>
+                <w:rFonts w:ascii="宋体" w:hAnsi="宋体" w:eastAsia="宋体"/>
+                <w:b w:val="0"/>
+                <w:i w:val="0"/>
+                <w:color w:val="333333"/>
+                <w:sz w:val="22"/>
+              </w:rPr>
+              <w:t>愿我没有怨敌，愿我没有内心的痛苦，愿我没有身体的痛苦，愿我保有快乐。（停顿）</w:t>
+            </w:r>
+          </w:p>
+          <w:p>
+            <w:pPr>
+              <w:spacing w:line="324" w:lineRule="auto" w:after="60"/>
+            </w:pPr>
+          </w:p>
+          <w:p>
+            <w:pPr>
+              <w:spacing w:line="324" w:lineRule="auto" w:after="60"/>
+            </w:pPr>
+            <w:r>
+              <w:rPr>
+                <w:rFonts w:ascii="宋体" w:hAnsi="宋体" w:eastAsia="宋体"/>
+                <w:b w:val="0"/>
+                <w:i w:val="0"/>
+                <w:color w:val="333333"/>
+                <w:sz w:val="22"/>
+              </w:rPr>
+              <w:t>现在，在心里请出一位你尊敬的、喜爱的同性——老师、长辈或亲近的朋友。想象他/她快乐的样子，露出笑容的样子。</w:t>
+            </w:r>
+          </w:p>
+          <w:p>
+            <w:pPr>
+              <w:spacing w:line="324" w:lineRule="auto" w:after="60"/>
+            </w:pPr>
+            <w:r>
+              <w:rPr>
+                <w:rFonts w:ascii="宋体" w:hAnsi="宋体" w:eastAsia="宋体"/>
+                <w:b w:val="0"/>
+                <w:i w:val="0"/>
+                <w:color w:val="333333"/>
+                <w:sz w:val="22"/>
+              </w:rPr>
+              <w:t>愿这位善人没有敌意，远离危难。</w:t>
+            </w:r>
+          </w:p>
+          <w:p>
+            <w:pPr>
+              <w:spacing w:line="324" w:lineRule="auto" w:after="60"/>
+            </w:pPr>
+            <w:r>
+              <w:rPr>
+                <w:rFonts w:ascii="宋体" w:hAnsi="宋体" w:eastAsia="宋体"/>
+                <w:b w:val="0"/>
+                <w:i w:val="0"/>
+                <w:color w:val="333333"/>
+                <w:sz w:val="22"/>
+              </w:rPr>
+              <w:t>愿这位善人内心愉悦，没有痛苦。</w:t>
+            </w:r>
+          </w:p>
+          <w:p>
+            <w:pPr>
+              <w:spacing w:line="324" w:lineRule="auto" w:after="60"/>
+            </w:pPr>
+            <w:r>
+              <w:rPr>
+                <w:rFonts w:ascii="宋体" w:hAnsi="宋体" w:eastAsia="宋体"/>
+                <w:b w:val="0"/>
+                <w:i w:val="0"/>
+                <w:color w:val="333333"/>
+                <w:sz w:val="22"/>
+              </w:rPr>
+              <w:t>愿这位善人身体健康，远离疾病。</w:t>
+            </w:r>
+          </w:p>
+          <w:p>
+            <w:pPr>
+              <w:spacing w:line="324" w:lineRule="auto" w:after="60"/>
+            </w:pPr>
+            <w:r>
+              <w:rPr>
+                <w:rFonts w:ascii="宋体" w:hAnsi="宋体" w:eastAsia="宋体"/>
+                <w:b w:val="0"/>
+                <w:i w:val="0"/>
+                <w:color w:val="333333"/>
+                <w:sz w:val="22"/>
+              </w:rPr>
+              <w:t>愿这位善人善业成就，保有快乐。（停顿）</w:t>
+            </w:r>
+          </w:p>
+          <w:p>
+            <w:pPr>
+              <w:spacing w:line="324" w:lineRule="auto" w:after="60"/>
+            </w:pPr>
+          </w:p>
+          <w:p>
+            <w:pPr>
+              <w:spacing w:line="324" w:lineRule="auto" w:after="60"/>
+            </w:pPr>
+            <w:r>
+              <w:rPr>
+                <w:rFonts w:ascii="宋体" w:hAnsi="宋体" w:eastAsia="宋体"/>
+                <w:b w:val="0"/>
+                <w:i w:val="0"/>
+                <w:color w:val="333333"/>
+                <w:sz w:val="22"/>
+              </w:rPr>
+              <w:t>然后，请出一位"中性"的人——你不特别亲近也不讨厌的同事、邻居。</w:t>
+            </w:r>
+          </w:p>
+          <w:p>
+            <w:pPr>
+              <w:spacing w:line="324" w:lineRule="auto" w:after="60"/>
+            </w:pPr>
+            <w:r>
+              <w:rPr>
+                <w:rFonts w:ascii="宋体" w:hAnsi="宋体" w:eastAsia="宋体"/>
+                <w:b w:val="0"/>
+                <w:i w:val="0"/>
+                <w:color w:val="333333"/>
+                <w:sz w:val="22"/>
+              </w:rPr>
+              <w:t>想象他/她轻松的样子。</w:t>
+            </w:r>
+          </w:p>
+          <w:p>
+            <w:pPr>
+              <w:spacing w:line="324" w:lineRule="auto" w:after="60"/>
+            </w:pPr>
+            <w:r>
+              <w:rPr>
+                <w:rFonts w:ascii="宋体" w:hAnsi="宋体" w:eastAsia="宋体"/>
+                <w:b w:val="0"/>
+                <w:i w:val="0"/>
+                <w:color w:val="333333"/>
+                <w:sz w:val="22"/>
+              </w:rPr>
+              <w:t>愿这位朋友没有敌意，远离危难。</w:t>
+            </w:r>
+          </w:p>
+          <w:p>
+            <w:pPr>
+              <w:spacing w:line="324" w:lineRule="auto" w:after="60"/>
+            </w:pPr>
+            <w:r>
+              <w:rPr>
+                <w:rFonts w:ascii="宋体" w:hAnsi="宋体" w:eastAsia="宋体"/>
+                <w:b w:val="0"/>
+                <w:i w:val="0"/>
+                <w:color w:val="333333"/>
+                <w:sz w:val="22"/>
+              </w:rPr>
+              <w:t>愿这位朋友内心愉悦，没有痛苦。</w:t>
+            </w:r>
+          </w:p>
+          <w:p>
+            <w:pPr>
+              <w:spacing w:line="324" w:lineRule="auto" w:after="60"/>
+            </w:pPr>
+            <w:r>
+              <w:rPr>
+                <w:rFonts w:ascii="宋体" w:hAnsi="宋体" w:eastAsia="宋体"/>
+                <w:b w:val="0"/>
+                <w:i w:val="0"/>
+                <w:color w:val="333333"/>
+                <w:sz w:val="22"/>
+              </w:rPr>
+              <w:t>愿这位朋友身体健康，远离疾病。</w:t>
+            </w:r>
+          </w:p>
+          <w:p>
+            <w:pPr>
+              <w:spacing w:line="324" w:lineRule="auto" w:after="60"/>
+            </w:pPr>
+            <w:r>
+              <w:rPr>
+                <w:rFonts w:ascii="宋体" w:hAnsi="宋体" w:eastAsia="宋体"/>
+                <w:b w:val="0"/>
+                <w:i w:val="0"/>
+                <w:color w:val="333333"/>
+                <w:sz w:val="22"/>
+              </w:rPr>
+              <w:t>愿这位朋友保有快乐。（停顿）</w:t>
+            </w:r>
+          </w:p>
+          <w:p>
+            <w:pPr>
+              <w:spacing w:line="324" w:lineRule="auto" w:after="60"/>
+            </w:pPr>
+          </w:p>
+          <w:p>
+            <w:pPr>
+              <w:spacing w:line="324" w:lineRule="auto" w:after="60"/>
+            </w:pPr>
+            <w:r>
+              <w:rPr>
+                <w:rFonts w:ascii="宋体" w:hAnsi="宋体" w:eastAsia="宋体"/>
+                <w:b w:val="0"/>
+                <w:i w:val="0"/>
+                <w:color w:val="333333"/>
+                <w:sz w:val="22"/>
+              </w:rPr>
+              <w:t>最后回到自己：愿我快乐，愿我平安，愿我健康。</w:t>
+            </w:r>
+          </w:p>
+          <w:p>
+            <w:pPr>
+              <w:spacing w:line="324" w:lineRule="auto" w:after="60"/>
+            </w:pPr>
+            <w:r>
+              <w:rPr>
+                <w:rFonts w:ascii="宋体" w:hAnsi="宋体" w:eastAsia="宋体"/>
+                <w:b w:val="0"/>
+                <w:i w:val="0"/>
+                <w:color w:val="333333"/>
+                <w:sz w:val="22"/>
+              </w:rPr>
+              <w:t>好，慢慢睁开眼睛。</w:t>
+            </w:r>
+          </w:p>
+        </w:tc>
+      </w:tr>
+    </w:tbl>
     <w:p>
       <w:pPr>
-        <w:ind w:left="170"/>
-        <w:pBdr>
-          <w:left w:val="single" w:sz="18" w:space="4" w:color="1E4620"/>
-        </w:pBdr>
-        <w:shd w:val="clear" w:fill="F2F5FA"/>
+        <w:spacing w:after="40"/>
       </w:pPr>
-      <w:r>
-        <w:rPr>
-          <w:b w:val="0"/>
-        </w:rPr>
-        <w:t>调整好坐姿，闭上眼睛。先对自己散播慈爱：</w:t>
-      </w:r>
-    </w:p>
-    <w:p>
-      <w:pPr>
-        <w:ind w:left="170"/>
-        <w:pBdr>
-          <w:left w:val="single" w:sz="18" w:space="4" w:color="1E4620"/>
-        </w:pBdr>
-        <w:shd w:val="clear" w:fill="F2F5FA"/>
-      </w:pPr>
-      <w:r>
-        <w:rPr>
-          <w:b w:val="0"/>
-        </w:rPr>
-        <w:t>愿我没有怨敌，愿我没有内心的痛苦，愿我没有身体的痛苦，愿我保有快乐。（停顿）</w:t>
-      </w:r>
-    </w:p>
-    <w:p>
-      <w:pPr>
-        <w:ind w:left="170"/>
-        <w:pBdr>
-          <w:left w:val="single" w:sz="18" w:space="4" w:color="1E4620"/>
-        </w:pBdr>
-        <w:shd w:val="clear" w:fill="F2F5FA"/>
-      </w:pPr>
-      <w:r>
-        <w:rPr>
-          <w:b w:val="0"/>
-        </w:rPr>
-        <w:t>现在，在心里请出一位你尊敬的、喜爱的同性——老师、长辈或亲近的朋友。想象他/她快乐的样子，露出笑容的样子。</w:t>
-      </w:r>
-    </w:p>
-    <w:p>
-      <w:pPr>
-        <w:ind w:left="170"/>
-        <w:pBdr>
-          <w:left w:val="single" w:sz="18" w:space="4" w:color="1E4620"/>
-        </w:pBdr>
-        <w:shd w:val="clear" w:fill="F2F5FA"/>
-      </w:pPr>
-      <w:r>
-        <w:rPr>
-          <w:b w:val="0"/>
-        </w:rPr>
-        <w:t>愿这位善人没有敌意，远离危难。</w:t>
-      </w:r>
-    </w:p>
-    <w:p>
-      <w:pPr>
-        <w:ind w:left="170"/>
-        <w:pBdr>
-          <w:left w:val="single" w:sz="18" w:space="4" w:color="1E4620"/>
-        </w:pBdr>
-        <w:shd w:val="clear" w:fill="F2F5FA"/>
-      </w:pPr>
-      <w:r>
-        <w:rPr>
-          <w:b w:val="0"/>
-        </w:rPr>
-        <w:t>愿这位善人内心愉悦，没有痛苦。</w:t>
-      </w:r>
-    </w:p>
-    <w:p>
-      <w:pPr>
-        <w:ind w:left="170"/>
-        <w:pBdr>
-          <w:left w:val="single" w:sz="18" w:space="4" w:color="1E4620"/>
-        </w:pBdr>
-        <w:shd w:val="clear" w:fill="F2F5FA"/>
-      </w:pPr>
-      <w:r>
-        <w:rPr>
-          <w:b w:val="0"/>
-        </w:rPr>
-        <w:t>愿这位善人身体健康，远离疾病。</w:t>
-      </w:r>
-    </w:p>
-    <w:p>
-      <w:pPr>
-        <w:ind w:left="170"/>
-        <w:pBdr>
-          <w:left w:val="single" w:sz="18" w:space="4" w:color="1E4620"/>
-        </w:pBdr>
-        <w:shd w:val="clear" w:fill="F2F5FA"/>
-      </w:pPr>
-      <w:r>
-        <w:rPr>
-          <w:b w:val="0"/>
-        </w:rPr>
-        <w:t>愿这位善人善业成就，保有快乐。（停顿）</w:t>
-      </w:r>
-    </w:p>
-    <w:p>
-      <w:pPr>
-        <w:ind w:left="170"/>
-        <w:pBdr>
-          <w:left w:val="single" w:sz="18" w:space="4" w:color="1E4620"/>
-        </w:pBdr>
-        <w:shd w:val="clear" w:fill="F2F5FA"/>
-      </w:pPr>
-      <w:r>
-        <w:rPr>
-          <w:b w:val="0"/>
-        </w:rPr>
-        <w:t>然后，请出一位"中性"的人——你不特别亲近也不讨厌的同事、邻居。</w:t>
-      </w:r>
-    </w:p>
-    <w:p>
-      <w:pPr>
-        <w:ind w:left="170"/>
-        <w:pBdr>
-          <w:left w:val="single" w:sz="18" w:space="4" w:color="1E4620"/>
-        </w:pBdr>
-        <w:shd w:val="clear" w:fill="F2F5FA"/>
-      </w:pPr>
-      <w:r>
-        <w:rPr>
-          <w:b w:val="0"/>
-        </w:rPr>
-        <w:t>想象他/她轻松的样子。</w:t>
-      </w:r>
-    </w:p>
-    <w:p>
-      <w:pPr>
-        <w:ind w:left="170"/>
-        <w:pBdr>
-          <w:left w:val="single" w:sz="18" w:space="4" w:color="1E4620"/>
-        </w:pBdr>
-        <w:shd w:val="clear" w:fill="F2F5FA"/>
-      </w:pPr>
-      <w:r>
-        <w:rPr>
-          <w:b w:val="0"/>
-        </w:rPr>
-        <w:t>愿这位朋友没有敌意，远离危难。</w:t>
-      </w:r>
-    </w:p>
-    <w:p>
-      <w:pPr>
-        <w:ind w:left="170"/>
-        <w:pBdr>
-          <w:left w:val="single" w:sz="18" w:space="4" w:color="1E4620"/>
-        </w:pBdr>
-        <w:shd w:val="clear" w:fill="F2F5FA"/>
-      </w:pPr>
-      <w:r>
-        <w:rPr>
-          <w:b w:val="0"/>
-        </w:rPr>
-        <w:t>愿这位朋友内心愉悦，没有痛苦。</w:t>
-      </w:r>
-    </w:p>
-    <w:p>
-      <w:pPr>
-        <w:ind w:left="170"/>
-        <w:pBdr>
-          <w:left w:val="single" w:sz="18" w:space="4" w:color="1E4620"/>
-        </w:pBdr>
-        <w:shd w:val="clear" w:fill="F2F5FA"/>
-      </w:pPr>
-      <w:r>
-        <w:rPr>
-          <w:b w:val="0"/>
-        </w:rPr>
-        <w:t>愿这位朋友身体健康，远离疾病。</w:t>
-      </w:r>
-    </w:p>
-    <w:p>
-      <w:pPr>
-        <w:ind w:left="170"/>
-        <w:pBdr>
-          <w:left w:val="single" w:sz="18" w:space="4" w:color="1E4620"/>
-        </w:pBdr>
-        <w:shd w:val="clear" w:fill="F2F5FA"/>
-      </w:pPr>
-      <w:r>
-        <w:rPr>
-          <w:b w:val="0"/>
-        </w:rPr>
-        <w:t>愿这位朋友保有快乐。（停顿）</w:t>
-      </w:r>
-    </w:p>
-    <w:p>
-      <w:pPr>
-        <w:ind w:left="170"/>
-        <w:pBdr>
-          <w:left w:val="single" w:sz="18" w:space="4" w:color="1E4620"/>
-        </w:pBdr>
-        <w:shd w:val="clear" w:fill="F2F5FA"/>
-      </w:pPr>
-      <w:r>
-        <w:rPr>
-          <w:b w:val="0"/>
-        </w:rPr>
-        <w:t>最后回到自己：愿我快乐，愿我平安，愿我健康。</w:t>
-      </w:r>
-    </w:p>
-    <w:p>
-      <w:pPr>
-        <w:ind w:left="170"/>
-        <w:pBdr>
-          <w:left w:val="single" w:sz="18" w:space="4" w:color="1E4620"/>
-        </w:pBdr>
-        <w:shd w:val="clear" w:fill="F2F5FA"/>
-      </w:pPr>
-      <w:r>
-        <w:rPr>
-          <w:b w:val="0"/>
-        </w:rPr>
-        <w:t>好，慢慢睁开眼睛。</w:t>
-      </w:r>
     </w:p>
     <w:p>
       <w:r>
         <w:rPr>
+          <w:rFonts w:ascii="宋体" w:hAnsi="宋体" w:eastAsia="宋体"/>
           <w:b/>
+          <w:i w:val="0"/>
+          <w:sz w:val="22"/>
         </w:rPr>
         <w:t>引导词</w:t>
       </w:r>
       <w:r>
         <w:rPr>
+          <w:rFonts w:ascii="宋体" w:hAnsi="宋体" w:eastAsia="宋体"/>
           <w:b w:val="0"/>
+          <w:i w:val="0"/>
+          <w:sz w:val="22"/>
         </w:rPr>
         <w:t>：</w:t>
       </w:r>
     </w:p>
+    <w:tbl>
+      <w:tblPr>
+        <w:tblW w:type="auto" w:w="0"/>
+        <w:jc w:val="center"/>
+        <w:tblLook w:firstColumn="1" w:firstRow="1" w:lastColumn="0" w:lastRow="0" w:noHBand="0" w:noVBand="1" w:val="04A0"/>
+      </w:tblPr>
+      <w:tblGrid>
+        <w:gridCol w:w="9638"/>
+      </w:tblGrid>
+      <w:tr>
+        <w:tc>
+          <w:tcPr>
+            <w:tcW w:type="dxa" w:w="9638"/>
+            <w:shd w:val="clear" w:color="auto" w:fill="F2F8F4"/>
+            <w:tcBorders>
+              <w:start w:val="single" w:sz="24" w:color="2E7D4F"/>
+            </w:tcBorders>
+            <w:tcMar>
+              <w:top w:w="40" w:type="dxa"/>
+              <w:bottom w:w="40" w:type="dxa"/>
+              <w:start w:w="120" w:type="dxa"/>
+              <w:end w:w="120" w:type="dxa"/>
+            </w:tcMar>
+          </w:tcPr>
+          <w:p>
+            <w:pPr>
+              <w:spacing w:line="324" w:lineRule="auto" w:after="60"/>
+            </w:pPr>
+            <w:r/>
+            <w:r>
+              <w:rPr>
+                <w:rFonts w:ascii="宋体" w:hAnsi="宋体" w:eastAsia="宋体"/>
+                <w:b w:val="0"/>
+                <w:i w:val="0"/>
+                <w:color w:val="333333"/>
+                <w:sz w:val="22"/>
+              </w:rPr>
+              <w:t>坐好，闭上眼睛。先对自己散播慈爱：愿我快乐，愿我平安，愿我健康。（停顿）</w:t>
+            </w:r>
+          </w:p>
+          <w:p>
+            <w:pPr>
+              <w:spacing w:line="324" w:lineRule="auto" w:after="60"/>
+            </w:pPr>
+          </w:p>
+          <w:p>
+            <w:pPr>
+              <w:spacing w:line="324" w:lineRule="auto" w:after="60"/>
+            </w:pPr>
+            <w:r>
+              <w:rPr>
+                <w:rFonts w:ascii="宋体" w:hAnsi="宋体" w:eastAsia="宋体"/>
+                <w:b w:val="0"/>
+                <w:i w:val="0"/>
+                <w:color w:val="333333"/>
+                <w:sz w:val="22"/>
+              </w:rPr>
+              <w:t>现在，在心里请出一位让你不太舒服的人。如果你做不到祝福他，我们换一种方式——看他痛苦的样子：他生气的时候，脸部狰狞的表情。其实那就是苦。</w:t>
+            </w:r>
+          </w:p>
+          <w:p>
+            <w:pPr>
+              <w:spacing w:line="324" w:lineRule="auto" w:after="60"/>
+            </w:pPr>
+          </w:p>
+          <w:p>
+            <w:pPr>
+              <w:spacing w:line="324" w:lineRule="auto" w:after="60"/>
+            </w:pPr>
+            <w:r>
+              <w:rPr>
+                <w:rFonts w:ascii="宋体" w:hAnsi="宋体" w:eastAsia="宋体"/>
+                <w:b w:val="0"/>
+                <w:i w:val="0"/>
+                <w:color w:val="333333"/>
+                <w:sz w:val="22"/>
+              </w:rPr>
+              <w:t>愿他早日脱离这种痛苦。</w:t>
+            </w:r>
+          </w:p>
+          <w:p>
+            <w:pPr>
+              <w:spacing w:line="324" w:lineRule="auto" w:after="60"/>
+            </w:pPr>
+            <w:r>
+              <w:rPr>
+                <w:rFonts w:ascii="宋体" w:hAnsi="宋体" w:eastAsia="宋体"/>
+                <w:b w:val="0"/>
+                <w:i w:val="0"/>
+                <w:color w:val="333333"/>
+                <w:sz w:val="22"/>
+              </w:rPr>
+              <w:t>愿他不再被愤怒和烦恼折磨。</w:t>
+            </w:r>
+          </w:p>
+          <w:p>
+            <w:pPr>
+              <w:spacing w:line="324" w:lineRule="auto" w:after="60"/>
+            </w:pPr>
+            <w:r>
+              <w:rPr>
+                <w:rFonts w:ascii="宋体" w:hAnsi="宋体" w:eastAsia="宋体"/>
+                <w:b w:val="0"/>
+                <w:i w:val="0"/>
+                <w:color w:val="333333"/>
+                <w:sz w:val="22"/>
+              </w:rPr>
+              <w:t>愿他早日从负面情绪中解脱出来。（停顿）</w:t>
+            </w:r>
+          </w:p>
+          <w:p>
+            <w:pPr>
+              <w:spacing w:line="324" w:lineRule="auto" w:after="60"/>
+            </w:pPr>
+          </w:p>
+          <w:p>
+            <w:pPr>
+              <w:spacing w:line="324" w:lineRule="auto" w:after="60"/>
+            </w:pPr>
+            <w:r>
+              <w:rPr>
+                <w:rFonts w:ascii="宋体" w:hAnsi="宋体" w:eastAsia="宋体"/>
+                <w:b w:val="0"/>
+                <w:i w:val="0"/>
+                <w:color w:val="333333"/>
+                <w:sz w:val="22"/>
+              </w:rPr>
+              <w:t>如果你可以做到祝福他，就这样说：</w:t>
+            </w:r>
+          </w:p>
+          <w:p>
+            <w:pPr>
+              <w:spacing w:line="324" w:lineRule="auto" w:after="60"/>
+            </w:pPr>
+            <w:r>
+              <w:rPr>
+                <w:rFonts w:ascii="宋体" w:hAnsi="宋体" w:eastAsia="宋体"/>
+                <w:b w:val="0"/>
+                <w:i w:val="0"/>
+                <w:color w:val="333333"/>
+                <w:sz w:val="22"/>
+              </w:rPr>
+              <w:t>愿他远离危难，愿他没有内心的痛苦，愿他没有身体的痛苦，愿他保有快乐。</w:t>
+            </w:r>
+          </w:p>
+          <w:p>
+            <w:pPr>
+              <w:spacing w:line="324" w:lineRule="auto" w:after="60"/>
+            </w:pPr>
+          </w:p>
+          <w:p>
+            <w:pPr>
+              <w:spacing w:line="324" w:lineRule="auto" w:after="60"/>
+            </w:pPr>
+            <w:r>
+              <w:rPr>
+                <w:rFonts w:ascii="宋体" w:hAnsi="宋体" w:eastAsia="宋体"/>
+                <w:b w:val="0"/>
+                <w:i w:val="0"/>
+                <w:color w:val="333333"/>
+                <w:sz w:val="22"/>
+              </w:rPr>
+              <w:t>无论做到哪一种，都很好。最后回到自己：愿我快乐，愿我平安。</w:t>
+            </w:r>
+          </w:p>
+          <w:p>
+            <w:pPr>
+              <w:spacing w:line="324" w:lineRule="auto" w:after="60"/>
+            </w:pPr>
+            <w:r>
+              <w:rPr>
+                <w:rFonts w:ascii="宋体" w:hAnsi="宋体" w:eastAsia="宋体"/>
+                <w:b w:val="0"/>
+                <w:i w:val="0"/>
+                <w:color w:val="333333"/>
+                <w:sz w:val="22"/>
+              </w:rPr>
+              <w:t>好，慢慢睁开眼睛。</w:t>
+            </w:r>
+          </w:p>
+        </w:tc>
+      </w:tr>
+    </w:tbl>
     <w:p>
       <w:pPr>
-        <w:ind w:left="170"/>
-        <w:pBdr>
-          <w:left w:val="single" w:sz="18" w:space="4" w:color="1E4620"/>
-        </w:pBdr>
-        <w:shd w:val="clear" w:fill="F2F5FA"/>
+        <w:spacing w:after="40"/>
+      </w:pPr>
+    </w:p>
+    <w:p>
+      <w:pPr>
+        <w:spacing w:before="200"/>
       </w:pPr>
       <w:r>
         <w:rPr>
+          <w:rFonts w:ascii="微软雅黑" w:hAnsi="微软雅黑" w:eastAsia="微软雅黑"/>
           <w:b w:val="0"/>
-        </w:rPr>
-        <w:t>坐好，闭上眼睛。先对自己散播慈爱：愿我快乐，愿我平安，愿我健康。（停顿）</w:t>
-      </w:r>
-    </w:p>
-    <w:p>
-      <w:pPr>
-        <w:ind w:left="170"/>
-        <w:pBdr>
-          <w:left w:val="single" w:sz="18" w:space="4" w:color="1E4620"/>
-        </w:pBdr>
-        <w:shd w:val="clear" w:fill="F2F5FA"/>
-      </w:pPr>
-      <w:r>
-        <w:rPr>
-          <w:b w:val="0"/>
-        </w:rPr>
-        <w:t>现在，在心里请出一位让你不太舒服的人。如果你做不到祝福他，我们换一种方式——看他痛苦的样子：他生气的时候，脸部狰狞的表情。其实那就是苦。</w:t>
-      </w:r>
-    </w:p>
-    <w:p>
-      <w:pPr>
-        <w:ind w:left="170"/>
-        <w:pBdr>
-          <w:left w:val="single" w:sz="18" w:space="4" w:color="1E4620"/>
-        </w:pBdr>
-        <w:shd w:val="clear" w:fill="F2F5FA"/>
-      </w:pPr>
-      <w:r>
-        <w:rPr>
-          <w:b w:val="0"/>
-        </w:rPr>
-        <w:t>愿他早日脱离这种痛苦。</w:t>
-      </w:r>
-    </w:p>
-    <w:p>
-      <w:pPr>
-        <w:ind w:left="170"/>
-        <w:pBdr>
-          <w:left w:val="single" w:sz="18" w:space="4" w:color="1E4620"/>
-        </w:pBdr>
-        <w:shd w:val="clear" w:fill="F2F5FA"/>
-      </w:pPr>
-      <w:r>
-        <w:rPr>
-          <w:b w:val="0"/>
-        </w:rPr>
-        <w:t>愿他不再被愤怒和烦恼折磨。</w:t>
-      </w:r>
-    </w:p>
-    <w:p>
-      <w:pPr>
-        <w:ind w:left="170"/>
-        <w:pBdr>
-          <w:left w:val="single" w:sz="18" w:space="4" w:color="1E4620"/>
-        </w:pBdr>
-        <w:shd w:val="clear" w:fill="F2F5FA"/>
-      </w:pPr>
-      <w:r>
-        <w:rPr>
-          <w:b w:val="0"/>
-        </w:rPr>
-        <w:t>愿他早日从负面情绪中解脱出来。（停顿）</w:t>
-      </w:r>
-    </w:p>
-    <w:p>
-      <w:pPr>
-        <w:ind w:left="170"/>
-        <w:pBdr>
-          <w:left w:val="single" w:sz="18" w:space="4" w:color="1E4620"/>
-        </w:pBdr>
-        <w:shd w:val="clear" w:fill="F2F5FA"/>
-      </w:pPr>
-      <w:r>
-        <w:rPr>
-          <w:b w:val="0"/>
-        </w:rPr>
-        <w:t>如果你可以做到祝福他，就这样说：</w:t>
-      </w:r>
-    </w:p>
-    <w:p>
-      <w:pPr>
-        <w:ind w:left="170"/>
-        <w:pBdr>
-          <w:left w:val="single" w:sz="18" w:space="4" w:color="1E4620"/>
-        </w:pBdr>
-        <w:shd w:val="clear" w:fill="F2F5FA"/>
-      </w:pPr>
-      <w:r>
-        <w:rPr>
-          <w:b w:val="0"/>
-        </w:rPr>
-        <w:t>愿他远离危难，愿他没有内心的痛苦，愿他没有身体的痛苦，愿他保有快乐。</w:t>
-      </w:r>
-    </w:p>
-    <w:p>
-      <w:pPr>
-        <w:ind w:left="170"/>
-        <w:pBdr>
-          <w:left w:val="single" w:sz="18" w:space="4" w:color="1E4620"/>
-        </w:pBdr>
-        <w:shd w:val="clear" w:fill="F2F5FA"/>
-      </w:pPr>
-      <w:r>
-        <w:rPr>
-          <w:b w:val="0"/>
-        </w:rPr>
-        <w:t>无论做到哪一种，都很好。最后回到自己：愿我快乐，愿我平安。</w:t>
-      </w:r>
-    </w:p>
-    <w:p>
-      <w:pPr>
-        <w:ind w:left="170"/>
-        <w:pBdr>
-          <w:left w:val="single" w:sz="18" w:space="4" w:color="1E4620"/>
-        </w:pBdr>
-        <w:shd w:val="clear" w:fill="F2F5FA"/>
-      </w:pPr>
-      <w:r>
-        <w:rPr>
-          <w:b w:val="0"/>
-        </w:rPr>
-        <w:t>好，慢慢睁开眼睛。</w:t>
-      </w:r>
-    </w:p>
-    <w:p>
-      <w:r>
-        <w:rPr>
-          <w:b/>
-          <w:color w:val="1E4620"/>
-          <w:sz w:val="26"/>
+          <w:i w:val="0"/>
+          <w:color w:val="1E5631"/>
+          <w:sz w:val="28"/>
         </w:rPr>
         <w:t>📖 共读原文2（20 min）</w:t>
       </w:r>
     </w:p>
+    <w:tbl>
+      <w:tblPr>
+        <w:tblW w:type="auto" w:w="0"/>
+        <w:jc w:val="center"/>
+        <w:tblLook w:firstColumn="1" w:firstRow="1" w:lastColumn="0" w:lastRow="0" w:noHBand="0" w:noVBand="1" w:val="04A0"/>
+      </w:tblPr>
+      <w:tblGrid>
+        <w:gridCol w:w="9638"/>
+      </w:tblGrid>
+      <w:tr>
+        <w:tc>
+          <w:tcPr>
+            <w:tcW w:type="dxa" w:w="9638"/>
+            <w:shd w:val="clear" w:color="auto" w:fill="F2F8F4"/>
+            <w:tcBorders>
+              <w:start w:val="single" w:sz="24" w:color="2E7D4F"/>
+            </w:tcBorders>
+            <w:tcMar>
+              <w:top w:w="40" w:type="dxa"/>
+              <w:bottom w:w="40" w:type="dxa"/>
+              <w:start w:w="120" w:type="dxa"/>
+              <w:end w:w="120" w:type="dxa"/>
+            </w:tcMar>
+          </w:tcPr>
+          <w:p>
+            <w:pPr>
+              <w:spacing w:line="324" w:lineRule="auto" w:after="60"/>
+            </w:pPr>
+            <w:r/>
+            <w:r>
+              <w:rPr>
+                <w:rFonts w:ascii="宋体" w:hAnsi="宋体" w:eastAsia="宋体"/>
+                <w:b w:val="0"/>
+                <w:i w:val="0"/>
+                <w:color w:val="333333"/>
+                <w:sz w:val="22"/>
+              </w:rPr>
+              <w:t xml:space="preserve">🎤 </w:t>
+            </w:r>
+            <w:r>
+              <w:rPr>
+                <w:rFonts w:ascii="宋体" w:hAnsi="宋体" w:eastAsia="宋体"/>
+                <w:b/>
+                <w:i w:val="0"/>
+                <w:color w:val="333333"/>
+                <w:sz w:val="22"/>
+              </w:rPr>
+              <w:t>本周朗读段</w:t>
+            </w:r>
+            <w:r>
+              <w:rPr>
+                <w:rFonts w:ascii="宋体" w:hAnsi="宋体" w:eastAsia="宋体"/>
+                <w:b w:val="0"/>
+                <w:i w:val="0"/>
+                <w:color w:val="333333"/>
+                <w:sz w:val="22"/>
+              </w:rPr>
+              <w:t>（★核心段落｜约 2073 字｜中等稍慢约 12 分钟；本讲共读原文正文合计约 4171 字）：先朗读全部★核心段落；◈扩展段落及补充原文作默读／选读／延伸。</w:t>
+            </w:r>
+          </w:p>
+        </w:tc>
+      </w:tr>
+    </w:tbl>
     <w:p>
       <w:pPr>
-        <w:ind w:left="170"/>
-        <w:pBdr>
-          <w:left w:val="single" w:sz="18" w:space="4" w:color="1E4620"/>
-        </w:pBdr>
-        <w:shd w:val="clear" w:fill="F2F5FA"/>
+        <w:spacing w:after="40"/>
+      </w:pPr>
+    </w:p>
+    <w:p>
+      <w:pPr>
+        <w:spacing w:before="120"/>
       </w:pPr>
       <w:r>
         <w:rPr>
+          <w:rFonts w:ascii="微软雅黑" w:hAnsi="微软雅黑" w:eastAsia="微软雅黑"/>
           <w:b w:val="0"/>
-        </w:rPr>
-        <w:t xml:space="preserve">🎤 </w:t>
-      </w:r>
-      <w:r>
-        <w:rPr>
-          <w:b/>
-        </w:rPr>
-        <w:t>本周朗读段</w:t>
-      </w:r>
-      <w:r>
-        <w:rPr>
-          <w:b w:val="0"/>
-        </w:rPr>
-        <w:t>（★核心段落｜约 2073 字｜中等稍慢约 12 分钟；本讲共读原文正文合计约 4171 字）：先朗读全部★核心段落；◈扩展段落及补充原文作默读／选读／延伸。</w:t>
-      </w:r>
-    </w:p>
-    <w:p>
-      <w:r>
-        <w:rPr>
-          <w:b/>
-          <w:color w:val="1E4620"/>
-          <w:sz w:val="23"/>
+          <w:i w:val="0"/>
+          <w:color w:val="1E5631"/>
+          <w:sz w:val="24"/>
         </w:rPr>
         <w:t>原文材料①：瞋恚盖的观照、成因与过患</w:t>
       </w:r>
@@ -1710,7 +2398,10 @@
     <w:p>
       <w:r>
         <w:rPr>
+          <w:rFonts w:ascii="宋体" w:hAnsi="宋体" w:eastAsia="宋体"/>
           <w:b/>
+          <w:i w:val="0"/>
+          <w:sz w:val="22"/>
         </w:rPr>
         <w:t>一、瞋恚盖的观照和成因</w:t>
       </w:r>
@@ -1718,13 +2409,19 @@
     <w:p>
       <w:r>
         <w:rPr>
+          <w:rFonts w:ascii="宋体" w:hAnsi="宋体" w:eastAsia="宋体"/>
           <w:b/>
+          <w:i w:val="0"/>
+          <w:sz w:val="22"/>
         </w:rPr>
         <w:t>★核心段落</w:t>
       </w:r>
       <w:r>
         <w:rPr>
+          <w:rFonts w:ascii="宋体" w:hAnsi="宋体" w:eastAsia="宋体"/>
           <w:b w:val="0"/>
+          <w:i w:val="0"/>
+          <w:sz w:val="22"/>
         </w:rPr>
         <w:t>（必读）【本周朗读段】</w:t>
       </w:r>
@@ -1732,7 +2429,10 @@
     <w:p>
       <w:r>
         <w:rPr>
+          <w:rFonts w:ascii="宋体" w:hAnsi="宋体" w:eastAsia="宋体"/>
           <w:b/>
+          <w:i w:val="0"/>
+          <w:sz w:val="22"/>
         </w:rPr>
         <w:t>（一）如何观照瞋恚盖</w:t>
       </w:r>
@@ -1740,7 +2440,10 @@
     <w:p>
       <w:r>
         <w:rPr>
+          <w:rFonts w:ascii="宋体" w:hAnsi="宋体" w:eastAsia="宋体"/>
           <w:b w:val="0"/>
+          <w:i w:val="0"/>
+          <w:sz w:val="22"/>
         </w:rPr>
         <w:t>佛陀如此教导：『内心存在瞋恚，他了知：'我内心有瞋恚'；内心不存在瞋恚，他了知：'我内心没有瞋恚'。他了知未生起的瞋恚如何生起，了知已生起的瞋恚如何舍断，也了知已舍断的瞋恚于未来如何不再生起。』</w:t>
       </w:r>
@@ -1748,7 +2451,10 @@
     <w:p>
       <w:r>
         <w:rPr>
+          <w:rFonts w:ascii="宋体" w:hAnsi="宋体" w:eastAsia="宋体"/>
           <w:b w:val="0"/>
+          <w:i w:val="0"/>
+          <w:sz w:val="22"/>
         </w:rPr>
         <w:t>如何理解呢？当你心中有贪欲时，必须了知心中有贪欲；同样地，当你心中有瞋恚时，也必须了知心中有瞋恚。为什么？如果不能先观察自己内心的瞋恚，又怎能观照它乃至于捨断它呢？因此你应该了解为什么自己心中会生起瞋恚。当有瞋恚时，首先懂得停下来，而不是跟着瞋恚心继续造作瞋的不善业。停下来以后，要了知，为什么自己心中会有瞋恚。</w:t>
       </w:r>
@@ -1756,13 +2462,19 @@
     <w:p>
       <w:r>
         <w:rPr>
+          <w:rFonts w:ascii="宋体" w:hAnsi="宋体" w:eastAsia="宋体"/>
           <w:b/>
+          <w:i w:val="0"/>
+          <w:sz w:val="22"/>
         </w:rPr>
         <w:t>◈扩展段落</w:t>
       </w:r>
       <w:r>
         <w:rPr>
+          <w:rFonts w:ascii="宋体" w:hAnsi="宋体" w:eastAsia="宋体"/>
           <w:b w:val="0"/>
+          <w:i w:val="0"/>
+          <w:sz w:val="22"/>
         </w:rPr>
         <w:t>（可选）【默读／选读／延伸】</w:t>
       </w:r>
@@ -1770,7 +2482,10 @@
     <w:p>
       <w:r>
         <w:rPr>
+          <w:rFonts w:ascii="宋体" w:hAnsi="宋体" w:eastAsia="宋体"/>
           <w:b/>
+          <w:i w:val="0"/>
+          <w:sz w:val="22"/>
         </w:rPr>
         <w:t>（二）瞋恚盖的成因</w:t>
       </w:r>
@@ -1778,7 +2493,10 @@
     <w:p>
       <w:r>
         <w:rPr>
+          <w:rFonts w:ascii="宋体" w:hAnsi="宋体" w:eastAsia="宋体"/>
           <w:b w:val="0"/>
+          <w:i w:val="0"/>
+          <w:sz w:val="22"/>
         </w:rPr>
         <w:t>佛陀说，对可恨相(不可喜所缘)起不如理作意会产生瞋恚。在此，瞋恚本身及造成瞋恚的目标称为可恨相。如何理解呢？气（情绪）生起时经常控制不住，有时会越想越气，所以，瞋恚本身也是可恨相。无论在何处，不如理作意都有同样的特征：视无常为常、视苦为乐、视无我为我、视不净为净。例如，女孩子看到比她漂亮的人，觉得"她很美丽"，或者男士看到比他帅的人，觉得"他很英俊"，而感到嫉妒与生气；如果觉得"她/他很令人讨厌"，也会因此而生气。当一个人对可恨相重复地不如理作意时，瞋恚就会生起。因此世尊说：『对可恨相的数数不如理作意是使未生的瞋恚生起之因，也是使已生起的瞋恚增长与增强之因。』</w:t>
       </w:r>
@@ -1786,7 +2504,10 @@
     <w:p>
       <w:r>
         <w:rPr>
+          <w:rFonts w:ascii="宋体" w:hAnsi="宋体" w:eastAsia="宋体"/>
           <w:b w:val="0"/>
+          <w:i w:val="0"/>
+          <w:sz w:val="22"/>
         </w:rPr>
         <w:t>对可恨相数数不如理作意，其背后必定有一个认知在支撑着，应当观察当情绪生起时，是什么样的标记使这种情绪产生。后面会讲到很多种对治法，但是如果没有认识到那个'认知'，对治也只是暂时的，因为根没有去除。</w:t>
       </w:r>
@@ -1794,13 +2515,19 @@
     <w:p>
       <w:r>
         <w:rPr>
+          <w:rFonts w:ascii="宋体" w:hAnsi="宋体" w:eastAsia="宋体"/>
           <w:b/>
+          <w:i w:val="0"/>
+          <w:sz w:val="22"/>
         </w:rPr>
         <w:t>◈扩展段落</w:t>
       </w:r>
       <w:r>
         <w:rPr>
+          <w:rFonts w:ascii="宋体" w:hAnsi="宋体" w:eastAsia="宋体"/>
           <w:b w:val="0"/>
+          <w:i w:val="0"/>
+          <w:sz w:val="22"/>
         </w:rPr>
         <w:t>（可选）【默读／选读／延伸】</w:t>
       </w:r>
@@ -1808,7 +2535,10 @@
     <w:p>
       <w:r>
         <w:rPr>
+          <w:rFonts w:ascii="宋体" w:hAnsi="宋体" w:eastAsia="宋体"/>
           <w:b/>
+          <w:i w:val="0"/>
+          <w:sz w:val="22"/>
         </w:rPr>
         <w:t>（三）易生起瞋恚盖之事</w:t>
       </w:r>
@@ -1816,7 +2546,10 @@
     <w:p>
       <w:r>
         <w:rPr>
+          <w:rFonts w:ascii="宋体" w:hAnsi="宋体" w:eastAsia="宋体"/>
           <w:b w:val="0"/>
+          <w:i w:val="0"/>
+          <w:sz w:val="22"/>
         </w:rPr>
         <w:t>瞋心生起的近因是（九或十种）瞋怒事（āghātavatthu），能激怒我们的瞋怒事有三种针对自己，三种针对亲人，三种针对敌人。</w:t>
       </w:r>
@@ -1824,7 +2557,10 @@
     <w:p>
       <w:r>
         <w:rPr>
+          <w:rFonts w:ascii="宋体" w:hAnsi="宋体" w:eastAsia="宋体"/>
           <w:b w:val="0"/>
+          <w:i w:val="0"/>
+          <w:sz w:val="22"/>
         </w:rPr>
         <w:t>当想到"过去他曾做了对我不好的事"时感到生气；当想到"现在他正在做对我不好的事"时感到生气；当想到"未来他将会对我做不好的事"时也感到生气。</w:t>
       </w:r>
@@ -1832,7 +2568,10 @@
     <w:p>
       <w:r>
         <w:rPr>
+          <w:rFonts w:ascii="宋体" w:hAnsi="宋体" w:eastAsia="宋体"/>
           <w:b w:val="0"/>
+          <w:i w:val="0"/>
+          <w:sz w:val="22"/>
         </w:rPr>
         <w:t>当想到"过去他曾对我亲爱的人做不利的事"时；当想到"现在他正在对我亲爱的人做不利的事"时；或者当想到"未来他将会对我亲爱的人做不利的事"时感到生气。</w:t>
       </w:r>
@@ -1840,7 +2579,10 @@
     <w:p>
       <w:r>
         <w:rPr>
+          <w:rFonts w:ascii="宋体" w:hAnsi="宋体" w:eastAsia="宋体"/>
           <w:b w:val="0"/>
+          <w:i w:val="0"/>
+          <w:sz w:val="22"/>
         </w:rPr>
         <w:t>当他想到"过去他曾帮助过我的敌人"时感到生气；当他想到"现在他正在利益我的敌人"时感到生气；当他想到"未来他可能会利益我的敌人"时感到生气。</w:t>
       </w:r>
@@ -1848,7 +2590,10 @@
     <w:p>
       <w:r>
         <w:rPr>
+          <w:rFonts w:ascii="宋体" w:hAnsi="宋体" w:eastAsia="宋体"/>
           <w:b w:val="0"/>
+          <w:i w:val="0"/>
+          <w:sz w:val="22"/>
         </w:rPr>
         <w:t>另一种是对不应生气之事感到生气，即无理之怒。对于毫无理由的生气，《殊胜义注》列出九种：比如，有人想到"怎么雨下这么多"他感到生气；"没有下雨"他感到生气；"天气太热"他感到生气；"天气不热"他也生气；"刮风了"他也生气；"没刮风"他也生气；由于不想扫地，对掉到地上的落叶感到生气；由于风太大使自己不能整齐地穿衣服感到生气；走在路上不小心踢到树桩或者踢到小石头感到生气。这类生气比较容易理解。</w:t>
       </w:r>
@@ -1856,7 +2601,10 @@
     <w:p>
       <w:r>
         <w:rPr>
+          <w:rFonts w:ascii="宋体" w:hAnsi="宋体" w:eastAsia="宋体"/>
           <w:b w:val="0"/>
+          <w:i w:val="0"/>
+          <w:sz w:val="22"/>
         </w:rPr>
         <w:t>但比如'起床气'，虽然没有刮风下雨，但是起床了就很生气，中医角度解释为肝气不疏，肝淤症状。瞋性行者容易有这样的习惯。这类无来由的生气，很难找到其背后的标准，就是莫名其妙。建议这些人去看病，最好看中医，基本都是肝气郁结导致。当然有人说是过去带来的，即使是过去带来的，他的身体也是这样表现，喜欢生气的人一般肝胆系统都容易有问题。</w:t>
       </w:r>
@@ -1864,7 +2612,10 @@
     <w:p>
       <w:r>
         <w:rPr>
+          <w:rFonts w:ascii="宋体" w:hAnsi="宋体" w:eastAsia="宋体"/>
           <w:b w:val="0"/>
+          <w:i w:val="0"/>
+          <w:sz w:val="22"/>
         </w:rPr>
         <w:t>《根本复注》中提到另外九种无理之怒：</w:t>
       </w:r>
@@ -1872,7 +2623,10 @@
     <w:p>
       <w:r>
         <w:rPr>
+          <w:rFonts w:ascii="宋体" w:hAnsi="宋体" w:eastAsia="宋体"/>
           <w:b w:val="0"/>
+          <w:i w:val="0"/>
+          <w:sz w:val="22"/>
         </w:rPr>
         <w:t>当想到"过去他不曾利益我"时感到生气，即没有帮助过我而生气；当想到"现在他没有帮助我、利益我"时感到生气；当想到"未来他可能不会利益我"时感到生气。</w:t>
       </w:r>
@@ -1880,7 +2634,10 @@
     <w:p>
       <w:r>
         <w:rPr>
+          <w:rFonts w:ascii="宋体" w:hAnsi="宋体" w:eastAsia="宋体"/>
           <w:b w:val="0"/>
+          <w:i w:val="0"/>
+          <w:sz w:val="22"/>
         </w:rPr>
         <w:t>当想到"过去他没有帮助我的亲人"时感到生气；当想到"现在他没有帮助我的亲人"时感到生气；当想到"未来他不会帮助我的亲人"时感到生气；</w:t>
       </w:r>
@@ -1888,7 +2645,10 @@
     <w:p>
       <w:r>
         <w:rPr>
+          <w:rFonts w:ascii="宋体" w:hAnsi="宋体" w:eastAsia="宋体"/>
           <w:b w:val="0"/>
+          <w:i w:val="0"/>
+          <w:sz w:val="22"/>
         </w:rPr>
         <w:t>当想到"过去他没有导致我的敌人遭受损失"时感到生气；当想到"现在他没有令我的敌人遭受损失"时感到生气；当想到"未来他不会令我的敌人遭受损失"时感到生气，这种生气也是没来由的生气。</w:t>
       </w:r>
@@ -1896,13 +2656,19 @@
     <w:p>
       <w:r>
         <w:rPr>
+          <w:rFonts w:ascii="宋体" w:hAnsi="宋体" w:eastAsia="宋体"/>
           <w:b/>
+          <w:i w:val="0"/>
+          <w:sz w:val="22"/>
         </w:rPr>
         <w:t>◈扩展段落</w:t>
       </w:r>
       <w:r>
         <w:rPr>
+          <w:rFonts w:ascii="宋体" w:hAnsi="宋体" w:eastAsia="宋体"/>
           <w:b w:val="0"/>
+          <w:i w:val="0"/>
+          <w:sz w:val="22"/>
         </w:rPr>
         <w:t>（可选）【默读／选读／延伸】</w:t>
       </w:r>
@@ -1910,7 +2676,10 @@
     <w:p>
       <w:r>
         <w:rPr>
+          <w:rFonts w:ascii="宋体" w:hAnsi="宋体" w:eastAsia="宋体"/>
           <w:b/>
+          <w:i w:val="0"/>
+          <w:sz w:val="22"/>
         </w:rPr>
         <w:t>（四）引发瞋心之不如理作意</w:t>
       </w:r>
@@ -1918,7 +2687,10 @@
     <w:p>
       <w:r>
         <w:rPr>
+          <w:rFonts w:ascii="宋体" w:hAnsi="宋体" w:eastAsia="宋体"/>
           <w:b w:val="0"/>
+          <w:i w:val="0"/>
+          <w:sz w:val="22"/>
         </w:rPr>
         <w:t>会引发瞋怒、瞋心的根本原因是不如理作意。不如理作意就是常、乐、我、净引发的三颠倒。</w:t>
       </w:r>
@@ -1926,7 +2698,10 @@
     <w:p>
       <w:r>
         <w:rPr>
+          <w:rFonts w:ascii="宋体" w:hAnsi="宋体" w:eastAsia="宋体"/>
           <w:b w:val="0"/>
+          <w:i w:val="0"/>
+          <w:sz w:val="22"/>
         </w:rPr>
         <w:t>比如：你回家，看到先生坐在沙发上看电视，也不先淘米、做饭，就很生气。你认为，先生回家比较早就应该去做饭，你生气是认知他应该去做饭导致。如果认为先生回来就应该看看电视，就不会生气，先生今天一天工作很辛苦，回家就先看看电视，觉得先生这种情绪得到释放很好，你就不生气了，所以还是错误的认知：认为先生就应该……这是常见；认为先生必须按我的要求，这是我见；先生如果去做饭我就快乐，这是乐见。</w:t>
       </w:r>
@@ -1934,7 +2709,10 @@
     <w:p>
       <w:r>
         <w:rPr>
+          <w:rFonts w:ascii="宋体" w:hAnsi="宋体" w:eastAsia="宋体"/>
           <w:b w:val="0"/>
+          <w:i w:val="0"/>
+          <w:sz w:val="22"/>
         </w:rPr>
         <w:t>我们面对所有人、事、物，不良情绪的生起都与常、乐、我、净有关。我们喜欢一样东西"这个东西我很喜欢！"认为它会一直存在才喜欢，这是常见，哪天它消失了就很生气，这是常见。认为它会一直存在，所以当它消失了就受不了，这也是常见。</w:t>
       </w:r>
@@ -1942,7 +2720,10 @@
     <w:p>
       <w:r>
         <w:rPr>
+          <w:rFonts w:ascii="宋体" w:hAnsi="宋体" w:eastAsia="宋体"/>
           <w:b w:val="0"/>
+          <w:i w:val="0"/>
+          <w:sz w:val="22"/>
         </w:rPr>
         <w:t>由于常、乐、我、净引发三种颠倒：想颠倒、心颠倒和见颠倒。认为'某某事情是不应该的'，不应该一般都是由常见引发，所谓不应该，就是它应该（一定）是怎样的，这是常见。</w:t>
       </w:r>
@@ -1950,7 +2731,10 @@
     <w:p>
       <w:r>
         <w:rPr>
+          <w:rFonts w:ascii="宋体" w:hAnsi="宋体" w:eastAsia="宋体"/>
           <w:b w:val="0"/>
+          <w:i w:val="0"/>
+          <w:sz w:val="22"/>
         </w:rPr>
         <w:t>面对人、事、物的时候觉得很难受，是乐想引发的，认为什么样的事情必须带来快乐。为什么会有难受？因为有乐想而引发；如果觉得'我受到伤害了'，就是我想，有一个'我'，才会觉得我被伤害了，这是我想引发的；如果觉得对方很可恶，这是净想引发，觉得别人一定要很好才对，这是净想引发的。</w:t>
       </w:r>
@@ -1958,7 +2742,10 @@
     <w:p>
       <w:r>
         <w:rPr>
+          <w:rFonts w:ascii="宋体" w:hAnsi="宋体" w:eastAsia="宋体"/>
           <w:b w:val="0"/>
+          <w:i w:val="0"/>
+          <w:sz w:val="22"/>
         </w:rPr>
         <w:t>瞋性行者容易带有前面提及的几种无理由的瞋怒（莫名其妙的瞋心），包括《殊胜义注》和《根本复注》中提及的无理之怒，其实都是瞋寻（很强的一种习惯于瞋性的寻）导致。瞋寻的背后，如佛陀所说，是数数地对可恨相不如理作意而形成的惯性。这些人梳理的时候，往往都能够在他小时候、成长的过程中找到源头，或者找到喜欢生气的依据。由于小时候一直都重复生气，影响到身心，就会肝胆不好，肝胆不好的人就更容易生气，生气之后又伤害肝胆，肝胆受伤后越容易生气，是一种负循环。</w:t>
       </w:r>
@@ -1966,13 +2753,19 @@
     <w:p>
       <w:r>
         <w:rPr>
+          <w:rFonts w:ascii="宋体" w:hAnsi="宋体" w:eastAsia="宋体"/>
           <w:b/>
+          <w:i w:val="0"/>
+          <w:sz w:val="22"/>
         </w:rPr>
         <w:t>★核心段落</w:t>
       </w:r>
       <w:r>
         <w:rPr>
+          <w:rFonts w:ascii="宋体" w:hAnsi="宋体" w:eastAsia="宋体"/>
           <w:b w:val="0"/>
+          <w:i w:val="0"/>
+          <w:sz w:val="22"/>
         </w:rPr>
         <w:t>（必读）【本周朗读段】</w:t>
       </w:r>
@@ -1980,7 +2773,10 @@
     <w:p>
       <w:r>
         <w:rPr>
+          <w:rFonts w:ascii="宋体" w:hAnsi="宋体" w:eastAsia="宋体"/>
           <w:b/>
+          <w:i w:val="0"/>
+          <w:sz w:val="22"/>
         </w:rPr>
         <w:t>（五）瞋心的表现、过患</w:t>
       </w:r>
@@ -1988,7 +2784,10 @@
     <w:p>
       <w:r>
         <w:rPr>
+          <w:rFonts w:ascii="宋体" w:hAnsi="宋体" w:eastAsia="宋体"/>
           <w:b w:val="0"/>
+          <w:i w:val="0"/>
+          <w:sz w:val="22"/>
         </w:rPr>
         <w:t>怎么办呢？当下要去观察，然后去转。对于瞋怒，《义注》中有个比喻：瞋怒就像混合毒药的腐尿药。腐尿药（牛尿泡橄榄果，可以治九十九种病）是佛陀时代，比库（出家人）常用的一种药，是出家人随身带的药。</w:t>
       </w:r>
@@ -1996,7 +2795,10 @@
     <w:p>
       <w:r>
         <w:rPr>
+          <w:rFonts w:ascii="宋体" w:hAnsi="宋体" w:eastAsia="宋体"/>
           <w:b w:val="0"/>
+          <w:i w:val="0"/>
+          <w:sz w:val="22"/>
         </w:rPr>
         <w:t>瞋怒就像随身带着被放进毒药的腐尿药，腐尿药本来是药物，但是由于掺有毒素或者不恰当的成分，使用后会受伤甚至会被毒死。同样地，当瞋心生起时，会导致自己和他人不好、不快乐的结果，应该捨掉。就像原本作为药物的"腐尿药"，由于加入毒药，就必须倒掉不能用。我们的身心本来可以用来修行，但是里面有毒素，如果不把毒素去除，修行就会困难。</w:t>
       </w:r>
@@ -2004,7 +2806,10 @@
     <w:p>
       <w:r>
         <w:rPr>
+          <w:rFonts w:ascii="宋体" w:hAnsi="宋体" w:eastAsia="宋体"/>
           <w:b w:val="0"/>
+          <w:i w:val="0"/>
+          <w:sz w:val="22"/>
         </w:rPr>
         <w:t>瞋恚盖的表现，在生活与禅修中很常见。在生活中的表现如上述提到的各种生气；在禅修中的表现即对禅修目标和所缘各种不满意，各种计较、批判、自我责备。有人说："我这一坐一定要坐两小时……"——听起来好像觉得这个人特别有意志力，其实很可能是瞋心——"坚决不起来！"是逼自己呀！这样很容易导致紧张和强迫。贪、瞋、痴就是不善心，不善心造不善业，不善业就一定是恶果。</w:t>
       </w:r>
@@ -2012,7 +2817,10 @@
     <w:p>
       <w:r>
         <w:rPr>
+          <w:rFonts w:ascii="宋体" w:hAnsi="宋体" w:eastAsia="宋体"/>
           <w:b w:val="0"/>
+          <w:i w:val="0"/>
+          <w:sz w:val="22"/>
         </w:rPr>
         <w:t>禅那是上人法，是除道心之外至上的善，一定不可能由不善法、不善心产生，绝不可能。所以，禅修时要观察，只要对禅修所缘有排斥、不满意，应立即跳出来。</w:t>
       </w:r>
@@ -2020,7 +2828,10 @@
     <w:p>
       <w:r>
         <w:rPr>
+          <w:rFonts w:ascii="宋体" w:hAnsi="宋体" w:eastAsia="宋体"/>
           <w:b w:val="0"/>
+          <w:i w:val="0"/>
+          <w:sz w:val="22"/>
         </w:rPr>
         <w:t>跳出来，简单而言就是接受当下的状态，'现在的呼吸是怎样就怎样，现在我的身心状态是怎么就怎样'，能专注多少就知道多少，慢慢心就会平静下来，身体就会放松，放松之后好状态自然会呈现。如果你有各种要求就有各种失望，有各种失望就有各种瞋心，都成了瞋恚盖，把进步盖住。所以，禅修首先要发现自己的五盖。平常可能没感觉，禅修时那些盖就哗啦啦地冒出来。</w:t>
       </w:r>
@@ -2028,7 +2839,10 @@
     <w:p>
       <w:r>
         <w:rPr>
+          <w:rFonts w:ascii="宋体" w:hAnsi="宋体" w:eastAsia="宋体"/>
           <w:b w:val="0"/>
+          <w:i w:val="0"/>
+          <w:sz w:val="22"/>
         </w:rPr>
         <w:t>瞋心有很多种相貌，比如：残忍、恐惧、绝望、抱怨、讨厌、辱骂、攻击、暴力、打斗、互相伤害、……，都是瞋心的不同面相。</w:t>
       </w:r>
@@ -2036,7 +2850,10 @@
     <w:p>
       <w:r>
         <w:rPr>
+          <w:rFonts w:ascii="宋体" w:hAnsi="宋体" w:eastAsia="宋体"/>
           <w:b w:val="0"/>
+          <w:i w:val="0"/>
+          <w:sz w:val="22"/>
         </w:rPr>
         <w:t>瞋包含两个层面：一个层面是强烈或残忍的。发火了，恶向胆边生，脸肿得跟猪肝色一样，这是很猛烈的瞋，乃至会做出伤害他人的事情。还有一个层面是轻微的，比如愁、悲、苦、忧、恼，它表现为淡淡的排斥，闷闷不乐。很多人在日常生活中一整天都是闷闷不乐，如果以后修观智，观察自己的心路，会发现我们一整天生起来的大部分都是瞋心，不满意。淡淡的、闷闷的不满意。无聊的状态也是瞋，很多无聊后面就是不满意。</w:t>
       </w:r>
@@ -2044,7 +2861,10 @@
     <w:p>
       <w:r>
         <w:rPr>
+          <w:rFonts w:ascii="宋体" w:hAnsi="宋体" w:eastAsia="宋体"/>
           <w:b w:val="0"/>
+          <w:i w:val="0"/>
+          <w:sz w:val="22"/>
         </w:rPr>
         <w:t>瞋是由自我保护（保护机制）发展出来。比如说害怕自己的身心、名利、地位受到影响，害怕民族、国家受到影响，忧国忧民也是瞋心，忧就是瞋，忧俱瞋相应。因为设定了身心、名利、地位、民族、国家，或其他各种概念如：敌人、亲人、气候、动物保护、环境保护等，设定这些概念后，内心对这些概念做很多情感建构、纠缠。</w:t>
       </w:r>
@@ -2052,7 +2872,10 @@
     <w:p>
       <w:r>
         <w:rPr>
+          <w:rFonts w:ascii="宋体" w:hAnsi="宋体" w:eastAsia="宋体"/>
           <w:b w:val="0"/>
+          <w:i w:val="0"/>
+          <w:sz w:val="22"/>
         </w:rPr>
         <w:t>比如觉得"环保很重要"，每天查看空气污染指数，只要有一点点超标，"空气质量这么糟糕，怎么回事呀？"心就在里面绕。</w:t>
       </w:r>
@@ -2060,7 +2883,10 @@
     <w:p>
       <w:r>
         <w:rPr>
+          <w:rFonts w:ascii="宋体" w:hAnsi="宋体" w:eastAsia="宋体"/>
           <w:b w:val="0"/>
+          <w:i w:val="0"/>
+          <w:sz w:val="22"/>
         </w:rPr>
         <w:t>有人收留流浪猫，看到猫流浪就很痛苦。还有人每天都放生，走进菜市场就受不了，说："我要放生，你借我点钱"（没钱了借钱放生）。当你的心缠绕在那些'你认为应该怎样'的概念上，就很容易生出很多瞋恚心。其实这些都只是你的观念、你的认知习惯。这些认知习惯都是真的吗？很难讲。很多我们认为应该恐惧或应该生气的事情，都是假设出来的。</w:t>
       </w:r>
@@ -2068,7 +2894,10 @@
     <w:p>
       <w:r>
         <w:rPr>
+          <w:rFonts w:ascii="宋体" w:hAnsi="宋体" w:eastAsia="宋体"/>
           <w:b w:val="0"/>
+          <w:i w:val="0"/>
+          <w:sz w:val="22"/>
         </w:rPr>
         <w:t>此外，我们总感觉瞋心重的人，乃至于很残暴的人好像很有力量。如果与他深入交流，会发现这样的人往往内心都很脆弱。内心强大不用会生气。"我不害怕任何的失去，我生什么气呢？""我不跟任何人计较，有什么好生气呢？"生气的人往往都是内心脆弱、不足、有缺失的。"不要碰我！我要跟你生气了。"这是一种自我防范的表达，其实是内心缺乏安全感、很脆弱的一种表现。对于内心的某个假设被触犯，他觉得不能忍受。内心不丰满的人，容易有恐惧感。</w:t>
       </w:r>
@@ -2076,7 +2905,10 @@
     <w:p>
       <w:r>
         <w:rPr>
+          <w:rFonts w:ascii="宋体" w:hAnsi="宋体" w:eastAsia="宋体"/>
           <w:b w:val="0"/>
+          <w:i w:val="0"/>
+          <w:sz w:val="22"/>
         </w:rPr>
         <w:t>世界上，各种国家、党派、团体，乃至于企业、机构之间的竞争，无论是政治上、经济上、领土或意识形态等各种争斗，都由瞋心引发。而这瞋心的背后都是有"我"在认为什么应该常、乐、我、净，当"我"觉得现实不常、乐、我、净时，瞋心就生起。</w:t>
       </w:r>
@@ -2084,7 +2916,10 @@
     <w:p>
       <w:r>
         <w:rPr>
+          <w:rFonts w:ascii="宋体" w:hAnsi="宋体" w:eastAsia="宋体"/>
           <w:b w:val="0"/>
+          <w:i w:val="0"/>
+          <w:sz w:val="22"/>
         </w:rPr>
         <w:t>用心观察，可以很具体地看到，生气的当下就伤害了自己、伤害了对方、伤害了家庭、伤害了机构，乃至于伤害了民族、国家。</w:t>
       </w:r>
@@ -2092,17 +2927,25 @@
     <w:p>
       <w:r>
         <w:rPr>
+          <w:rFonts w:ascii="宋体" w:hAnsi="宋体" w:eastAsia="宋体"/>
           <w:b w:val="0"/>
+          <w:i w:val="0"/>
+          <w:sz w:val="22"/>
         </w:rPr>
         <w:t>瞋心的唯一用处就是破坏、毁坏。破坏自己、破坏别人。要认识到瞋恚的过患。</w:t>
       </w:r>
     </w:p>
     <w:p>
+      <w:pPr>
+        <w:spacing w:before="120"/>
+      </w:pPr>
       <w:r>
         <w:rPr>
-          <w:b/>
-          <w:color w:val="1E4620"/>
-          <w:sz w:val="23"/>
+          <w:rFonts w:ascii="微软雅黑" w:hAnsi="微软雅黑" w:eastAsia="微软雅黑"/>
+          <w:b w:val="0"/>
+          <w:i w:val="0"/>
+          <w:color w:val="1E5631"/>
+          <w:sz w:val="24"/>
         </w:rPr>
         <w:t>原文材料②：灭除嗔恚的六种方法</w:t>
       </w:r>
@@ -2110,13 +2953,19 @@
     <w:p>
       <w:r>
         <w:rPr>
+          <w:rFonts w:ascii="宋体" w:hAnsi="宋体" w:eastAsia="宋体"/>
           <w:b/>
+          <w:i w:val="0"/>
+          <w:sz w:val="22"/>
         </w:rPr>
         <w:t>★核心段落</w:t>
       </w:r>
       <w:r>
         <w:rPr>
+          <w:rFonts w:ascii="宋体" w:hAnsi="宋体" w:eastAsia="宋体"/>
           <w:b w:val="0"/>
+          <w:i w:val="0"/>
+          <w:sz w:val="22"/>
         </w:rPr>
         <w:t>（必读）【本周朗读段】</w:t>
       </w:r>
@@ -2124,7 +2973,10 @@
     <w:p>
       <w:r>
         <w:rPr>
+          <w:rFonts w:ascii="宋体" w:hAnsi="宋体" w:eastAsia="宋体"/>
           <w:b/>
+          <w:i w:val="0"/>
+          <w:sz w:val="22"/>
         </w:rPr>
         <w:t>（一）灭除瞋恚的六种方法</w:t>
       </w:r>
@@ -2132,7 +2984,10 @@
     <w:p>
       <w:r>
         <w:rPr>
+          <w:rFonts w:ascii="宋体" w:hAnsi="宋体" w:eastAsia="宋体"/>
           <w:b w:val="0"/>
+          <w:i w:val="0"/>
+          <w:sz w:val="22"/>
         </w:rPr>
         <w:t>上节课学习了灭除瞋恚的六种方法：</w:t>
       </w:r>
@@ -2140,42 +2995,88 @@
     <w:p>
       <w:r>
         <w:rPr>
+          <w:rFonts w:ascii="宋体" w:hAnsi="宋体" w:eastAsia="宋体"/>
           <w:b w:val="0"/>
+          <w:i w:val="0"/>
+          <w:sz w:val="22"/>
         </w:rPr>
         <w:t>1.学习散播慈爱；2.培育慈心禅那；3.思惟自己所造的业是自己的财产；4.数数如理思惟；5.亲近善知识；6.有助于培育慈心和灭除瞋恚的适当言论。</w:t>
       </w:r>
     </w:p>
     <w:p>
+      <w:pPr>
+        <w:spacing w:before="200"/>
+      </w:pPr>
       <w:r>
         <w:rPr>
-          <w:b/>
-          <w:color w:val="1E4620"/>
-          <w:sz w:val="26"/>
+          <w:rFonts w:ascii="微软雅黑" w:hAnsi="微软雅黑" w:eastAsia="微软雅黑"/>
+          <w:b w:val="0"/>
+          <w:i w:val="0"/>
+          <w:color w:val="1E5631"/>
+          <w:sz w:val="28"/>
         </w:rPr>
         <w:t>💬 第二轮分享（10 min）</w:t>
       </w:r>
     </w:p>
+    <w:tbl>
+      <w:tblPr>
+        <w:tblW w:type="auto" w:w="0"/>
+        <w:jc w:val="center"/>
+        <w:tblLook w:firstColumn="1" w:firstRow="1" w:lastColumn="0" w:lastRow="0" w:noHBand="0" w:noVBand="1" w:val="04A0"/>
+      </w:tblPr>
+      <w:tblGrid>
+        <w:gridCol w:w="9638"/>
+      </w:tblGrid>
+      <w:tr>
+        <w:tc>
+          <w:tcPr>
+            <w:tcW w:type="dxa" w:w="9638"/>
+            <w:shd w:val="clear" w:color="auto" w:fill="F2F8F4"/>
+            <w:tcBorders>
+              <w:start w:val="single" w:sz="24" w:color="2E7D4F"/>
+            </w:tcBorders>
+            <w:tcMar>
+              <w:top w:w="40" w:type="dxa"/>
+              <w:bottom w:w="40" w:type="dxa"/>
+              <w:start w:w="120" w:type="dxa"/>
+              <w:end w:w="120" w:type="dxa"/>
+            </w:tcMar>
+          </w:tcPr>
+          <w:p>
+            <w:pPr>
+              <w:spacing w:line="324" w:lineRule="auto" w:after="60"/>
+            </w:pPr>
+            <w:r/>
+            <w:r>
+              <w:rPr>
+                <w:rFonts w:ascii="宋体" w:hAnsi="宋体" w:eastAsia="宋体"/>
+                <w:b w:val="0"/>
+                <w:i w:val="0"/>
+                <w:color w:val="333333"/>
+                <w:sz w:val="22"/>
+              </w:rPr>
+              <w:t>今天的话题比较难，请大家轮流分享（不想说也可以说"我跳过"）：你心里有没有一个"一直过不去的人"？提到他/她时，你身体或心里有什么感觉？</w:t>
+            </w:r>
+          </w:p>
+        </w:tc>
+      </w:tr>
+    </w:tbl>
     <w:p>
       <w:pPr>
-        <w:ind w:left="170"/>
-        <w:pBdr>
-          <w:left w:val="single" w:sz="18" w:space="4" w:color="1E4620"/>
-        </w:pBdr>
-        <w:shd w:val="clear" w:fill="F2F5FA"/>
+        <w:spacing w:after="40"/>
+      </w:pPr>
+    </w:p>
+    <w:p>
+      <w:pPr>
+        <w:spacing w:before="200"/>
       </w:pPr>
       <w:r>
         <w:rPr>
+          <w:rFonts w:ascii="微软雅黑" w:hAnsi="微软雅黑" w:eastAsia="微软雅黑"/>
           <w:b w:val="0"/>
-        </w:rPr>
-        <w:t>今天的话题比较难，请大家轮流分享（不想说也可以说"我跳过"）：你心里有没有一个"一直过不去的人"？提到他/她时，你身体或心里有什么感觉？</w:t>
-      </w:r>
-    </w:p>
-    <w:p>
-      <w:r>
-        <w:rPr>
-          <w:b/>
-          <w:color w:val="1E4620"/>
-          <w:sz w:val="26"/>
+          <w:i w:val="0"/>
+          <w:color w:val="1E5631"/>
+          <w:sz w:val="28"/>
         </w:rPr>
         <w:t>🎯 第二轮主题讨论（10 min）</w:t>
       </w:r>
@@ -2183,13 +3084,19 @@
     <w:p>
       <w:r>
         <w:rPr>
+          <w:rFonts w:ascii="宋体" w:hAnsi="宋体" w:eastAsia="宋体"/>
           <w:b/>
+          <w:i w:val="0"/>
+          <w:sz w:val="22"/>
         </w:rPr>
         <w:t>讨论问题（按优先级）</w:t>
       </w:r>
       <w:r>
         <w:rPr>
+          <w:rFonts w:ascii="宋体" w:hAnsi="宋体" w:eastAsia="宋体"/>
           <w:b w:val="0"/>
+          <w:i w:val="0"/>
+          <w:sz w:val="22"/>
         </w:rPr>
         <w:t>：</w:t>
       </w:r>
@@ -2200,13 +3107,19 @@
       </w:pPr>
       <w:r>
         <w:rPr>
+          <w:rFonts w:ascii="宋体" w:hAnsi="宋体" w:eastAsia="宋体"/>
           <w:b/>
+          <w:i w:val="0"/>
+          <w:sz w:val="22"/>
         </w:rPr>
         <w:t>问题①（★必答，时间不够时只讨论这个）</w:t>
       </w:r>
       <w:r>
         <w:rPr>
+          <w:rFonts w:ascii="宋体" w:hAnsi="宋体" w:eastAsia="宋体"/>
           <w:b w:val="0"/>
+          <w:i w:val="0"/>
+          <w:sz w:val="22"/>
         </w:rPr>
         <w:t>：第188讲说嗔恚"唯一用处是破坏"——你同意吗？回顾你自己生气的经历，生气有没有真的帮你解决过问题？</w:t>
       </w:r>
@@ -2217,13 +3130,19 @@
       </w:pPr>
       <w:r>
         <w:rPr>
+          <w:rFonts w:ascii="宋体" w:hAnsi="宋体" w:eastAsia="宋体"/>
           <w:b/>
+          <w:i w:val="0"/>
+          <w:sz w:val="22"/>
         </w:rPr>
         <w:t>问题②（◈选答）</w:t>
       </w:r>
       <w:r>
         <w:rPr>
+          <w:rFonts w:ascii="宋体" w:hAnsi="宋体" w:eastAsia="宋体"/>
           <w:b w:val="0"/>
+          <w:i w:val="0"/>
+          <w:sz w:val="22"/>
         </w:rPr>
         <w:t>："思惟自己所造的业是自己的财产"——古源尊者说生气就像"赤手握热炭想打人，反伤己脏己"。你理解这句话吗？</w:t>
       </w:r>
@@ -2234,114 +3153,200 @@
       </w:pPr>
       <w:r>
         <w:rPr>
+          <w:rFonts w:ascii="宋体" w:hAnsi="宋体" w:eastAsia="宋体"/>
           <w:b/>
+          <w:i w:val="0"/>
+          <w:sz w:val="22"/>
         </w:rPr>
         <w:t>问题③（◈选答，时间富余或大家感兴趣时讨论）</w:t>
       </w:r>
       <w:r>
         <w:rPr>
+          <w:rFonts w:ascii="宋体" w:hAnsi="宋体" w:eastAsia="宋体"/>
           <w:b w:val="0"/>
+          <w:i w:val="0"/>
+          <w:sz w:val="22"/>
         </w:rPr>
         <w:t>：佛陀教了六种灭嗔方法，第一就是"学习散播慈爱"。你觉得对讨厌的人修慈心，最难的是什么？</w:t>
       </w:r>
     </w:p>
+    <w:tbl>
+      <w:tblPr>
+        <w:tblW w:type="auto" w:w="0"/>
+        <w:jc w:val="center"/>
+        <w:tblLook w:firstColumn="1" w:firstRow="1" w:lastColumn="0" w:lastRow="0" w:noHBand="0" w:noVBand="1" w:val="04A0"/>
+      </w:tblPr>
+      <w:tblGrid>
+        <w:gridCol w:w="9638"/>
+      </w:tblGrid>
+      <w:tr>
+        <w:tc>
+          <w:tcPr>
+            <w:tcW w:type="dxa" w:w="9638"/>
+            <w:shd w:val="clear" w:color="auto" w:fill="F2F8F4"/>
+            <w:tcBorders>
+              <w:start w:val="single" w:sz="24" w:color="2E7D4F"/>
+            </w:tcBorders>
+            <w:tcMar>
+              <w:top w:w="40" w:type="dxa"/>
+              <w:bottom w:w="40" w:type="dxa"/>
+              <w:start w:w="120" w:type="dxa"/>
+              <w:end w:w="120" w:type="dxa"/>
+            </w:tcMar>
+          </w:tcPr>
+          <w:p>
+            <w:pPr>
+              <w:spacing w:line="324" w:lineRule="auto" w:after="60"/>
+            </w:pPr>
+            <w:r/>
+            <w:r>
+              <w:rPr>
+                <w:rFonts w:ascii="宋体" w:hAnsi="宋体" w:eastAsia="宋体"/>
+                <w:b/>
+                <w:i w:val="0"/>
+                <w:color w:val="333333"/>
+                <w:sz w:val="22"/>
+              </w:rPr>
+              <w:t>分层追问</w:t>
+            </w:r>
+            <w:r>
+              <w:rPr>
+                <w:rFonts w:ascii="宋体" w:hAnsi="宋体" w:eastAsia="宋体"/>
+                <w:b w:val="0"/>
+                <w:i w:val="0"/>
+                <w:color w:val="333333"/>
+                <w:sz w:val="22"/>
+              </w:rPr>
+              <w:t>（可视时间取用，由浅入深）：</w:t>
+            </w:r>
+          </w:p>
+          <w:p>
+            <w:pPr>
+              <w:spacing w:line="324" w:lineRule="auto" w:after="60"/>
+            </w:pPr>
+            <w:r>
+              <w:rPr>
+                <w:rFonts w:ascii="宋体" w:hAnsi="宋体" w:eastAsia="宋体"/>
+                <w:b w:val="0"/>
+                <w:i w:val="0"/>
+                <w:color w:val="333333"/>
+                <w:sz w:val="22"/>
+              </w:rPr>
+              <w:t>- 【现象】你心里的「怨敌」，更多是「伤害过你的人」，还是「让你不舒服的那种感受」？</w:t>
+            </w:r>
+          </w:p>
+          <w:p>
+            <w:pPr>
+              <w:spacing w:line="324" w:lineRule="auto" w:after="60"/>
+            </w:pPr>
+            <w:r>
+              <w:rPr>
+                <w:rFonts w:ascii="宋体" w:hAnsi="宋体" w:eastAsia="宋体"/>
+                <w:b w:val="0"/>
+                <w:i w:val="0"/>
+                <w:color w:val="333333"/>
+                <w:sz w:val="22"/>
+              </w:rPr>
+              <w:t>- 【影响】一直抱着这份嗔心，最先被消耗掉的人是谁？</w:t>
+            </w:r>
+          </w:p>
+          <w:p>
+            <w:pPr>
+              <w:spacing w:line="324" w:lineRule="auto" w:after="60"/>
+            </w:pPr>
+            <w:r>
+              <w:rPr>
+                <w:rFonts w:ascii="宋体" w:hAnsi="宋体" w:eastAsia="宋体"/>
+                <w:b w:val="0"/>
+                <w:i w:val="0"/>
+                <w:color w:val="333333"/>
+                <w:sz w:val="22"/>
+              </w:rPr>
+              <w:t>- 【应对】如果暂时做不到祝福他，可以先做哪一步——「看见他的苦」，还是「先照顾好自己」？</w:t>
+            </w:r>
+          </w:p>
+        </w:tc>
+      </w:tr>
+    </w:tbl>
     <w:p>
       <w:pPr>
-        <w:ind w:left="170"/>
-        <w:pBdr>
-          <w:left w:val="single" w:sz="18" w:space="4" w:color="1E4620"/>
-        </w:pBdr>
-        <w:shd w:val="clear" w:fill="F2F5FA"/>
+        <w:spacing w:after="40"/>
+      </w:pPr>
+    </w:p>
+    <w:p>
+      <w:pPr>
+        <w:spacing w:before="200"/>
       </w:pPr>
       <w:r>
         <w:rPr>
-          <w:b/>
-        </w:rPr>
-        <w:t>分层追问</w:t>
-      </w:r>
-      <w:r>
-        <w:rPr>
+          <w:rFonts w:ascii="微软雅黑" w:hAnsi="微软雅黑" w:eastAsia="微软雅黑"/>
           <w:b w:val="0"/>
-        </w:rPr>
-        <w:t>（可视时间取用，由浅入深）：</w:t>
-      </w:r>
-    </w:p>
-    <w:p>
-      <w:pPr>
-        <w:ind w:left="170"/>
-        <w:pBdr>
-          <w:left w:val="single" w:sz="18" w:space="4" w:color="1E4620"/>
-        </w:pBdr>
-        <w:shd w:val="clear" w:fill="F2F5FA"/>
-      </w:pPr>
-      <w:r>
-        <w:rPr>
-          <w:b w:val="0"/>
-        </w:rPr>
-        <w:t>- 【现象】你心里的「怨敌」，更多是「伤害过你的人」，还是「让你不舒服的那种感受」？</w:t>
-      </w:r>
-    </w:p>
-    <w:p>
-      <w:pPr>
-        <w:ind w:left="170"/>
-        <w:pBdr>
-          <w:left w:val="single" w:sz="18" w:space="4" w:color="1E4620"/>
-        </w:pBdr>
-        <w:shd w:val="clear" w:fill="F2F5FA"/>
-      </w:pPr>
-      <w:r>
-        <w:rPr>
-          <w:b w:val="0"/>
-        </w:rPr>
-        <w:t>- 【影响】一直抱着这份嗔心，最先被消耗掉的人是谁？</w:t>
-      </w:r>
-    </w:p>
-    <w:p>
-      <w:pPr>
-        <w:ind w:left="170"/>
-        <w:pBdr>
-          <w:left w:val="single" w:sz="18" w:space="4" w:color="1E4620"/>
-        </w:pBdr>
-        <w:shd w:val="clear" w:fill="F2F5FA"/>
-      </w:pPr>
-      <w:r>
-        <w:rPr>
-          <w:b w:val="0"/>
-        </w:rPr>
-        <w:t>- 【应对】如果暂时做不到祝福他，可以先做哪一步——「看见他的苦」，还是「先照顾好自己」？</w:t>
-      </w:r>
-    </w:p>
-    <w:p>
-      <w:r>
-        <w:rPr>
-          <w:b/>
-          <w:color w:val="1E4620"/>
-          <w:sz w:val="26"/>
+          <w:i w:val="0"/>
+          <w:color w:val="1E5631"/>
+          <w:sz w:val="28"/>
         </w:rPr>
         <w:t>📚 扩展内容包（时间富余时使用）</w:t>
       </w:r>
     </w:p>
+    <w:tbl>
+      <w:tblPr>
+        <w:tblW w:type="auto" w:w="0"/>
+        <w:jc w:val="center"/>
+        <w:tblLook w:firstColumn="1" w:firstRow="1" w:lastColumn="0" w:lastRow="0" w:noHBand="0" w:noVBand="1" w:val="04A0"/>
+      </w:tblPr>
+      <w:tblGrid>
+        <w:gridCol w:w="9638"/>
+      </w:tblGrid>
+      <w:tr>
+        <w:tc>
+          <w:tcPr>
+            <w:tcW w:type="dxa" w:w="9638"/>
+            <w:shd w:val="clear" w:color="auto" w:fill="F2F8F4"/>
+            <w:tcBorders>
+              <w:start w:val="single" w:sz="24" w:color="2E7D4F"/>
+            </w:tcBorders>
+            <w:tcMar>
+              <w:top w:w="40" w:type="dxa"/>
+              <w:bottom w:w="40" w:type="dxa"/>
+              <w:start w:w="120" w:type="dxa"/>
+              <w:end w:w="120" w:type="dxa"/>
+            </w:tcMar>
+          </w:tcPr>
+          <w:p>
+            <w:pPr>
+              <w:spacing w:line="324" w:lineRule="auto" w:after="60"/>
+            </w:pPr>
+            <w:r/>
+            <w:r>
+              <w:rPr>
+                <w:rFonts w:ascii="宋体" w:hAnsi="宋体" w:eastAsia="宋体"/>
+                <w:b w:val="0"/>
+                <w:i w:val="0"/>
+                <w:color w:val="333333"/>
+                <w:sz w:val="22"/>
+              </w:rPr>
+              <w:t>以下内容用于共读提前结束或讨论意犹未尽时，按需选用，不必全部完成。</w:t>
+            </w:r>
+          </w:p>
+        </w:tc>
+      </w:tr>
+    </w:tbl>
     <w:p>
       <w:pPr>
-        <w:ind w:left="170"/>
-        <w:pBdr>
-          <w:left w:val="single" w:sz="18" w:space="4" w:color="1E4620"/>
-        </w:pBdr>
-        <w:shd w:val="clear" w:fill="F2F5FA"/>
+        <w:spacing w:after="40"/>
+      </w:pPr>
+    </w:p>
+    <w:p>
+      <w:pPr>
+        <w:spacing w:before="120"/>
       </w:pPr>
       <w:r>
         <w:rPr>
+          <w:rFonts w:ascii="微软雅黑" w:hAnsi="微软雅黑" w:eastAsia="微软雅黑"/>
           <w:b w:val="0"/>
-        </w:rPr>
-        <w:t>以下内容用于共读提前结束或讨论意犹未尽时，按需选用，不必全部完成。</w:t>
-      </w:r>
-    </w:p>
-    <w:p>
-      <w:r>
-        <w:rPr>
-          <w:b/>
-          <w:color w:val="1E4620"/>
-          <w:sz w:val="23"/>
+          <w:i w:val="0"/>
+          <w:color w:val="1E5631"/>
+          <w:sz w:val="24"/>
         </w:rPr>
         <w:t>扩展一：补充原文段落</w:t>
       </w:r>
@@ -2349,67 +3354,150 @@
     <w:p>
       <w:r>
         <w:rPr>
+          <w:rFonts w:ascii="宋体" w:hAnsi="宋体" w:eastAsia="宋体"/>
           <w:b/>
+          <w:i w:val="0"/>
+          <w:sz w:val="22"/>
         </w:rPr>
         <w:t>段落1</w:t>
       </w:r>
       <w:r>
         <w:rPr>
+          <w:rFonts w:ascii="宋体" w:hAnsi="宋体" w:eastAsia="宋体"/>
           <w:b w:val="0"/>
+          <w:i w:val="0"/>
+          <w:sz w:val="22"/>
         </w:rPr>
         <w:t>（出自《原文全集》第一部分·第188讲 法念处·五盖（二）·（四）如何修习慈心——向敬爱同性散播慈爱）：</w:t>
       </w:r>
     </w:p>
+    <w:tbl>
+      <w:tblPr>
+        <w:tblW w:type="auto" w:w="0"/>
+        <w:jc w:val="center"/>
+        <w:tblLook w:firstColumn="1" w:firstRow="1" w:lastColumn="0" w:lastRow="0" w:noHBand="0" w:noVBand="1" w:val="04A0"/>
+      </w:tblPr>
+      <w:tblGrid>
+        <w:gridCol w:w="9638"/>
+      </w:tblGrid>
+      <w:tr>
+        <w:tc>
+          <w:tcPr>
+            <w:tcW w:type="dxa" w:w="9638"/>
+            <w:shd w:val="clear" w:color="auto" w:fill="F2F8F4"/>
+            <w:tcBorders>
+              <w:start w:val="single" w:sz="24" w:color="2E7D4F"/>
+            </w:tcBorders>
+            <w:tcMar>
+              <w:top w:w="40" w:type="dxa"/>
+              <w:bottom w:w="40" w:type="dxa"/>
+              <w:start w:w="120" w:type="dxa"/>
+              <w:end w:w="120" w:type="dxa"/>
+            </w:tcMar>
+          </w:tcPr>
+          <w:p>
+            <w:pPr>
+              <w:spacing w:line="324" w:lineRule="auto" w:after="60"/>
+            </w:pPr>
+            <w:r/>
+            <w:r>
+              <w:rPr>
+                <w:rFonts w:ascii="宋体" w:hAnsi="宋体" w:eastAsia="宋体"/>
+                <w:b w:val="0"/>
+                <w:i w:val="0"/>
+                <w:color w:val="333333"/>
+                <w:sz w:val="22"/>
+              </w:rPr>
+              <w:t>"当我们向自己散播慈爱时，心会充满喜悦。这时我们运用禅那的明亮的定力之光，照向你敬爱或亲爱的同性，最好能够看到他全身，尤其要看到他充满笑容的脸。如果定力不够，比如普通人还没有定力，你就取他的影像，影像不完整没关系，但一定要取到他的笑容，然后用四种方式向他散播慈爱，Averāhontu，Abyāpajjhāhontu，Anāghāhontu，Sukhāattānaūpariharatu。愿这位善者没有怨敌，愿这位善者没有内心的痛苦，愿这位善者没有身体的痛苦，愿这位善者拥有自己的快乐。如此散播几遍慈爱给这位尊敬或亲爱的人以后，应当从四种方式中选择一种，比如愿这位善者没有内心的痛苦，只用这一句 Abyāpajjhāhontu，然后不断地以内心这种状态向他散播慈爱。'愿他没有内心的痛苦'，有人说不知道如何体会他人没有内心的痛苦。你可以体会自己内心没有痛苦时的柔软、清凉、愉悦的感觉，你希望他人也拥有柔软、清凉、愉悦，就带着这样的心去祝福他人。"</w:t>
+            </w:r>
+          </w:p>
+        </w:tc>
+      </w:tr>
+    </w:tbl>
     <w:p>
       <w:pPr>
-        <w:ind w:left="170"/>
-        <w:pBdr>
-          <w:left w:val="single" w:sz="18" w:space="4" w:color="1E4620"/>
-        </w:pBdr>
-        <w:shd w:val="clear" w:fill="F2F5FA"/>
+        <w:spacing w:after="40"/>
       </w:pPr>
-      <w:r>
-        <w:rPr>
-          <w:b w:val="0"/>
-        </w:rPr>
-        <w:t>"当我们向自己散播慈爱时，心会充满喜悦。这时我们运用禅那的明亮的定力之光，照向你敬爱或亲爱的同性，最好能够看到他全身，尤其要看到他充满笑容的脸。如果定力不够，比如普通人还没有定力，你就取他的影像，影像不完整没关系，但一定要取到他的笑容，然后用四种方式向他散播慈爱，Averāhontu，Abyāpajjhāhontu，Anāghāhontu，Sukhāattānaūpariharatu。愿这位善者没有怨敌，愿这位善者没有内心的痛苦，愿这位善者没有身体的痛苦，愿这位善者拥有自己的快乐。如此散播几遍慈爱给这位尊敬或亲爱的人以后，应当从四种方式中选择一种，比如愿这位善者没有内心的痛苦，只用这一句 Abyāpajjhāhontu，然后不断地以内心这种状态向他散播慈爱。'愿他没有内心的痛苦'，有人说不知道如何体会他人没有内心的痛苦。你可以体会自己内心没有痛苦时的柔软、清凉、愉悦的感觉，你希望他人也拥有柔软、清凉、愉悦，就带着这样的心去祝福他人。"</w:t>
-      </w:r>
     </w:p>
     <w:p>
       <w:r>
         <w:rPr>
+          <w:rFonts w:ascii="宋体" w:hAnsi="宋体" w:eastAsia="宋体"/>
           <w:b/>
+          <w:i w:val="0"/>
+          <w:sz w:val="22"/>
         </w:rPr>
         <w:t>段落2</w:t>
       </w:r>
       <w:r>
         <w:rPr>
+          <w:rFonts w:ascii="宋体" w:hAnsi="宋体" w:eastAsia="宋体"/>
           <w:b w:val="0"/>
+          <w:i w:val="0"/>
+          <w:sz w:val="22"/>
         </w:rPr>
         <w:t>（出处同上）：</w:t>
       </w:r>
     </w:p>
+    <w:tbl>
+      <w:tblPr>
+        <w:tblW w:type="auto" w:w="0"/>
+        <w:jc w:val="center"/>
+        <w:tblLook w:firstColumn="1" w:firstRow="1" w:lastColumn="0" w:lastRow="0" w:noHBand="0" w:noVBand="1" w:val="04A0"/>
+      </w:tblPr>
+      <w:tblGrid>
+        <w:gridCol w:w="9638"/>
+      </w:tblGrid>
+      <w:tr>
+        <w:tc>
+          <w:tcPr>
+            <w:tcW w:type="dxa" w:w="9638"/>
+            <w:shd w:val="clear" w:color="auto" w:fill="F2F8F4"/>
+            <w:tcBorders>
+              <w:start w:val="single" w:sz="24" w:color="2E7D4F"/>
+            </w:tcBorders>
+            <w:tcMar>
+              <w:top w:w="40" w:type="dxa"/>
+              <w:bottom w:w="40" w:type="dxa"/>
+              <w:start w:w="120" w:type="dxa"/>
+              <w:end w:w="120" w:type="dxa"/>
+            </w:tcMar>
+          </w:tcPr>
+          <w:p>
+            <w:pPr>
+              <w:spacing w:line="324" w:lineRule="auto" w:after="60"/>
+            </w:pPr>
+            <w:r/>
+            <w:r>
+              <w:rPr>
+                <w:rFonts w:ascii="宋体" w:hAnsi="宋体" w:eastAsia="宋体"/>
+                <w:b w:val="0"/>
+                <w:i w:val="0"/>
+                <w:color w:val="333333"/>
+                <w:sz w:val="22"/>
+              </w:rPr>
+              <w:t>"如果你有遍禅第四禅的定力，以此为基础散播慈爱（基本上两三声或三五声），就能迅速地证到慈心初禅。你可以练习长时间安住在初禅禅那，如两小时、三小时或更久。满意之后，你可以省察禅支，如何省察呢？与安那般那禅那（省察禅支方法）一样。比如，祝福敬爱的人没有内心的痛苦，进入初禅一小时，出定之后即刻观察心脏部位的有分心（意门），然后回头再看你散播慈爱的对像。当该对像出现在有分心时，五禅支就会很明显地呈现在那个地方，此时你可以逐一地省察五禅支。熟悉于省察禅支之后，你应该修习初禅的五自在，成功后可以进入慈心第二禅和慈心第三禅。慈心禅只能到第三禅，不能到第四禅，因为第四禅是舍为基础的禅那。至此，你已经能用'愿此善者没有内心的痛苦'这种方式散播慈爱证得慈心的一、二、三禅。接下来，应该逐一地运用其他三种方式来散播慈爱，直到以每一种方式都能证得第三禅。然后再选另一位敬爱且同性的人作为对像，同样以这四种方式逐一地对他散播慈爱，直到以每一种方式都能证得第三禅。成功后再选另一位敬爱且同性的人，以同样的方法对他散播慈爱。一般建议找五个、十个，多多益善。"</w:t>
+            </w:r>
+          </w:p>
+        </w:tc>
+      </w:tr>
+    </w:tbl>
     <w:p>
       <w:pPr>
-        <w:ind w:left="170"/>
-        <w:pBdr>
-          <w:left w:val="single" w:sz="18" w:space="4" w:color="1E4620"/>
-        </w:pBdr>
-        <w:shd w:val="clear" w:fill="F2F5FA"/>
+        <w:spacing w:after="40"/>
+      </w:pPr>
+    </w:p>
+    <w:p>
+      <w:pPr>
+        <w:spacing w:before="120"/>
       </w:pPr>
       <w:r>
         <w:rPr>
+          <w:rFonts w:ascii="微软雅黑" w:hAnsi="微软雅黑" w:eastAsia="微软雅黑"/>
           <w:b w:val="0"/>
-        </w:rPr>
-        <w:t>"如果你有遍禅第四禅的定力，以此为基础散播慈爱（基本上两三声或三五声），就能迅速地证到慈心初禅。你可以练习长时间安住在初禅禅那，如两小时、三小时或更久。满意之后，你可以省察禅支，如何省察呢？与安那般那禅那（省察禅支方法）一样。比如，祝福敬爱的人没有内心的痛苦，进入初禅一小时，出定之后即刻观察心脏部位的有分心（意门），然后回头再看你散播慈爱的对像。当该对像出现在有分心时，五禅支就会很明显地呈现在那个地方，此时你可以逐一地省察五禅支。熟悉于省察禅支之后，你应该修习初禅的五自在，成功后可以进入慈心第二禅和慈心第三禅。慈心禅只能到第三禅，不能到第四禅，因为第四禅是舍为基础的禅那。至此，你已经能用'愿此善者没有内心的痛苦'这种方式散播慈爱证得慈心的一、二、三禅。接下来，应该逐一地运用其他三种方式来散播慈爱，直到以每一种方式都能证得第三禅。然后再选另一位敬爱且同性的人作为对像，同样以这四种方式逐一地对他散播慈爱，直到以每一种方式都能证得第三禅。成功后再选另一位敬爱且同性的人，以同样的方法对他散播慈爱。一般建议找五个、十个，多多益善。"</w:t>
-      </w:r>
-    </w:p>
-    <w:p>
-      <w:r>
-        <w:rPr>
-          <w:b/>
-          <w:color w:val="1E4620"/>
-          <w:sz w:val="23"/>
+          <w:i w:val="0"/>
+          <w:color w:val="1E5631"/>
+          <w:sz w:val="24"/>
         </w:rPr>
         <w:t>扩展二：深入讨论问题</w:t>
       </w:r>
@@ -2420,7 +3508,10 @@
       </w:pPr>
       <w:r>
         <w:rPr>
+          <w:rFonts w:ascii="宋体" w:hAnsi="宋体" w:eastAsia="宋体"/>
           <w:b w:val="0"/>
+          <w:i w:val="0"/>
+          <w:sz w:val="22"/>
         </w:rPr>
         <w:t>经论说"初修慈心者不要对非常亲爱的人修慈心，因为容易生起贪爱"——父母对孩子那种"多穿衣服"的担心，是慈还是贪？"担心"和"慈爱"能同时存在吗？</w:t>
       </w:r>
@@ -2431,17 +3522,25 @@
       </w:pPr>
       <w:r>
         <w:rPr>
+          <w:rFonts w:ascii="宋体" w:hAnsi="宋体" w:eastAsia="宋体"/>
           <w:b w:val="0"/>
+          <w:i w:val="0"/>
+          <w:sz w:val="22"/>
         </w:rPr>
         <w:t>对"平淡的人"散播慈爱"心会没有力量"——你祝福那位中性人时，心是轻松的，还是有勉强的感觉？</w:t>
       </w:r>
     </w:p>
     <w:p>
+      <w:pPr>
+        <w:spacing w:before="120"/>
+      </w:pPr>
       <w:r>
         <w:rPr>
-          <w:b/>
-          <w:color w:val="1E4620"/>
-          <w:sz w:val="23"/>
+          <w:rFonts w:ascii="微软雅黑" w:hAnsi="微软雅黑" w:eastAsia="微软雅黑"/>
+          <w:b w:val="0"/>
+          <w:i w:val="0"/>
+          <w:color w:val="1E5631"/>
+          <w:sz w:val="24"/>
         </w:rPr>
         <w:t>扩展三：延伸小练习</w:t>
       </w:r>
@@ -2452,23 +3551,34 @@
       </w:pPr>
       <w:r>
         <w:rPr>
+          <w:rFonts w:ascii="宋体" w:hAnsi="宋体" w:eastAsia="宋体"/>
           <w:b/>
+          <w:i w:val="0"/>
+          <w:sz w:val="22"/>
         </w:rPr>
         <w:t>问候一张"熟悉的脸"</w:t>
       </w:r>
       <w:r>
         <w:rPr>
+          <w:rFonts w:ascii="宋体" w:hAnsi="宋体" w:eastAsia="宋体"/>
           <w:b w:val="0"/>
+          <w:i w:val="0"/>
+          <w:sz w:val="22"/>
         </w:rPr>
         <w:t>：本周找一位你每天都会遇到但从没说过话的人（门卫、早餐摊主、同乘电梯的邻居），在心里对他说一句"愿你没有危难，愿你没有内心的痛苦"，然后留意下次见到他时自己的感觉。</w:t>
       </w:r>
     </w:p>
     <w:p>
+      <w:pPr>
+        <w:spacing w:before="120"/>
+      </w:pPr>
       <w:r>
         <w:rPr>
-          <w:b/>
-          <w:color w:val="1E4620"/>
-          <w:sz w:val="23"/>
+          <w:rFonts w:ascii="微软雅黑" w:hAnsi="微软雅黑" w:eastAsia="微软雅黑"/>
+          <w:b w:val="0"/>
+          <w:i w:val="0"/>
+          <w:color w:val="1E5631"/>
+          <w:sz w:val="24"/>
         </w:rPr>
         <w:t>扩展四：补充原文段落</w:t>
       </w:r>
@@ -2476,67 +3586,150 @@
     <w:p>
       <w:r>
         <w:rPr>
+          <w:rFonts w:ascii="宋体" w:hAnsi="宋体" w:eastAsia="宋体"/>
           <w:b/>
+          <w:i w:val="0"/>
+          <w:sz w:val="22"/>
         </w:rPr>
         <w:t>段落1</w:t>
       </w:r>
       <w:r>
         <w:rPr>
+          <w:rFonts w:ascii="宋体" w:hAnsi="宋体" w:eastAsia="宋体"/>
           <w:b w:val="0"/>
+          <w:i w:val="0"/>
+          <w:sz w:val="22"/>
         </w:rPr>
         <w:t>（出自《原文全集》第一部分·第188讲 法念处·五盖（二）·思惟自己所造之业是自己的财产）：</w:t>
       </w:r>
     </w:p>
+    <w:tbl>
+      <w:tblPr>
+        <w:tblW w:type="auto" w:w="0"/>
+        <w:jc w:val="center"/>
+        <w:tblLook w:firstColumn="1" w:firstRow="1" w:lastColumn="0" w:lastRow="0" w:noHBand="0" w:noVBand="1" w:val="04A0"/>
+      </w:tblPr>
+      <w:tblGrid>
+        <w:gridCol w:w="9638"/>
+      </w:tblGrid>
+      <w:tr>
+        <w:tc>
+          <w:tcPr>
+            <w:tcW w:type="dxa" w:w="9638"/>
+            <w:shd w:val="clear" w:color="auto" w:fill="F2F8F4"/>
+            <w:tcBorders>
+              <w:start w:val="single" w:sz="24" w:color="2E7D4F"/>
+            </w:tcBorders>
+            <w:tcMar>
+              <w:top w:w="40" w:type="dxa"/>
+              <w:bottom w:w="40" w:type="dxa"/>
+              <w:start w:w="120" w:type="dxa"/>
+              <w:end w:w="120" w:type="dxa"/>
+            </w:tcMar>
+          </w:tcPr>
+          <w:p>
+            <w:pPr>
+              <w:spacing w:line="324" w:lineRule="auto" w:after="60"/>
+            </w:pPr>
+            <w:r/>
+            <w:r>
+              <w:rPr>
+                <w:rFonts w:ascii="宋体" w:hAnsi="宋体" w:eastAsia="宋体"/>
+                <w:b w:val="0"/>
+                <w:i w:val="0"/>
+                <w:color w:val="333333"/>
+                <w:sz w:val="22"/>
+              </w:rPr>
+              <w:t>"对他人生气，就像赤手握着灼热的木炭、火红的铁条、粪便等损害之物而想打击他人一样。当你赤手空拳握着灼热的火炭或火红的铁条想打击别人时，别人未必会被打伤，但肯定会先烧伤自己。同样地，当你用手捡起粪便想丢别人时，别人未必会被丢中，但你肯定会先弄脏自己、浑身沾满粪便的臭味。如此思惟能灭除瞋恚。"</w:t>
+            </w:r>
+          </w:p>
+        </w:tc>
+      </w:tr>
+    </w:tbl>
     <w:p>
       <w:pPr>
-        <w:ind w:left="170"/>
-        <w:pBdr>
-          <w:left w:val="single" w:sz="18" w:space="4" w:color="1E4620"/>
-        </w:pBdr>
-        <w:shd w:val="clear" w:fill="F2F5FA"/>
+        <w:spacing w:after="40"/>
       </w:pPr>
-      <w:r>
-        <w:rPr>
-          <w:b w:val="0"/>
-        </w:rPr>
-        <w:t>"对他人生气，就像赤手握着灼热的木炭、火红的铁条、粪便等损害之物而想打击他人一样。当你赤手空拳握着灼热的火炭或火红的铁条想打击别人时，别人未必会被打伤，但肯定会先烧伤自己。同样地，当你用手捡起粪便想丢别人时，别人未必会被丢中，但你肯定会先弄脏自己、浑身沾满粪便的臭味。如此思惟能灭除瞋恚。"</w:t>
-      </w:r>
     </w:p>
     <w:p>
       <w:r>
         <w:rPr>
+          <w:rFonts w:ascii="宋体" w:hAnsi="宋体" w:eastAsia="宋体"/>
           <w:b/>
+          <w:i w:val="0"/>
+          <w:sz w:val="22"/>
         </w:rPr>
         <w:t>段落2</w:t>
       </w:r>
       <w:r>
         <w:rPr>
+          <w:rFonts w:ascii="宋体" w:hAnsi="宋体" w:eastAsia="宋体"/>
           <w:b w:val="0"/>
+          <w:i w:val="0"/>
+          <w:sz w:val="22"/>
         </w:rPr>
         <w:t>（出处同上）：</w:t>
       </w:r>
     </w:p>
+    <w:tbl>
+      <w:tblPr>
+        <w:tblW w:type="auto" w:w="0"/>
+        <w:jc w:val="center"/>
+        <w:tblLook w:firstColumn="1" w:firstRow="1" w:lastColumn="0" w:lastRow="0" w:noHBand="0" w:noVBand="1" w:val="04A0"/>
+      </w:tblPr>
+      <w:tblGrid>
+        <w:gridCol w:w="9638"/>
+      </w:tblGrid>
+      <w:tr>
+        <w:tc>
+          <w:tcPr>
+            <w:tcW w:type="dxa" w:w="9638"/>
+            <w:shd w:val="clear" w:color="auto" w:fill="F2F8F4"/>
+            <w:tcBorders>
+              <w:start w:val="single" w:sz="24" w:color="2E7D4F"/>
+            </w:tcBorders>
+            <w:tcMar>
+              <w:top w:w="40" w:type="dxa"/>
+              <w:bottom w:w="40" w:type="dxa"/>
+              <w:start w:w="120" w:type="dxa"/>
+              <w:end w:w="120" w:type="dxa"/>
+            </w:tcMar>
+          </w:tcPr>
+          <w:p>
+            <w:pPr>
+              <w:spacing w:line="324" w:lineRule="auto" w:after="60"/>
+            </w:pPr>
+            <w:r/>
+            <w:r>
+              <w:rPr>
+                <w:rFonts w:ascii="宋体" w:hAnsi="宋体" w:eastAsia="宋体"/>
+                <w:b w:val="0"/>
+                <w:i w:val="0"/>
+                <w:color w:val="333333"/>
+                <w:sz w:val="22"/>
+              </w:rPr>
+              <w:t>"'他的愤怒就像不被接受的礼物退回给他自己一样，也像逆风投掷灰尘，灰尘只会飞回他自己的头上一样。'时常如此思惟自己所造之业是自己的财产，他人所造之业是他人的财产，如此思惟也能灭除瞋恚。"</w:t>
+            </w:r>
+          </w:p>
+        </w:tc>
+      </w:tr>
+    </w:tbl>
     <w:p>
       <w:pPr>
-        <w:ind w:left="170"/>
-        <w:pBdr>
-          <w:left w:val="single" w:sz="18" w:space="4" w:color="1E4620"/>
-        </w:pBdr>
-        <w:shd w:val="clear" w:fill="F2F5FA"/>
+        <w:spacing w:after="40"/>
+      </w:pPr>
+    </w:p>
+    <w:p>
+      <w:pPr>
+        <w:spacing w:before="120"/>
       </w:pPr>
       <w:r>
         <w:rPr>
+          <w:rFonts w:ascii="微软雅黑" w:hAnsi="微软雅黑" w:eastAsia="微软雅黑"/>
           <w:b w:val="0"/>
-        </w:rPr>
-        <w:t>"'他的愤怒就像不被接受的礼物退回给他自己一样，也像逆风投掷灰尘，灰尘只会飞回他自己的头上一样。'时常如此思惟自己所造之业是自己的财产，他人所造之业是他人的财产，如此思惟也能灭除瞋恚。"</w:t>
-      </w:r>
-    </w:p>
-    <w:p>
-      <w:r>
-        <w:rPr>
-          <w:b/>
-          <w:color w:val="1E4620"/>
-          <w:sz w:val="23"/>
+          <w:i w:val="0"/>
+          <w:color w:val="1E5631"/>
+          <w:sz w:val="24"/>
         </w:rPr>
         <w:t>扩展五：深入讨论问题</w:t>
       </w:r>
@@ -2547,7 +3740,10 @@
       </w:pPr>
       <w:r>
         <w:rPr>
+          <w:rFonts w:ascii="宋体" w:hAnsi="宋体" w:eastAsia="宋体"/>
           <w:b w:val="0"/>
+          <w:i w:val="0"/>
+          <w:sz w:val="22"/>
         </w:rPr>
         <w:t>"生气首先烧伤的是自己"——回顾你最近一次生气，那个"火炭"最后烫到的是谁？生气真的帮你"解决"过问题吗？</w:t>
       </w:r>
@@ -2558,17 +3754,25 @@
       </w:pPr>
       <w:r>
         <w:rPr>
+          <w:rFonts w:ascii="宋体" w:hAnsi="宋体" w:eastAsia="宋体"/>
           <w:b w:val="0"/>
+          <w:i w:val="0"/>
+          <w:sz w:val="22"/>
         </w:rPr>
         <w:t>古源尊者教"一念之转"：把对方的缺点写下来，反问"这是真的吗？你确定是真的吗？"，再反转"把他换成你，把你换成他"，最后写对方20条优点——你觉得最难的是哪一步？为什么？</w:t>
       </w:r>
     </w:p>
     <w:p>
+      <w:pPr>
+        <w:spacing w:before="120"/>
+      </w:pPr>
       <w:r>
         <w:rPr>
-          <w:b/>
-          <w:color w:val="1E4620"/>
-          <w:sz w:val="23"/>
+          <w:rFonts w:ascii="微软雅黑" w:hAnsi="微软雅黑" w:eastAsia="微软雅黑"/>
+          <w:b w:val="0"/>
+          <w:i w:val="0"/>
+          <w:color w:val="1E5631"/>
+          <w:sz w:val="24"/>
         </w:rPr>
         <w:t>扩展六：延伸小练习</w:t>
       </w:r>
@@ -2579,23 +3783,34 @@
       </w:pPr>
       <w:r>
         <w:rPr>
+          <w:rFonts w:ascii="宋体" w:hAnsi="宋体" w:eastAsia="宋体"/>
           <w:b/>
+          <w:i w:val="0"/>
+          <w:sz w:val="22"/>
         </w:rPr>
         <w:t>一念之转（节选，不强迫分享）</w:t>
       </w:r>
       <w:r>
         <w:rPr>
+          <w:rFonts w:ascii="宋体" w:hAnsi="宋体" w:eastAsia="宋体"/>
           <w:b w:val="0"/>
+          <w:i w:val="0"/>
+          <w:sz w:val="22"/>
         </w:rPr>
         <w:t>：写下那个"过不去的人"的一个让你不舒服的特点 → 问自己：这是真的吗？我确定是真的吗？→ 试着写下他/她的一个优点。做完即可，不要求当场分享。</w:t>
       </w:r>
     </w:p>
     <w:p>
+      <w:pPr>
+        <w:spacing w:before="200"/>
+      </w:pPr>
       <w:r>
         <w:rPr>
-          <w:b/>
-          <w:color w:val="1E4620"/>
-          <w:sz w:val="26"/>
+          <w:rFonts w:ascii="微软雅黑" w:hAnsi="微软雅黑" w:eastAsia="微软雅黑"/>
+          <w:b w:val="0"/>
+          <w:i w:val="0"/>
+          <w:color w:val="1E5631"/>
+          <w:sz w:val="28"/>
         </w:rPr>
         <w:t>🔚 收尾与回向（15 min）</w:t>
       </w:r>
@@ -2606,13 +3821,19 @@
       </w:pPr>
       <w:r>
         <w:rPr>
+          <w:rFonts w:ascii="宋体" w:hAnsi="宋体" w:eastAsia="宋体"/>
           <w:b/>
+          <w:i w:val="0"/>
+          <w:sz w:val="22"/>
         </w:rPr>
         <w:t>每人一句话</w:t>
       </w:r>
       <w:r>
         <w:rPr>
+          <w:rFonts w:ascii="宋体" w:hAnsi="宋体" w:eastAsia="宋体"/>
           <w:b w:val="0"/>
+          <w:i w:val="0"/>
+          <w:sz w:val="22"/>
         </w:rPr>
         <w:t>：给某人送祝福时，心里是什么感觉？</w:t>
       </w:r>
@@ -2623,13 +3844,19 @@
       </w:pPr>
       <w:r>
         <w:rPr>
+          <w:rFonts w:ascii="宋体" w:hAnsi="宋体" w:eastAsia="宋体"/>
           <w:b/>
+          <w:i w:val="0"/>
+          <w:sz w:val="22"/>
         </w:rPr>
         <w:t>下周预告</w:t>
       </w:r>
       <w:r>
         <w:rPr>
+          <w:rFonts w:ascii="宋体" w:hAnsi="宋体" w:eastAsia="宋体"/>
           <w:b w:val="0"/>
+          <w:i w:val="0"/>
+          <w:sz w:val="22"/>
         </w:rPr>
         <w:t>：下周是最难的一步——对不喜欢的人、甚至"敌人"散播慈爱。</w:t>
       </w:r>
@@ -2640,13 +3867,19 @@
       </w:pPr>
       <w:r>
         <w:rPr>
+          <w:rFonts w:ascii="宋体" w:hAnsi="宋体" w:eastAsia="宋体"/>
           <w:b/>
+          <w:i w:val="0"/>
+          <w:sz w:val="22"/>
         </w:rPr>
         <w:t>本周作业</w:t>
       </w:r>
       <w:r>
         <w:rPr>
+          <w:rFonts w:ascii="宋体" w:hAnsi="宋体" w:eastAsia="宋体"/>
           <w:b w:val="0"/>
+          <w:i w:val="0"/>
+          <w:sz w:val="22"/>
         </w:rPr>
         <w:t>：本周选一位中性人（同事/邻居/店员），在心里祝福他/她一次；留意你祝福他时心里有没有"不情愿"。</w:t>
       </w:r>
@@ -2657,13 +3890,19 @@
       </w:pPr>
       <w:r>
         <w:rPr>
+          <w:rFonts w:ascii="宋体" w:hAnsi="宋体" w:eastAsia="宋体"/>
           <w:b/>
+          <w:i w:val="0"/>
+          <w:sz w:val="22"/>
         </w:rPr>
         <w:t>回向</w:t>
       </w:r>
       <w:r>
         <w:rPr>
+          <w:rFonts w:ascii="宋体" w:hAnsi="宋体" w:eastAsia="宋体"/>
           <w:b w:val="0"/>
+          <w:i w:val="0"/>
+          <w:sz w:val="22"/>
         </w:rPr>
         <w:t>（一起念）：</w:t>
       </w:r>
@@ -2674,13 +3913,19 @@
       </w:pPr>
       <w:r>
         <w:rPr>
+          <w:rFonts w:ascii="宋体" w:hAnsi="宋体" w:eastAsia="宋体"/>
           <w:b/>
+          <w:i w:val="0"/>
+          <w:sz w:val="22"/>
         </w:rPr>
         <w:t>每人一句话</w:t>
       </w:r>
       <w:r>
         <w:rPr>
+          <w:rFonts w:ascii="宋体" w:hAnsi="宋体" w:eastAsia="宋体"/>
           <w:b w:val="0"/>
+          <w:i w:val="0"/>
+          <w:sz w:val="22"/>
         </w:rPr>
         <w:t>：今天这个练习，你做的是"祝福"还是"悲心"？心里什么感受？</w:t>
       </w:r>
@@ -2691,13 +3936,19 @@
       </w:pPr>
       <w:r>
         <w:rPr>
+          <w:rFonts w:ascii="宋体" w:hAnsi="宋体" w:eastAsia="宋体"/>
           <w:b/>
+          <w:i w:val="0"/>
+          <w:sz w:val="22"/>
         </w:rPr>
         <w:t>下周预告</w:t>
       </w:r>
       <w:r>
         <w:rPr>
+          <w:rFonts w:ascii="宋体" w:hAnsi="宋体" w:eastAsia="宋体"/>
           <w:b w:val="0"/>
+          <w:i w:val="0"/>
+          <w:sz w:val="22"/>
         </w:rPr>
         <w:t>：下周我们学习慈心的扩展——破除界限与十方遍满（含慈心禅那），把慈爱散播到十方一切众生。</w:t>
       </w:r>
@@ -2708,13 +3959,19 @@
       </w:pPr>
       <w:r>
         <w:rPr>
+          <w:rFonts w:ascii="宋体" w:hAnsi="宋体" w:eastAsia="宋体"/>
           <w:b/>
+          <w:i w:val="0"/>
+          <w:sz w:val="22"/>
         </w:rPr>
         <w:t>本周作业</w:t>
       </w:r>
       <w:r>
         <w:rPr>
+          <w:rFonts w:ascii="宋体" w:hAnsi="宋体" w:eastAsia="宋体"/>
           <w:b w:val="0"/>
+          <w:i w:val="0"/>
+          <w:sz w:val="22"/>
         </w:rPr>
         <w:t>：不强迫自己，如果愿意，在心里对那个"过不去的人"说一句："愿你不被烦恼折磨。"如果做不到，就对自己说："我允许自己暂时做不到。"</w:t>
       </w:r>
@@ -2725,13 +3982,19 @@
       </w:pPr>
       <w:r>
         <w:rPr>
+          <w:rFonts w:ascii="宋体" w:hAnsi="宋体" w:eastAsia="宋体"/>
           <w:b/>
+          <w:i w:val="0"/>
+          <w:sz w:val="22"/>
         </w:rPr>
         <w:t>回向</w:t>
       </w:r>
       <w:r>
         <w:rPr>
+          <w:rFonts w:ascii="宋体" w:hAnsi="宋体" w:eastAsia="宋体"/>
           <w:b w:val="0"/>
+          <w:i w:val="0"/>
+          <w:sz w:val="22"/>
         </w:rPr>
         <w:t>（一起念）：</w:t>
       </w:r>
@@ -2739,83 +4002,127 @@
     <w:p>
       <w:r>
         <w:rPr>
+          <w:rFonts w:ascii="宋体" w:hAnsi="宋体" w:eastAsia="宋体"/>
           <w:b/>
+          <w:i w:val="0"/>
+          <w:sz w:val="22"/>
         </w:rPr>
         <w:t>回向（一起念）</w:t>
       </w:r>
       <w:r>
         <w:rPr>
+          <w:rFonts w:ascii="宋体" w:hAnsi="宋体" w:eastAsia="宋体"/>
           <w:b w:val="0"/>
+          <w:i w:val="0"/>
+          <w:sz w:val="22"/>
         </w:rPr>
         <w:t>：</w:t>
       </w:r>
     </w:p>
+    <w:tbl>
+      <w:tblPr>
+        <w:tblW w:type="auto" w:w="0"/>
+        <w:jc w:val="center"/>
+        <w:tblLook w:firstColumn="1" w:firstRow="1" w:lastColumn="0" w:lastRow="0" w:noHBand="0" w:noVBand="1" w:val="04A0"/>
+      </w:tblPr>
+      <w:tblGrid>
+        <w:gridCol w:w="9638"/>
+      </w:tblGrid>
+      <w:tr>
+        <w:tc>
+          <w:tcPr>
+            <w:tcW w:type="dxa" w:w="9638"/>
+            <w:shd w:val="clear" w:color="auto" w:fill="F2F8F4"/>
+            <w:tcBorders>
+              <w:start w:val="single" w:sz="24" w:color="2E7D4F"/>
+            </w:tcBorders>
+            <w:tcMar>
+              <w:top w:w="40" w:type="dxa"/>
+              <w:bottom w:w="40" w:type="dxa"/>
+              <w:start w:w="120" w:type="dxa"/>
+              <w:end w:w="120" w:type="dxa"/>
+            </w:tcMar>
+          </w:tcPr>
+          <w:p>
+            <w:pPr>
+              <w:spacing w:line="324" w:lineRule="auto" w:after="60"/>
+            </w:pPr>
+            <w:r/>
+            <w:r>
+              <w:rPr>
+                <w:rFonts w:ascii="宋体" w:hAnsi="宋体" w:eastAsia="宋体"/>
+                <w:b/>
+                <w:i w:val="0"/>
+                <w:color w:val="333333"/>
+                <w:sz w:val="22"/>
+              </w:rPr>
+              <w:t>愿我此功德，导向诸漏尽！</w:t>
+            </w:r>
+          </w:p>
+          <w:p>
+            <w:pPr>
+              <w:spacing w:line="324" w:lineRule="auto" w:after="60"/>
+            </w:pPr>
+            <w:r>
+              <w:rPr>
+                <w:rFonts w:ascii="宋体" w:hAnsi="宋体" w:eastAsia="宋体"/>
+                <w:b/>
+                <w:i w:val="0"/>
+                <w:color w:val="333333"/>
+                <w:sz w:val="22"/>
+              </w:rPr>
+              <w:t>愿我此功德，为证涅槃缘！</w:t>
+            </w:r>
+          </w:p>
+          <w:p>
+            <w:pPr>
+              <w:spacing w:line="324" w:lineRule="auto" w:after="60"/>
+            </w:pPr>
+            <w:r>
+              <w:rPr>
+                <w:rFonts w:ascii="宋体" w:hAnsi="宋体" w:eastAsia="宋体"/>
+                <w:b/>
+                <w:i w:val="0"/>
+                <w:color w:val="333333"/>
+                <w:sz w:val="22"/>
+              </w:rPr>
+              <w:t>我此功德分，回向诸有情！</w:t>
+            </w:r>
+          </w:p>
+          <w:p>
+            <w:pPr>
+              <w:spacing w:line="324" w:lineRule="auto" w:after="60"/>
+            </w:pPr>
+            <w:r>
+              <w:rPr>
+                <w:rFonts w:ascii="宋体" w:hAnsi="宋体" w:eastAsia="宋体"/>
+                <w:b/>
+                <w:i w:val="0"/>
+                <w:color w:val="333333"/>
+                <w:sz w:val="22"/>
+              </w:rPr>
+              <w:t>愿彼等一切，同得功德分！</w:t>
+            </w:r>
+          </w:p>
+        </w:tc>
+      </w:tr>
+    </w:tbl>
     <w:p>
       <w:pPr>
-        <w:ind w:left="170"/>
-        <w:pBdr>
-          <w:left w:val="single" w:sz="18" w:space="4" w:color="1E4620"/>
-        </w:pBdr>
-        <w:shd w:val="clear" w:fill="F2F5FA"/>
+        <w:spacing w:after="40"/>
+      </w:pPr>
+    </w:p>
+    <w:p>
+      <w:pPr>
+        <w:spacing w:before="200"/>
       </w:pPr>
       <w:r>
         <w:rPr>
-          <w:b/>
-        </w:rPr>
-        <w:t>愿我此功德，导向诸漏尽！</w:t>
-      </w:r>
-    </w:p>
-    <w:p>
-      <w:pPr>
-        <w:ind w:left="170"/>
-        <w:pBdr>
-          <w:left w:val="single" w:sz="18" w:space="4" w:color="1E4620"/>
-        </w:pBdr>
-        <w:shd w:val="clear" w:fill="F2F5FA"/>
-      </w:pPr>
-      <w:r>
-        <w:rPr>
-          <w:b/>
-        </w:rPr>
-        <w:t>愿我此功德，为证涅槃缘！</w:t>
-      </w:r>
-    </w:p>
-    <w:p>
-      <w:pPr>
-        <w:ind w:left="170"/>
-        <w:pBdr>
-          <w:left w:val="single" w:sz="18" w:space="4" w:color="1E4620"/>
-        </w:pBdr>
-        <w:shd w:val="clear" w:fill="F2F5FA"/>
-      </w:pPr>
-      <w:r>
-        <w:rPr>
-          <w:b/>
-        </w:rPr>
-        <w:t>我此功德分，回向诸有情！</w:t>
-      </w:r>
-    </w:p>
-    <w:p>
-      <w:pPr>
-        <w:ind w:left="170"/>
-        <w:pBdr>
-          <w:left w:val="single" w:sz="18" w:space="4" w:color="1E4620"/>
-        </w:pBdr>
-        <w:shd w:val="clear" w:fill="F2F5FA"/>
-      </w:pPr>
-      <w:r>
-        <w:rPr>
-          <w:b/>
-        </w:rPr>
-        <w:t>愿彼等一切，同得功德分！</w:t>
-      </w:r>
-    </w:p>
-    <w:p>
-      <w:r>
-        <w:rPr>
-          <w:b/>
-          <w:color w:val="1E4620"/>
-          <w:sz w:val="26"/>
+          <w:rFonts w:ascii="微软雅黑" w:hAnsi="微软雅黑" w:eastAsia="微软雅黑"/>
+          <w:b w:val="0"/>
+          <w:i w:val="0"/>
+          <w:color w:val="1E5631"/>
+          <w:sz w:val="28"/>
         </w:rPr>
         <w:t>📚 延伸阅读（课后自由选读，均为文字版）</w:t>
       </w:r>
@@ -2824,6 +4131,7 @@
       <w:tblPr>
         <w:tblStyle w:val="TableGrid"/>
         <w:tblW w:type="auto" w:w="0"/>
+        <w:jc w:val="center"/>
         <w:tblLook w:firstColumn="1" w:firstRow="1" w:lastColumn="0" w:lastRow="0" w:noHBand="0" w:noVBand="1" w:val="04A0"/>
       </w:tblPr>
       <w:tblGrid>
@@ -2835,19 +4143,17 @@
         <w:tc>
           <w:tcPr>
             <w:tcW w:type="dxa" w:w="3213"/>
-            <w:shd w:val="clear" w:fill="1E4620"/>
+            <w:shd w:val="clear" w:color="auto" w:fill="1E5631"/>
           </w:tcPr>
           <w:p>
+            <w:r/>
             <w:r>
               <w:rPr>
-                <w:sz w:val="18"/>
-              </w:rPr>
-            </w:r>
-            <w:r>
-              <w:rPr>
+                <w:rFonts w:ascii="微软雅黑" w:hAnsi="微软雅黑" w:eastAsia="微软雅黑"/>
                 <w:b w:val="0"/>
+                <w:i w:val="0"/>
                 <w:color w:val="FFFFFF"/>
-                <w:sz w:val="18"/>
+                <w:sz w:val="20"/>
               </w:rPr>
               <w:t>标题</w:t>
             </w:r>
@@ -2856,19 +4162,17 @@
         <w:tc>
           <w:tcPr>
             <w:tcW w:type="dxa" w:w="3213"/>
-            <w:shd w:val="clear" w:fill="1E4620"/>
+            <w:shd w:val="clear" w:color="auto" w:fill="1E5631"/>
           </w:tcPr>
           <w:p>
+            <w:r/>
             <w:r>
               <w:rPr>
-                <w:sz w:val="18"/>
-              </w:rPr>
-            </w:r>
-            <w:r>
-              <w:rPr>
+                <w:rFonts w:ascii="微软雅黑" w:hAnsi="微软雅黑" w:eastAsia="微软雅黑"/>
                 <w:b w:val="0"/>
+                <w:i w:val="0"/>
                 <w:color w:val="FFFFFF"/>
-                <w:sz w:val="18"/>
+                <w:sz w:val="20"/>
               </w:rPr>
               <w:t>media_id</w:t>
             </w:r>
@@ -2877,19 +4181,17 @@
         <w:tc>
           <w:tcPr>
             <w:tcW w:type="dxa" w:w="3213"/>
-            <w:shd w:val="clear" w:fill="1E4620"/>
+            <w:shd w:val="clear" w:color="auto" w:fill="1E5631"/>
           </w:tcPr>
           <w:p>
+            <w:r/>
             <w:r>
               <w:rPr>
-                <w:sz w:val="18"/>
-              </w:rPr>
-            </w:r>
-            <w:r>
-              <w:rPr>
+                <w:rFonts w:ascii="微软雅黑" w:hAnsi="微软雅黑" w:eastAsia="微软雅黑"/>
                 <w:b w:val="0"/>
+                <w:i w:val="0"/>
                 <w:color w:val="FFFFFF"/>
-                <w:sz w:val="18"/>
+                <w:sz w:val="20"/>
               </w:rPr>
               <w:t>打开方式</w:t>
             </w:r>
@@ -2902,15 +4204,13 @@
             <w:tcW w:type="dxa" w:w="3213"/>
           </w:tcPr>
           <w:p>
+            <w:r/>
             <w:r>
               <w:rPr>
-                <w:sz w:val="18"/>
-              </w:rPr>
-            </w:r>
-            <w:r>
-              <w:rPr>
+                <w:rFonts w:ascii="宋体" w:hAnsi="宋体" w:eastAsia="宋体"/>
                 <w:b w:val="0"/>
-                <w:sz w:val="18"/>
+                <w:i w:val="0"/>
+                <w:sz w:val="20"/>
               </w:rPr>
               <w:t>第189讲 五盖3（docx文字版）</w:t>
             </w:r>
@@ -2921,17 +4221,15 @@
             <w:tcW w:type="dxa" w:w="3213"/>
           </w:tcPr>
           <w:p>
+            <w:r/>
             <w:r>
               <w:rPr>
-                <w:sz w:val="18"/>
+                <w:rFonts w:ascii="宋体" w:hAnsi="宋体" w:eastAsia="宋体"/>
+                <w:b w:val="0"/>
+                <w:i w:val="0"/>
+                <w:sz w:val="20"/>
               </w:rPr>
-            </w:r>
-            <w:r>
-              <w:rPr>
-                <w:b w:val="0"/>
-                <w:sz w:val="18"/>
-              </w:rPr>
-              <w:t>word_d0dd1c0cd17209afe241ece24bf6b7b4_d03b0c87881adbd141fd68f2dc9947ca7439961422831605</w:t>
+              <w:t>`word_d0dd1c0cd17209afe241ece24bf6b7b4_d03b0c87881adbd141fd68f2dc9947ca7439961422831605`</w:t>
             </w:r>
           </w:p>
         </w:tc>
@@ -2940,15 +4238,13 @@
             <w:tcW w:type="dxa" w:w="3213"/>
           </w:tcPr>
           <w:p>
+            <w:r/>
             <w:r>
               <w:rPr>
-                <w:sz w:val="18"/>
-              </w:rPr>
-            </w:r>
-            <w:r>
-              <w:rPr>
+                <w:rFonts w:ascii="宋体" w:hAnsi="宋体" w:eastAsia="宋体"/>
                 <w:b w:val="0"/>
-                <w:sz w:val="18"/>
+                <w:i w:val="0"/>
+                <w:sz w:val="20"/>
               </w:rPr>
               <w:t>ima知识库搜索「189讲 五盖3」</w:t>
             </w:r>
@@ -2959,18 +4255,16 @@
         <w:tc>
           <w:tcPr>
             <w:tcW w:type="dxa" w:w="3213"/>
-            <w:shd w:val="clear" w:fill="F2F5FA"/>
+            <w:shd w:val="clear" w:color="auto" w:fill="F8FAFC"/>
           </w:tcPr>
           <w:p>
+            <w:r/>
             <w:r>
               <w:rPr>
-                <w:sz w:val="18"/>
-              </w:rPr>
-            </w:r>
-            <w:r>
-              <w:rPr>
+                <w:rFonts w:ascii="宋体" w:hAnsi="宋体" w:eastAsia="宋体"/>
                 <w:b w:val="0"/>
-                <w:sz w:val="18"/>
+                <w:i w:val="0"/>
+                <w:sz w:val="20"/>
               </w:rPr>
               <w:t>第90讲 命根2-慈1（PDF课件：四梵住）</w:t>
             </w:r>
@@ -2979,38 +4273,34 @@
         <w:tc>
           <w:tcPr>
             <w:tcW w:type="dxa" w:w="3213"/>
-            <w:shd w:val="clear" w:fill="F2F5FA"/>
+            <w:shd w:val="clear" w:color="auto" w:fill="F8FAFC"/>
           </w:tcPr>
           <w:p>
+            <w:r/>
             <w:r>
               <w:rPr>
-                <w:sz w:val="18"/>
+                <w:rFonts w:ascii="宋体" w:hAnsi="宋体" w:eastAsia="宋体"/>
+                <w:b w:val="0"/>
+                <w:i w:val="0"/>
+                <w:sz w:val="20"/>
               </w:rPr>
-            </w:r>
-            <w:r>
-              <w:rPr>
-                <w:b w:val="0"/>
-                <w:sz w:val="18"/>
-              </w:rPr>
-              <w:t>pdf_d0dd1c0cd17209afe241ece24bf6b7b4_cb3f88559d5185b079e299b66a22b05c7439961422831605</w:t>
+              <w:t>`pdf_d0dd1c0cd17209afe241ece24bf6b7b4_cb3f88559d5185b079e299b66a22b05c7439961422831605`</w:t>
             </w:r>
           </w:p>
         </w:tc>
         <w:tc>
           <w:tcPr>
             <w:tcW w:type="dxa" w:w="3213"/>
-            <w:shd w:val="clear" w:fill="F2F5FA"/>
+            <w:shd w:val="clear" w:color="auto" w:fill="F8FAFC"/>
           </w:tcPr>
           <w:p>
+            <w:r/>
             <w:r>
               <w:rPr>
-                <w:sz w:val="18"/>
-              </w:rPr>
-            </w:r>
-            <w:r>
-              <w:rPr>
+                <w:rFonts w:ascii="宋体" w:hAnsi="宋体" w:eastAsia="宋体"/>
                 <w:b w:val="0"/>
-                <w:sz w:val="18"/>
+                <w:i w:val="0"/>
+                <w:sz w:val="20"/>
               </w:rPr>
               <w:t>ima知识库搜索「第90讲 命根2」</w:t>
             </w:r>
@@ -3023,15 +4313,13 @@
             <w:tcW w:type="dxa" w:w="3213"/>
           </w:tcPr>
           <w:p>
+            <w:r/>
             <w:r>
               <w:rPr>
-                <w:sz w:val="18"/>
-              </w:rPr>
-            </w:r>
-            <w:r>
-              <w:rPr>
+                <w:rFonts w:ascii="宋体" w:hAnsi="宋体" w:eastAsia="宋体"/>
                 <w:b w:val="0"/>
-                <w:sz w:val="18"/>
+                <w:i w:val="0"/>
+                <w:sz w:val="20"/>
               </w:rPr>
               <w:t>第188讲 五盖2（PDF课件完整版）</w:t>
             </w:r>
@@ -3042,17 +4330,15 @@
             <w:tcW w:type="dxa" w:w="3213"/>
           </w:tcPr>
           <w:p>
+            <w:r/>
             <w:r>
               <w:rPr>
-                <w:sz w:val="18"/>
+                <w:rFonts w:ascii="宋体" w:hAnsi="宋体" w:eastAsia="宋体"/>
+                <w:b w:val="0"/>
+                <w:i w:val="0"/>
+                <w:sz w:val="20"/>
               </w:rPr>
-            </w:r>
-            <w:r>
-              <w:rPr>
-                <w:b w:val="0"/>
-                <w:sz w:val="18"/>
-              </w:rPr>
-              <w:t>pdf_d0dd1c0cd17209afe241ece24bf6b7b4_8756345fd0a00413a8492cfe6029a60e7439961422831605</w:t>
+              <w:t>`pdf_d0dd1c0cd17209afe241ece24bf6b7b4_8756345fd0a00413a8492cfe6029a60e7439961422831605`</w:t>
             </w:r>
           </w:p>
         </w:tc>
@@ -3061,15 +4347,13 @@
             <w:tcW w:type="dxa" w:w="3213"/>
           </w:tcPr>
           <w:p>
+            <w:r/>
             <w:r>
               <w:rPr>
-                <w:sz w:val="18"/>
-              </w:rPr>
-            </w:r>
-            <w:r>
-              <w:rPr>
+                <w:rFonts w:ascii="宋体" w:hAnsi="宋体" w:eastAsia="宋体"/>
                 <w:b w:val="0"/>
-                <w:sz w:val="18"/>
+                <w:i w:val="0"/>
+                <w:sz w:val="20"/>
               </w:rPr>
               <w:t>ima知识库搜索「第188讲 五盖」</w:t>
             </w:r>
@@ -3079,30 +4363,76 @@
     </w:tbl>
     <w:p>
       <w:pPr>
-        <w:ind w:left="170"/>
-        <w:pBdr>
-          <w:left w:val="single" w:sz="18" w:space="4" w:color="1E4620"/>
-        </w:pBdr>
-        <w:shd w:val="clear" w:fill="F2F5FA"/>
+        <w:spacing w:after="40"/>
       </w:pPr>
-      <w:r>
-        <w:rPr>
-          <w:b w:val="0"/>
-        </w:rPr>
-        <w:t xml:space="preserve">📚 </w:t>
-      </w:r>
-      <w:r>
-        <w:rPr>
-          <w:b/>
-        </w:rPr>
-        <w:t>下一份文档</w:t>
-      </w:r>
-      <w:r>
-        <w:rPr>
-          <w:b w:val="0"/>
-        </w:rPr>
-        <w:t>：第3周_对亲爱者、中性者与怨敌散播慈爱_学员版.md</w:t>
-      </w:r>
+    </w:p>
+    <w:tbl>
+      <w:tblPr>
+        <w:tblW w:type="auto" w:w="0"/>
+        <w:jc w:val="center"/>
+        <w:tblLook w:firstColumn="1" w:firstRow="1" w:lastColumn="0" w:lastRow="0" w:noHBand="0" w:noVBand="1" w:val="04A0"/>
+      </w:tblPr>
+      <w:tblGrid>
+        <w:gridCol w:w="9638"/>
+      </w:tblGrid>
+      <w:tr>
+        <w:tc>
+          <w:tcPr>
+            <w:tcW w:type="dxa" w:w="9638"/>
+            <w:shd w:val="clear" w:color="auto" w:fill="F2F8F4"/>
+            <w:tcBorders>
+              <w:start w:val="single" w:sz="24" w:color="2E7D4F"/>
+            </w:tcBorders>
+            <w:tcMar>
+              <w:top w:w="40" w:type="dxa"/>
+              <w:bottom w:w="40" w:type="dxa"/>
+              <w:start w:w="120" w:type="dxa"/>
+              <w:end w:w="120" w:type="dxa"/>
+            </w:tcMar>
+          </w:tcPr>
+          <w:p>
+            <w:pPr>
+              <w:spacing w:line="324" w:lineRule="auto" w:after="60"/>
+            </w:pPr>
+            <w:r/>
+            <w:r>
+              <w:rPr>
+                <w:rFonts w:ascii="宋体" w:hAnsi="宋体" w:eastAsia="宋体"/>
+                <w:b w:val="0"/>
+                <w:i w:val="0"/>
+                <w:color w:val="333333"/>
+                <w:sz w:val="22"/>
+              </w:rPr>
+              <w:t xml:space="preserve">📚 </w:t>
+            </w:r>
+            <w:r>
+              <w:rPr>
+                <w:rFonts w:ascii="宋体" w:hAnsi="宋体" w:eastAsia="宋体"/>
+                <w:b/>
+                <w:i w:val="0"/>
+                <w:color w:val="333333"/>
+                <w:sz w:val="22"/>
+              </w:rPr>
+              <w:t>下一份文档</w:t>
+            </w:r>
+            <w:r>
+              <w:rPr>
+                <w:rFonts w:ascii="宋体" w:hAnsi="宋体" w:eastAsia="宋体"/>
+                <w:b w:val="0"/>
+                <w:i w:val="0"/>
+                <w:color w:val="333333"/>
+                <w:sz w:val="22"/>
+              </w:rPr>
+              <w:t>：`第3周_对亲爱者、中性者与怨敌散播慈爱_学员版.md`</w:t>
+            </w:r>
+          </w:p>
+        </w:tc>
+      </w:tr>
+    </w:tbl>
+    <w:p>
+      <w:pPr>
+        <w:spacing w:after="40"/>
+      </w:pPr>
     </w:p>
     <w:sectPr>
       <w:headerReference w:type="default" r:id="rId9"/>
@@ -3124,10 +4454,35 @@
       <w:jc w:val="center"/>
     </w:pPr>
     <w:r>
-      <w:fldChar w:fldCharType="begin"/>
-      <w:instrText xml:space="preserve">PAGE</w:instrText>
-      <w:fldChar w:fldCharType="end"/>
+      <w:rPr>
+        <w:rFonts w:ascii="宋体" w:hAnsi="宋体" w:eastAsia="宋体"/>
+        <w:b w:val="0"/>
+        <w:i w:val="0"/>
+        <w:color w:val="808080"/>
+        <w:sz w:val="18"/>
+      </w:rPr>
     </w:r>
+    <w:fldSimple w:instr="PAGE"/>
+    <w:r>
+      <w:rPr>
+        <w:rFonts w:ascii="宋体" w:hAnsi="宋体" w:eastAsia="宋体"/>
+        <w:b w:val="0"/>
+        <w:i w:val="0"/>
+        <w:color w:val="808080"/>
+        <w:sz w:val="18"/>
+      </w:rPr>
+      <w:t xml:space="preserve">  / </w:t>
+    </w:r>
+    <w:r>
+      <w:rPr>
+        <w:rFonts w:ascii="宋体" w:hAnsi="宋体" w:eastAsia="宋体"/>
+        <w:b w:val="0"/>
+        <w:i w:val="0"/>
+        <w:color w:val="808080"/>
+        <w:sz w:val="18"/>
+      </w:rPr>
+    </w:r>
+    <w:fldSimple w:instr="NUMPAGES"/>
   </w:p>
 </w:ftr>
 </file>
@@ -3139,12 +4494,16 @@
       <w:pStyle w:val="Header"/>
       <w:jc w:val="center"/>
     </w:pPr>
+    <w:r/>
     <w:r>
       <w:rPr>
-        <w:color w:val="1E4620"/>
-        <w:sz w:val="16"/>
-      </w:rPr>
-      <w:t>读书会02 · 第2周 · 第三版修订（4周版） · 学员版</w:t>
+        <w:rFonts w:ascii="微软雅黑" w:hAnsi="微软雅黑" w:eastAsia="微软雅黑"/>
+        <w:b w:val="0"/>
+        <w:i w:val="0"/>
+        <w:color w:val="808080"/>
+        <w:sz w:val="18"/>
+      </w:rPr>
+      <w:t>第2周：对亲爱者、中性者与怨敌散播慈爱　|　学员版</w:t>
     </w:r>
   </w:p>
 </w:hdr>
@@ -3513,9 +4872,12 @@
     <w:name w:val="Normal"/>
     <w:qFormat/>
     <w:rsid w:val="00FC693F"/>
+    <w:pPr>
+      <w:spacing w:line="348" w:lineRule="auto" w:after="100"/>
+    </w:pPr>
     <w:rPr>
-      <w:rFonts w:ascii="等线" w:hAnsi="等线" w:eastAsia="宋体"/>
-      <w:sz w:val="21"/>
+      <w:rFonts w:ascii="宋体" w:hAnsi="宋体" w:eastAsia="宋体"/>
+      <w:sz w:val="22"/>
     </w:rPr>
   </w:style>
   <w:style w:type="paragraph" w:styleId="Header">
